--- a/README.docx
+++ b/README.docx
@@ -6,8 +6,8 @@
       <w:pPr>
         <w:pStyle w:val="Heading1"/>
       </w:pPr>
-      <w:bookmarkStart w:id="4027" w:name="rocket-readme-to-rtf-auto-convert-github-readmes-to-rich-documents-tada"/>
-      <w:bookmarkEnd w:id="4027"/>
+      <w:bookmarkStart w:id="9631" w:name="rocket-readme-to-rtf-auto-convert-github-readmes-to-rich-documents-tada"/>
+      <w:bookmarkEnd w:id="9631"/>
       <w:r>
         <w:t xml:space="preserve">:rocket: README to RTF — Auto-Convert GitHub READMEs to Rich Documents :tada:</w:t>
       </w:r>
@@ -127,8 +127,8 @@
       <w:pPr>
         <w:pStyle w:val="Heading2"/>
       </w:pPr>
-      <w:bookmarkStart w:id="8003" w:name="why"/>
-      <w:bookmarkEnd w:id="8003"/>
+      <w:bookmarkStart w:id="4252" w:name="why"/>
+      <w:bookmarkEnd w:id="4252"/>
       <w:r>
         <w:t xml:space="preserve">Why?</w:t>
       </w:r>
@@ -260,8 +260,8 @@
       <w:pPr>
         <w:pStyle w:val="Heading2"/>
       </w:pPr>
-      <w:bookmarkStart w:id="7662" w:name="what-you-get"/>
-      <w:bookmarkEnd w:id="7662"/>
+      <w:bookmarkStart w:id="2450" w:name="what-you-get"/>
+      <w:bookmarkEnd w:id="2450"/>
       <w:r>
         <w:t xml:space="preserve">What You Get</w:t>
       </w:r>
@@ -625,8 +625,8 @@
       <w:pPr>
         <w:pStyle w:val="Heading2"/>
       </w:pPr>
-      <w:bookmarkStart w:id="3087" w:name="quick-start"/>
-      <w:bookmarkEnd w:id="3087"/>
+      <w:bookmarkStart w:id="2620" w:name="quick-start"/>
+      <w:bookmarkEnd w:id="2620"/>
       <w:r>
         <w:t xml:space="preserve">Quick Start</w:t>
       </w:r>
@@ -635,8 +635,8 @@
       <w:pPr>
         <w:pStyle w:val="Heading3"/>
       </w:pPr>
-      <w:bookmarkStart w:id="7279" w:name="1-copy-the-action-into-your-repo"/>
-      <w:bookmarkEnd w:id="7279"/>
+      <w:bookmarkStart w:id="6070" w:name="1-copy-the-action-into-your-repo"/>
+      <w:bookmarkEnd w:id="6070"/>
       <w:r>
         <w:t xml:space="preserve">1. Copy the action into your repo</w:t>
       </w:r>
@@ -671,8 +671,8 @@
       <w:pPr>
         <w:pStyle w:val="Heading3"/>
       </w:pPr>
-      <w:bookmarkStart w:id="5781" w:name="2-add-the-workflow"/>
-      <w:bookmarkEnd w:id="5781"/>
+      <w:bookmarkStart w:id="754" w:name="2-add-the-workflow"/>
+      <w:bookmarkEnd w:id="754"/>
       <w:r>
         <w:t xml:space="preserve">2. Add the workflow</w:t>
       </w:r>
@@ -1191,8 +1191,8 @@
       <w:pPr>
         <w:pStyle w:val="Heading3"/>
       </w:pPr>
-      <w:bookmarkStart w:id="2726" w:name="3-push-and-done"/>
-      <w:bookmarkEnd w:id="2726"/>
+      <w:bookmarkStart w:id="7507" w:name="3-push-and-done"/>
+      <w:bookmarkEnd w:id="7507"/>
       <w:r>
         <w:t xml:space="preserve">3. Push and done</w:t>
       </w:r>
@@ -1228,8 +1228,8 @@
       <w:pPr>
         <w:pStyle w:val="Heading2"/>
       </w:pPr>
-      <w:bookmarkStart w:id="5461" w:name="how-it-works"/>
-      <w:bookmarkEnd w:id="5461"/>
+      <w:bookmarkStart w:id="8506" w:name="how-it-works"/>
+      <w:bookmarkEnd w:id="8506"/>
       <w:r>
         <w:t xml:space="preserve">How It Works</w:t>
       </w:r>
@@ -1373,8 +1373,8 @@
       <w:pPr>
         <w:pStyle w:val="Heading3"/>
       </w:pPr>
-      <w:bookmarkStart w:id="4779" w:name="dependencies"/>
-      <w:bookmarkEnd w:id="4779"/>
+      <w:bookmarkStart w:id="6428" w:name="dependencies"/>
+      <w:bookmarkEnd w:id="6428"/>
       <w:r>
         <w:t xml:space="preserve">Dependencies</w:t>
       </w:r>
@@ -1459,8 +1459,8 @@
       <w:pPr>
         <w:pStyle w:val="Heading3"/>
       </w:pPr>
-      <w:bookmarkStart w:id="5794" w:name="run-locally"/>
-      <w:bookmarkEnd w:id="5794"/>
+      <w:bookmarkStart w:id="3065" w:name="run-locally"/>
+      <w:bookmarkEnd w:id="3065"/>
       <w:r>
         <w:t xml:space="preserve">Run Locally</w:t>
       </w:r>
@@ -1508,8 +1508,8 @@
       <w:pPr>
         <w:pStyle w:val="Heading2"/>
       </w:pPr>
-      <w:bookmarkStart w:id="9403" w:name="viewing-tips"/>
-      <w:bookmarkEnd w:id="9403"/>
+      <w:bookmarkStart w:id="1409" w:name="viewing-tips"/>
+      <w:bookmarkEnd w:id="1409"/>
       <w:r>
         <w:t xml:space="preserve">Viewing Tips</w:t>
       </w:r>
@@ -1592,8 +1592,8 @@
       <w:pPr>
         <w:pStyle w:val="Heading1"/>
       </w:pPr>
-      <w:bookmarkStart w:id="9257" w:name="test_tube-test-content"/>
-      <w:bookmarkEnd w:id="9257"/>
+      <w:bookmarkStart w:id="2817" w:name="test_tube-test-content"/>
+      <w:bookmarkEnd w:id="2817"/>
       <w:r>
         <w:t xml:space="preserve">:test_tube: Test Content</w:t>
       </w:r>
@@ -1624,8 +1624,8 @@
       <w:pPr>
         <w:pStyle w:val="Heading2"/>
       </w:pPr>
-      <w:bookmarkStart w:id="8430" w:name="heading-level-2"/>
-      <w:bookmarkEnd w:id="8430"/>
+      <w:bookmarkStart w:id="169" w:name="heading-level-2"/>
+      <w:bookmarkEnd w:id="169"/>
       <w:r>
         <w:t xml:space="preserve">Heading Level 2</w:t>
       </w:r>
@@ -1634,8 +1634,8 @@
       <w:pPr>
         <w:pStyle w:val="Heading3"/>
       </w:pPr>
-      <w:bookmarkStart w:id="7497" w:name="heading-level-3"/>
-      <w:bookmarkEnd w:id="7497"/>
+      <w:bookmarkStart w:id="4755" w:name="heading-level-3"/>
+      <w:bookmarkEnd w:id="4755"/>
       <w:r>
         <w:t xml:space="preserve">Heading Level 3</w:t>
       </w:r>
@@ -1644,8 +1644,8 @@
       <w:pPr>
         <w:pStyle w:val="Heading4"/>
       </w:pPr>
-      <w:bookmarkStart w:id="6875" w:name="heading-level-4"/>
-      <w:bookmarkEnd w:id="6875"/>
+      <w:bookmarkStart w:id="4753" w:name="heading-level-4"/>
+      <w:bookmarkEnd w:id="4753"/>
       <w:r>
         <w:t xml:space="preserve">Heading Level 4</w:t>
       </w:r>
@@ -1654,8 +1654,8 @@
       <w:pPr>
         <w:pStyle w:val="Heading5"/>
       </w:pPr>
-      <w:bookmarkStart w:id="3546" w:name="heading-level-5"/>
-      <w:bookmarkEnd w:id="3546"/>
+      <w:bookmarkStart w:id="6943" w:name="heading-level-5"/>
+      <w:bookmarkEnd w:id="6943"/>
       <w:r>
         <w:t xml:space="preserve">Heading Level 5</w:t>
       </w:r>
@@ -1664,8 +1664,8 @@
       <w:pPr>
         <w:pStyle w:val="Heading6"/>
       </w:pPr>
-      <w:bookmarkStart w:id="3516" w:name="heading-level-6"/>
-      <w:bookmarkEnd w:id="3516"/>
+      <w:bookmarkStart w:id="6312" w:name="heading-level-6"/>
+      <w:bookmarkEnd w:id="6312"/>
       <w:r>
         <w:t xml:space="preserve">Heading Level 6</w:t>
       </w:r>
@@ -1674,8 +1674,8 @@
       <w:pPr>
         <w:pStyle w:val="Heading2"/>
       </w:pPr>
-      <w:bookmarkStart w:id="8469" w:name="text-formatting"/>
-      <w:bookmarkEnd w:id="8469"/>
+      <w:bookmarkStart w:id="5477" w:name="text-formatting"/>
+      <w:bookmarkEnd w:id="5477"/>
       <w:r>
         <w:t xml:space="preserve">Text Formatting</w:t>
       </w:r>
@@ -1806,8 +1806,8 @@
       <w:pPr>
         <w:pStyle w:val="Heading2"/>
       </w:pPr>
-      <w:bookmarkStart w:id="9796" w:name="links"/>
-      <w:bookmarkEnd w:id="9796"/>
+      <w:bookmarkStart w:id="1100" w:name="links"/>
+      <w:bookmarkEnd w:id="1100"/>
       <w:r>
         <w:t xml:space="preserve">Links</w:t>
       </w:r>
@@ -1965,8 +1965,8 @@
       <w:pPr>
         <w:pStyle w:val="Heading2"/>
       </w:pPr>
-      <w:bookmarkStart w:id="7348" w:name="images"/>
-      <w:bookmarkEnd w:id="7348"/>
+      <w:bookmarkStart w:id="5912" w:name="images"/>
+      <w:bookmarkEnd w:id="5912"/>
       <w:r>
         <w:t xml:space="preserve">Images</w:t>
       </w:r>
@@ -2327,8 +2327,8 @@
       <w:pPr>
         <w:pStyle w:val="Heading2"/>
       </w:pPr>
-      <w:bookmarkStart w:id="3151" w:name="blockquotes"/>
-      <w:bookmarkEnd w:id="3151"/>
+      <w:bookmarkStart w:id="9551" w:name="blockquotes"/>
+      <w:bookmarkEnd w:id="9551"/>
       <w:r>
         <w:t xml:space="preserve">Blockquotes</w:t>
       </w:r>
@@ -2378,8 +2378,8 @@
       <w:pPr>
         <w:pStyle w:val="Heading2"/>
       </w:pPr>
-      <w:bookmarkStart w:id="2400" w:name="alerts"/>
-      <w:bookmarkEnd w:id="2400"/>
+      <w:bookmarkStart w:id="4713" w:name="alerts"/>
+      <w:bookmarkEnd w:id="4713"/>
       <w:r>
         <w:t xml:space="preserve">Alerts</w:t>
       </w:r>
@@ -2518,8 +2518,8 @@
       <w:pPr>
         <w:pStyle w:val="Heading2"/>
       </w:pPr>
-      <w:bookmarkStart w:id="2852" w:name="unordered-lists"/>
-      <w:bookmarkEnd w:id="2852"/>
+      <w:bookmarkStart w:id="6652" w:name="unordered-lists"/>
+      <w:bookmarkEnd w:id="6652"/>
       <w:r>
         <w:t xml:space="preserve">Unordered Lists</w:t>
       </w:r>
@@ -2653,8 +2653,8 @@
       <w:pPr>
         <w:pStyle w:val="Heading2"/>
       </w:pPr>
-      <w:bookmarkStart w:id="1388" w:name="ordered-lists"/>
-      <w:bookmarkEnd w:id="1388"/>
+      <w:bookmarkStart w:id="9489" w:name="ordered-lists"/>
+      <w:bookmarkEnd w:id="9489"/>
       <w:r>
         <w:t xml:space="preserve">Ordered Lists</w:t>
       </w:r>
@@ -2723,8 +2723,8 @@
       <w:pPr>
         <w:pStyle w:val="Heading2"/>
       </w:pPr>
-      <w:bookmarkStart w:id="1867" w:name="task-lists"/>
-      <w:bookmarkEnd w:id="1867"/>
+      <w:bookmarkStart w:id="8334" w:name="task-lists"/>
+      <w:bookmarkEnd w:id="8334"/>
       <w:r>
         <w:t xml:space="preserve">Task Lists</w:t>
       </w:r>
@@ -2793,8 +2793,8 @@
       <w:pPr>
         <w:pStyle w:val="Heading2"/>
       </w:pPr>
-      <w:bookmarkStart w:id="1526" w:name="inline-code"/>
-      <w:bookmarkEnd w:id="1526"/>
+      <w:bookmarkStart w:id="995" w:name="inline-code"/>
+      <w:bookmarkEnd w:id="995"/>
       <w:r>
         <w:t xml:space="preserve">Inline Code</w:t>
       </w:r>
@@ -2830,8 +2830,8 @@
       <w:pPr>
         <w:pStyle w:val="Heading2"/>
       </w:pPr>
-      <w:bookmarkStart w:id="817" w:name="fenced-code-blocks"/>
-      <w:bookmarkEnd w:id="817"/>
+      <w:bookmarkStart w:id="9545" w:name="fenced-code-blocks"/>
+      <w:bookmarkEnd w:id="9545"/>
       <w:r>
         <w:t xml:space="preserve">Fenced Code Blocks</w:t>
       </w:r>
@@ -2944,8 +2944,8 @@
       <w:pPr>
         <w:pStyle w:val="Heading2"/>
       </w:pPr>
-      <w:bookmarkStart w:id="7371" w:name="tables"/>
-      <w:bookmarkEnd w:id="7371"/>
+      <w:bookmarkStart w:id="4441" w:name="tables"/>
+      <w:bookmarkEnd w:id="4441"/>
       <w:r>
         <w:t xml:space="preserve">Tables</w:t>
       </w:r>
@@ -3196,8 +3196,8 @@
       <w:pPr>
         <w:pStyle w:val="Heading2"/>
       </w:pPr>
-      <w:bookmarkStart w:id="2305" w:name="horizontal-rules"/>
-      <w:bookmarkEnd w:id="2305"/>
+      <w:bookmarkStart w:id="3467" w:name="horizontal-rules"/>
+      <w:bookmarkEnd w:id="3467"/>
       <w:r>
         <w:t xml:space="preserve">Horizontal Rules</w:t>
       </w:r>
@@ -3227,8 +3227,8 @@
       <w:pPr>
         <w:pStyle w:val="Heading2"/>
       </w:pPr>
-      <w:bookmarkStart w:id="9887" w:name="footnotes"/>
-      <w:bookmarkEnd w:id="9887"/>
+      <w:bookmarkStart w:id="2382" w:name="footnotes"/>
+      <w:bookmarkEnd w:id="2382"/>
       <w:r>
         <w:t xml:space="preserve">Footnotes</w:t>
       </w:r>
@@ -3288,8 +3288,8 @@
       <w:pPr>
         <w:pStyle w:val="Heading2"/>
       </w:pPr>
-      <w:bookmarkStart w:id="1524" w:name="emoji"/>
-      <w:bookmarkEnd w:id="1524"/>
+      <w:bookmarkStart w:id="3197" w:name="emoji"/>
+      <w:bookmarkEnd w:id="3197"/>
       <w:r>
         <w:t xml:space="preserve">Emoji</w:t>
       </w:r>
@@ -3351,8 +3351,8 @@
       <w:pPr>
         <w:pStyle w:val="Heading2"/>
       </w:pPr>
-      <w:bookmarkStart w:id="131" w:name="color-codes"/>
-      <w:bookmarkEnd w:id="131"/>
+      <w:bookmarkStart w:id="1704" w:name="color-codes"/>
+      <w:bookmarkEnd w:id="1704"/>
       <w:r>
         <w:t xml:space="preserve">Color Codes</w:t>
       </w:r>
@@ -3409,8 +3409,8 @@
       <w:pPr>
         <w:pStyle w:val="Heading2"/>
       </w:pPr>
-      <w:bookmarkStart w:id="6990" w:name="html-comments"/>
-      <w:bookmarkEnd w:id="6990"/>
+      <w:bookmarkStart w:id="1822" w:name="html-comments"/>
+      <w:bookmarkEnd w:id="1822"/>
       <w:r>
         <w:t xml:space="preserve">HTML Comments</w:t>
       </w:r>
@@ -3425,8 +3425,8 @@
       <w:pPr>
         <w:pStyle w:val="Heading2"/>
       </w:pPr>
-      <w:bookmarkStart w:id="663" w:name="mixed-nesting"/>
-      <w:bookmarkEnd w:id="663"/>
+      <w:bookmarkStart w:id="9252" w:name="mixed-nesting"/>
+      <w:bookmarkEnd w:id="9252"/>
       <w:r>
         <w:t xml:space="preserve">Mixed Nesting</w:t>
       </w:r>
@@ -3594,8 +3594,8 @@
         <w:ind w:left="360"/>
         <w:spacing w:after="40"/>
       </w:pPr>
-      <w:bookmarkStart w:id="8791" w:name="fn-1"/>
-      <w:bookmarkEnd w:id="8791"/>
+      <w:bookmarkStart w:id="8839" w:name="fn-1"/>
+      <w:bookmarkEnd w:id="8839"/>
       <w:r>
         <w:rPr>
           <w:b/>
@@ -3612,8 +3612,8 @@
         <w:ind w:left="360"/>
         <w:spacing w:after="40"/>
       </w:pPr>
-      <w:bookmarkStart w:id="1662" w:name="fn-longnote"/>
-      <w:bookmarkEnd w:id="1662"/>
+      <w:bookmarkStart w:id="2648" w:name="fn-longnote"/>
+      <w:bookmarkEnd w:id="2648"/>
       <w:r>
         <w:rPr>
           <w:b/>

--- a/README.docx
+++ b/README.docx
@@ -6,8 +6,8 @@
       <w:pPr>
         <w:pStyle w:val="Heading1"/>
       </w:pPr>
-      <w:bookmarkStart w:id="9631" w:name="rocket-readme-to-rtf-auto-convert-github-readmes-to-rich-documents-tada"/>
-      <w:bookmarkEnd w:id="9631"/>
+      <w:bookmarkStart w:id="3244" w:name="rocket-readme-to-rtf-auto-convert-github-readmes-to-rich-documents-tada"/>
+      <w:bookmarkEnd w:id="3244"/>
       <w:r>
         <w:t xml:space="preserve">:rocket: README to RTF — Auto-Convert GitHub READMEs to Rich Documents :tada:</w:t>
       </w:r>
@@ -127,8 +127,8 @@
       <w:pPr>
         <w:pStyle w:val="Heading2"/>
       </w:pPr>
-      <w:bookmarkStart w:id="4252" w:name="why"/>
-      <w:bookmarkEnd w:id="4252"/>
+      <w:bookmarkStart w:id="1647" w:name="why"/>
+      <w:bookmarkEnd w:id="1647"/>
       <w:r>
         <w:t xml:space="preserve">Why?</w:t>
       </w:r>
@@ -260,8 +260,8 @@
       <w:pPr>
         <w:pStyle w:val="Heading2"/>
       </w:pPr>
-      <w:bookmarkStart w:id="2450" w:name="what-you-get"/>
-      <w:bookmarkEnd w:id="2450"/>
+      <w:bookmarkStart w:id="6002" w:name="what-you-get"/>
+      <w:bookmarkEnd w:id="6002"/>
       <w:r>
         <w:t xml:space="preserve">What You Get</w:t>
       </w:r>
@@ -625,8 +625,8 @@
       <w:pPr>
         <w:pStyle w:val="Heading2"/>
       </w:pPr>
-      <w:bookmarkStart w:id="2620" w:name="quick-start"/>
-      <w:bookmarkEnd w:id="2620"/>
+      <w:bookmarkStart w:id="1158" w:name="quick-start"/>
+      <w:bookmarkEnd w:id="1158"/>
       <w:r>
         <w:t xml:space="preserve">Quick Start</w:t>
       </w:r>
@@ -635,8 +635,8 @@
       <w:pPr>
         <w:pStyle w:val="Heading3"/>
       </w:pPr>
-      <w:bookmarkStart w:id="6070" w:name="1-copy-the-action-into-your-repo"/>
-      <w:bookmarkEnd w:id="6070"/>
+      <w:bookmarkStart w:id="6160" w:name="1-copy-the-action-into-your-repo"/>
+      <w:bookmarkEnd w:id="6160"/>
       <w:r>
         <w:t xml:space="preserve">1. Copy the action into your repo</w:t>
       </w:r>
@@ -671,8 +671,8 @@
       <w:pPr>
         <w:pStyle w:val="Heading3"/>
       </w:pPr>
-      <w:bookmarkStart w:id="754" w:name="2-add-the-workflow"/>
-      <w:bookmarkEnd w:id="754"/>
+      <w:bookmarkStart w:id="9328" w:name="2-add-the-workflow"/>
+      <w:bookmarkEnd w:id="9328"/>
       <w:r>
         <w:t xml:space="preserve">2. Add the workflow</w:t>
       </w:r>
@@ -1191,8 +1191,8 @@
       <w:pPr>
         <w:pStyle w:val="Heading3"/>
       </w:pPr>
-      <w:bookmarkStart w:id="7507" w:name="3-push-and-done"/>
-      <w:bookmarkEnd w:id="7507"/>
+      <w:bookmarkStart w:id="3166" w:name="3-push-and-done"/>
+      <w:bookmarkEnd w:id="3166"/>
       <w:r>
         <w:t xml:space="preserve">3. Push and done</w:t>
       </w:r>
@@ -1228,8 +1228,8 @@
       <w:pPr>
         <w:pStyle w:val="Heading2"/>
       </w:pPr>
-      <w:bookmarkStart w:id="8506" w:name="how-it-works"/>
-      <w:bookmarkEnd w:id="8506"/>
+      <w:bookmarkStart w:id="6478" w:name="how-it-works"/>
+      <w:bookmarkEnd w:id="6478"/>
       <w:r>
         <w:t xml:space="preserve">How It Works</w:t>
       </w:r>
@@ -1373,8 +1373,8 @@
       <w:pPr>
         <w:pStyle w:val="Heading3"/>
       </w:pPr>
-      <w:bookmarkStart w:id="6428" w:name="dependencies"/>
-      <w:bookmarkEnd w:id="6428"/>
+      <w:bookmarkStart w:id="3382" w:name="dependencies"/>
+      <w:bookmarkEnd w:id="3382"/>
       <w:r>
         <w:t xml:space="preserve">Dependencies</w:t>
       </w:r>
@@ -1459,8 +1459,8 @@
       <w:pPr>
         <w:pStyle w:val="Heading3"/>
       </w:pPr>
-      <w:bookmarkStart w:id="3065" w:name="run-locally"/>
-      <w:bookmarkEnd w:id="3065"/>
+      <w:bookmarkStart w:id="3970" w:name="run-locally"/>
+      <w:bookmarkEnd w:id="3970"/>
       <w:r>
         <w:t xml:space="preserve">Run Locally</w:t>
       </w:r>
@@ -1508,8 +1508,8 @@
       <w:pPr>
         <w:pStyle w:val="Heading2"/>
       </w:pPr>
-      <w:bookmarkStart w:id="1409" w:name="viewing-tips"/>
-      <w:bookmarkEnd w:id="1409"/>
+      <w:bookmarkStart w:id="9497" w:name="viewing-tips"/>
+      <w:bookmarkEnd w:id="9497"/>
       <w:r>
         <w:t xml:space="preserve">Viewing Tips</w:t>
       </w:r>
@@ -1592,8 +1592,8 @@
       <w:pPr>
         <w:pStyle w:val="Heading1"/>
       </w:pPr>
-      <w:bookmarkStart w:id="2817" w:name="test_tube-test-content"/>
-      <w:bookmarkEnd w:id="2817"/>
+      <w:bookmarkStart w:id="8560" w:name="test_tube-test-content"/>
+      <w:bookmarkEnd w:id="8560"/>
       <w:r>
         <w:t xml:space="preserve">:test_tube: Test Content</w:t>
       </w:r>
@@ -1624,8 +1624,8 @@
       <w:pPr>
         <w:pStyle w:val="Heading2"/>
       </w:pPr>
-      <w:bookmarkStart w:id="169" w:name="heading-level-2"/>
-      <w:bookmarkEnd w:id="169"/>
+      <w:bookmarkStart w:id="8076" w:name="heading-level-2"/>
+      <w:bookmarkEnd w:id="8076"/>
       <w:r>
         <w:t xml:space="preserve">Heading Level 2</w:t>
       </w:r>
@@ -1634,8 +1634,8 @@
       <w:pPr>
         <w:pStyle w:val="Heading3"/>
       </w:pPr>
-      <w:bookmarkStart w:id="4755" w:name="heading-level-3"/>
-      <w:bookmarkEnd w:id="4755"/>
+      <w:bookmarkStart w:id="4133" w:name="heading-level-3"/>
+      <w:bookmarkEnd w:id="4133"/>
       <w:r>
         <w:t xml:space="preserve">Heading Level 3</w:t>
       </w:r>
@@ -1644,8 +1644,8 @@
       <w:pPr>
         <w:pStyle w:val="Heading4"/>
       </w:pPr>
-      <w:bookmarkStart w:id="4753" w:name="heading-level-4"/>
-      <w:bookmarkEnd w:id="4753"/>
+      <w:bookmarkStart w:id="294" w:name="heading-level-4"/>
+      <w:bookmarkEnd w:id="294"/>
       <w:r>
         <w:t xml:space="preserve">Heading Level 4</w:t>
       </w:r>
@@ -1654,8 +1654,8 @@
       <w:pPr>
         <w:pStyle w:val="Heading5"/>
       </w:pPr>
-      <w:bookmarkStart w:id="6943" w:name="heading-level-5"/>
-      <w:bookmarkEnd w:id="6943"/>
+      <w:bookmarkStart w:id="5627" w:name="heading-level-5"/>
+      <w:bookmarkEnd w:id="5627"/>
       <w:r>
         <w:t xml:space="preserve">Heading Level 5</w:t>
       </w:r>
@@ -1664,8 +1664,8 @@
       <w:pPr>
         <w:pStyle w:val="Heading6"/>
       </w:pPr>
-      <w:bookmarkStart w:id="6312" w:name="heading-level-6"/>
-      <w:bookmarkEnd w:id="6312"/>
+      <w:bookmarkStart w:id="696" w:name="heading-level-6"/>
+      <w:bookmarkEnd w:id="696"/>
       <w:r>
         <w:t xml:space="preserve">Heading Level 6</w:t>
       </w:r>
@@ -1674,8 +1674,8 @@
       <w:pPr>
         <w:pStyle w:val="Heading2"/>
       </w:pPr>
-      <w:bookmarkStart w:id="5477" w:name="text-formatting"/>
-      <w:bookmarkEnd w:id="5477"/>
+      <w:bookmarkStart w:id="4499" w:name="text-formatting"/>
+      <w:bookmarkEnd w:id="4499"/>
       <w:r>
         <w:t xml:space="preserve">Text Formatting</w:t>
       </w:r>
@@ -1806,8 +1806,8 @@
       <w:pPr>
         <w:pStyle w:val="Heading2"/>
       </w:pPr>
-      <w:bookmarkStart w:id="1100" w:name="links"/>
-      <w:bookmarkEnd w:id="1100"/>
+      <w:bookmarkStart w:id="2239" w:name="links"/>
+      <w:bookmarkEnd w:id="2239"/>
       <w:r>
         <w:t xml:space="preserve">Links</w:t>
       </w:r>
@@ -1965,8 +1965,8 @@
       <w:pPr>
         <w:pStyle w:val="Heading2"/>
       </w:pPr>
-      <w:bookmarkStart w:id="5912" w:name="images"/>
-      <w:bookmarkEnd w:id="5912"/>
+      <w:bookmarkStart w:id="3018" w:name="images"/>
+      <w:bookmarkEnd w:id="3018"/>
       <w:r>
         <w:t xml:space="preserve">Images</w:t>
       </w:r>
@@ -2327,8 +2327,8 @@
       <w:pPr>
         <w:pStyle w:val="Heading2"/>
       </w:pPr>
-      <w:bookmarkStart w:id="9551" w:name="blockquotes"/>
-      <w:bookmarkEnd w:id="9551"/>
+      <w:bookmarkStart w:id="7137" w:name="blockquotes"/>
+      <w:bookmarkEnd w:id="7137"/>
       <w:r>
         <w:t xml:space="preserve">Blockquotes</w:t>
       </w:r>
@@ -2378,8 +2378,8 @@
       <w:pPr>
         <w:pStyle w:val="Heading2"/>
       </w:pPr>
-      <w:bookmarkStart w:id="4713" w:name="alerts"/>
-      <w:bookmarkEnd w:id="4713"/>
+      <w:bookmarkStart w:id="6061" w:name="alerts"/>
+      <w:bookmarkEnd w:id="6061"/>
       <w:r>
         <w:t xml:space="preserve">Alerts</w:t>
       </w:r>
@@ -2518,8 +2518,8 @@
       <w:pPr>
         <w:pStyle w:val="Heading2"/>
       </w:pPr>
-      <w:bookmarkStart w:id="6652" w:name="unordered-lists"/>
-      <w:bookmarkEnd w:id="6652"/>
+      <w:bookmarkStart w:id="6428" w:name="unordered-lists"/>
+      <w:bookmarkEnd w:id="6428"/>
       <w:r>
         <w:t xml:space="preserve">Unordered Lists</w:t>
       </w:r>
@@ -2653,8 +2653,8 @@
       <w:pPr>
         <w:pStyle w:val="Heading2"/>
       </w:pPr>
-      <w:bookmarkStart w:id="9489" w:name="ordered-lists"/>
-      <w:bookmarkEnd w:id="9489"/>
+      <w:bookmarkStart w:id="9279" w:name="ordered-lists"/>
+      <w:bookmarkEnd w:id="9279"/>
       <w:r>
         <w:t xml:space="preserve">Ordered Lists</w:t>
       </w:r>
@@ -2723,8 +2723,8 @@
       <w:pPr>
         <w:pStyle w:val="Heading2"/>
       </w:pPr>
-      <w:bookmarkStart w:id="8334" w:name="task-lists"/>
-      <w:bookmarkEnd w:id="8334"/>
+      <w:bookmarkStart w:id="8896" w:name="task-lists"/>
+      <w:bookmarkEnd w:id="8896"/>
       <w:r>
         <w:t xml:space="preserve">Task Lists</w:t>
       </w:r>
@@ -2793,8 +2793,8 @@
       <w:pPr>
         <w:pStyle w:val="Heading2"/>
       </w:pPr>
-      <w:bookmarkStart w:id="995" w:name="inline-code"/>
-      <w:bookmarkEnd w:id="995"/>
+      <w:bookmarkStart w:id="6742" w:name="inline-code"/>
+      <w:bookmarkEnd w:id="6742"/>
       <w:r>
         <w:t xml:space="preserve">Inline Code</w:t>
       </w:r>
@@ -2830,8 +2830,8 @@
       <w:pPr>
         <w:pStyle w:val="Heading2"/>
       </w:pPr>
-      <w:bookmarkStart w:id="9545" w:name="fenced-code-blocks"/>
-      <w:bookmarkEnd w:id="9545"/>
+      <w:bookmarkStart w:id="9414" w:name="fenced-code-blocks"/>
+      <w:bookmarkEnd w:id="9414"/>
       <w:r>
         <w:t xml:space="preserve">Fenced Code Blocks</w:t>
       </w:r>
@@ -2944,8 +2944,8 @@
       <w:pPr>
         <w:pStyle w:val="Heading2"/>
       </w:pPr>
-      <w:bookmarkStart w:id="4441" w:name="tables"/>
-      <w:bookmarkEnd w:id="4441"/>
+      <w:bookmarkStart w:id="5147" w:name="tables"/>
+      <w:bookmarkEnd w:id="5147"/>
       <w:r>
         <w:t xml:space="preserve">Tables</w:t>
       </w:r>
@@ -3196,8 +3196,8 @@
       <w:pPr>
         <w:pStyle w:val="Heading2"/>
       </w:pPr>
-      <w:bookmarkStart w:id="3467" w:name="horizontal-rules"/>
-      <w:bookmarkEnd w:id="3467"/>
+      <w:bookmarkStart w:id="1094" w:name="horizontal-rules"/>
+      <w:bookmarkEnd w:id="1094"/>
       <w:r>
         <w:t xml:space="preserve">Horizontal Rules</w:t>
       </w:r>
@@ -3227,8 +3227,8 @@
       <w:pPr>
         <w:pStyle w:val="Heading2"/>
       </w:pPr>
-      <w:bookmarkStart w:id="2382" w:name="footnotes"/>
-      <w:bookmarkEnd w:id="2382"/>
+      <w:bookmarkStart w:id="1954" w:name="footnotes"/>
+      <w:bookmarkEnd w:id="1954"/>
       <w:r>
         <w:t xml:space="preserve">Footnotes</w:t>
       </w:r>
@@ -3288,8 +3288,8 @@
       <w:pPr>
         <w:pStyle w:val="Heading2"/>
       </w:pPr>
-      <w:bookmarkStart w:id="3197" w:name="emoji"/>
-      <w:bookmarkEnd w:id="3197"/>
+      <w:bookmarkStart w:id="1223" w:name="emoji"/>
+      <w:bookmarkEnd w:id="1223"/>
       <w:r>
         <w:t xml:space="preserve">Emoji</w:t>
       </w:r>
@@ -3351,8 +3351,8 @@
       <w:pPr>
         <w:pStyle w:val="Heading2"/>
       </w:pPr>
-      <w:bookmarkStart w:id="1704" w:name="color-codes"/>
-      <w:bookmarkEnd w:id="1704"/>
+      <w:bookmarkStart w:id="1169" w:name="color-codes"/>
+      <w:bookmarkEnd w:id="1169"/>
       <w:r>
         <w:t xml:space="preserve">Color Codes</w:t>
       </w:r>
@@ -3409,8 +3409,8 @@
       <w:pPr>
         <w:pStyle w:val="Heading2"/>
       </w:pPr>
-      <w:bookmarkStart w:id="1822" w:name="html-comments"/>
-      <w:bookmarkEnd w:id="1822"/>
+      <w:bookmarkStart w:id="3128" w:name="html-comments"/>
+      <w:bookmarkEnd w:id="3128"/>
       <w:r>
         <w:t xml:space="preserve">HTML Comments</w:t>
       </w:r>
@@ -3425,8 +3425,8 @@
       <w:pPr>
         <w:pStyle w:val="Heading2"/>
       </w:pPr>
-      <w:bookmarkStart w:id="9252" w:name="mixed-nesting"/>
-      <w:bookmarkEnd w:id="9252"/>
+      <w:bookmarkStart w:id="8752" w:name="mixed-nesting"/>
+      <w:bookmarkEnd w:id="8752"/>
       <w:r>
         <w:t xml:space="preserve">Mixed Nesting</w:t>
       </w:r>
@@ -3594,8 +3594,8 @@
         <w:ind w:left="360"/>
         <w:spacing w:after="40"/>
       </w:pPr>
-      <w:bookmarkStart w:id="8839" w:name="fn-1"/>
-      <w:bookmarkEnd w:id="8839"/>
+      <w:bookmarkStart w:id="9999" w:name="fn-1"/>
+      <w:bookmarkEnd w:id="9999"/>
       <w:r>
         <w:rPr>
           <w:b/>
@@ -3612,8 +3612,8 @@
         <w:ind w:left="360"/>
         <w:spacing w:after="40"/>
       </w:pPr>
-      <w:bookmarkStart w:id="2648" w:name="fn-longnote"/>
-      <w:bookmarkEnd w:id="2648"/>
+      <w:bookmarkStart w:id="4549" w:name="fn-longnote"/>
+      <w:bookmarkEnd w:id="4549"/>
       <w:r>
         <w:rPr>
           <w:b/>

--- a/README.docx
+++ b/README.docx
@@ -6,8 +6,8 @@
       <w:pPr>
         <w:pStyle w:val="Heading1"/>
       </w:pPr>
-      <w:bookmarkStart w:id="9568" w:name="rocket-readme-to-rtf-auto-convert-github-readmes-to-rich-documents-tada"/>
-      <w:bookmarkEnd w:id="9568"/>
+      <w:bookmarkStart w:id="5115" w:name="rocket-readme-to-rtf-auto-convert-github-readmes-to-rich-documents-tada"/>
+      <w:bookmarkEnd w:id="5115"/>
       <w:r>
         <w:t xml:space="preserve">:rocket: README to RTF — Auto-Convert GitHub READMEs to Rich Documents :tada:</w:t>
       </w:r>
@@ -127,8 +127,8 @@
       <w:pPr>
         <w:pStyle w:val="Heading2"/>
       </w:pPr>
-      <w:bookmarkStart w:id="8245" w:name="why"/>
-      <w:bookmarkEnd w:id="8245"/>
+      <w:bookmarkStart w:id="6892" w:name="why"/>
+      <w:bookmarkEnd w:id="6892"/>
       <w:r>
         <w:t xml:space="preserve">Why?</w:t>
       </w:r>
@@ -260,8 +260,8 @@
       <w:pPr>
         <w:pStyle w:val="Heading2"/>
       </w:pPr>
-      <w:bookmarkStart w:id="4444" w:name="what-you-get"/>
-      <w:bookmarkEnd w:id="4444"/>
+      <w:bookmarkStart w:id="6572" w:name="what-you-get"/>
+      <w:bookmarkEnd w:id="6572"/>
       <w:r>
         <w:t xml:space="preserve">What You Get</w:t>
       </w:r>
@@ -625,8 +625,8 @@
       <w:pPr>
         <w:pStyle w:val="Heading2"/>
       </w:pPr>
-      <w:bookmarkStart w:id="9377" w:name="quick-start"/>
-      <w:bookmarkEnd w:id="9377"/>
+      <w:bookmarkStart w:id="5489" w:name="quick-start"/>
+      <w:bookmarkEnd w:id="5489"/>
       <w:r>
         <w:t xml:space="preserve">Quick Start</w:t>
       </w:r>
@@ -635,8 +635,8 @@
       <w:pPr>
         <w:pStyle w:val="Heading3"/>
       </w:pPr>
-      <w:bookmarkStart w:id="7680" w:name="1-copy-the-action-into-your-repo"/>
-      <w:bookmarkEnd w:id="7680"/>
+      <w:bookmarkStart w:id="8353" w:name="1-copy-the-action-into-your-repo"/>
+      <w:bookmarkEnd w:id="8353"/>
       <w:r>
         <w:t xml:space="preserve">1. Copy the action into your repo</w:t>
       </w:r>
@@ -671,8 +671,8 @@
       <w:pPr>
         <w:pStyle w:val="Heading3"/>
       </w:pPr>
-      <w:bookmarkStart w:id="4695" w:name="2-add-the-workflow"/>
-      <w:bookmarkEnd w:id="4695"/>
+      <w:bookmarkStart w:id="2398" w:name="2-add-the-workflow"/>
+      <w:bookmarkEnd w:id="2398"/>
       <w:r>
         <w:t xml:space="preserve">2. Add the workflow</w:t>
       </w:r>
@@ -1191,8 +1191,8 @@
       <w:pPr>
         <w:pStyle w:val="Heading3"/>
       </w:pPr>
-      <w:bookmarkStart w:id="7793" w:name="3-push-and-done"/>
-      <w:bookmarkEnd w:id="7793"/>
+      <w:bookmarkStart w:id="5868" w:name="3-push-and-done"/>
+      <w:bookmarkEnd w:id="5868"/>
       <w:r>
         <w:t xml:space="preserve">3. Push and done</w:t>
       </w:r>
@@ -1228,8 +1228,8 @@
       <w:pPr>
         <w:pStyle w:val="Heading2"/>
       </w:pPr>
-      <w:bookmarkStart w:id="5887" w:name="how-it-works"/>
-      <w:bookmarkEnd w:id="5887"/>
+      <w:bookmarkStart w:id="4706" w:name="how-it-works"/>
+      <w:bookmarkEnd w:id="4706"/>
       <w:r>
         <w:t xml:space="preserve">How It Works</w:t>
       </w:r>
@@ -1373,8 +1373,8 @@
       <w:pPr>
         <w:pStyle w:val="Heading3"/>
       </w:pPr>
-      <w:bookmarkStart w:id="6685" w:name="dependencies"/>
-      <w:bookmarkEnd w:id="6685"/>
+      <w:bookmarkStart w:id="1250" w:name="dependencies"/>
+      <w:bookmarkEnd w:id="1250"/>
       <w:r>
         <w:t xml:space="preserve">Dependencies</w:t>
       </w:r>
@@ -1459,8 +1459,8 @@
       <w:pPr>
         <w:pStyle w:val="Heading3"/>
       </w:pPr>
-      <w:bookmarkStart w:id="737" w:name="run-locally"/>
-      <w:bookmarkEnd w:id="737"/>
+      <w:bookmarkStart w:id="4469" w:name="run-locally"/>
+      <w:bookmarkEnd w:id="4469"/>
       <w:r>
         <w:t xml:space="preserve">Run Locally</w:t>
       </w:r>
@@ -1508,8 +1508,8 @@
       <w:pPr>
         <w:pStyle w:val="Heading2"/>
       </w:pPr>
-      <w:bookmarkStart w:id="1059" w:name="viewing-tips"/>
-      <w:bookmarkEnd w:id="1059"/>
+      <w:bookmarkStart w:id="8750" w:name="viewing-tips"/>
+      <w:bookmarkEnd w:id="8750"/>
       <w:r>
         <w:t xml:space="preserve">Viewing Tips</w:t>
       </w:r>
@@ -1592,8 +1592,8 @@
       <w:pPr>
         <w:pStyle w:val="Heading1"/>
       </w:pPr>
-      <w:bookmarkStart w:id="2541" w:name="test_tube-test-content"/>
-      <w:bookmarkEnd w:id="2541"/>
+      <w:bookmarkStart w:id="3937" w:name="test_tube-test-content"/>
+      <w:bookmarkEnd w:id="3937"/>
       <w:r>
         <w:t xml:space="preserve">:test_tube: Test Content</w:t>
       </w:r>
@@ -1624,8 +1624,8 @@
       <w:pPr>
         <w:pStyle w:val="Heading2"/>
       </w:pPr>
-      <w:bookmarkStart w:id="3289" w:name="heading-level-2"/>
-      <w:bookmarkEnd w:id="3289"/>
+      <w:bookmarkStart w:id="1986" w:name="heading-level-2"/>
+      <w:bookmarkEnd w:id="1986"/>
       <w:r>
         <w:t xml:space="preserve">Heading Level 2</w:t>
       </w:r>
@@ -1634,8 +1634,8 @@
       <w:pPr>
         <w:pStyle w:val="Heading3"/>
       </w:pPr>
-      <w:bookmarkStart w:id="7494" w:name="heading-level-3"/>
-      <w:bookmarkEnd w:id="7494"/>
+      <w:bookmarkStart w:id="9251" w:name="heading-level-3"/>
+      <w:bookmarkEnd w:id="9251"/>
       <w:r>
         <w:t xml:space="preserve">Heading Level 3</w:t>
       </w:r>
@@ -1644,8 +1644,8 @@
       <w:pPr>
         <w:pStyle w:val="Heading4"/>
       </w:pPr>
-      <w:bookmarkStart w:id="5666" w:name="heading-level-4"/>
-      <w:bookmarkEnd w:id="5666"/>
+      <w:bookmarkStart w:id="5674" w:name="heading-level-4"/>
+      <w:bookmarkEnd w:id="5674"/>
       <w:r>
         <w:t xml:space="preserve">Heading Level 4</w:t>
       </w:r>
@@ -1654,8 +1654,8 @@
       <w:pPr>
         <w:pStyle w:val="Heading5"/>
       </w:pPr>
-      <w:bookmarkStart w:id="3031" w:name="heading-level-5"/>
-      <w:bookmarkEnd w:id="3031"/>
+      <w:bookmarkStart w:id="7900" w:name="heading-level-5"/>
+      <w:bookmarkEnd w:id="7900"/>
       <w:r>
         <w:t xml:space="preserve">Heading Level 5</w:t>
       </w:r>
@@ -1664,8 +1664,8 @@
       <w:pPr>
         <w:pStyle w:val="Heading6"/>
       </w:pPr>
-      <w:bookmarkStart w:id="7458" w:name="heading-level-6"/>
-      <w:bookmarkEnd w:id="7458"/>
+      <w:bookmarkStart w:id="3030" w:name="heading-level-6"/>
+      <w:bookmarkEnd w:id="3030"/>
       <w:r>
         <w:t xml:space="preserve">Heading Level 6</w:t>
       </w:r>
@@ -1674,8 +1674,8 @@
       <w:pPr>
         <w:pStyle w:val="Heading2"/>
       </w:pPr>
-      <w:bookmarkStart w:id="4993" w:name="text-formatting"/>
-      <w:bookmarkEnd w:id="4993"/>
+      <w:bookmarkStart w:id="4293" w:name="text-formatting"/>
+      <w:bookmarkEnd w:id="4293"/>
       <w:r>
         <w:t xml:space="preserve">Text Formatting</w:t>
       </w:r>
@@ -1806,8 +1806,8 @@
       <w:pPr>
         <w:pStyle w:val="Heading2"/>
       </w:pPr>
-      <w:bookmarkStart w:id="2634" w:name="links"/>
-      <w:bookmarkEnd w:id="2634"/>
+      <w:bookmarkStart w:id="5103" w:name="links"/>
+      <w:bookmarkEnd w:id="5103"/>
       <w:r>
         <w:t xml:space="preserve">Links</w:t>
       </w:r>
@@ -1869,7 +1869,7 @@
         <w:fldChar w:fldCharType="begin"/>
       </w:r>
       <w:r>
-        <w:instrText xml:space="preserve"> HYPERLINK "../SKILL.md" </w:instrText>
+        <w:instrText xml:space="preserve"> HYPERLINK "https://github.com/RandyHaylor/gh-readme2rtf-docx-txt/blob/main/SKILL.md" </w:instrText>
       </w:r>
       <w:r>
         <w:fldChar w:fldCharType="separate"/>
@@ -1965,8 +1965,8 @@
       <w:pPr>
         <w:pStyle w:val="Heading2"/>
       </w:pPr>
-      <w:bookmarkStart w:id="9060" w:name="images"/>
-      <w:bookmarkEnd w:id="9060"/>
+      <w:bookmarkStart w:id="8427" w:name="images"/>
+      <w:bookmarkEnd w:id="8427"/>
       <w:r>
         <w:t xml:space="preserve">Images</w:t>
       </w:r>
@@ -2327,8 +2327,8 @@
       <w:pPr>
         <w:pStyle w:val="Heading2"/>
       </w:pPr>
-      <w:bookmarkStart w:id="8919" w:name="blockquotes"/>
-      <w:bookmarkEnd w:id="8919"/>
+      <w:bookmarkStart w:id="2734" w:name="blockquotes"/>
+      <w:bookmarkEnd w:id="2734"/>
       <w:r>
         <w:t xml:space="preserve">Blockquotes</w:t>
       </w:r>
@@ -2378,8 +2378,8 @@
       <w:pPr>
         <w:pStyle w:val="Heading2"/>
       </w:pPr>
-      <w:bookmarkStart w:id="6453" w:name="alerts"/>
-      <w:bookmarkEnd w:id="6453"/>
+      <w:bookmarkStart w:id="2203" w:name="alerts"/>
+      <w:bookmarkEnd w:id="2203"/>
       <w:r>
         <w:t xml:space="preserve">Alerts</w:t>
       </w:r>
@@ -2518,8 +2518,8 @@
       <w:pPr>
         <w:pStyle w:val="Heading2"/>
       </w:pPr>
-      <w:bookmarkStart w:id="4943" w:name="unordered-lists"/>
-      <w:bookmarkEnd w:id="4943"/>
+      <w:bookmarkStart w:id="6270" w:name="unordered-lists"/>
+      <w:bookmarkEnd w:id="6270"/>
       <w:r>
         <w:t xml:space="preserve">Unordered Lists</w:t>
       </w:r>
@@ -2653,8 +2653,8 @@
       <w:pPr>
         <w:pStyle w:val="Heading2"/>
       </w:pPr>
-      <w:bookmarkStart w:id="8557" w:name="ordered-lists"/>
-      <w:bookmarkEnd w:id="8557"/>
+      <w:bookmarkStart w:id="494" w:name="ordered-lists"/>
+      <w:bookmarkEnd w:id="494"/>
       <w:r>
         <w:t xml:space="preserve">Ordered Lists</w:t>
       </w:r>
@@ -2723,8 +2723,8 @@
       <w:pPr>
         <w:pStyle w:val="Heading2"/>
       </w:pPr>
-      <w:bookmarkStart w:id="7256" w:name="task-lists"/>
-      <w:bookmarkEnd w:id="7256"/>
+      <w:bookmarkStart w:id="1386" w:name="task-lists"/>
+      <w:bookmarkEnd w:id="1386"/>
       <w:r>
         <w:t xml:space="preserve">Task Lists</w:t>
       </w:r>
@@ -2793,8 +2793,8 @@
       <w:pPr>
         <w:pStyle w:val="Heading2"/>
       </w:pPr>
-      <w:bookmarkStart w:id="6123" w:name="inline-code"/>
-      <w:bookmarkEnd w:id="6123"/>
+      <w:bookmarkStart w:id="8823" w:name="inline-code"/>
+      <w:bookmarkEnd w:id="8823"/>
       <w:r>
         <w:t xml:space="preserve">Inline Code</w:t>
       </w:r>
@@ -2830,8 +2830,8 @@
       <w:pPr>
         <w:pStyle w:val="Heading2"/>
       </w:pPr>
-      <w:bookmarkStart w:id="6677" w:name="fenced-code-blocks"/>
-      <w:bookmarkEnd w:id="6677"/>
+      <w:bookmarkStart w:id="6726" w:name="fenced-code-blocks"/>
+      <w:bookmarkEnd w:id="6726"/>
       <w:r>
         <w:t xml:space="preserve">Fenced Code Blocks</w:t>
       </w:r>
@@ -2944,8 +2944,8 @@
       <w:pPr>
         <w:pStyle w:val="Heading2"/>
       </w:pPr>
-      <w:bookmarkStart w:id="2259" w:name="tables"/>
-      <w:bookmarkEnd w:id="2259"/>
+      <w:bookmarkStart w:id="4406" w:name="tables"/>
+      <w:bookmarkEnd w:id="4406"/>
       <w:r>
         <w:t xml:space="preserve">Tables</w:t>
       </w:r>
@@ -3196,8 +3196,8 @@
       <w:pPr>
         <w:pStyle w:val="Heading2"/>
       </w:pPr>
-      <w:bookmarkStart w:id="3756" w:name="horizontal-rules"/>
-      <w:bookmarkEnd w:id="3756"/>
+      <w:bookmarkStart w:id="7416" w:name="horizontal-rules"/>
+      <w:bookmarkEnd w:id="7416"/>
       <w:r>
         <w:t xml:space="preserve">Horizontal Rules</w:t>
       </w:r>
@@ -3227,8 +3227,8 @@
       <w:pPr>
         <w:pStyle w:val="Heading2"/>
       </w:pPr>
-      <w:bookmarkStart w:id="8807" w:name="footnotes"/>
-      <w:bookmarkEnd w:id="8807"/>
+      <w:bookmarkStart w:id="2002" w:name="footnotes"/>
+      <w:bookmarkEnd w:id="2002"/>
       <w:r>
         <w:t xml:space="preserve">Footnotes</w:t>
       </w:r>
@@ -3288,8 +3288,8 @@
       <w:pPr>
         <w:pStyle w:val="Heading2"/>
       </w:pPr>
-      <w:bookmarkStart w:id="8530" w:name="emoji"/>
-      <w:bookmarkEnd w:id="8530"/>
+      <w:bookmarkStart w:id="1928" w:name="emoji"/>
+      <w:bookmarkEnd w:id="1928"/>
       <w:r>
         <w:t xml:space="preserve">Emoji</w:t>
       </w:r>
@@ -3351,8 +3351,8 @@
       <w:pPr>
         <w:pStyle w:val="Heading2"/>
       </w:pPr>
-      <w:bookmarkStart w:id="5947" w:name="color-codes"/>
-      <w:bookmarkEnd w:id="5947"/>
+      <w:bookmarkStart w:id="4842" w:name="color-codes"/>
+      <w:bookmarkEnd w:id="4842"/>
       <w:r>
         <w:t xml:space="preserve">Color Codes</w:t>
       </w:r>
@@ -3409,8 +3409,8 @@
       <w:pPr>
         <w:pStyle w:val="Heading2"/>
       </w:pPr>
-      <w:bookmarkStart w:id="1383" w:name="html-comments"/>
-      <w:bookmarkEnd w:id="1383"/>
+      <w:bookmarkStart w:id="1432" w:name="html-comments"/>
+      <w:bookmarkEnd w:id="1432"/>
       <w:r>
         <w:t xml:space="preserve">HTML Comments</w:t>
       </w:r>
@@ -3425,8 +3425,8 @@
       <w:pPr>
         <w:pStyle w:val="Heading2"/>
       </w:pPr>
-      <w:bookmarkStart w:id="5166" w:name="mixed-nesting"/>
-      <w:bookmarkEnd w:id="5166"/>
+      <w:bookmarkStart w:id="7929" w:name="mixed-nesting"/>
+      <w:bookmarkEnd w:id="7929"/>
       <w:r>
         <w:t xml:space="preserve">Mixed Nesting</w:t>
       </w:r>
@@ -3594,8 +3594,8 @@
         <w:ind w:left="360"/>
         <w:spacing w:after="40"/>
       </w:pPr>
-      <w:bookmarkStart w:id="3507" w:name="fn-1"/>
-      <w:bookmarkEnd w:id="3507"/>
+      <w:bookmarkStart w:id="8055" w:name="fn-1"/>
+      <w:bookmarkEnd w:id="8055"/>
       <w:r>
         <w:rPr>
           <w:b/>
@@ -3612,8 +3612,8 @@
         <w:ind w:left="360"/>
         <w:spacing w:after="40"/>
       </w:pPr>
-      <w:bookmarkStart w:id="2442" w:name="fn-longnote"/>
-      <w:bookmarkEnd w:id="2442"/>
+      <w:bookmarkStart w:id="2426" w:name="fn-longnote"/>
+      <w:bookmarkEnd w:id="2426"/>
       <w:r>
         <w:rPr>
           <w:b/>

--- a/README.docx
+++ b/README.docx
@@ -6,8 +6,8 @@
       <w:pPr>
         <w:pStyle w:val="Heading1"/>
       </w:pPr>
-      <w:bookmarkStart w:id="5115" w:name="rocket-readme-to-rtf-auto-convert-github-readmes-to-rich-documents-tada"/>
-      <w:bookmarkEnd w:id="5115"/>
+      <w:bookmarkStart w:id="5303" w:name="rocket-readme-to-rtf-auto-convert-github-readmes-to-rich-documents-tada"/>
+      <w:bookmarkEnd w:id="5303"/>
       <w:r>
         <w:t xml:space="preserve">:rocket: README to RTF — Auto-Convert GitHub READMEs to Rich Documents :tada:</w:t>
       </w:r>
@@ -127,8 +127,8 @@
       <w:pPr>
         <w:pStyle w:val="Heading2"/>
       </w:pPr>
-      <w:bookmarkStart w:id="6892" w:name="why"/>
-      <w:bookmarkEnd w:id="6892"/>
+      <w:bookmarkStart w:id="7202" w:name="why"/>
+      <w:bookmarkEnd w:id="7202"/>
       <w:r>
         <w:t xml:space="preserve">Why?</w:t>
       </w:r>
@@ -260,8 +260,8 @@
       <w:pPr>
         <w:pStyle w:val="Heading2"/>
       </w:pPr>
-      <w:bookmarkStart w:id="6572" w:name="what-you-get"/>
-      <w:bookmarkEnd w:id="6572"/>
+      <w:bookmarkStart w:id="4600" w:name="what-you-get"/>
+      <w:bookmarkEnd w:id="4600"/>
       <w:r>
         <w:t xml:space="preserve">What You Get</w:t>
       </w:r>
@@ -625,8 +625,8 @@
       <w:pPr>
         <w:pStyle w:val="Heading2"/>
       </w:pPr>
-      <w:bookmarkStart w:id="5489" w:name="quick-start"/>
-      <w:bookmarkEnd w:id="5489"/>
+      <w:bookmarkStart w:id="3973" w:name="quick-start"/>
+      <w:bookmarkEnd w:id="3973"/>
       <w:r>
         <w:t xml:space="preserve">Quick Start</w:t>
       </w:r>
@@ -635,8 +635,8 @@
       <w:pPr>
         <w:pStyle w:val="Heading3"/>
       </w:pPr>
-      <w:bookmarkStart w:id="8353" w:name="1-copy-the-action-into-your-repo"/>
-      <w:bookmarkEnd w:id="8353"/>
+      <w:bookmarkStart w:id="8367" w:name="1-copy-the-action-into-your-repo"/>
+      <w:bookmarkEnd w:id="8367"/>
       <w:r>
         <w:t xml:space="preserve">1. Copy the action into your repo</w:t>
       </w:r>
@@ -651,28 +651,125 @@
           <w:rFonts w:ascii="Consolas" w:hAnsi="Consolas"/>
           <w:sz w:val="20"/>
         </w:rPr>
-        <w:t xml:space="preserve">mkdir -p .github/actions/readme-to-rtf</w:t>
-      </w:r>
-    </w:p>
-    <w:p>
-      <w:pPr>
-        <w:shd w:val="clear" w:fill="E6F0FA"/>
-        <w:spacing w:after="0" w:line="240" w:lineRule="auto"/>
-      </w:pPr>
-      <w:r>
-        <w:rPr>
-          <w:rFonts w:ascii="Consolas" w:hAnsi="Consolas"/>
-          <w:sz w:val="20"/>
-        </w:rPr>
-        <w:t xml:space="preserve">cp action.yml gfm_markdown_to_rtf.py rtf_image_embedder.py .github/actions/readme-to-rtf/</w:t>
+        <w:t xml:space="preserve">mkdir</w:t>
+      </w:r>
+      <w:r>
+        <w:rPr>
+          <w:rFonts w:ascii="Consolas" w:hAnsi="Consolas"/>
+          <w:sz w:val="20"/>
+        </w:rPr>
+        <w:t xml:space="preserve"> </w:t>
+      </w:r>
+      <w:r>
+        <w:rPr>
+          <w:rFonts w:ascii="Consolas" w:hAnsi="Consolas"/>
+          <w:sz w:val="20"/>
+        </w:rPr>
+        <w:t xml:space="preserve">-p</w:t>
+      </w:r>
+      <w:r>
+        <w:rPr>
+          <w:rFonts w:ascii="Consolas" w:hAnsi="Consolas"/>
+          <w:sz w:val="20"/>
+        </w:rPr>
+        <w:t xml:space="preserve"> </w:t>
+      </w:r>
+      <w:r>
+        <w:rPr>
+          <w:rFonts w:ascii="Consolas" w:hAnsi="Consolas"/>
+          <w:sz w:val="20"/>
+        </w:rPr>
+        <w:t xml:space="preserve">.github/actions/readme-to-rtf</w:t>
+      </w:r>
+    </w:p>
+    <w:p>
+      <w:pPr>
+        <w:shd w:val="clear" w:fill="E6F0FA"/>
+        <w:spacing w:after="0" w:line="240" w:lineRule="auto"/>
+      </w:pPr>
+      <w:r>
+        <w:rPr>
+          <w:rFonts w:ascii="Consolas" w:hAnsi="Consolas"/>
+          <w:sz w:val="20"/>
+        </w:rPr>
+        <w:t xml:space="preserve">cp</w:t>
+      </w:r>
+      <w:r>
+        <w:rPr>
+          <w:rFonts w:ascii="Consolas" w:hAnsi="Consolas"/>
+          <w:sz w:val="20"/>
+        </w:rPr>
+        <w:t xml:space="preserve"> </w:t>
+      </w:r>
+      <w:r>
+        <w:rPr>
+          <w:rFonts w:ascii="Consolas" w:hAnsi="Consolas"/>
+          <w:sz w:val="20"/>
+        </w:rPr>
+        <w:t xml:space="preserve">action.yml</w:t>
+      </w:r>
+      <w:r>
+        <w:rPr>
+          <w:rFonts w:ascii="Consolas" w:hAnsi="Consolas"/>
+          <w:sz w:val="20"/>
+        </w:rPr>
+        <w:t xml:space="preserve"> </w:t>
+      </w:r>
+      <w:r>
+        <w:rPr>
+          <w:rFonts w:ascii="Consolas" w:hAnsi="Consolas"/>
+          <w:sz w:val="20"/>
+        </w:rPr>
+        <w:t xml:space="preserve">gfm_markdown_to_rtf.py</w:t>
+      </w:r>
+      <w:r>
+        <w:rPr>
+          <w:rFonts w:ascii="Consolas" w:hAnsi="Consolas"/>
+          <w:sz w:val="20"/>
+        </w:rPr>
+        <w:t xml:space="preserve"> </w:t>
+      </w:r>
+      <w:r>
+        <w:rPr>
+          <w:rFonts w:ascii="Consolas" w:hAnsi="Consolas"/>
+          <w:sz w:val="20"/>
+        </w:rPr>
+        <w:t xml:space="preserve">rtf_image_embedder.py</w:t>
+      </w:r>
+      <w:r>
+        <w:rPr>
+          <w:rFonts w:ascii="Consolas" w:hAnsi="Consolas"/>
+          <w:sz w:val="20"/>
+        </w:rPr>
+        <w:t xml:space="preserve"> </w:t>
+      </w:r>
+      <w:r>
+        <w:rPr>
+          <w:rFonts w:ascii="Consolas" w:hAnsi="Consolas"/>
+          <w:sz w:val="20"/>
+        </w:rPr>
+        <w:t xml:space="preserve">.github/actions/readme-to-rtf/</w:t>
+      </w:r>
+    </w:p>
+    <w:p>
+      <w:pPr>
+        <w:shd w:val="clear" w:fill="E6F0FA"/>
+        <w:spacing w:after="0" w:line="240" w:lineRule="auto"/>
+      </w:pPr>
+      <w:r>
+        <w:rPr>
+          <w:rFonts w:ascii="Consolas" w:hAnsi="Consolas"/>
+          <w:sz w:val="20"/>
+        </w:rPr>
+        <w:t xml:space="preserve"/>
       </w:r>
     </w:p>
     <w:p>
       <w:pPr>
         <w:pStyle w:val="Heading3"/>
       </w:pPr>
-      <w:bookmarkStart w:id="2398" w:name="2-add-the-workflow"/>
-      <w:bookmarkEnd w:id="2398"/>
+      <w:bookmarkStart w:id="6715" w:name="2-add-the-workflow"/>
+      <w:bookmarkEnd w:id="6715"/>
       <w:r>
         <w:t xml:space="preserve">2. Add the workflow</w:t>
       </w:r>
@@ -702,8 +799,73 @@
         <w:rPr>
           <w:rFonts w:ascii="Consolas" w:hAnsi="Consolas"/>
           <w:sz w:val="20"/>
-        </w:rPr>
-        <w:t xml:space="preserve">name: Convert README to RTF</w:t>
+          <w:color w:val="000080"/>
+        </w:rPr>
+        <w:t xml:space="preserve">name</w:t>
+      </w:r>
+      <w:r>
+        <w:rPr>
+          <w:rFonts w:ascii="Consolas" w:hAnsi="Consolas"/>
+          <w:sz w:val="20"/>
+          <w:color w:val="808080"/>
+        </w:rPr>
+        <w:t xml:space="preserve">:</w:t>
+      </w:r>
+      <w:r>
+        <w:rPr>
+          <w:rFonts w:ascii="Consolas" w:hAnsi="Consolas"/>
+          <w:sz w:val="20"/>
+        </w:rPr>
+        <w:t xml:space="preserve"> </w:t>
+      </w:r>
+      <w:r>
+        <w:rPr>
+          <w:rFonts w:ascii="Consolas" w:hAnsi="Consolas"/>
+          <w:sz w:val="20"/>
+        </w:rPr>
+        <w:t xml:space="preserve">Convert</w:t>
+      </w:r>
+      <w:r>
+        <w:rPr>
+          <w:rFonts w:ascii="Consolas" w:hAnsi="Consolas"/>
+          <w:sz w:val="20"/>
+        </w:rPr>
+        <w:t xml:space="preserve"> </w:t>
+      </w:r>
+      <w:r>
+        <w:rPr>
+          <w:rFonts w:ascii="Consolas" w:hAnsi="Consolas"/>
+          <w:sz w:val="20"/>
+        </w:rPr>
+        <w:t xml:space="preserve">README</w:t>
+      </w:r>
+      <w:r>
+        <w:rPr>
+          <w:rFonts w:ascii="Consolas" w:hAnsi="Consolas"/>
+          <w:sz w:val="20"/>
+        </w:rPr>
+        <w:t xml:space="preserve"> </w:t>
+      </w:r>
+      <w:r>
+        <w:rPr>
+          <w:rFonts w:ascii="Consolas" w:hAnsi="Consolas"/>
+          <w:sz w:val="20"/>
+        </w:rPr>
+        <w:t xml:space="preserve">to</w:t>
+      </w:r>
+      <w:r>
+        <w:rPr>
+          <w:rFonts w:ascii="Consolas" w:hAnsi="Consolas"/>
+          <w:sz w:val="20"/>
+        </w:rPr>
+        <w:t xml:space="preserve"> </w:t>
+      </w:r>
+      <w:r>
+        <w:rPr>
+          <w:rFonts w:ascii="Consolas" w:hAnsi="Consolas"/>
+          <w:sz w:val="20"/>
+        </w:rPr>
+        <w:t xml:space="preserve">RTF</w:t>
       </w:r>
     </w:p>
     <w:p>
@@ -728,60 +890,156 @@
         <w:rPr>
           <w:rFonts w:ascii="Consolas" w:hAnsi="Consolas"/>
           <w:sz w:val="20"/>
-        </w:rPr>
-        <w:t xml:space="preserve">on:</w:t>
-      </w:r>
-    </w:p>
-    <w:p>
-      <w:pPr>
-        <w:shd w:val="clear" w:fill="E6F0FA"/>
-        <w:spacing w:after="0" w:line="240" w:lineRule="auto"/>
-      </w:pPr>
-      <w:r>
-        <w:rPr>
-          <w:rFonts w:ascii="Consolas" w:hAnsi="Consolas"/>
-          <w:sz w:val="20"/>
-        </w:rPr>
-        <w:t xml:space="preserve">  workflow_dispatch:</w:t>
-      </w:r>
-    </w:p>
-    <w:p>
-      <w:pPr>
-        <w:shd w:val="clear" w:fill="E6F0FA"/>
-        <w:spacing w:after="0" w:line="240" w:lineRule="auto"/>
-      </w:pPr>
-      <w:r>
-        <w:rPr>
-          <w:rFonts w:ascii="Consolas" w:hAnsi="Consolas"/>
-          <w:sz w:val="20"/>
-        </w:rPr>
-        <w:t xml:space="preserve">  push:</w:t>
-      </w:r>
-    </w:p>
-    <w:p>
-      <w:pPr>
-        <w:shd w:val="clear" w:fill="E6F0FA"/>
-        <w:spacing w:after="0" w:line="240" w:lineRule="auto"/>
-      </w:pPr>
-      <w:r>
-        <w:rPr>
-          <w:rFonts w:ascii="Consolas" w:hAnsi="Consolas"/>
-          <w:sz w:val="20"/>
-        </w:rPr>
-        <w:t xml:space="preserve">    paths:</w:t>
-      </w:r>
-    </w:p>
-    <w:p>
-      <w:pPr>
-        <w:shd w:val="clear" w:fill="E6F0FA"/>
-        <w:spacing w:after="0" w:line="240" w:lineRule="auto"/>
-      </w:pPr>
-      <w:r>
-        <w:rPr>
-          <w:rFonts w:ascii="Consolas" w:hAnsi="Consolas"/>
-          <w:sz w:val="20"/>
-        </w:rPr>
-        <w:t xml:space="preserve">      - 'README.md'</w:t>
+          <w:color w:val="000080"/>
+        </w:rPr>
+        <w:t xml:space="preserve">on</w:t>
+      </w:r>
+      <w:r>
+        <w:rPr>
+          <w:rFonts w:ascii="Consolas" w:hAnsi="Consolas"/>
+          <w:sz w:val="20"/>
+          <w:color w:val="808080"/>
+        </w:rPr>
+        <w:t xml:space="preserve">:</w:t>
+      </w:r>
+    </w:p>
+    <w:p>
+      <w:pPr>
+        <w:shd w:val="clear" w:fill="E6F0FA"/>
+        <w:spacing w:after="0" w:line="240" w:lineRule="auto"/>
+      </w:pPr>
+      <w:r>
+        <w:rPr>
+          <w:rFonts w:ascii="Consolas" w:hAnsi="Consolas"/>
+          <w:sz w:val="20"/>
+        </w:rPr>
+        <w:t xml:space="preserve">  </w:t>
+      </w:r>
+      <w:r>
+        <w:rPr>
+          <w:rFonts w:ascii="Consolas" w:hAnsi="Consolas"/>
+          <w:sz w:val="20"/>
+          <w:color w:val="000080"/>
+        </w:rPr>
+        <w:t xml:space="preserve">workflow_dispatch</w:t>
+      </w:r>
+      <w:r>
+        <w:rPr>
+          <w:rFonts w:ascii="Consolas" w:hAnsi="Consolas"/>
+          <w:sz w:val="20"/>
+          <w:color w:val="808080"/>
+        </w:rPr>
+        <w:t xml:space="preserve">:</w:t>
+      </w:r>
+    </w:p>
+    <w:p>
+      <w:pPr>
+        <w:shd w:val="clear" w:fill="E6F0FA"/>
+        <w:spacing w:after="0" w:line="240" w:lineRule="auto"/>
+      </w:pPr>
+      <w:r>
+        <w:rPr>
+          <w:rFonts w:ascii="Consolas" w:hAnsi="Consolas"/>
+          <w:sz w:val="20"/>
+        </w:rPr>
+        <w:t xml:space="preserve">  </w:t>
+      </w:r>
+      <w:r>
+        <w:rPr>
+          <w:rFonts w:ascii="Consolas" w:hAnsi="Consolas"/>
+          <w:sz w:val="20"/>
+          <w:color w:val="000080"/>
+        </w:rPr>
+        <w:t xml:space="preserve">push</w:t>
+      </w:r>
+      <w:r>
+        <w:rPr>
+          <w:rFonts w:ascii="Consolas" w:hAnsi="Consolas"/>
+          <w:sz w:val="20"/>
+          <w:color w:val="808080"/>
+        </w:rPr>
+        <w:t xml:space="preserve">:</w:t>
+      </w:r>
+    </w:p>
+    <w:p>
+      <w:pPr>
+        <w:shd w:val="clear" w:fill="E6F0FA"/>
+        <w:spacing w:after="0" w:line="240" w:lineRule="auto"/>
+      </w:pPr>
+      <w:r>
+        <w:rPr>
+          <w:rFonts w:ascii="Consolas" w:hAnsi="Consolas"/>
+          <w:sz w:val="20"/>
+        </w:rPr>
+        <w:t xml:space="preserve">    </w:t>
+      </w:r>
+      <w:r>
+        <w:rPr>
+          <w:rFonts w:ascii="Consolas" w:hAnsi="Consolas"/>
+          <w:sz w:val="20"/>
+          <w:color w:val="000080"/>
+        </w:rPr>
+        <w:t xml:space="preserve">paths</w:t>
+      </w:r>
+      <w:r>
+        <w:rPr>
+          <w:rFonts w:ascii="Consolas" w:hAnsi="Consolas"/>
+          <w:sz w:val="20"/>
+          <w:color w:val="808080"/>
+        </w:rPr>
+        <w:t xml:space="preserve">:</w:t>
+      </w:r>
+    </w:p>
+    <w:p>
+      <w:pPr>
+        <w:shd w:val="clear" w:fill="E6F0FA"/>
+        <w:spacing w:after="0" w:line="240" w:lineRule="auto"/>
+      </w:pPr>
+      <w:r>
+        <w:rPr>
+          <w:rFonts w:ascii="Consolas" w:hAnsi="Consolas"/>
+          <w:sz w:val="20"/>
+        </w:rPr>
+        <w:t xml:space="preserve">      </w:t>
+      </w:r>
+      <w:r>
+        <w:rPr>
+          <w:rFonts w:ascii="Consolas" w:hAnsi="Consolas"/>
+          <w:sz w:val="20"/>
+          <w:color w:val="808080"/>
+        </w:rPr>
+        <w:t xml:space="preserve">-</w:t>
+      </w:r>
+      <w:r>
+        <w:rPr>
+          <w:rFonts w:ascii="Consolas" w:hAnsi="Consolas"/>
+          <w:sz w:val="20"/>
+        </w:rPr>
+        <w:t xml:space="preserve"> </w:t>
+      </w:r>
+      <w:r>
+        <w:rPr>
+          <w:rFonts w:ascii="Consolas" w:hAnsi="Consolas"/>
+          <w:sz w:val="20"/>
+          <w:color w:val="A31515"/>
+        </w:rPr>
+        <w:t xml:space="preserve">'</w:t>
+      </w:r>
+      <w:r>
+        <w:rPr>
+          <w:rFonts w:ascii="Consolas" w:hAnsi="Consolas"/>
+          <w:sz w:val="20"/>
+          <w:color w:val="A31515"/>
+        </w:rPr>
+        <w:t xml:space="preserve">README.md</w:t>
+      </w:r>
+      <w:r>
+        <w:rPr>
+          <w:rFonts w:ascii="Consolas" w:hAnsi="Consolas"/>
+          <w:sz w:val="20"/>
+          <w:color w:val="A31515"/>
+        </w:rPr>
+        <w:t xml:space="preserve">'</w:t>
       </w:r>
     </w:p>
     <w:p>
@@ -806,86 +1064,248 @@
         <w:rPr>
           <w:rFonts w:ascii="Consolas" w:hAnsi="Consolas"/>
           <w:sz w:val="20"/>
-        </w:rPr>
-        <w:t xml:space="preserve">jobs:</w:t>
-      </w:r>
-    </w:p>
-    <w:p>
-      <w:pPr>
-        <w:shd w:val="clear" w:fill="E6F0FA"/>
-        <w:spacing w:after="0" w:line="240" w:lineRule="auto"/>
-      </w:pPr>
-      <w:r>
-        <w:rPr>
-          <w:rFonts w:ascii="Consolas" w:hAnsi="Consolas"/>
-          <w:sz w:val="20"/>
-        </w:rPr>
-        <w:t xml:space="preserve">  convert:</w:t>
-      </w:r>
-    </w:p>
-    <w:p>
-      <w:pPr>
-        <w:shd w:val="clear" w:fill="E6F0FA"/>
-        <w:spacing w:after="0" w:line="240" w:lineRule="auto"/>
-      </w:pPr>
-      <w:r>
-        <w:rPr>
-          <w:rFonts w:ascii="Consolas" w:hAnsi="Consolas"/>
-          <w:sz w:val="20"/>
-        </w:rPr>
-        <w:t xml:space="preserve">    runs-on: ubuntu-latest</w:t>
-      </w:r>
-    </w:p>
-    <w:p>
-      <w:pPr>
-        <w:shd w:val="clear" w:fill="E6F0FA"/>
-        <w:spacing w:after="0" w:line="240" w:lineRule="auto"/>
-      </w:pPr>
-      <w:r>
-        <w:rPr>
-          <w:rFonts w:ascii="Consolas" w:hAnsi="Consolas"/>
-          <w:sz w:val="20"/>
-        </w:rPr>
-        <w:t xml:space="preserve">    permissions:</w:t>
-      </w:r>
-    </w:p>
-    <w:p>
-      <w:pPr>
-        <w:shd w:val="clear" w:fill="E6F0FA"/>
-        <w:spacing w:after="0" w:line="240" w:lineRule="auto"/>
-      </w:pPr>
-      <w:r>
-        <w:rPr>
-          <w:rFonts w:ascii="Consolas" w:hAnsi="Consolas"/>
-          <w:sz w:val="20"/>
-        </w:rPr>
-        <w:t xml:space="preserve">      contents: write</w:t>
-      </w:r>
-    </w:p>
-    <w:p>
-      <w:pPr>
-        <w:shd w:val="clear" w:fill="E6F0FA"/>
-        <w:spacing w:after="0" w:line="240" w:lineRule="auto"/>
-      </w:pPr>
-      <w:r>
-        <w:rPr>
-          <w:rFonts w:ascii="Consolas" w:hAnsi="Consolas"/>
-          <w:sz w:val="20"/>
-        </w:rPr>
-        <w:t xml:space="preserve">    steps:</w:t>
-      </w:r>
-    </w:p>
-    <w:p>
-      <w:pPr>
-        <w:shd w:val="clear" w:fill="E6F0FA"/>
-        <w:spacing w:after="0" w:line="240" w:lineRule="auto"/>
-      </w:pPr>
-      <w:r>
-        <w:rPr>
-          <w:rFonts w:ascii="Consolas" w:hAnsi="Consolas"/>
-          <w:sz w:val="20"/>
-        </w:rPr>
-        <w:t xml:space="preserve">      - uses: actions/checkout@v4</w:t>
+          <w:color w:val="000080"/>
+        </w:rPr>
+        <w:t xml:space="preserve">jobs</w:t>
+      </w:r>
+      <w:r>
+        <w:rPr>
+          <w:rFonts w:ascii="Consolas" w:hAnsi="Consolas"/>
+          <w:sz w:val="20"/>
+          <w:color w:val="808080"/>
+        </w:rPr>
+        <w:t xml:space="preserve">:</w:t>
+      </w:r>
+    </w:p>
+    <w:p>
+      <w:pPr>
+        <w:shd w:val="clear" w:fill="E6F0FA"/>
+        <w:spacing w:after="0" w:line="240" w:lineRule="auto"/>
+      </w:pPr>
+      <w:r>
+        <w:rPr>
+          <w:rFonts w:ascii="Consolas" w:hAnsi="Consolas"/>
+          <w:sz w:val="20"/>
+        </w:rPr>
+        <w:t xml:space="preserve">  </w:t>
+      </w:r>
+      <w:r>
+        <w:rPr>
+          <w:rFonts w:ascii="Consolas" w:hAnsi="Consolas"/>
+          <w:sz w:val="20"/>
+          <w:color w:val="000080"/>
+        </w:rPr>
+        <w:t xml:space="preserve">convert</w:t>
+      </w:r>
+      <w:r>
+        <w:rPr>
+          <w:rFonts w:ascii="Consolas" w:hAnsi="Consolas"/>
+          <w:sz w:val="20"/>
+          <w:color w:val="808080"/>
+        </w:rPr>
+        <w:t xml:space="preserve">:</w:t>
+      </w:r>
+    </w:p>
+    <w:p>
+      <w:pPr>
+        <w:shd w:val="clear" w:fill="E6F0FA"/>
+        <w:spacing w:after="0" w:line="240" w:lineRule="auto"/>
+      </w:pPr>
+      <w:r>
+        <w:rPr>
+          <w:rFonts w:ascii="Consolas" w:hAnsi="Consolas"/>
+          <w:sz w:val="20"/>
+        </w:rPr>
+        <w:t xml:space="preserve">    </w:t>
+      </w:r>
+      <w:r>
+        <w:rPr>
+          <w:rFonts w:ascii="Consolas" w:hAnsi="Consolas"/>
+          <w:sz w:val="20"/>
+          <w:color w:val="000080"/>
+        </w:rPr>
+        <w:t xml:space="preserve">runs-on</w:t>
+      </w:r>
+      <w:r>
+        <w:rPr>
+          <w:rFonts w:ascii="Consolas" w:hAnsi="Consolas"/>
+          <w:sz w:val="20"/>
+          <w:color w:val="808080"/>
+        </w:rPr>
+        <w:t xml:space="preserve">:</w:t>
+      </w:r>
+      <w:r>
+        <w:rPr>
+          <w:rFonts w:ascii="Consolas" w:hAnsi="Consolas"/>
+          <w:sz w:val="20"/>
+        </w:rPr>
+        <w:t xml:space="preserve"> </w:t>
+      </w:r>
+      <w:r>
+        <w:rPr>
+          <w:rFonts w:ascii="Consolas" w:hAnsi="Consolas"/>
+          <w:sz w:val="20"/>
+        </w:rPr>
+        <w:t xml:space="preserve">ubuntu-latest</w:t>
+      </w:r>
+    </w:p>
+    <w:p>
+      <w:pPr>
+        <w:shd w:val="clear" w:fill="E6F0FA"/>
+        <w:spacing w:after="0" w:line="240" w:lineRule="auto"/>
+      </w:pPr>
+      <w:r>
+        <w:rPr>
+          <w:rFonts w:ascii="Consolas" w:hAnsi="Consolas"/>
+          <w:sz w:val="20"/>
+        </w:rPr>
+        <w:t xml:space="preserve">    </w:t>
+      </w:r>
+      <w:r>
+        <w:rPr>
+          <w:rFonts w:ascii="Consolas" w:hAnsi="Consolas"/>
+          <w:sz w:val="20"/>
+          <w:color w:val="000080"/>
+        </w:rPr>
+        <w:t xml:space="preserve">permissions</w:t>
+      </w:r>
+      <w:r>
+        <w:rPr>
+          <w:rFonts w:ascii="Consolas" w:hAnsi="Consolas"/>
+          <w:sz w:val="20"/>
+          <w:color w:val="808080"/>
+        </w:rPr>
+        <w:t xml:space="preserve">:</w:t>
+      </w:r>
+    </w:p>
+    <w:p>
+      <w:pPr>
+        <w:shd w:val="clear" w:fill="E6F0FA"/>
+        <w:spacing w:after="0" w:line="240" w:lineRule="auto"/>
+      </w:pPr>
+      <w:r>
+        <w:rPr>
+          <w:rFonts w:ascii="Consolas" w:hAnsi="Consolas"/>
+          <w:sz w:val="20"/>
+        </w:rPr>
+        <w:t xml:space="preserve">      </w:t>
+      </w:r>
+      <w:r>
+        <w:rPr>
+          <w:rFonts w:ascii="Consolas" w:hAnsi="Consolas"/>
+          <w:sz w:val="20"/>
+          <w:color w:val="000080"/>
+        </w:rPr>
+        <w:t xml:space="preserve">contents</w:t>
+      </w:r>
+      <w:r>
+        <w:rPr>
+          <w:rFonts w:ascii="Consolas" w:hAnsi="Consolas"/>
+          <w:sz w:val="20"/>
+          <w:color w:val="808080"/>
+        </w:rPr>
+        <w:t xml:space="preserve">:</w:t>
+      </w:r>
+      <w:r>
+        <w:rPr>
+          <w:rFonts w:ascii="Consolas" w:hAnsi="Consolas"/>
+          <w:sz w:val="20"/>
+        </w:rPr>
+        <w:t xml:space="preserve"> </w:t>
+      </w:r>
+      <w:r>
+        <w:rPr>
+          <w:rFonts w:ascii="Consolas" w:hAnsi="Consolas"/>
+          <w:sz w:val="20"/>
+        </w:rPr>
+        <w:t xml:space="preserve">write</w:t>
+      </w:r>
+    </w:p>
+    <w:p>
+      <w:pPr>
+        <w:shd w:val="clear" w:fill="E6F0FA"/>
+        <w:spacing w:after="0" w:line="240" w:lineRule="auto"/>
+      </w:pPr>
+      <w:r>
+        <w:rPr>
+          <w:rFonts w:ascii="Consolas" w:hAnsi="Consolas"/>
+          <w:sz w:val="20"/>
+        </w:rPr>
+        <w:t xml:space="preserve">    </w:t>
+      </w:r>
+      <w:r>
+        <w:rPr>
+          <w:rFonts w:ascii="Consolas" w:hAnsi="Consolas"/>
+          <w:sz w:val="20"/>
+          <w:color w:val="000080"/>
+        </w:rPr>
+        <w:t xml:space="preserve">steps</w:t>
+      </w:r>
+      <w:r>
+        <w:rPr>
+          <w:rFonts w:ascii="Consolas" w:hAnsi="Consolas"/>
+          <w:sz w:val="20"/>
+          <w:color w:val="808080"/>
+        </w:rPr>
+        <w:t xml:space="preserve">:</w:t>
+      </w:r>
+    </w:p>
+    <w:p>
+      <w:pPr>
+        <w:shd w:val="clear" w:fill="E6F0FA"/>
+        <w:spacing w:after="0" w:line="240" w:lineRule="auto"/>
+      </w:pPr>
+      <w:r>
+        <w:rPr>
+          <w:rFonts w:ascii="Consolas" w:hAnsi="Consolas"/>
+          <w:sz w:val="20"/>
+        </w:rPr>
+        <w:t xml:space="preserve">      </w:t>
+      </w:r>
+      <w:r>
+        <w:rPr>
+          <w:rFonts w:ascii="Consolas" w:hAnsi="Consolas"/>
+          <w:sz w:val="20"/>
+          <w:color w:val="808080"/>
+        </w:rPr>
+        <w:t xml:space="preserve">-</w:t>
+      </w:r>
+      <w:r>
+        <w:rPr>
+          <w:rFonts w:ascii="Consolas" w:hAnsi="Consolas"/>
+          <w:sz w:val="20"/>
+        </w:rPr>
+        <w:t xml:space="preserve"> </w:t>
+      </w:r>
+      <w:r>
+        <w:rPr>
+          <w:rFonts w:ascii="Consolas" w:hAnsi="Consolas"/>
+          <w:sz w:val="20"/>
+          <w:color w:val="000080"/>
+        </w:rPr>
+        <w:t xml:space="preserve">uses</w:t>
+      </w:r>
+      <w:r>
+        <w:rPr>
+          <w:rFonts w:ascii="Consolas" w:hAnsi="Consolas"/>
+          <w:sz w:val="20"/>
+          <w:color w:val="808080"/>
+        </w:rPr>
+        <w:t xml:space="preserve">:</w:t>
+      </w:r>
+      <w:r>
+        <w:rPr>
+          <w:rFonts w:ascii="Consolas" w:hAnsi="Consolas"/>
+          <w:sz w:val="20"/>
+        </w:rPr>
+        <w:t xml:space="preserve"> </w:t>
+      </w:r>
+      <w:r>
+        <w:rPr>
+          <w:rFonts w:ascii="Consolas" w:hAnsi="Consolas"/>
+          <w:sz w:val="20"/>
+        </w:rPr>
+        <w:t xml:space="preserve">actions/checkout@v4</w:t>
       </w:r>
     </w:p>
     <w:p>
@@ -911,20 +1331,137 @@
           <w:rFonts w:ascii="Consolas" w:hAnsi="Consolas"/>
           <w:sz w:val="20"/>
         </w:rPr>
-        <w:t xml:space="preserve">      - name: Convert README to RTF</w:t>
-      </w:r>
-    </w:p>
-    <w:p>
-      <w:pPr>
-        <w:shd w:val="clear" w:fill="E6F0FA"/>
-        <w:spacing w:after="0" w:line="240" w:lineRule="auto"/>
-      </w:pPr>
-      <w:r>
-        <w:rPr>
-          <w:rFonts w:ascii="Consolas" w:hAnsi="Consolas"/>
-          <w:sz w:val="20"/>
-        </w:rPr>
-        <w:t xml:space="preserve">        uses: ./.github/actions/readme-to-rtf</w:t>
+        <w:t xml:space="preserve">      </w:t>
+      </w:r>
+      <w:r>
+        <w:rPr>
+          <w:rFonts w:ascii="Consolas" w:hAnsi="Consolas"/>
+          <w:sz w:val="20"/>
+          <w:color w:val="808080"/>
+        </w:rPr>
+        <w:t xml:space="preserve">-</w:t>
+      </w:r>
+      <w:r>
+        <w:rPr>
+          <w:rFonts w:ascii="Consolas" w:hAnsi="Consolas"/>
+          <w:sz w:val="20"/>
+        </w:rPr>
+        <w:t xml:space="preserve"> </w:t>
+      </w:r>
+      <w:r>
+        <w:rPr>
+          <w:rFonts w:ascii="Consolas" w:hAnsi="Consolas"/>
+          <w:sz w:val="20"/>
+          <w:color w:val="000080"/>
+        </w:rPr>
+        <w:t xml:space="preserve">name</w:t>
+      </w:r>
+      <w:r>
+        <w:rPr>
+          <w:rFonts w:ascii="Consolas" w:hAnsi="Consolas"/>
+          <w:sz w:val="20"/>
+          <w:color w:val="808080"/>
+        </w:rPr>
+        <w:t xml:space="preserve">:</w:t>
+      </w:r>
+      <w:r>
+        <w:rPr>
+          <w:rFonts w:ascii="Consolas" w:hAnsi="Consolas"/>
+          <w:sz w:val="20"/>
+        </w:rPr>
+        <w:t xml:space="preserve"> </w:t>
+      </w:r>
+      <w:r>
+        <w:rPr>
+          <w:rFonts w:ascii="Consolas" w:hAnsi="Consolas"/>
+          <w:sz w:val="20"/>
+        </w:rPr>
+        <w:t xml:space="preserve">Convert</w:t>
+      </w:r>
+      <w:r>
+        <w:rPr>
+          <w:rFonts w:ascii="Consolas" w:hAnsi="Consolas"/>
+          <w:sz w:val="20"/>
+        </w:rPr>
+        <w:t xml:space="preserve"> </w:t>
+      </w:r>
+      <w:r>
+        <w:rPr>
+          <w:rFonts w:ascii="Consolas" w:hAnsi="Consolas"/>
+          <w:sz w:val="20"/>
+        </w:rPr>
+        <w:t xml:space="preserve">README</w:t>
+      </w:r>
+      <w:r>
+        <w:rPr>
+          <w:rFonts w:ascii="Consolas" w:hAnsi="Consolas"/>
+          <w:sz w:val="20"/>
+        </w:rPr>
+        <w:t xml:space="preserve"> </w:t>
+      </w:r>
+      <w:r>
+        <w:rPr>
+          <w:rFonts w:ascii="Consolas" w:hAnsi="Consolas"/>
+          <w:sz w:val="20"/>
+        </w:rPr>
+        <w:t xml:space="preserve">to</w:t>
+      </w:r>
+      <w:r>
+        <w:rPr>
+          <w:rFonts w:ascii="Consolas" w:hAnsi="Consolas"/>
+          <w:sz w:val="20"/>
+        </w:rPr>
+        <w:t xml:space="preserve"> </w:t>
+      </w:r>
+      <w:r>
+        <w:rPr>
+          <w:rFonts w:ascii="Consolas" w:hAnsi="Consolas"/>
+          <w:sz w:val="20"/>
+        </w:rPr>
+        <w:t xml:space="preserve">RTF</w:t>
+      </w:r>
+    </w:p>
+    <w:p>
+      <w:pPr>
+        <w:shd w:val="clear" w:fill="E6F0FA"/>
+        <w:spacing w:after="0" w:line="240" w:lineRule="auto"/>
+      </w:pPr>
+      <w:r>
+        <w:rPr>
+          <w:rFonts w:ascii="Consolas" w:hAnsi="Consolas"/>
+          <w:sz w:val="20"/>
+        </w:rPr>
+        <w:t xml:space="preserve">        </w:t>
+      </w:r>
+      <w:r>
+        <w:rPr>
+          <w:rFonts w:ascii="Consolas" w:hAnsi="Consolas"/>
+          <w:sz w:val="20"/>
+          <w:color w:val="000080"/>
+        </w:rPr>
+        <w:t xml:space="preserve">uses</w:t>
+      </w:r>
+      <w:r>
+        <w:rPr>
+          <w:rFonts w:ascii="Consolas" w:hAnsi="Consolas"/>
+          <w:sz w:val="20"/>
+          <w:color w:val="808080"/>
+        </w:rPr>
+        <w:t xml:space="preserve">:</w:t>
+      </w:r>
+      <w:r>
+        <w:rPr>
+          <w:rFonts w:ascii="Consolas" w:hAnsi="Consolas"/>
+          <w:sz w:val="20"/>
+        </w:rPr>
+        <w:t xml:space="preserve"> </w:t>
+      </w:r>
+      <w:r>
+        <w:rPr>
+          <w:rFonts w:ascii="Consolas" w:hAnsi="Consolas"/>
+          <w:sz w:val="20"/>
+        </w:rPr>
+        <w:t xml:space="preserve">./.github/actions/readme-to-rtf</w:t>
       </w:r>
     </w:p>
     <w:p>
@@ -950,33 +1487,194 @@
           <w:rFonts w:ascii="Consolas" w:hAnsi="Consolas"/>
           <w:sz w:val="20"/>
         </w:rPr>
-        <w:t xml:space="preserve">      - name: Configure git</w:t>
-      </w:r>
-    </w:p>
-    <w:p>
-      <w:pPr>
-        <w:shd w:val="clear" w:fill="E6F0FA"/>
-        <w:spacing w:after="0" w:line="240" w:lineRule="auto"/>
-      </w:pPr>
-      <w:r>
-        <w:rPr>
-          <w:rFonts w:ascii="Consolas" w:hAnsi="Consolas"/>
-          <w:sz w:val="20"/>
-        </w:rPr>
-        <w:t xml:space="preserve">        shell: bash</w:t>
-      </w:r>
-    </w:p>
-    <w:p>
-      <w:pPr>
-        <w:shd w:val="clear" w:fill="E6F0FA"/>
-        <w:spacing w:after="0" w:line="240" w:lineRule="auto"/>
-      </w:pPr>
-      <w:r>
-        <w:rPr>
-          <w:rFonts w:ascii="Consolas" w:hAnsi="Consolas"/>
-          <w:sz w:val="20"/>
-        </w:rPr>
-        <w:t xml:space="preserve">        run: git config user.name "github-actions[bot]"</w:t>
+        <w:t xml:space="preserve">      </w:t>
+      </w:r>
+      <w:r>
+        <w:rPr>
+          <w:rFonts w:ascii="Consolas" w:hAnsi="Consolas"/>
+          <w:sz w:val="20"/>
+          <w:color w:val="808080"/>
+        </w:rPr>
+        <w:t xml:space="preserve">-</w:t>
+      </w:r>
+      <w:r>
+        <w:rPr>
+          <w:rFonts w:ascii="Consolas" w:hAnsi="Consolas"/>
+          <w:sz w:val="20"/>
+        </w:rPr>
+        <w:t xml:space="preserve"> </w:t>
+      </w:r>
+      <w:r>
+        <w:rPr>
+          <w:rFonts w:ascii="Consolas" w:hAnsi="Consolas"/>
+          <w:sz w:val="20"/>
+          <w:color w:val="000080"/>
+        </w:rPr>
+        <w:t xml:space="preserve">name</w:t>
+      </w:r>
+      <w:r>
+        <w:rPr>
+          <w:rFonts w:ascii="Consolas" w:hAnsi="Consolas"/>
+          <w:sz w:val="20"/>
+          <w:color w:val="808080"/>
+        </w:rPr>
+        <w:t xml:space="preserve">:</w:t>
+      </w:r>
+      <w:r>
+        <w:rPr>
+          <w:rFonts w:ascii="Consolas" w:hAnsi="Consolas"/>
+          <w:sz w:val="20"/>
+        </w:rPr>
+        <w:t xml:space="preserve"> </w:t>
+      </w:r>
+      <w:r>
+        <w:rPr>
+          <w:rFonts w:ascii="Consolas" w:hAnsi="Consolas"/>
+          <w:sz w:val="20"/>
+        </w:rPr>
+        <w:t xml:space="preserve">Configure</w:t>
+      </w:r>
+      <w:r>
+        <w:rPr>
+          <w:rFonts w:ascii="Consolas" w:hAnsi="Consolas"/>
+          <w:sz w:val="20"/>
+        </w:rPr>
+        <w:t xml:space="preserve"> </w:t>
+      </w:r>
+      <w:r>
+        <w:rPr>
+          <w:rFonts w:ascii="Consolas" w:hAnsi="Consolas"/>
+          <w:sz w:val="20"/>
+        </w:rPr>
+        <w:t xml:space="preserve">git</w:t>
+      </w:r>
+    </w:p>
+    <w:p>
+      <w:pPr>
+        <w:shd w:val="clear" w:fill="E6F0FA"/>
+        <w:spacing w:after="0" w:line="240" w:lineRule="auto"/>
+      </w:pPr>
+      <w:r>
+        <w:rPr>
+          <w:rFonts w:ascii="Consolas" w:hAnsi="Consolas"/>
+          <w:sz w:val="20"/>
+        </w:rPr>
+        <w:t xml:space="preserve">        </w:t>
+      </w:r>
+      <w:r>
+        <w:rPr>
+          <w:rFonts w:ascii="Consolas" w:hAnsi="Consolas"/>
+          <w:sz w:val="20"/>
+          <w:color w:val="000080"/>
+        </w:rPr>
+        <w:t xml:space="preserve">shell</w:t>
+      </w:r>
+      <w:r>
+        <w:rPr>
+          <w:rFonts w:ascii="Consolas" w:hAnsi="Consolas"/>
+          <w:sz w:val="20"/>
+          <w:color w:val="808080"/>
+        </w:rPr>
+        <w:t xml:space="preserve">:</w:t>
+      </w:r>
+      <w:r>
+        <w:rPr>
+          <w:rFonts w:ascii="Consolas" w:hAnsi="Consolas"/>
+          <w:sz w:val="20"/>
+        </w:rPr>
+        <w:t xml:space="preserve"> </w:t>
+      </w:r>
+      <w:r>
+        <w:rPr>
+          <w:rFonts w:ascii="Consolas" w:hAnsi="Consolas"/>
+          <w:sz w:val="20"/>
+        </w:rPr>
+        <w:t xml:space="preserve">bash</w:t>
+      </w:r>
+    </w:p>
+    <w:p>
+      <w:pPr>
+        <w:shd w:val="clear" w:fill="E6F0FA"/>
+        <w:spacing w:after="0" w:line="240" w:lineRule="auto"/>
+      </w:pPr>
+      <w:r>
+        <w:rPr>
+          <w:rFonts w:ascii="Consolas" w:hAnsi="Consolas"/>
+          <w:sz w:val="20"/>
+        </w:rPr>
+        <w:t xml:space="preserve">        </w:t>
+      </w:r>
+      <w:r>
+        <w:rPr>
+          <w:rFonts w:ascii="Consolas" w:hAnsi="Consolas"/>
+          <w:sz w:val="20"/>
+          <w:color w:val="000080"/>
+        </w:rPr>
+        <w:t xml:space="preserve">run</w:t>
+      </w:r>
+      <w:r>
+        <w:rPr>
+          <w:rFonts w:ascii="Consolas" w:hAnsi="Consolas"/>
+          <w:sz w:val="20"/>
+          <w:color w:val="808080"/>
+        </w:rPr>
+        <w:t xml:space="preserve">:</w:t>
+      </w:r>
+      <w:r>
+        <w:rPr>
+          <w:rFonts w:ascii="Consolas" w:hAnsi="Consolas"/>
+          <w:sz w:val="20"/>
+        </w:rPr>
+        <w:t xml:space="preserve"> </w:t>
+      </w:r>
+      <w:r>
+        <w:rPr>
+          <w:rFonts w:ascii="Consolas" w:hAnsi="Consolas"/>
+          <w:sz w:val="20"/>
+        </w:rPr>
+        <w:t xml:space="preserve">git</w:t>
+      </w:r>
+      <w:r>
+        <w:rPr>
+          <w:rFonts w:ascii="Consolas" w:hAnsi="Consolas"/>
+          <w:sz w:val="20"/>
+        </w:rPr>
+        <w:t xml:space="preserve"> </w:t>
+      </w:r>
+      <w:r>
+        <w:rPr>
+          <w:rFonts w:ascii="Consolas" w:hAnsi="Consolas"/>
+          <w:sz w:val="20"/>
+        </w:rPr>
+        <w:t xml:space="preserve">config</w:t>
+      </w:r>
+      <w:r>
+        <w:rPr>
+          <w:rFonts w:ascii="Consolas" w:hAnsi="Consolas"/>
+          <w:sz w:val="20"/>
+        </w:rPr>
+        <w:t xml:space="preserve"> </w:t>
+      </w:r>
+      <w:r>
+        <w:rPr>
+          <w:rFonts w:ascii="Consolas" w:hAnsi="Consolas"/>
+          <w:sz w:val="20"/>
+        </w:rPr>
+        <w:t xml:space="preserve">user.name</w:t>
+      </w:r>
+      <w:r>
+        <w:rPr>
+          <w:rFonts w:ascii="Consolas" w:hAnsi="Consolas"/>
+          <w:sz w:val="20"/>
+        </w:rPr>
+        <w:t xml:space="preserve"> </w:t>
+      </w:r>
+      <w:r>
+        <w:rPr>
+          <w:rFonts w:ascii="Consolas" w:hAnsi="Consolas"/>
+          <w:sz w:val="20"/>
+        </w:rPr>
+        <w:t xml:space="preserve">"github-actions[bot]"</w:t>
       </w:r>
     </w:p>
     <w:p>
@@ -1002,33 +1700,208 @@
           <w:rFonts w:ascii="Consolas" w:hAnsi="Consolas"/>
           <w:sz w:val="20"/>
         </w:rPr>
-        <w:t xml:space="preserve">      - name: Configure git email</w:t>
-      </w:r>
-    </w:p>
-    <w:p>
-      <w:pPr>
-        <w:shd w:val="clear" w:fill="E6F0FA"/>
-        <w:spacing w:after="0" w:line="240" w:lineRule="auto"/>
-      </w:pPr>
-      <w:r>
-        <w:rPr>
-          <w:rFonts w:ascii="Consolas" w:hAnsi="Consolas"/>
-          <w:sz w:val="20"/>
-        </w:rPr>
-        <w:t xml:space="preserve">        shell: bash</w:t>
-      </w:r>
-    </w:p>
-    <w:p>
-      <w:pPr>
-        <w:shd w:val="clear" w:fill="E6F0FA"/>
-        <w:spacing w:after="0" w:line="240" w:lineRule="auto"/>
-      </w:pPr>
-      <w:r>
-        <w:rPr>
-          <w:rFonts w:ascii="Consolas" w:hAnsi="Consolas"/>
-          <w:sz w:val="20"/>
-        </w:rPr>
-        <w:t xml:space="preserve">        run: git config user.email "github-actions[bot]@users.noreply.github.com"</w:t>
+        <w:t xml:space="preserve">      </w:t>
+      </w:r>
+      <w:r>
+        <w:rPr>
+          <w:rFonts w:ascii="Consolas" w:hAnsi="Consolas"/>
+          <w:sz w:val="20"/>
+          <w:color w:val="808080"/>
+        </w:rPr>
+        <w:t xml:space="preserve">-</w:t>
+      </w:r>
+      <w:r>
+        <w:rPr>
+          <w:rFonts w:ascii="Consolas" w:hAnsi="Consolas"/>
+          <w:sz w:val="20"/>
+        </w:rPr>
+        <w:t xml:space="preserve"> </w:t>
+      </w:r>
+      <w:r>
+        <w:rPr>
+          <w:rFonts w:ascii="Consolas" w:hAnsi="Consolas"/>
+          <w:sz w:val="20"/>
+          <w:color w:val="000080"/>
+        </w:rPr>
+        <w:t xml:space="preserve">name</w:t>
+      </w:r>
+      <w:r>
+        <w:rPr>
+          <w:rFonts w:ascii="Consolas" w:hAnsi="Consolas"/>
+          <w:sz w:val="20"/>
+          <w:color w:val="808080"/>
+        </w:rPr>
+        <w:t xml:space="preserve">:</w:t>
+      </w:r>
+      <w:r>
+        <w:rPr>
+          <w:rFonts w:ascii="Consolas" w:hAnsi="Consolas"/>
+          <w:sz w:val="20"/>
+        </w:rPr>
+        <w:t xml:space="preserve"> </w:t>
+      </w:r>
+      <w:r>
+        <w:rPr>
+          <w:rFonts w:ascii="Consolas" w:hAnsi="Consolas"/>
+          <w:sz w:val="20"/>
+        </w:rPr>
+        <w:t xml:space="preserve">Configure</w:t>
+      </w:r>
+      <w:r>
+        <w:rPr>
+          <w:rFonts w:ascii="Consolas" w:hAnsi="Consolas"/>
+          <w:sz w:val="20"/>
+        </w:rPr>
+        <w:t xml:space="preserve"> </w:t>
+      </w:r>
+      <w:r>
+        <w:rPr>
+          <w:rFonts w:ascii="Consolas" w:hAnsi="Consolas"/>
+          <w:sz w:val="20"/>
+        </w:rPr>
+        <w:t xml:space="preserve">git</w:t>
+      </w:r>
+      <w:r>
+        <w:rPr>
+          <w:rFonts w:ascii="Consolas" w:hAnsi="Consolas"/>
+          <w:sz w:val="20"/>
+        </w:rPr>
+        <w:t xml:space="preserve"> </w:t>
+      </w:r>
+      <w:r>
+        <w:rPr>
+          <w:rFonts w:ascii="Consolas" w:hAnsi="Consolas"/>
+          <w:sz w:val="20"/>
+        </w:rPr>
+        <w:t xml:space="preserve">email</w:t>
+      </w:r>
+    </w:p>
+    <w:p>
+      <w:pPr>
+        <w:shd w:val="clear" w:fill="E6F0FA"/>
+        <w:spacing w:after="0" w:line="240" w:lineRule="auto"/>
+      </w:pPr>
+      <w:r>
+        <w:rPr>
+          <w:rFonts w:ascii="Consolas" w:hAnsi="Consolas"/>
+          <w:sz w:val="20"/>
+        </w:rPr>
+        <w:t xml:space="preserve">        </w:t>
+      </w:r>
+      <w:r>
+        <w:rPr>
+          <w:rFonts w:ascii="Consolas" w:hAnsi="Consolas"/>
+          <w:sz w:val="20"/>
+          <w:color w:val="000080"/>
+        </w:rPr>
+        <w:t xml:space="preserve">shell</w:t>
+      </w:r>
+      <w:r>
+        <w:rPr>
+          <w:rFonts w:ascii="Consolas" w:hAnsi="Consolas"/>
+          <w:sz w:val="20"/>
+          <w:color w:val="808080"/>
+        </w:rPr>
+        <w:t xml:space="preserve">:</w:t>
+      </w:r>
+      <w:r>
+        <w:rPr>
+          <w:rFonts w:ascii="Consolas" w:hAnsi="Consolas"/>
+          <w:sz w:val="20"/>
+        </w:rPr>
+        <w:t xml:space="preserve"> </w:t>
+      </w:r>
+      <w:r>
+        <w:rPr>
+          <w:rFonts w:ascii="Consolas" w:hAnsi="Consolas"/>
+          <w:sz w:val="20"/>
+        </w:rPr>
+        <w:t xml:space="preserve">bash</w:t>
+      </w:r>
+    </w:p>
+    <w:p>
+      <w:pPr>
+        <w:shd w:val="clear" w:fill="E6F0FA"/>
+        <w:spacing w:after="0" w:line="240" w:lineRule="auto"/>
+      </w:pPr>
+      <w:r>
+        <w:rPr>
+          <w:rFonts w:ascii="Consolas" w:hAnsi="Consolas"/>
+          <w:sz w:val="20"/>
+        </w:rPr>
+        <w:t xml:space="preserve">        </w:t>
+      </w:r>
+      <w:r>
+        <w:rPr>
+          <w:rFonts w:ascii="Consolas" w:hAnsi="Consolas"/>
+          <w:sz w:val="20"/>
+          <w:color w:val="000080"/>
+        </w:rPr>
+        <w:t xml:space="preserve">run</w:t>
+      </w:r>
+      <w:r>
+        <w:rPr>
+          <w:rFonts w:ascii="Consolas" w:hAnsi="Consolas"/>
+          <w:sz w:val="20"/>
+          <w:color w:val="808080"/>
+        </w:rPr>
+        <w:t xml:space="preserve">:</w:t>
+      </w:r>
+      <w:r>
+        <w:rPr>
+          <w:rFonts w:ascii="Consolas" w:hAnsi="Consolas"/>
+          <w:sz w:val="20"/>
+        </w:rPr>
+        <w:t xml:space="preserve"> </w:t>
+      </w:r>
+      <w:r>
+        <w:rPr>
+          <w:rFonts w:ascii="Consolas" w:hAnsi="Consolas"/>
+          <w:sz w:val="20"/>
+        </w:rPr>
+        <w:t xml:space="preserve">git</w:t>
+      </w:r>
+      <w:r>
+        <w:rPr>
+          <w:rFonts w:ascii="Consolas" w:hAnsi="Consolas"/>
+          <w:sz w:val="20"/>
+        </w:rPr>
+        <w:t xml:space="preserve"> </w:t>
+      </w:r>
+      <w:r>
+        <w:rPr>
+          <w:rFonts w:ascii="Consolas" w:hAnsi="Consolas"/>
+          <w:sz w:val="20"/>
+        </w:rPr>
+        <w:t xml:space="preserve">config</w:t>
+      </w:r>
+      <w:r>
+        <w:rPr>
+          <w:rFonts w:ascii="Consolas" w:hAnsi="Consolas"/>
+          <w:sz w:val="20"/>
+        </w:rPr>
+        <w:t xml:space="preserve"> </w:t>
+      </w:r>
+      <w:r>
+        <w:rPr>
+          <w:rFonts w:ascii="Consolas" w:hAnsi="Consolas"/>
+          <w:sz w:val="20"/>
+        </w:rPr>
+        <w:t xml:space="preserve">user.email</w:t>
+      </w:r>
+      <w:r>
+        <w:rPr>
+          <w:rFonts w:ascii="Consolas" w:hAnsi="Consolas"/>
+          <w:sz w:val="20"/>
+        </w:rPr>
+        <w:t xml:space="preserve"> </w:t>
+      </w:r>
+      <w:r>
+        <w:rPr>
+          <w:rFonts w:ascii="Consolas" w:hAnsi="Consolas"/>
+          <w:sz w:val="20"/>
+        </w:rPr>
+        <w:t xml:space="preserve">"github-actions[bot]@users.noreply.github.com"</w:t>
       </w:r>
     </w:p>
     <w:p>
@@ -1054,33 +1927,180 @@
           <w:rFonts w:ascii="Consolas" w:hAnsi="Consolas"/>
           <w:sz w:val="20"/>
         </w:rPr>
-        <w:t xml:space="preserve">      - name: Stage RTF</w:t>
-      </w:r>
-    </w:p>
-    <w:p>
-      <w:pPr>
-        <w:shd w:val="clear" w:fill="E6F0FA"/>
-        <w:spacing w:after="0" w:line="240" w:lineRule="auto"/>
-      </w:pPr>
-      <w:r>
-        <w:rPr>
-          <w:rFonts w:ascii="Consolas" w:hAnsi="Consolas"/>
-          <w:sz w:val="20"/>
-        </w:rPr>
-        <w:t xml:space="preserve">        shell: bash</w:t>
-      </w:r>
-    </w:p>
-    <w:p>
-      <w:pPr>
-        <w:shd w:val="clear" w:fill="E6F0FA"/>
-        <w:spacing w:after="0" w:line="240" w:lineRule="auto"/>
-      </w:pPr>
-      <w:r>
-        <w:rPr>
-          <w:rFonts w:ascii="Consolas" w:hAnsi="Consolas"/>
-          <w:sz w:val="20"/>
-        </w:rPr>
-        <w:t xml:space="preserve">        run: git add README.rtf</w:t>
+        <w:t xml:space="preserve">      </w:t>
+      </w:r>
+      <w:r>
+        <w:rPr>
+          <w:rFonts w:ascii="Consolas" w:hAnsi="Consolas"/>
+          <w:sz w:val="20"/>
+          <w:color w:val="808080"/>
+        </w:rPr>
+        <w:t xml:space="preserve">-</w:t>
+      </w:r>
+      <w:r>
+        <w:rPr>
+          <w:rFonts w:ascii="Consolas" w:hAnsi="Consolas"/>
+          <w:sz w:val="20"/>
+        </w:rPr>
+        <w:t xml:space="preserve"> </w:t>
+      </w:r>
+      <w:r>
+        <w:rPr>
+          <w:rFonts w:ascii="Consolas" w:hAnsi="Consolas"/>
+          <w:sz w:val="20"/>
+          <w:color w:val="000080"/>
+        </w:rPr>
+        <w:t xml:space="preserve">name</w:t>
+      </w:r>
+      <w:r>
+        <w:rPr>
+          <w:rFonts w:ascii="Consolas" w:hAnsi="Consolas"/>
+          <w:sz w:val="20"/>
+          <w:color w:val="808080"/>
+        </w:rPr>
+        <w:t xml:space="preserve">:</w:t>
+      </w:r>
+      <w:r>
+        <w:rPr>
+          <w:rFonts w:ascii="Consolas" w:hAnsi="Consolas"/>
+          <w:sz w:val="20"/>
+        </w:rPr>
+        <w:t xml:space="preserve"> </w:t>
+      </w:r>
+      <w:r>
+        <w:rPr>
+          <w:rFonts w:ascii="Consolas" w:hAnsi="Consolas"/>
+          <w:sz w:val="20"/>
+        </w:rPr>
+        <w:t xml:space="preserve">Stage</w:t>
+      </w:r>
+      <w:r>
+        <w:rPr>
+          <w:rFonts w:ascii="Consolas" w:hAnsi="Consolas"/>
+          <w:sz w:val="20"/>
+        </w:rPr>
+        <w:t xml:space="preserve"> </w:t>
+      </w:r>
+      <w:r>
+        <w:rPr>
+          <w:rFonts w:ascii="Consolas" w:hAnsi="Consolas"/>
+          <w:sz w:val="20"/>
+        </w:rPr>
+        <w:t xml:space="preserve">RTF</w:t>
+      </w:r>
+    </w:p>
+    <w:p>
+      <w:pPr>
+        <w:shd w:val="clear" w:fill="E6F0FA"/>
+        <w:spacing w:after="0" w:line="240" w:lineRule="auto"/>
+      </w:pPr>
+      <w:r>
+        <w:rPr>
+          <w:rFonts w:ascii="Consolas" w:hAnsi="Consolas"/>
+          <w:sz w:val="20"/>
+        </w:rPr>
+        <w:t xml:space="preserve">        </w:t>
+      </w:r>
+      <w:r>
+        <w:rPr>
+          <w:rFonts w:ascii="Consolas" w:hAnsi="Consolas"/>
+          <w:sz w:val="20"/>
+          <w:color w:val="000080"/>
+        </w:rPr>
+        <w:t xml:space="preserve">shell</w:t>
+      </w:r>
+      <w:r>
+        <w:rPr>
+          <w:rFonts w:ascii="Consolas" w:hAnsi="Consolas"/>
+          <w:sz w:val="20"/>
+          <w:color w:val="808080"/>
+        </w:rPr>
+        <w:t xml:space="preserve">:</w:t>
+      </w:r>
+      <w:r>
+        <w:rPr>
+          <w:rFonts w:ascii="Consolas" w:hAnsi="Consolas"/>
+          <w:sz w:val="20"/>
+        </w:rPr>
+        <w:t xml:space="preserve"> </w:t>
+      </w:r>
+      <w:r>
+        <w:rPr>
+          <w:rFonts w:ascii="Consolas" w:hAnsi="Consolas"/>
+          <w:sz w:val="20"/>
+        </w:rPr>
+        <w:t xml:space="preserve">bash</w:t>
+      </w:r>
+    </w:p>
+    <w:p>
+      <w:pPr>
+        <w:shd w:val="clear" w:fill="E6F0FA"/>
+        <w:spacing w:after="0" w:line="240" w:lineRule="auto"/>
+      </w:pPr>
+      <w:r>
+        <w:rPr>
+          <w:rFonts w:ascii="Consolas" w:hAnsi="Consolas"/>
+          <w:sz w:val="20"/>
+        </w:rPr>
+        <w:t xml:space="preserve">        </w:t>
+      </w:r>
+      <w:r>
+        <w:rPr>
+          <w:rFonts w:ascii="Consolas" w:hAnsi="Consolas"/>
+          <w:sz w:val="20"/>
+          <w:color w:val="000080"/>
+        </w:rPr>
+        <w:t xml:space="preserve">run</w:t>
+      </w:r>
+      <w:r>
+        <w:rPr>
+          <w:rFonts w:ascii="Consolas" w:hAnsi="Consolas"/>
+          <w:sz w:val="20"/>
+          <w:color w:val="808080"/>
+        </w:rPr>
+        <w:t xml:space="preserve">:</w:t>
+      </w:r>
+      <w:r>
+        <w:rPr>
+          <w:rFonts w:ascii="Consolas" w:hAnsi="Consolas"/>
+          <w:sz w:val="20"/>
+        </w:rPr>
+        <w:t xml:space="preserve"> </w:t>
+      </w:r>
+      <w:r>
+        <w:rPr>
+          <w:rFonts w:ascii="Consolas" w:hAnsi="Consolas"/>
+          <w:sz w:val="20"/>
+        </w:rPr>
+        <w:t xml:space="preserve">git</w:t>
+      </w:r>
+      <w:r>
+        <w:rPr>
+          <w:rFonts w:ascii="Consolas" w:hAnsi="Consolas"/>
+          <w:sz w:val="20"/>
+        </w:rPr>
+        <w:t xml:space="preserve"> </w:t>
+      </w:r>
+      <w:r>
+        <w:rPr>
+          <w:rFonts w:ascii="Consolas" w:hAnsi="Consolas"/>
+          <w:sz w:val="20"/>
+        </w:rPr>
+        <w:t xml:space="preserve">add</w:t>
+      </w:r>
+      <w:r>
+        <w:rPr>
+          <w:rFonts w:ascii="Consolas" w:hAnsi="Consolas"/>
+          <w:sz w:val="20"/>
+        </w:rPr>
+        <w:t xml:space="preserve"> </w:t>
+      </w:r>
+      <w:r>
+        <w:rPr>
+          <w:rFonts w:ascii="Consolas" w:hAnsi="Consolas"/>
+          <w:sz w:val="20"/>
+        </w:rPr>
+        <w:t xml:space="preserve">README.rtf</w:t>
       </w:r>
     </w:p>
     <w:p>
@@ -1106,33 +2126,348 @@
           <w:rFonts w:ascii="Consolas" w:hAnsi="Consolas"/>
           <w:sz w:val="20"/>
         </w:rPr>
-        <w:t xml:space="preserve">      - name: Commit if changed</w:t>
-      </w:r>
-    </w:p>
-    <w:p>
-      <w:pPr>
-        <w:shd w:val="clear" w:fill="E6F0FA"/>
-        <w:spacing w:after="0" w:line="240" w:lineRule="auto"/>
-      </w:pPr>
-      <w:r>
-        <w:rPr>
-          <w:rFonts w:ascii="Consolas" w:hAnsi="Consolas"/>
-          <w:sz w:val="20"/>
-        </w:rPr>
-        <w:t xml:space="preserve">        shell: bash</w:t>
-      </w:r>
-    </w:p>
-    <w:p>
-      <w:pPr>
-        <w:shd w:val="clear" w:fill="E6F0FA"/>
-        <w:spacing w:after="0" w:line="240" w:lineRule="auto"/>
-      </w:pPr>
-      <w:r>
-        <w:rPr>
-          <w:rFonts w:ascii="Consolas" w:hAnsi="Consolas"/>
-          <w:sz w:val="20"/>
-        </w:rPr>
-        <w:t xml:space="preserve">        run: 'git diff --cached --quiet || git commit -m "auto-regenerate README.rtf from README.md"'</w:t>
+        <w:t xml:space="preserve">      </w:t>
+      </w:r>
+      <w:r>
+        <w:rPr>
+          <w:rFonts w:ascii="Consolas" w:hAnsi="Consolas"/>
+          <w:sz w:val="20"/>
+          <w:color w:val="808080"/>
+        </w:rPr>
+        <w:t xml:space="preserve">-</w:t>
+      </w:r>
+      <w:r>
+        <w:rPr>
+          <w:rFonts w:ascii="Consolas" w:hAnsi="Consolas"/>
+          <w:sz w:val="20"/>
+        </w:rPr>
+        <w:t xml:space="preserve"> </w:t>
+      </w:r>
+      <w:r>
+        <w:rPr>
+          <w:rFonts w:ascii="Consolas" w:hAnsi="Consolas"/>
+          <w:sz w:val="20"/>
+          <w:color w:val="000080"/>
+        </w:rPr>
+        <w:t xml:space="preserve">name</w:t>
+      </w:r>
+      <w:r>
+        <w:rPr>
+          <w:rFonts w:ascii="Consolas" w:hAnsi="Consolas"/>
+          <w:sz w:val="20"/>
+          <w:color w:val="808080"/>
+        </w:rPr>
+        <w:t xml:space="preserve">:</w:t>
+      </w:r>
+      <w:r>
+        <w:rPr>
+          <w:rFonts w:ascii="Consolas" w:hAnsi="Consolas"/>
+          <w:sz w:val="20"/>
+        </w:rPr>
+        <w:t xml:space="preserve"> </w:t>
+      </w:r>
+      <w:r>
+        <w:rPr>
+          <w:rFonts w:ascii="Consolas" w:hAnsi="Consolas"/>
+          <w:sz w:val="20"/>
+        </w:rPr>
+        <w:t xml:space="preserve">Commit</w:t>
+      </w:r>
+      <w:r>
+        <w:rPr>
+          <w:rFonts w:ascii="Consolas" w:hAnsi="Consolas"/>
+          <w:sz w:val="20"/>
+        </w:rPr>
+        <w:t xml:space="preserve"> </w:t>
+      </w:r>
+      <w:r>
+        <w:rPr>
+          <w:rFonts w:ascii="Consolas" w:hAnsi="Consolas"/>
+          <w:sz w:val="20"/>
+        </w:rPr>
+        <w:t xml:space="preserve">if</w:t>
+      </w:r>
+      <w:r>
+        <w:rPr>
+          <w:rFonts w:ascii="Consolas" w:hAnsi="Consolas"/>
+          <w:sz w:val="20"/>
+        </w:rPr>
+        <w:t xml:space="preserve"> </w:t>
+      </w:r>
+      <w:r>
+        <w:rPr>
+          <w:rFonts w:ascii="Consolas" w:hAnsi="Consolas"/>
+          <w:sz w:val="20"/>
+        </w:rPr>
+        <w:t xml:space="preserve">changed</w:t>
+      </w:r>
+    </w:p>
+    <w:p>
+      <w:pPr>
+        <w:shd w:val="clear" w:fill="E6F0FA"/>
+        <w:spacing w:after="0" w:line="240" w:lineRule="auto"/>
+      </w:pPr>
+      <w:r>
+        <w:rPr>
+          <w:rFonts w:ascii="Consolas" w:hAnsi="Consolas"/>
+          <w:sz w:val="20"/>
+        </w:rPr>
+        <w:t xml:space="preserve">        </w:t>
+      </w:r>
+      <w:r>
+        <w:rPr>
+          <w:rFonts w:ascii="Consolas" w:hAnsi="Consolas"/>
+          <w:sz w:val="20"/>
+          <w:color w:val="000080"/>
+        </w:rPr>
+        <w:t xml:space="preserve">shell</w:t>
+      </w:r>
+      <w:r>
+        <w:rPr>
+          <w:rFonts w:ascii="Consolas" w:hAnsi="Consolas"/>
+          <w:sz w:val="20"/>
+          <w:color w:val="808080"/>
+        </w:rPr>
+        <w:t xml:space="preserve">:</w:t>
+      </w:r>
+      <w:r>
+        <w:rPr>
+          <w:rFonts w:ascii="Consolas" w:hAnsi="Consolas"/>
+          <w:sz w:val="20"/>
+        </w:rPr>
+        <w:t xml:space="preserve"> </w:t>
+      </w:r>
+      <w:r>
+        <w:rPr>
+          <w:rFonts w:ascii="Consolas" w:hAnsi="Consolas"/>
+          <w:sz w:val="20"/>
+        </w:rPr>
+        <w:t xml:space="preserve">bash</w:t>
+      </w:r>
+    </w:p>
+    <w:p>
+      <w:pPr>
+        <w:shd w:val="clear" w:fill="E6F0FA"/>
+        <w:spacing w:after="0" w:line="240" w:lineRule="auto"/>
+      </w:pPr>
+      <w:r>
+        <w:rPr>
+          <w:rFonts w:ascii="Consolas" w:hAnsi="Consolas"/>
+          <w:sz w:val="20"/>
+        </w:rPr>
+        <w:t xml:space="preserve">        </w:t>
+      </w:r>
+      <w:r>
+        <w:rPr>
+          <w:rFonts w:ascii="Consolas" w:hAnsi="Consolas"/>
+          <w:sz w:val="20"/>
+          <w:color w:val="000080"/>
+        </w:rPr>
+        <w:t xml:space="preserve">run</w:t>
+      </w:r>
+      <w:r>
+        <w:rPr>
+          <w:rFonts w:ascii="Consolas" w:hAnsi="Consolas"/>
+          <w:sz w:val="20"/>
+          <w:color w:val="808080"/>
+        </w:rPr>
+        <w:t xml:space="preserve">:</w:t>
+      </w:r>
+      <w:r>
+        <w:rPr>
+          <w:rFonts w:ascii="Consolas" w:hAnsi="Consolas"/>
+          <w:sz w:val="20"/>
+        </w:rPr>
+        <w:t xml:space="preserve"> </w:t>
+      </w:r>
+      <w:r>
+        <w:rPr>
+          <w:rFonts w:ascii="Consolas" w:hAnsi="Consolas"/>
+          <w:sz w:val="20"/>
+          <w:color w:val="A31515"/>
+        </w:rPr>
+        <w:t xml:space="preserve">'</w:t>
+      </w:r>
+      <w:r>
+        <w:rPr>
+          <w:rFonts w:ascii="Consolas" w:hAnsi="Consolas"/>
+          <w:sz w:val="20"/>
+          <w:color w:val="A31515"/>
+        </w:rPr>
+        <w:t xml:space="preserve">git</w:t>
+      </w:r>
+      <w:r>
+        <w:rPr>
+          <w:rFonts w:ascii="Consolas" w:hAnsi="Consolas"/>
+          <w:sz w:val="20"/>
+        </w:rPr>
+        <w:t xml:space="preserve"> </w:t>
+      </w:r>
+      <w:r>
+        <w:rPr>
+          <w:rFonts w:ascii="Consolas" w:hAnsi="Consolas"/>
+          <w:sz w:val="20"/>
+          <w:color w:val="A31515"/>
+        </w:rPr>
+        <w:t xml:space="preserve">diff</w:t>
+      </w:r>
+      <w:r>
+        <w:rPr>
+          <w:rFonts w:ascii="Consolas" w:hAnsi="Consolas"/>
+          <w:sz w:val="20"/>
+        </w:rPr>
+        <w:t xml:space="preserve"> </w:t>
+      </w:r>
+      <w:r>
+        <w:rPr>
+          <w:rFonts w:ascii="Consolas" w:hAnsi="Consolas"/>
+          <w:sz w:val="20"/>
+          <w:color w:val="A31515"/>
+        </w:rPr>
+        <w:t xml:space="preserve">--cached</w:t>
+      </w:r>
+      <w:r>
+        <w:rPr>
+          <w:rFonts w:ascii="Consolas" w:hAnsi="Consolas"/>
+          <w:sz w:val="20"/>
+        </w:rPr>
+        <w:t xml:space="preserve"> </w:t>
+      </w:r>
+      <w:r>
+        <w:rPr>
+          <w:rFonts w:ascii="Consolas" w:hAnsi="Consolas"/>
+          <w:sz w:val="20"/>
+          <w:color w:val="A31515"/>
+        </w:rPr>
+        <w:t xml:space="preserve">--quiet</w:t>
+      </w:r>
+      <w:r>
+        <w:rPr>
+          <w:rFonts w:ascii="Consolas" w:hAnsi="Consolas"/>
+          <w:sz w:val="20"/>
+        </w:rPr>
+        <w:t xml:space="preserve"> </w:t>
+      </w:r>
+      <w:r>
+        <w:rPr>
+          <w:rFonts w:ascii="Consolas" w:hAnsi="Consolas"/>
+          <w:sz w:val="20"/>
+          <w:color w:val="A31515"/>
+        </w:rPr>
+        <w:t xml:space="preserve">||</w:t>
+      </w:r>
+      <w:r>
+        <w:rPr>
+          <w:rFonts w:ascii="Consolas" w:hAnsi="Consolas"/>
+          <w:sz w:val="20"/>
+        </w:rPr>
+        <w:t xml:space="preserve"> </w:t>
+      </w:r>
+      <w:r>
+        <w:rPr>
+          <w:rFonts w:ascii="Consolas" w:hAnsi="Consolas"/>
+          <w:sz w:val="20"/>
+          <w:color w:val="A31515"/>
+        </w:rPr>
+        <w:t xml:space="preserve">git</w:t>
+      </w:r>
+      <w:r>
+        <w:rPr>
+          <w:rFonts w:ascii="Consolas" w:hAnsi="Consolas"/>
+          <w:sz w:val="20"/>
+        </w:rPr>
+        <w:t xml:space="preserve"> </w:t>
+      </w:r>
+      <w:r>
+        <w:rPr>
+          <w:rFonts w:ascii="Consolas" w:hAnsi="Consolas"/>
+          <w:sz w:val="20"/>
+          <w:color w:val="A31515"/>
+        </w:rPr>
+        <w:t xml:space="preserve">commit</w:t>
+      </w:r>
+      <w:r>
+        <w:rPr>
+          <w:rFonts w:ascii="Consolas" w:hAnsi="Consolas"/>
+          <w:sz w:val="20"/>
+        </w:rPr>
+        <w:t xml:space="preserve"> </w:t>
+      </w:r>
+      <w:r>
+        <w:rPr>
+          <w:rFonts w:ascii="Consolas" w:hAnsi="Consolas"/>
+          <w:sz w:val="20"/>
+          <w:color w:val="A31515"/>
+        </w:rPr>
+        <w:t xml:space="preserve">-m</w:t>
+      </w:r>
+      <w:r>
+        <w:rPr>
+          <w:rFonts w:ascii="Consolas" w:hAnsi="Consolas"/>
+          <w:sz w:val="20"/>
+        </w:rPr>
+        <w:t xml:space="preserve"> </w:t>
+      </w:r>
+      <w:r>
+        <w:rPr>
+          <w:rFonts w:ascii="Consolas" w:hAnsi="Consolas"/>
+          <w:sz w:val="20"/>
+          <w:color w:val="A31515"/>
+        </w:rPr>
+        <w:t xml:space="preserve">"auto-regenerate</w:t>
+      </w:r>
+      <w:r>
+        <w:rPr>
+          <w:rFonts w:ascii="Consolas" w:hAnsi="Consolas"/>
+          <w:sz w:val="20"/>
+        </w:rPr>
+        <w:t xml:space="preserve"> </w:t>
+      </w:r>
+      <w:r>
+        <w:rPr>
+          <w:rFonts w:ascii="Consolas" w:hAnsi="Consolas"/>
+          <w:sz w:val="20"/>
+          <w:color w:val="A31515"/>
+        </w:rPr>
+        <w:t xml:space="preserve">README.rtf</w:t>
+      </w:r>
+      <w:r>
+        <w:rPr>
+          <w:rFonts w:ascii="Consolas" w:hAnsi="Consolas"/>
+          <w:sz w:val="20"/>
+        </w:rPr>
+        <w:t xml:space="preserve"> </w:t>
+      </w:r>
+      <w:r>
+        <w:rPr>
+          <w:rFonts w:ascii="Consolas" w:hAnsi="Consolas"/>
+          <w:sz w:val="20"/>
+          <w:color w:val="A31515"/>
+        </w:rPr>
+        <w:t xml:space="preserve">from</w:t>
+      </w:r>
+      <w:r>
+        <w:rPr>
+          <w:rFonts w:ascii="Consolas" w:hAnsi="Consolas"/>
+          <w:sz w:val="20"/>
+        </w:rPr>
+        <w:t xml:space="preserve"> </w:t>
+      </w:r>
+      <w:r>
+        <w:rPr>
+          <w:rFonts w:ascii="Consolas" w:hAnsi="Consolas"/>
+          <w:sz w:val="20"/>
+          <w:color w:val="A31515"/>
+        </w:rPr>
+        <w:t xml:space="preserve">README.md"</w:t>
+      </w:r>
+      <w:r>
+        <w:rPr>
+          <w:rFonts w:ascii="Consolas" w:hAnsi="Consolas"/>
+          <w:sz w:val="20"/>
+          <w:color w:val="A31515"/>
+        </w:rPr>
+        <w:t xml:space="preserve">'</w:t>
       </w:r>
     </w:p>
     <w:p>
@@ -1158,41 +2493,173 @@
           <w:rFonts w:ascii="Consolas" w:hAnsi="Consolas"/>
           <w:sz w:val="20"/>
         </w:rPr>
-        <w:t xml:space="preserve">      - name: Push</w:t>
-      </w:r>
-    </w:p>
-    <w:p>
-      <w:pPr>
-        <w:shd w:val="clear" w:fill="E6F0FA"/>
-        <w:spacing w:after="0" w:line="240" w:lineRule="auto"/>
-      </w:pPr>
-      <w:r>
-        <w:rPr>
-          <w:rFonts w:ascii="Consolas" w:hAnsi="Consolas"/>
-          <w:sz w:val="20"/>
-        </w:rPr>
-        <w:t xml:space="preserve">        shell: bash</w:t>
-      </w:r>
-    </w:p>
-    <w:p>
-      <w:pPr>
-        <w:shd w:val="clear" w:fill="E6F0FA"/>
-        <w:spacing w:after="0" w:line="240" w:lineRule="auto"/>
-      </w:pPr>
-      <w:r>
-        <w:rPr>
-          <w:rFonts w:ascii="Consolas" w:hAnsi="Consolas"/>
-          <w:sz w:val="20"/>
-        </w:rPr>
-        <w:t xml:space="preserve">        run: git push</w:t>
+        <w:t xml:space="preserve">      </w:t>
+      </w:r>
+      <w:r>
+        <w:rPr>
+          <w:rFonts w:ascii="Consolas" w:hAnsi="Consolas"/>
+          <w:sz w:val="20"/>
+          <w:color w:val="808080"/>
+        </w:rPr>
+        <w:t xml:space="preserve">-</w:t>
+      </w:r>
+      <w:r>
+        <w:rPr>
+          <w:rFonts w:ascii="Consolas" w:hAnsi="Consolas"/>
+          <w:sz w:val="20"/>
+        </w:rPr>
+        <w:t xml:space="preserve"> </w:t>
+      </w:r>
+      <w:r>
+        <w:rPr>
+          <w:rFonts w:ascii="Consolas" w:hAnsi="Consolas"/>
+          <w:sz w:val="20"/>
+          <w:color w:val="000080"/>
+        </w:rPr>
+        <w:t xml:space="preserve">name</w:t>
+      </w:r>
+      <w:r>
+        <w:rPr>
+          <w:rFonts w:ascii="Consolas" w:hAnsi="Consolas"/>
+          <w:sz w:val="20"/>
+          <w:color w:val="808080"/>
+        </w:rPr>
+        <w:t xml:space="preserve">:</w:t>
+      </w:r>
+      <w:r>
+        <w:rPr>
+          <w:rFonts w:ascii="Consolas" w:hAnsi="Consolas"/>
+          <w:sz w:val="20"/>
+        </w:rPr>
+        <w:t xml:space="preserve"> </w:t>
+      </w:r>
+      <w:r>
+        <w:rPr>
+          <w:rFonts w:ascii="Consolas" w:hAnsi="Consolas"/>
+          <w:sz w:val="20"/>
+        </w:rPr>
+        <w:t xml:space="preserve">Push</w:t>
+      </w:r>
+    </w:p>
+    <w:p>
+      <w:pPr>
+        <w:shd w:val="clear" w:fill="E6F0FA"/>
+        <w:spacing w:after="0" w:line="240" w:lineRule="auto"/>
+      </w:pPr>
+      <w:r>
+        <w:rPr>
+          <w:rFonts w:ascii="Consolas" w:hAnsi="Consolas"/>
+          <w:sz w:val="20"/>
+        </w:rPr>
+        <w:t xml:space="preserve">        </w:t>
+      </w:r>
+      <w:r>
+        <w:rPr>
+          <w:rFonts w:ascii="Consolas" w:hAnsi="Consolas"/>
+          <w:sz w:val="20"/>
+          <w:color w:val="000080"/>
+        </w:rPr>
+        <w:t xml:space="preserve">shell</w:t>
+      </w:r>
+      <w:r>
+        <w:rPr>
+          <w:rFonts w:ascii="Consolas" w:hAnsi="Consolas"/>
+          <w:sz w:val="20"/>
+          <w:color w:val="808080"/>
+        </w:rPr>
+        <w:t xml:space="preserve">:</w:t>
+      </w:r>
+      <w:r>
+        <w:rPr>
+          <w:rFonts w:ascii="Consolas" w:hAnsi="Consolas"/>
+          <w:sz w:val="20"/>
+        </w:rPr>
+        <w:t xml:space="preserve"> </w:t>
+      </w:r>
+      <w:r>
+        <w:rPr>
+          <w:rFonts w:ascii="Consolas" w:hAnsi="Consolas"/>
+          <w:sz w:val="20"/>
+        </w:rPr>
+        <w:t xml:space="preserve">bash</w:t>
+      </w:r>
+    </w:p>
+    <w:p>
+      <w:pPr>
+        <w:shd w:val="clear" w:fill="E6F0FA"/>
+        <w:spacing w:after="0" w:line="240" w:lineRule="auto"/>
+      </w:pPr>
+      <w:r>
+        <w:rPr>
+          <w:rFonts w:ascii="Consolas" w:hAnsi="Consolas"/>
+          <w:sz w:val="20"/>
+        </w:rPr>
+        <w:t xml:space="preserve">        </w:t>
+      </w:r>
+      <w:r>
+        <w:rPr>
+          <w:rFonts w:ascii="Consolas" w:hAnsi="Consolas"/>
+          <w:sz w:val="20"/>
+          <w:color w:val="000080"/>
+        </w:rPr>
+        <w:t xml:space="preserve">run</w:t>
+      </w:r>
+      <w:r>
+        <w:rPr>
+          <w:rFonts w:ascii="Consolas" w:hAnsi="Consolas"/>
+          <w:sz w:val="20"/>
+          <w:color w:val="808080"/>
+        </w:rPr>
+        <w:t xml:space="preserve">:</w:t>
+      </w:r>
+      <w:r>
+        <w:rPr>
+          <w:rFonts w:ascii="Consolas" w:hAnsi="Consolas"/>
+          <w:sz w:val="20"/>
+        </w:rPr>
+        <w:t xml:space="preserve"> </w:t>
+      </w:r>
+      <w:r>
+        <w:rPr>
+          <w:rFonts w:ascii="Consolas" w:hAnsi="Consolas"/>
+          <w:sz w:val="20"/>
+        </w:rPr>
+        <w:t xml:space="preserve">git</w:t>
+      </w:r>
+      <w:r>
+        <w:rPr>
+          <w:rFonts w:ascii="Consolas" w:hAnsi="Consolas"/>
+          <w:sz w:val="20"/>
+        </w:rPr>
+        <w:t xml:space="preserve"> </w:t>
+      </w:r>
+      <w:r>
+        <w:rPr>
+          <w:rFonts w:ascii="Consolas" w:hAnsi="Consolas"/>
+          <w:sz w:val="20"/>
+        </w:rPr>
+        <w:t xml:space="preserve">push</w:t>
+      </w:r>
+    </w:p>
+    <w:p>
+      <w:pPr>
+        <w:shd w:val="clear" w:fill="E6F0FA"/>
+        <w:spacing w:after="0" w:line="240" w:lineRule="auto"/>
+      </w:pPr>
+      <w:r>
+        <w:rPr>
+          <w:rFonts w:ascii="Consolas" w:hAnsi="Consolas"/>
+          <w:sz w:val="20"/>
+        </w:rPr>
+        <w:t xml:space="preserve"/>
       </w:r>
     </w:p>
     <w:p>
       <w:pPr>
         <w:pStyle w:val="Heading3"/>
       </w:pPr>
-      <w:bookmarkStart w:id="5868" w:name="3-push-and-done"/>
-      <w:bookmarkEnd w:id="5868"/>
+      <w:bookmarkStart w:id="7037" w:name="3-push-and-done"/>
+      <w:bookmarkEnd w:id="7037"/>
       <w:r>
         <w:t xml:space="preserve">3. Push and done</w:t>
       </w:r>
@@ -1228,8 +2695,8 @@
       <w:pPr>
         <w:pStyle w:val="Heading2"/>
       </w:pPr>
-      <w:bookmarkStart w:id="4706" w:name="how-it-works"/>
-      <w:bookmarkEnd w:id="4706"/>
+      <w:bookmarkStart w:id="7891" w:name="how-it-works"/>
+      <w:bookmarkEnd w:id="7891"/>
       <w:r>
         <w:t xml:space="preserve">How It Works</w:t>
       </w:r>
@@ -1373,8 +2840,8 @@
       <w:pPr>
         <w:pStyle w:val="Heading3"/>
       </w:pPr>
-      <w:bookmarkStart w:id="1250" w:name="dependencies"/>
-      <w:bookmarkEnd w:id="1250"/>
+      <w:bookmarkStart w:id="1042" w:name="dependencies"/>
+      <w:bookmarkEnd w:id="1042"/>
       <w:r>
         <w:t xml:space="preserve">Dependencies</w:t>
       </w:r>
@@ -1459,8 +2926,8 @@
       <w:pPr>
         <w:pStyle w:val="Heading3"/>
       </w:pPr>
-      <w:bookmarkStart w:id="4469" w:name="run-locally"/>
-      <w:bookmarkEnd w:id="4469"/>
+      <w:bookmarkStart w:id="1002" w:name="run-locally"/>
+      <w:bookmarkEnd w:id="1002"/>
       <w:r>
         <w:t xml:space="preserve">Run Locally</w:t>
       </w:r>
@@ -1475,41 +2942,166 @@
           <w:rFonts w:ascii="Consolas" w:hAnsi="Consolas"/>
           <w:sz w:val="20"/>
         </w:rPr>
-        <w:t xml:space="preserve">pip install pygments pillow</w:t>
-      </w:r>
-    </w:p>
-    <w:p>
-      <w:pPr>
-        <w:shd w:val="clear" w:fill="E6F0FA"/>
-        <w:spacing w:after="0" w:line="240" w:lineRule="auto"/>
-      </w:pPr>
-      <w:r>
-        <w:rPr>
-          <w:rFonts w:ascii="Consolas" w:hAnsi="Consolas"/>
-          <w:sz w:val="20"/>
-        </w:rPr>
-        <w:t xml:space="preserve">python3 gfm_markdown_to_rtf.py README.md README.rtf</w:t>
-      </w:r>
-    </w:p>
-    <w:p>
-      <w:pPr>
-        <w:shd w:val="clear" w:fill="E6F0FA"/>
-        <w:spacing w:after="0" w:line="240" w:lineRule="auto"/>
-      </w:pPr>
-      <w:r>
-        <w:rPr>
-          <w:rFonts w:ascii="Consolas" w:hAnsi="Consolas"/>
-          <w:sz w:val="20"/>
-        </w:rPr>
-        <w:t xml:space="preserve">python3 rtf_image_embedder.py README.rtf</w:t>
+        <w:t xml:space="preserve">pip</w:t>
+      </w:r>
+      <w:r>
+        <w:rPr>
+          <w:rFonts w:ascii="Consolas" w:hAnsi="Consolas"/>
+          <w:sz w:val="20"/>
+        </w:rPr>
+        <w:t xml:space="preserve"> </w:t>
+      </w:r>
+      <w:r>
+        <w:rPr>
+          <w:rFonts w:ascii="Consolas" w:hAnsi="Consolas"/>
+          <w:sz w:val="20"/>
+        </w:rPr>
+        <w:t xml:space="preserve">install</w:t>
+      </w:r>
+      <w:r>
+        <w:rPr>
+          <w:rFonts w:ascii="Consolas" w:hAnsi="Consolas"/>
+          <w:sz w:val="20"/>
+        </w:rPr>
+        <w:t xml:space="preserve"> </w:t>
+      </w:r>
+      <w:r>
+        <w:rPr>
+          <w:rFonts w:ascii="Consolas" w:hAnsi="Consolas"/>
+          <w:sz w:val="20"/>
+        </w:rPr>
+        <w:t xml:space="preserve">pygments</w:t>
+      </w:r>
+      <w:r>
+        <w:rPr>
+          <w:rFonts w:ascii="Consolas" w:hAnsi="Consolas"/>
+          <w:sz w:val="20"/>
+        </w:rPr>
+        <w:t xml:space="preserve"> </w:t>
+      </w:r>
+      <w:r>
+        <w:rPr>
+          <w:rFonts w:ascii="Consolas" w:hAnsi="Consolas"/>
+          <w:sz w:val="20"/>
+        </w:rPr>
+        <w:t xml:space="preserve">pillow</w:t>
+      </w:r>
+    </w:p>
+    <w:p>
+      <w:pPr>
+        <w:shd w:val="clear" w:fill="E6F0FA"/>
+        <w:spacing w:after="0" w:line="240" w:lineRule="auto"/>
+      </w:pPr>
+      <w:r>
+        <w:rPr>
+          <w:rFonts w:ascii="Consolas" w:hAnsi="Consolas"/>
+          <w:sz w:val="20"/>
+        </w:rPr>
+        <w:t xml:space="preserve">python3</w:t>
+      </w:r>
+      <w:r>
+        <w:rPr>
+          <w:rFonts w:ascii="Consolas" w:hAnsi="Consolas"/>
+          <w:sz w:val="20"/>
+        </w:rPr>
+        <w:t xml:space="preserve"> </w:t>
+      </w:r>
+      <w:r>
+        <w:rPr>
+          <w:rFonts w:ascii="Consolas" w:hAnsi="Consolas"/>
+          <w:sz w:val="20"/>
+        </w:rPr>
+        <w:t xml:space="preserve">gfm_markdown_to_rtf.py</w:t>
+      </w:r>
+      <w:r>
+        <w:rPr>
+          <w:rFonts w:ascii="Consolas" w:hAnsi="Consolas"/>
+          <w:sz w:val="20"/>
+        </w:rPr>
+        <w:t xml:space="preserve"> </w:t>
+      </w:r>
+      <w:r>
+        <w:rPr>
+          <w:rFonts w:ascii="Consolas" w:hAnsi="Consolas"/>
+          <w:sz w:val="20"/>
+        </w:rPr>
+        <w:t xml:space="preserve">README.md</w:t>
+      </w:r>
+      <w:r>
+        <w:rPr>
+          <w:rFonts w:ascii="Consolas" w:hAnsi="Consolas"/>
+          <w:sz w:val="20"/>
+        </w:rPr>
+        <w:t xml:space="preserve"> </w:t>
+      </w:r>
+      <w:r>
+        <w:rPr>
+          <w:rFonts w:ascii="Consolas" w:hAnsi="Consolas"/>
+          <w:sz w:val="20"/>
+        </w:rPr>
+        <w:t xml:space="preserve">README.rtf</w:t>
+      </w:r>
+    </w:p>
+    <w:p>
+      <w:pPr>
+        <w:shd w:val="clear" w:fill="E6F0FA"/>
+        <w:spacing w:after="0" w:line="240" w:lineRule="auto"/>
+      </w:pPr>
+      <w:r>
+        <w:rPr>
+          <w:rFonts w:ascii="Consolas" w:hAnsi="Consolas"/>
+          <w:sz w:val="20"/>
+        </w:rPr>
+        <w:t xml:space="preserve">python3</w:t>
+      </w:r>
+      <w:r>
+        <w:rPr>
+          <w:rFonts w:ascii="Consolas" w:hAnsi="Consolas"/>
+          <w:sz w:val="20"/>
+        </w:rPr>
+        <w:t xml:space="preserve"> </w:t>
+      </w:r>
+      <w:r>
+        <w:rPr>
+          <w:rFonts w:ascii="Consolas" w:hAnsi="Consolas"/>
+          <w:sz w:val="20"/>
+        </w:rPr>
+        <w:t xml:space="preserve">rtf_image_embedder.py</w:t>
+      </w:r>
+      <w:r>
+        <w:rPr>
+          <w:rFonts w:ascii="Consolas" w:hAnsi="Consolas"/>
+          <w:sz w:val="20"/>
+        </w:rPr>
+        <w:t xml:space="preserve"> </w:t>
+      </w:r>
+      <w:r>
+        <w:rPr>
+          <w:rFonts w:ascii="Consolas" w:hAnsi="Consolas"/>
+          <w:sz w:val="20"/>
+        </w:rPr>
+        <w:t xml:space="preserve">README.rtf</w:t>
+      </w:r>
+    </w:p>
+    <w:p>
+      <w:pPr>
+        <w:shd w:val="clear" w:fill="E6F0FA"/>
+        <w:spacing w:after="0" w:line="240" w:lineRule="auto"/>
+      </w:pPr>
+      <w:r>
+        <w:rPr>
+          <w:rFonts w:ascii="Consolas" w:hAnsi="Consolas"/>
+          <w:sz w:val="20"/>
+        </w:rPr>
+        <w:t xml:space="preserve"/>
       </w:r>
     </w:p>
     <w:p>
       <w:pPr>
         <w:pStyle w:val="Heading2"/>
       </w:pPr>
-      <w:bookmarkStart w:id="8750" w:name="viewing-tips"/>
-      <w:bookmarkEnd w:id="8750"/>
+      <w:bookmarkStart w:id="2413" w:name="viewing-tips"/>
+      <w:bookmarkEnd w:id="2413"/>
       <w:r>
         <w:t xml:space="preserve">Viewing Tips</w:t>
       </w:r>
@@ -1592,8 +3184,8 @@
       <w:pPr>
         <w:pStyle w:val="Heading1"/>
       </w:pPr>
-      <w:bookmarkStart w:id="3937" w:name="test_tube-test-content"/>
-      <w:bookmarkEnd w:id="3937"/>
+      <w:bookmarkStart w:id="6864" w:name="test_tube-test-content"/>
+      <w:bookmarkEnd w:id="6864"/>
       <w:r>
         <w:t xml:space="preserve">:test_tube: Test Content</w:t>
       </w:r>
@@ -1624,8 +3216,8 @@
       <w:pPr>
         <w:pStyle w:val="Heading2"/>
       </w:pPr>
-      <w:bookmarkStart w:id="1986" w:name="heading-level-2"/>
-      <w:bookmarkEnd w:id="1986"/>
+      <w:bookmarkStart w:id="9881" w:name="heading-level-2"/>
+      <w:bookmarkEnd w:id="9881"/>
       <w:r>
         <w:t xml:space="preserve">Heading Level 2</w:t>
       </w:r>
@@ -1634,8 +3226,8 @@
       <w:pPr>
         <w:pStyle w:val="Heading3"/>
       </w:pPr>
-      <w:bookmarkStart w:id="9251" w:name="heading-level-3"/>
-      <w:bookmarkEnd w:id="9251"/>
+      <w:bookmarkStart w:id="3572" w:name="heading-level-3"/>
+      <w:bookmarkEnd w:id="3572"/>
       <w:r>
         <w:t xml:space="preserve">Heading Level 3</w:t>
       </w:r>
@@ -1644,8 +3236,8 @@
       <w:pPr>
         <w:pStyle w:val="Heading4"/>
       </w:pPr>
-      <w:bookmarkStart w:id="5674" w:name="heading-level-4"/>
-      <w:bookmarkEnd w:id="5674"/>
+      <w:bookmarkStart w:id="2066" w:name="heading-level-4"/>
+      <w:bookmarkEnd w:id="2066"/>
       <w:r>
         <w:t xml:space="preserve">Heading Level 4</w:t>
       </w:r>
@@ -1654,8 +3246,8 @@
       <w:pPr>
         <w:pStyle w:val="Heading5"/>
       </w:pPr>
-      <w:bookmarkStart w:id="7900" w:name="heading-level-5"/>
-      <w:bookmarkEnd w:id="7900"/>
+      <w:bookmarkStart w:id="951" w:name="heading-level-5"/>
+      <w:bookmarkEnd w:id="951"/>
       <w:r>
         <w:t xml:space="preserve">Heading Level 5</w:t>
       </w:r>
@@ -1664,8 +3256,8 @@
       <w:pPr>
         <w:pStyle w:val="Heading6"/>
       </w:pPr>
-      <w:bookmarkStart w:id="3030" w:name="heading-level-6"/>
-      <w:bookmarkEnd w:id="3030"/>
+      <w:bookmarkStart w:id="687" w:name="heading-level-6"/>
+      <w:bookmarkEnd w:id="687"/>
       <w:r>
         <w:t xml:space="preserve">Heading Level 6</w:t>
       </w:r>
@@ -1674,8 +3266,8 @@
       <w:pPr>
         <w:pStyle w:val="Heading2"/>
       </w:pPr>
-      <w:bookmarkStart w:id="4293" w:name="text-formatting"/>
-      <w:bookmarkEnd w:id="4293"/>
+      <w:bookmarkStart w:id="8194" w:name="text-formatting"/>
+      <w:bookmarkEnd w:id="8194"/>
       <w:r>
         <w:t xml:space="preserve">Text Formatting</w:t>
       </w:r>
@@ -1806,8 +3398,8 @@
       <w:pPr>
         <w:pStyle w:val="Heading2"/>
       </w:pPr>
-      <w:bookmarkStart w:id="5103" w:name="links"/>
-      <w:bookmarkEnd w:id="5103"/>
+      <w:bookmarkStart w:id="3494" w:name="links"/>
+      <w:bookmarkEnd w:id="3494"/>
       <w:r>
         <w:t xml:space="preserve">Links</w:t>
       </w:r>
@@ -1965,8 +3557,8 @@
       <w:pPr>
         <w:pStyle w:val="Heading2"/>
       </w:pPr>
-      <w:bookmarkStart w:id="8427" w:name="images"/>
-      <w:bookmarkEnd w:id="8427"/>
+      <w:bookmarkStart w:id="4708" w:name="images"/>
+      <w:bookmarkEnd w:id="4708"/>
       <w:r>
         <w:t xml:space="preserve">Images</w:t>
       </w:r>
@@ -2327,8 +3919,8 @@
       <w:pPr>
         <w:pStyle w:val="Heading2"/>
       </w:pPr>
-      <w:bookmarkStart w:id="2734" w:name="blockquotes"/>
-      <w:bookmarkEnd w:id="2734"/>
+      <w:bookmarkStart w:id="8041" w:name="blockquotes"/>
+      <w:bookmarkEnd w:id="8041"/>
       <w:r>
         <w:t xml:space="preserve">Blockquotes</w:t>
       </w:r>
@@ -2378,8 +3970,8 @@
       <w:pPr>
         <w:pStyle w:val="Heading2"/>
       </w:pPr>
-      <w:bookmarkStart w:id="2203" w:name="alerts"/>
-      <w:bookmarkEnd w:id="2203"/>
+      <w:bookmarkStart w:id="2152" w:name="alerts"/>
+      <w:bookmarkEnd w:id="2152"/>
       <w:r>
         <w:t xml:space="preserve">Alerts</w:t>
       </w:r>
@@ -2518,8 +4110,8 @@
       <w:pPr>
         <w:pStyle w:val="Heading2"/>
       </w:pPr>
-      <w:bookmarkStart w:id="6270" w:name="unordered-lists"/>
-      <w:bookmarkEnd w:id="6270"/>
+      <w:bookmarkStart w:id="3779" w:name="unordered-lists"/>
+      <w:bookmarkEnd w:id="3779"/>
       <w:r>
         <w:t xml:space="preserve">Unordered Lists</w:t>
       </w:r>
@@ -2653,8 +4245,8 @@
       <w:pPr>
         <w:pStyle w:val="Heading2"/>
       </w:pPr>
-      <w:bookmarkStart w:id="494" w:name="ordered-lists"/>
-      <w:bookmarkEnd w:id="494"/>
+      <w:bookmarkStart w:id="8225" w:name="ordered-lists"/>
+      <w:bookmarkEnd w:id="8225"/>
       <w:r>
         <w:t xml:space="preserve">Ordered Lists</w:t>
       </w:r>
@@ -2723,8 +4315,8 @@
       <w:pPr>
         <w:pStyle w:val="Heading2"/>
       </w:pPr>
-      <w:bookmarkStart w:id="1386" w:name="task-lists"/>
-      <w:bookmarkEnd w:id="1386"/>
+      <w:bookmarkStart w:id="4789" w:name="task-lists"/>
+      <w:bookmarkEnd w:id="4789"/>
       <w:r>
         <w:t xml:space="preserve">Task Lists</w:t>
       </w:r>
@@ -2793,8 +4385,8 @@
       <w:pPr>
         <w:pStyle w:val="Heading2"/>
       </w:pPr>
-      <w:bookmarkStart w:id="8823" w:name="inline-code"/>
-      <w:bookmarkEnd w:id="8823"/>
+      <w:bookmarkStart w:id="152" w:name="inline-code"/>
+      <w:bookmarkEnd w:id="152"/>
       <w:r>
         <w:t xml:space="preserve">Inline Code</w:t>
       </w:r>
@@ -2830,8 +4422,8 @@
       <w:pPr>
         <w:pStyle w:val="Heading2"/>
       </w:pPr>
-      <w:bookmarkStart w:id="6726" w:name="fenced-code-blocks"/>
-      <w:bookmarkEnd w:id="6726"/>
+      <w:bookmarkStart w:id="7637" w:name="fenced-code-blocks"/>
+      <w:bookmarkEnd w:id="7637"/>
       <w:r>
         <w:t xml:space="preserve">Fenced Code Blocks</w:t>
       </w:r>
@@ -2845,45 +4437,191 @@
         <w:rPr>
           <w:rFonts w:ascii="Consolas" w:hAnsi="Consolas"/>
           <w:sz w:val="20"/>
-        </w:rPr>
-        <w:t xml:space="preserve">fun main() {</w:t>
-      </w:r>
-    </w:p>
-    <w:p>
-      <w:pPr>
-        <w:shd w:val="clear" w:fill="E6F0FA"/>
-        <w:spacing w:after="0" w:line="240" w:lineRule="auto"/>
-      </w:pPr>
-      <w:r>
-        <w:rPr>
-          <w:rFonts w:ascii="Consolas" w:hAnsi="Consolas"/>
-          <w:sz w:val="20"/>
-        </w:rPr>
-        <w:t xml:space="preserve">    val greeting = "Hello, World!"</w:t>
-      </w:r>
-    </w:p>
-    <w:p>
-      <w:pPr>
-        <w:shd w:val="clear" w:fill="E6F0FA"/>
-        <w:spacing w:after="0" w:line="240" w:lineRule="auto"/>
-      </w:pPr>
-      <w:r>
-        <w:rPr>
-          <w:rFonts w:ascii="Consolas" w:hAnsi="Consolas"/>
-          <w:sz w:val="20"/>
-        </w:rPr>
-        <w:t xml:space="preserve">    println(greeting)</w:t>
-      </w:r>
-    </w:p>
-    <w:p>
-      <w:pPr>
-        <w:shd w:val="clear" w:fill="E6F0FA"/>
-        <w:spacing w:after="0" w:line="240" w:lineRule="auto"/>
-      </w:pPr>
-      <w:r>
-        <w:rPr>
-          <w:rFonts w:ascii="Consolas" w:hAnsi="Consolas"/>
-          <w:sz w:val="20"/>
+          <w:color w:val="000080"/>
+        </w:rPr>
+        <w:t xml:space="preserve">fun</w:t>
+      </w:r>
+      <w:r>
+        <w:rPr>
+          <w:rFonts w:ascii="Consolas" w:hAnsi="Consolas"/>
+          <w:sz w:val="20"/>
+        </w:rPr>
+        <w:t xml:space="preserve"> </w:t>
+      </w:r>
+      <w:r>
+        <w:rPr>
+          <w:rFonts w:ascii="Consolas" w:hAnsi="Consolas"/>
+          <w:sz w:val="20"/>
+          <w:color w:val="000000"/>
+        </w:rPr>
+        <w:t xml:space="preserve">main</w:t>
+      </w:r>
+      <w:r>
+        <w:rPr>
+          <w:rFonts w:ascii="Consolas" w:hAnsi="Consolas"/>
+          <w:sz w:val="20"/>
+          <w:color w:val="808080"/>
+        </w:rPr>
+        <w:t xml:space="preserve">(</w:t>
+      </w:r>
+      <w:r>
+        <w:rPr>
+          <w:rFonts w:ascii="Consolas" w:hAnsi="Consolas"/>
+          <w:sz w:val="20"/>
+          <w:color w:val="808080"/>
+        </w:rPr>
+        <w:t xml:space="preserve">)</w:t>
+      </w:r>
+      <w:r>
+        <w:rPr>
+          <w:rFonts w:ascii="Consolas" w:hAnsi="Consolas"/>
+          <w:sz w:val="20"/>
+        </w:rPr>
+        <w:t xml:space="preserve"> </w:t>
+      </w:r>
+      <w:r>
+        <w:rPr>
+          <w:rFonts w:ascii="Consolas" w:hAnsi="Consolas"/>
+          <w:sz w:val="20"/>
+          <w:color w:val="808080"/>
+        </w:rPr>
+        <w:t xml:space="preserve">{</w:t>
+      </w:r>
+    </w:p>
+    <w:p>
+      <w:pPr>
+        <w:shd w:val="clear" w:fill="E6F0FA"/>
+        <w:spacing w:after="0" w:line="240" w:lineRule="auto"/>
+      </w:pPr>
+      <w:r>
+        <w:rPr>
+          <w:rFonts w:ascii="Consolas" w:hAnsi="Consolas"/>
+          <w:sz w:val="20"/>
+        </w:rPr>
+        <w:t xml:space="preserve">    </w:t>
+      </w:r>
+      <w:r>
+        <w:rPr>
+          <w:rFonts w:ascii="Consolas" w:hAnsi="Consolas"/>
+          <w:sz w:val="20"/>
+          <w:color w:val="000080"/>
+        </w:rPr>
+        <w:t xml:space="preserve">val</w:t>
+      </w:r>
+      <w:r>
+        <w:rPr>
+          <w:rFonts w:ascii="Consolas" w:hAnsi="Consolas"/>
+          <w:sz w:val="20"/>
+        </w:rPr>
+        <w:t xml:space="preserve"> </w:t>
+      </w:r>
+      <w:r>
+        <w:rPr>
+          <w:rFonts w:ascii="Consolas" w:hAnsi="Consolas"/>
+          <w:sz w:val="20"/>
+        </w:rPr>
+        <w:t xml:space="preserve">greeting</w:t>
+      </w:r>
+      <w:r>
+        <w:rPr>
+          <w:rFonts w:ascii="Consolas" w:hAnsi="Consolas"/>
+          <w:sz w:val="20"/>
+        </w:rPr>
+        <w:t xml:space="preserve"> </w:t>
+      </w:r>
+      <w:r>
+        <w:rPr>
+          <w:rFonts w:ascii="Consolas" w:hAnsi="Consolas"/>
+          <w:sz w:val="20"/>
+          <w:color w:val="000000"/>
+        </w:rPr>
+        <w:t xml:space="preserve">=</w:t>
+      </w:r>
+      <w:r>
+        <w:rPr>
+          <w:rFonts w:ascii="Consolas" w:hAnsi="Consolas"/>
+          <w:sz w:val="20"/>
+        </w:rPr>
+        <w:t xml:space="preserve"> </w:t>
+      </w:r>
+      <w:r>
+        <w:rPr>
+          <w:rFonts w:ascii="Consolas" w:hAnsi="Consolas"/>
+          <w:sz w:val="20"/>
+          <w:color w:val="A31515"/>
+        </w:rPr>
+        <w:t xml:space="preserve">"</w:t>
+      </w:r>
+      <w:r>
+        <w:rPr>
+          <w:rFonts w:ascii="Consolas" w:hAnsi="Consolas"/>
+          <w:sz w:val="20"/>
+          <w:color w:val="A31515"/>
+        </w:rPr>
+        <w:t xml:space="preserve">Hello, World!</w:t>
+      </w:r>
+      <w:r>
+        <w:rPr>
+          <w:rFonts w:ascii="Consolas" w:hAnsi="Consolas"/>
+          <w:sz w:val="20"/>
+          <w:color w:val="A31515"/>
+        </w:rPr>
+        <w:t xml:space="preserve">"</w:t>
+      </w:r>
+    </w:p>
+    <w:p>
+      <w:pPr>
+        <w:shd w:val="clear" w:fill="E6F0FA"/>
+        <w:spacing w:after="0" w:line="240" w:lineRule="auto"/>
+      </w:pPr>
+      <w:r>
+        <w:rPr>
+          <w:rFonts w:ascii="Consolas" w:hAnsi="Consolas"/>
+          <w:sz w:val="20"/>
+        </w:rPr>
+        <w:t xml:space="preserve">    </w:t>
+      </w:r>
+      <w:r>
+        <w:rPr>
+          <w:rFonts w:ascii="Consolas" w:hAnsi="Consolas"/>
+          <w:sz w:val="20"/>
+        </w:rPr>
+        <w:t xml:space="preserve">println</w:t>
+      </w:r>
+      <w:r>
+        <w:rPr>
+          <w:rFonts w:ascii="Consolas" w:hAnsi="Consolas"/>
+          <w:sz w:val="20"/>
+          <w:color w:val="808080"/>
+        </w:rPr>
+        <w:t xml:space="preserve">(</w:t>
+      </w:r>
+      <w:r>
+        <w:rPr>
+          <w:rFonts w:ascii="Consolas" w:hAnsi="Consolas"/>
+          <w:sz w:val="20"/>
+        </w:rPr>
+        <w:t xml:space="preserve">greeting</w:t>
+      </w:r>
+      <w:r>
+        <w:rPr>
+          <w:rFonts w:ascii="Consolas" w:hAnsi="Consolas"/>
+          <w:sz w:val="20"/>
+          <w:color w:val="808080"/>
+        </w:rPr>
+        <w:t xml:space="preserve">)</w:t>
+      </w:r>
+    </w:p>
+    <w:p>
+      <w:pPr>
+        <w:shd w:val="clear" w:fill="E6F0FA"/>
+        <w:spacing w:after="0" w:line="240" w:lineRule="auto"/>
+      </w:pPr>
+      <w:r>
+        <w:rPr>
+          <w:rFonts w:ascii="Consolas" w:hAnsi="Consolas"/>
+          <w:sz w:val="20"/>
+          <w:color w:val="808080"/>
         </w:rPr>
         <w:t xml:space="preserve">}</w:t>
       </w:r>
@@ -2898,18 +4636,84 @@
           <w:rFonts w:ascii="Consolas" w:hAnsi="Consolas"/>
           <w:sz w:val="20"/>
         </w:rPr>
-        <w:t xml:space="preserve">&lt;uses-permission android:name="android.permission.INTERNET" /&gt;</w:t>
-      </w:r>
-    </w:p>
-    <w:p>
-      <w:pPr>
-        <w:shd w:val="clear" w:fill="E6F0FA"/>
-        <w:spacing w:after="0" w:line="240" w:lineRule="auto"/>
-      </w:pPr>
-      <w:r>
-        <w:rPr>
-          <w:rFonts w:ascii="Consolas" w:hAnsi="Consolas"/>
-          <w:sz w:val="20"/>
+        <w:t xml:space="preserve"/>
+      </w:r>
+    </w:p>
+    <w:p>
+      <w:pPr>
+        <w:shd w:val="clear" w:fill="E6F0FA"/>
+        <w:spacing w:after="0" w:line="240" w:lineRule="auto"/>
+      </w:pPr>
+      <w:r>
+        <w:rPr>
+          <w:rFonts w:ascii="Consolas" w:hAnsi="Consolas"/>
+          <w:sz w:val="20"/>
+          <w:color w:val="000080"/>
+        </w:rPr>
+        <w:t xml:space="preserve">&lt;uses-permission</w:t>
+      </w:r>
+      <w:r>
+        <w:rPr>
+          <w:rFonts w:ascii="Consolas" w:hAnsi="Consolas"/>
+          <w:sz w:val="20"/>
+        </w:rPr>
+        <w:t xml:space="preserve"> </w:t>
+      </w:r>
+      <w:r>
+        <w:rPr>
+          <w:rFonts w:ascii="Consolas" w:hAnsi="Consolas"/>
+          <w:sz w:val="20"/>
+          <w:color w:val="2B91AF"/>
+        </w:rPr>
+        <w:t xml:space="preserve">android:name=</w:t>
+      </w:r>
+      <w:r>
+        <w:rPr>
+          <w:rFonts w:ascii="Consolas" w:hAnsi="Consolas"/>
+          <w:sz w:val="20"/>
+          <w:color w:val="A31515"/>
+        </w:rPr>
+        <w:t xml:space="preserve">"android.permission.INTERNET"</w:t>
+      </w:r>
+      <w:r>
+        <w:rPr>
+          <w:rFonts w:ascii="Consolas" w:hAnsi="Consolas"/>
+          <w:sz w:val="20"/>
+        </w:rPr>
+        <w:t xml:space="preserve"> </w:t>
+      </w:r>
+      <w:r>
+        <w:rPr>
+          <w:rFonts w:ascii="Consolas" w:hAnsi="Consolas"/>
+          <w:sz w:val="20"/>
+          <w:color w:val="000080"/>
+        </w:rPr>
+        <w:t xml:space="preserve">/&gt;</w:t>
+      </w:r>
+    </w:p>
+    <w:p>
+      <w:pPr>
+        <w:shd w:val="clear" w:fill="E6F0FA"/>
+        <w:spacing w:after="0" w:line="240" w:lineRule="auto"/>
+      </w:pPr>
+      <w:r>
+        <w:rPr>
+          <w:rFonts w:ascii="Consolas" w:hAnsi="Consolas"/>
+          <w:sz w:val="20"/>
+        </w:rPr>
+        <w:t xml:space="preserve"/>
+      </w:r>
+    </w:p>
+    <w:p>
+      <w:pPr>
+        <w:shd w:val="clear" w:fill="E6F0FA"/>
+        <w:spacing w:after="0" w:line="240" w:lineRule="auto"/>
+      </w:pPr>
+      <w:r>
+        <w:rPr>
+          <w:rFonts w:ascii="Consolas" w:hAnsi="Consolas"/>
+          <w:sz w:val="20"/>
+          <w:color w:val="008000"/>
         </w:rPr>
         <w:t xml:space="preserve">#!/bin/bash</w:t>
       </w:r>
@@ -2923,8 +4727,37 @@
         <w:rPr>
           <w:rFonts w:ascii="Consolas" w:hAnsi="Consolas"/>
           <w:sz w:val="20"/>
-        </w:rPr>
-        <w:t xml:space="preserve">echo "No language-specific highlighting"</w:t>
+          <w:color w:val="800080"/>
+        </w:rPr>
+        <w:t xml:space="preserve">echo</w:t>
+      </w:r>
+      <w:r>
+        <w:rPr>
+          <w:rFonts w:ascii="Consolas" w:hAnsi="Consolas"/>
+          <w:sz w:val="20"/>
+        </w:rPr>
+        <w:t xml:space="preserve"> </w:t>
+      </w:r>
+      <w:r>
+        <w:rPr>
+          <w:rFonts w:ascii="Consolas" w:hAnsi="Consolas"/>
+          <w:sz w:val="20"/>
+          <w:color w:val="A31515"/>
+        </w:rPr>
+        <w:t xml:space="preserve">"No language-specific highlighting"</w:t>
+      </w:r>
+    </w:p>
+    <w:p>
+      <w:pPr>
+        <w:shd w:val="clear" w:fill="E6F0FA"/>
+        <w:spacing w:after="0" w:line="240" w:lineRule="auto"/>
+      </w:pPr>
+      <w:r>
+        <w:rPr>
+          <w:rFonts w:ascii="Consolas" w:hAnsi="Consolas"/>
+          <w:sz w:val="20"/>
+        </w:rPr>
+        <w:t xml:space="preserve"/>
       </w:r>
     </w:p>
     <w:p>
@@ -2944,8 +4777,8 @@
       <w:pPr>
         <w:pStyle w:val="Heading2"/>
       </w:pPr>
-      <w:bookmarkStart w:id="4406" w:name="tables"/>
-      <w:bookmarkEnd w:id="4406"/>
+      <w:bookmarkStart w:id="2607" w:name="tables"/>
+      <w:bookmarkEnd w:id="2607"/>
       <w:r>
         <w:t xml:space="preserve">Tables</w:t>
       </w:r>
@@ -3196,8 +5029,8 @@
       <w:pPr>
         <w:pStyle w:val="Heading2"/>
       </w:pPr>
-      <w:bookmarkStart w:id="7416" w:name="horizontal-rules"/>
-      <w:bookmarkEnd w:id="7416"/>
+      <w:bookmarkStart w:id="1615" w:name="horizontal-rules"/>
+      <w:bookmarkEnd w:id="1615"/>
       <w:r>
         <w:t xml:space="preserve">Horizontal Rules</w:t>
       </w:r>
@@ -3227,8 +5060,8 @@
       <w:pPr>
         <w:pStyle w:val="Heading2"/>
       </w:pPr>
-      <w:bookmarkStart w:id="2002" w:name="footnotes"/>
-      <w:bookmarkEnd w:id="2002"/>
+      <w:bookmarkStart w:id="7439" w:name="footnotes"/>
+      <w:bookmarkEnd w:id="7439"/>
       <w:r>
         <w:t xml:space="preserve">Footnotes</w:t>
       </w:r>
@@ -3288,8 +5121,8 @@
       <w:pPr>
         <w:pStyle w:val="Heading2"/>
       </w:pPr>
-      <w:bookmarkStart w:id="1928" w:name="emoji"/>
-      <w:bookmarkEnd w:id="1928"/>
+      <w:bookmarkStart w:id="7452" w:name="emoji"/>
+      <w:bookmarkEnd w:id="7452"/>
       <w:r>
         <w:t xml:space="preserve">Emoji</w:t>
       </w:r>
@@ -3351,8 +5184,8 @@
       <w:pPr>
         <w:pStyle w:val="Heading2"/>
       </w:pPr>
-      <w:bookmarkStart w:id="4842" w:name="color-codes"/>
-      <w:bookmarkEnd w:id="4842"/>
+      <w:bookmarkStart w:id="9022" w:name="color-codes"/>
+      <w:bookmarkEnd w:id="9022"/>
       <w:r>
         <w:t xml:space="preserve">Color Codes</w:t>
       </w:r>
@@ -3409,8 +5242,8 @@
       <w:pPr>
         <w:pStyle w:val="Heading2"/>
       </w:pPr>
-      <w:bookmarkStart w:id="1432" w:name="html-comments"/>
-      <w:bookmarkEnd w:id="1432"/>
+      <w:bookmarkStart w:id="762" w:name="html-comments"/>
+      <w:bookmarkEnd w:id="762"/>
       <w:r>
         <w:t xml:space="preserve">HTML Comments</w:t>
       </w:r>
@@ -3425,8 +5258,8 @@
       <w:pPr>
         <w:pStyle w:val="Heading2"/>
       </w:pPr>
-      <w:bookmarkStart w:id="7929" w:name="mixed-nesting"/>
-      <w:bookmarkEnd w:id="7929"/>
+      <w:bookmarkStart w:id="4321" w:name="mixed-nesting"/>
+      <w:bookmarkEnd w:id="4321"/>
       <w:r>
         <w:t xml:space="preserve">Mixed Nesting</w:t>
       </w:r>
@@ -3535,6 +5368,7 @@
         <w:rPr>
           <w:rFonts w:ascii="Consolas" w:hAnsi="Consolas"/>
           <w:sz w:val="20"/>
+          <w:color w:val="008000"/>
         </w:rPr>
         <w:t xml:space="preserve"># Code block inside a list</w:t>
       </w:r>
@@ -3548,8 +5382,62 @@
         <w:rPr>
           <w:rFonts w:ascii="Consolas" w:hAnsi="Consolas"/>
           <w:sz w:val="20"/>
-        </w:rPr>
-        <w:t xml:space="preserve">print("hello")</w:t>
+          <w:color w:val="800080"/>
+        </w:rPr>
+        <w:t xml:space="preserve">print</w:t>
+      </w:r>
+      <w:r>
+        <w:rPr>
+          <w:rFonts w:ascii="Consolas" w:hAnsi="Consolas"/>
+          <w:sz w:val="20"/>
+          <w:color w:val="808080"/>
+        </w:rPr>
+        <w:t xml:space="preserve">(</w:t>
+      </w:r>
+      <w:r>
+        <w:rPr>
+          <w:rFonts w:ascii="Consolas" w:hAnsi="Consolas"/>
+          <w:sz w:val="20"/>
+          <w:color w:val="A31515"/>
+        </w:rPr>
+        <w:t xml:space="preserve">"</w:t>
+      </w:r>
+      <w:r>
+        <w:rPr>
+          <w:rFonts w:ascii="Consolas" w:hAnsi="Consolas"/>
+          <w:sz w:val="20"/>
+          <w:color w:val="A31515"/>
+        </w:rPr>
+        <w:t xml:space="preserve">hello</w:t>
+      </w:r>
+      <w:r>
+        <w:rPr>
+          <w:rFonts w:ascii="Consolas" w:hAnsi="Consolas"/>
+          <w:sz w:val="20"/>
+          <w:color w:val="A31515"/>
+        </w:rPr>
+        <w:t xml:space="preserve">"</w:t>
+      </w:r>
+      <w:r>
+        <w:rPr>
+          <w:rFonts w:ascii="Consolas" w:hAnsi="Consolas"/>
+          <w:sz w:val="20"/>
+          <w:color w:val="808080"/>
+        </w:rPr>
+        <w:t xml:space="preserve">)</w:t>
+      </w:r>
+    </w:p>
+    <w:p>
+      <w:pPr>
+        <w:shd w:val="clear" w:fill="E6F0FA"/>
+        <w:spacing w:after="0" w:line="240" w:lineRule="auto"/>
+      </w:pPr>
+      <w:r>
+        <w:rPr>
+          <w:rFonts w:ascii="Consolas" w:hAnsi="Consolas"/>
+          <w:sz w:val="20"/>
+        </w:rPr>
+        <w:t xml:space="preserve"/>
       </w:r>
     </w:p>
     <w:p>
@@ -3594,8 +5482,8 @@
         <w:ind w:left="360"/>
         <w:spacing w:after="40"/>
       </w:pPr>
-      <w:bookmarkStart w:id="8055" w:name="fn-1"/>
-      <w:bookmarkEnd w:id="8055"/>
+      <w:bookmarkStart w:id="1867" w:name="fn-1"/>
+      <w:bookmarkEnd w:id="1867"/>
       <w:r>
         <w:rPr>
           <w:b/>
@@ -3612,8 +5500,8 @@
         <w:ind w:left="360"/>
         <w:spacing w:after="40"/>
       </w:pPr>
-      <w:bookmarkStart w:id="2426" w:name="fn-longnote"/>
-      <w:bookmarkEnd w:id="2426"/>
+      <w:bookmarkStart w:id="6731" w:name="fn-longnote"/>
+      <w:bookmarkEnd w:id="6731"/>
       <w:r>
         <w:rPr>
           <w:b/>

--- a/README.docx
+++ b/README.docx
@@ -6,8 +6,8 @@
       <w:pPr>
         <w:pStyle w:val="Heading1"/>
       </w:pPr>
-      <w:bookmarkStart w:id="5303" w:name="rocket-readme-to-rtf-auto-convert-github-readmes-to-rich-documents-tada"/>
-      <w:bookmarkEnd w:id="5303"/>
+      <w:bookmarkStart w:id="5140" w:name="rocket-readme-to-rtf-auto-convert-github-readmes-to-rich-documents-tada"/>
+      <w:bookmarkEnd w:id="5140"/>
       <w:r>
         <w:t xml:space="preserve">:rocket: README to RTF — Auto-Convert GitHub READMEs to Rich Documents :tada:</w:t>
       </w:r>
@@ -53,7 +53,13 @@
         <w:t xml:space="preserve">Embedded Images</w:t>
       </w:r>
       <w:r>
-        <w:t xml:space="preserve"> | :art: </w:t>
+        <w:t xml:space="preserve"> | </w:t>
+      </w:r>
+      <w:r>
+        <w:t xml:space="preserve">🎨</w:t>
+      </w:r>
+      <w:r>
+        <w:t xml:space="preserve"> </w:t>
       </w:r>
       <w:r>
         <w:rPr>
@@ -62,7 +68,13 @@
         <w:t xml:space="preserve">Syntax-Highlighted Code Blocks</w:t>
       </w:r>
       <w:r>
-        <w:t xml:space="preserve"> | :link: </w:t>
+        <w:t xml:space="preserve"> | </w:t>
+      </w:r>
+      <w:r>
+        <w:t xml:space="preserve">🔗</w:t>
+      </w:r>
+      <w:r>
+        <w:t xml:space="preserve"> </w:t>
       </w:r>
       <w:r>
         <w:rPr>
@@ -127,8 +139,8 @@
       <w:pPr>
         <w:pStyle w:val="Heading2"/>
       </w:pPr>
-      <w:bookmarkStart w:id="7202" w:name="why"/>
-      <w:bookmarkEnd w:id="7202"/>
+      <w:bookmarkStart w:id="4016" w:name="why"/>
+      <w:bookmarkEnd w:id="4016"/>
       <w:r>
         <w:t xml:space="preserve">Why?</w:t>
       </w:r>
@@ -156,7 +168,10 @@
         <w:t xml:space="preserve">• </w:t>
       </w:r>
       <w:r>
-        <w:t xml:space="preserve">:briefcase: </w:t>
+        <w:t xml:space="preserve">💼</w:t>
+      </w:r>
+      <w:r>
+        <w:t xml:space="preserve"> </w:t>
       </w:r>
       <w:r>
         <w:rPr>
@@ -177,7 +192,10 @@
         <w:t xml:space="preserve">• </w:t>
       </w:r>
       <w:r>
-        <w:t xml:space="preserve">:page_facing_up: </w:t>
+        <w:t xml:space="preserve">📄</w:t>
+      </w:r>
+      <w:r>
+        <w:t xml:space="preserve"> </w:t>
       </w:r>
       <w:r>
         <w:rPr>
@@ -198,7 +216,10 @@
         <w:t xml:space="preserve">• </w:t>
       </w:r>
       <w:r>
-        <w:t xml:space="preserve">:airplane: </w:t>
+        <w:t xml:space="preserve">✈️</w:t>
+      </w:r>
+      <w:r>
+        <w:t xml:space="preserve"> </w:t>
       </w:r>
       <w:r>
         <w:rPr>
@@ -219,7 +240,10 @@
         <w:t xml:space="preserve">• </w:t>
       </w:r>
       <w:r>
-        <w:t xml:space="preserve">:printer: </w:t>
+        <w:t xml:space="preserve">🖨️</w:t>
+      </w:r>
+      <w:r>
+        <w:t xml:space="preserve"> </w:t>
       </w:r>
       <w:r>
         <w:rPr>
@@ -260,8 +284,8 @@
       <w:pPr>
         <w:pStyle w:val="Heading2"/>
       </w:pPr>
-      <w:bookmarkStart w:id="4600" w:name="what-you-get"/>
-      <w:bookmarkEnd w:id="4600"/>
+      <w:bookmarkStart w:id="977" w:name="what-you-get"/>
+      <w:bookmarkEnd w:id="977"/>
       <w:r>
         <w:t xml:space="preserve">What You Get</w:t>
       </w:r>
@@ -625,8 +649,8 @@
       <w:pPr>
         <w:pStyle w:val="Heading2"/>
       </w:pPr>
-      <w:bookmarkStart w:id="3973" w:name="quick-start"/>
-      <w:bookmarkEnd w:id="3973"/>
+      <w:bookmarkStart w:id="3914" w:name="quick-start"/>
+      <w:bookmarkEnd w:id="3914"/>
       <w:r>
         <w:t xml:space="preserve">Quick Start</w:t>
       </w:r>
@@ -635,8 +659,8 @@
       <w:pPr>
         <w:pStyle w:val="Heading3"/>
       </w:pPr>
-      <w:bookmarkStart w:id="8367" w:name="1-copy-the-action-into-your-repo"/>
-      <w:bookmarkEnd w:id="8367"/>
+      <w:bookmarkStart w:id="5901" w:name="1-copy-the-action-into-your-repo"/>
+      <w:bookmarkEnd w:id="5901"/>
       <w:r>
         <w:t xml:space="preserve">1. Copy the action into your repo</w:t>
       </w:r>
@@ -768,8 +792,8 @@
       <w:pPr>
         <w:pStyle w:val="Heading3"/>
       </w:pPr>
-      <w:bookmarkStart w:id="6715" w:name="2-add-the-workflow"/>
-      <w:bookmarkEnd w:id="6715"/>
+      <w:bookmarkStart w:id="2628" w:name="2-add-the-workflow"/>
+      <w:bookmarkEnd w:id="2628"/>
       <w:r>
         <w:t xml:space="preserve">2. Add the workflow</w:t>
       </w:r>
@@ -2658,8 +2682,8 @@
       <w:pPr>
         <w:pStyle w:val="Heading3"/>
       </w:pPr>
-      <w:bookmarkStart w:id="7037" w:name="3-push-and-done"/>
-      <w:bookmarkEnd w:id="7037"/>
+      <w:bookmarkStart w:id="7334" w:name="3-push-and-done"/>
+      <w:bookmarkEnd w:id="7334"/>
       <w:r>
         <w:t xml:space="preserve">3. Push and done</w:t>
       </w:r>
@@ -2695,8 +2719,8 @@
       <w:pPr>
         <w:pStyle w:val="Heading2"/>
       </w:pPr>
-      <w:bookmarkStart w:id="7891" w:name="how-it-works"/>
-      <w:bookmarkEnd w:id="7891"/>
+      <w:bookmarkStart w:id="1990" w:name="how-it-works"/>
+      <w:bookmarkEnd w:id="1990"/>
       <w:r>
         <w:t xml:space="preserve">How It Works</w:t>
       </w:r>
@@ -2840,8 +2864,8 @@
       <w:pPr>
         <w:pStyle w:val="Heading3"/>
       </w:pPr>
-      <w:bookmarkStart w:id="1042" w:name="dependencies"/>
-      <w:bookmarkEnd w:id="1042"/>
+      <w:bookmarkStart w:id="4510" w:name="dependencies"/>
+      <w:bookmarkEnd w:id="4510"/>
       <w:r>
         <w:t xml:space="preserve">Dependencies</w:t>
       </w:r>
@@ -2926,8 +2950,8 @@
       <w:pPr>
         <w:pStyle w:val="Heading3"/>
       </w:pPr>
-      <w:bookmarkStart w:id="1002" w:name="run-locally"/>
-      <w:bookmarkEnd w:id="1002"/>
+      <w:bookmarkStart w:id="2599" w:name="run-locally"/>
+      <w:bookmarkEnd w:id="2599"/>
       <w:r>
         <w:t xml:space="preserve">Run Locally</w:t>
       </w:r>
@@ -3100,8 +3124,8 @@
       <w:pPr>
         <w:pStyle w:val="Heading2"/>
       </w:pPr>
-      <w:bookmarkStart w:id="2413" w:name="viewing-tips"/>
-      <w:bookmarkEnd w:id="2413"/>
+      <w:bookmarkStart w:id="542" w:name="viewing-tips"/>
+      <w:bookmarkEnd w:id="542"/>
       <w:r>
         <w:t xml:space="preserve">Viewing Tips</w:t>
       </w:r>
@@ -3184,8 +3208,8 @@
       <w:pPr>
         <w:pStyle w:val="Heading1"/>
       </w:pPr>
-      <w:bookmarkStart w:id="6864" w:name="test_tube-test-content"/>
-      <w:bookmarkEnd w:id="6864"/>
+      <w:bookmarkStart w:id="5651" w:name="test_tube-test-content"/>
+      <w:bookmarkEnd w:id="5651"/>
       <w:r>
         <w:t xml:space="preserve">:test_tube: Test Content</w:t>
       </w:r>
@@ -3216,8 +3240,8 @@
       <w:pPr>
         <w:pStyle w:val="Heading2"/>
       </w:pPr>
-      <w:bookmarkStart w:id="9881" w:name="heading-level-2"/>
-      <w:bookmarkEnd w:id="9881"/>
+      <w:bookmarkStart w:id="7377" w:name="heading-level-2"/>
+      <w:bookmarkEnd w:id="7377"/>
       <w:r>
         <w:t xml:space="preserve">Heading Level 2</w:t>
       </w:r>
@@ -3226,8 +3250,8 @@
       <w:pPr>
         <w:pStyle w:val="Heading3"/>
       </w:pPr>
-      <w:bookmarkStart w:id="3572" w:name="heading-level-3"/>
-      <w:bookmarkEnd w:id="3572"/>
+      <w:bookmarkStart w:id="5162" w:name="heading-level-3"/>
+      <w:bookmarkEnd w:id="5162"/>
       <w:r>
         <w:t xml:space="preserve">Heading Level 3</w:t>
       </w:r>
@@ -3236,8 +3260,8 @@
       <w:pPr>
         <w:pStyle w:val="Heading4"/>
       </w:pPr>
-      <w:bookmarkStart w:id="2066" w:name="heading-level-4"/>
-      <w:bookmarkEnd w:id="2066"/>
+      <w:bookmarkStart w:id="1211" w:name="heading-level-4"/>
+      <w:bookmarkEnd w:id="1211"/>
       <w:r>
         <w:t xml:space="preserve">Heading Level 4</w:t>
       </w:r>
@@ -3246,8 +3270,8 @@
       <w:pPr>
         <w:pStyle w:val="Heading5"/>
       </w:pPr>
-      <w:bookmarkStart w:id="951" w:name="heading-level-5"/>
-      <w:bookmarkEnd w:id="951"/>
+      <w:bookmarkStart w:id="977" w:name="heading-level-5"/>
+      <w:bookmarkEnd w:id="977"/>
       <w:r>
         <w:t xml:space="preserve">Heading Level 5</w:t>
       </w:r>
@@ -3256,8 +3280,8 @@
       <w:pPr>
         <w:pStyle w:val="Heading6"/>
       </w:pPr>
-      <w:bookmarkStart w:id="687" w:name="heading-level-6"/>
-      <w:bookmarkEnd w:id="687"/>
+      <w:bookmarkStart w:id="1658" w:name="heading-level-6"/>
+      <w:bookmarkEnd w:id="1658"/>
       <w:r>
         <w:t xml:space="preserve">Heading Level 6</w:t>
       </w:r>
@@ -3266,8 +3290,8 @@
       <w:pPr>
         <w:pStyle w:val="Heading2"/>
       </w:pPr>
-      <w:bookmarkStart w:id="8194" w:name="text-formatting"/>
-      <w:bookmarkEnd w:id="8194"/>
+      <w:bookmarkStart w:id="5964" w:name="text-formatting"/>
+      <w:bookmarkEnd w:id="5964"/>
       <w:r>
         <w:t xml:space="preserve">Text Formatting</w:t>
       </w:r>
@@ -3398,8 +3422,8 @@
       <w:pPr>
         <w:pStyle w:val="Heading2"/>
       </w:pPr>
-      <w:bookmarkStart w:id="3494" w:name="links"/>
-      <w:bookmarkEnd w:id="3494"/>
+      <w:bookmarkStart w:id="9510" w:name="links"/>
+      <w:bookmarkEnd w:id="9510"/>
       <w:r>
         <w:t xml:space="preserve">Links</w:t>
       </w:r>
@@ -3557,8 +3581,8 @@
       <w:pPr>
         <w:pStyle w:val="Heading2"/>
       </w:pPr>
-      <w:bookmarkStart w:id="4708" w:name="images"/>
-      <w:bookmarkEnd w:id="4708"/>
+      <w:bookmarkStart w:id="9928" w:name="images"/>
+      <w:bookmarkEnd w:id="9928"/>
       <w:r>
         <w:t xml:space="preserve">Images</w:t>
       </w:r>
@@ -3919,8 +3943,8 @@
       <w:pPr>
         <w:pStyle w:val="Heading2"/>
       </w:pPr>
-      <w:bookmarkStart w:id="8041" w:name="blockquotes"/>
-      <w:bookmarkEnd w:id="8041"/>
+      <w:bookmarkStart w:id="6107" w:name="blockquotes"/>
+      <w:bookmarkEnd w:id="6107"/>
       <w:r>
         <w:t xml:space="preserve">Blockquotes</w:t>
       </w:r>
@@ -3970,8 +3994,8 @@
       <w:pPr>
         <w:pStyle w:val="Heading2"/>
       </w:pPr>
-      <w:bookmarkStart w:id="2152" w:name="alerts"/>
-      <w:bookmarkEnd w:id="2152"/>
+      <w:bookmarkStart w:id="800" w:name="alerts"/>
+      <w:bookmarkEnd w:id="800"/>
       <w:r>
         <w:t xml:space="preserve">Alerts</w:t>
       </w:r>
@@ -4110,8 +4134,8 @@
       <w:pPr>
         <w:pStyle w:val="Heading2"/>
       </w:pPr>
-      <w:bookmarkStart w:id="3779" w:name="unordered-lists"/>
-      <w:bookmarkEnd w:id="3779"/>
+      <w:bookmarkStart w:id="286" w:name="unordered-lists"/>
+      <w:bookmarkEnd w:id="286"/>
       <w:r>
         <w:t xml:space="preserve">Unordered Lists</w:t>
       </w:r>
@@ -4245,8 +4269,8 @@
       <w:pPr>
         <w:pStyle w:val="Heading2"/>
       </w:pPr>
-      <w:bookmarkStart w:id="8225" w:name="ordered-lists"/>
-      <w:bookmarkEnd w:id="8225"/>
+      <w:bookmarkStart w:id="9757" w:name="ordered-lists"/>
+      <w:bookmarkEnd w:id="9757"/>
       <w:r>
         <w:t xml:space="preserve">Ordered Lists</w:t>
       </w:r>
@@ -4315,8 +4339,8 @@
       <w:pPr>
         <w:pStyle w:val="Heading2"/>
       </w:pPr>
-      <w:bookmarkStart w:id="4789" w:name="task-lists"/>
-      <w:bookmarkEnd w:id="4789"/>
+      <w:bookmarkStart w:id="88" w:name="task-lists"/>
+      <w:bookmarkEnd w:id="88"/>
       <w:r>
         <w:t xml:space="preserve">Task Lists</w:t>
       </w:r>
@@ -4385,8 +4409,8 @@
       <w:pPr>
         <w:pStyle w:val="Heading2"/>
       </w:pPr>
-      <w:bookmarkStart w:id="152" w:name="inline-code"/>
-      <w:bookmarkEnd w:id="152"/>
+      <w:bookmarkStart w:id="9819" w:name="inline-code"/>
+      <w:bookmarkEnd w:id="9819"/>
       <w:r>
         <w:t xml:space="preserve">Inline Code</w:t>
       </w:r>
@@ -4422,8 +4446,8 @@
       <w:pPr>
         <w:pStyle w:val="Heading2"/>
       </w:pPr>
-      <w:bookmarkStart w:id="7637" w:name="fenced-code-blocks"/>
-      <w:bookmarkEnd w:id="7637"/>
+      <w:bookmarkStart w:id="6809" w:name="fenced-code-blocks"/>
+      <w:bookmarkEnd w:id="6809"/>
       <w:r>
         <w:t xml:space="preserve">Fenced Code Blocks</w:t>
       </w:r>
@@ -4777,8 +4801,8 @@
       <w:pPr>
         <w:pStyle w:val="Heading2"/>
       </w:pPr>
-      <w:bookmarkStart w:id="2607" w:name="tables"/>
-      <w:bookmarkEnd w:id="2607"/>
+      <w:bookmarkStart w:id="4275" w:name="tables"/>
+      <w:bookmarkEnd w:id="4275"/>
       <w:r>
         <w:t xml:space="preserve">Tables</w:t>
       </w:r>
@@ -5029,8 +5053,8 @@
       <w:pPr>
         <w:pStyle w:val="Heading2"/>
       </w:pPr>
-      <w:bookmarkStart w:id="1615" w:name="horizontal-rules"/>
-      <w:bookmarkEnd w:id="1615"/>
+      <w:bookmarkStart w:id="8102" w:name="horizontal-rules"/>
+      <w:bookmarkEnd w:id="8102"/>
       <w:r>
         <w:t xml:space="preserve">Horizontal Rules</w:t>
       </w:r>
@@ -5060,8 +5084,8 @@
       <w:pPr>
         <w:pStyle w:val="Heading2"/>
       </w:pPr>
-      <w:bookmarkStart w:id="7439" w:name="footnotes"/>
-      <w:bookmarkEnd w:id="7439"/>
+      <w:bookmarkStart w:id="9808" w:name="footnotes"/>
+      <w:bookmarkEnd w:id="9808"/>
       <w:r>
         <w:t xml:space="preserve">Footnotes</w:t>
       </w:r>
@@ -5121,8 +5145,8 @@
       <w:pPr>
         <w:pStyle w:val="Heading2"/>
       </w:pPr>
-      <w:bookmarkStart w:id="7452" w:name="emoji"/>
-      <w:bookmarkEnd w:id="7452"/>
+      <w:bookmarkStart w:id="9236" w:name="emoji"/>
+      <w:bookmarkEnd w:id="9236"/>
       <w:r>
         <w:t xml:space="preserve">Emoji</w:t>
       </w:r>
@@ -5184,8 +5208,8 @@
       <w:pPr>
         <w:pStyle w:val="Heading2"/>
       </w:pPr>
-      <w:bookmarkStart w:id="9022" w:name="color-codes"/>
-      <w:bookmarkEnd w:id="9022"/>
+      <w:bookmarkStart w:id="9963" w:name="color-codes"/>
+      <w:bookmarkEnd w:id="9963"/>
       <w:r>
         <w:t xml:space="preserve">Color Codes</w:t>
       </w:r>
@@ -5242,8 +5266,8 @@
       <w:pPr>
         <w:pStyle w:val="Heading2"/>
       </w:pPr>
-      <w:bookmarkStart w:id="762" w:name="html-comments"/>
-      <w:bookmarkEnd w:id="762"/>
+      <w:bookmarkStart w:id="2131" w:name="html-comments"/>
+      <w:bookmarkEnd w:id="2131"/>
       <w:r>
         <w:t xml:space="preserve">HTML Comments</w:t>
       </w:r>
@@ -5258,8 +5282,8 @@
       <w:pPr>
         <w:pStyle w:val="Heading2"/>
       </w:pPr>
-      <w:bookmarkStart w:id="4321" w:name="mixed-nesting"/>
-      <w:bookmarkEnd w:id="4321"/>
+      <w:bookmarkStart w:id="9126" w:name="mixed-nesting"/>
+      <w:bookmarkEnd w:id="9126"/>
       <w:r>
         <w:t xml:space="preserve">Mixed Nesting</w:t>
       </w:r>
@@ -5482,8 +5506,8 @@
         <w:ind w:left="360"/>
         <w:spacing w:after="40"/>
       </w:pPr>
-      <w:bookmarkStart w:id="1867" w:name="fn-1"/>
-      <w:bookmarkEnd w:id="1867"/>
+      <w:bookmarkStart w:id="4833" w:name="fn-1"/>
+      <w:bookmarkEnd w:id="4833"/>
       <w:r>
         <w:rPr>
           <w:b/>
@@ -5500,8 +5524,8 @@
         <w:ind w:left="360"/>
         <w:spacing w:after="40"/>
       </w:pPr>
-      <w:bookmarkStart w:id="6731" w:name="fn-longnote"/>
-      <w:bookmarkEnd w:id="6731"/>
+      <w:bookmarkStart w:id="5014" w:name="fn-longnote"/>
+      <w:bookmarkEnd w:id="5014"/>
       <w:r>
         <w:rPr>
           <w:b/>

--- a/README.docx
+++ b/README.docx
@@ -6,13 +6,13 @@
       <w:pPr>
         <w:pStyle w:val="Heading1"/>
       </w:pPr>
-      <w:bookmarkStart w:id="4409" w:name="rocket-readme-to-rtf-auto-convert-github-readmes-to-rich-documents-tada"/>
-      <w:bookmarkEnd w:id="4409"/>
+      <w:bookmarkStart w:id="7053" w:name="rocket-gh-readme2rtf-docx-txt-auto-convert-github-readmes-to-rtf-docx-txt-tada"/>
+      <w:bookmarkEnd w:id="7053"/>
       <w:r>
         <w:t xml:space="preserve">🚀</w:t>
       </w:r>
       <w:r>
-        <w:t xml:space="preserve"> README to RTF — Auto-Convert GitHub READMEs to Rich Documents </w:t>
+        <w:t xml:space="preserve"> gh-readme2rtf-docx-txt — Auto-Convert GitHub READMEs to RTF, DOCX &amp; TXT </w:t>
       </w:r>
       <w:r>
         <w:t xml:space="preserve">🎉</w:t>
@@ -29,20 +29,46 @@
         <w:rPr>
           <w:b/>
         </w:rPr>
-        <w:t xml:space="preserve">Your README.md, beautifully rendered as a shareable RTF file — automatically, on every push.</w:t>
-      </w:r>
-    </w:p>
-    <w:p>
-      <w:pPr>
-        <w:shd w:val="clear" w:fill="E6F0FA"/>
-        <w:spacing w:after="0" w:line="240" w:lineRule="auto"/>
-      </w:pPr>
-      <w:r>
-        <w:rPr>
-          <w:rFonts w:ascii="Consolas" w:hAnsi="Consolas"/>
-          <w:sz w:val="20"/>
-        </w:rPr>
-        <w:t xml:space="preserve">README.md  ──▶  README.rtf  ──▶  Open anywhere. Share with anyone.</w:t>
+        <w:t xml:space="preserve">Your README.md, rendered as shareable RTF, DOCX, and TXT files — automatically, on every push.</w:t>
+      </w:r>
+    </w:p>
+    <w:p>
+      <w:pPr>
+        <w:shd w:val="clear" w:fill="E6F0FA"/>
+        <w:spacing w:after="0" w:line="240" w:lineRule="auto"/>
+      </w:pPr>
+      <w:r>
+        <w:rPr>
+          <w:rFonts w:ascii="Consolas" w:hAnsi="Consolas"/>
+          <w:sz w:val="20"/>
+        </w:rPr>
+        <w:t xml:space="preserve">             ┌──▶  README.rtf  ── Word / LibreOffice / WordPad / TextEdit</w:t>
+      </w:r>
+    </w:p>
+    <w:p>
+      <w:pPr>
+        <w:shd w:val="clear" w:fill="E6F0FA"/>
+        <w:spacing w:after="0" w:line="240" w:lineRule="auto"/>
+      </w:pPr>
+      <w:r>
+        <w:rPr>
+          <w:rFonts w:ascii="Consolas" w:hAnsi="Consolas"/>
+          <w:sz w:val="20"/>
+        </w:rPr>
+        <w:t xml:space="preserve">README.md  ──┼──▶  README.docx ── Microsoft Word / Google Docs / Pages</w:t>
+      </w:r>
+    </w:p>
+    <w:p>
+      <w:pPr>
+        <w:shd w:val="clear" w:fill="E6F0FA"/>
+        <w:spacing w:after="0" w:line="240" w:lineRule="auto"/>
+      </w:pPr>
+      <w:r>
+        <w:rPr>
+          <w:rFonts w:ascii="Consolas" w:hAnsi="Consolas"/>
+          <w:sz w:val="20"/>
+        </w:rPr>
+        <w:t xml:space="preserve">             └──▶  README.txt  ── Plain text, any editor</w:t>
       </w:r>
     </w:p>
     <w:p>
@@ -71,7 +97,7 @@
         <w:rPr>
           <w:b/>
         </w:rPr>
-        <w:t xml:space="preserve">Syntax-Highlighted Code Blocks</w:t>
+        <w:t xml:space="preserve">Syntax-Highlighted Code (RTF + DOCX)</w:t>
       </w:r>
       <w:r>
         <w:t xml:space="preserve"> | </w:t>
@@ -145,8 +171,8 @@
       <w:pPr>
         <w:pStyle w:val="Heading2"/>
       </w:pPr>
-      <w:bookmarkStart w:id="4734" w:name="why"/>
-      <w:bookmarkEnd w:id="4734"/>
+      <w:bookmarkStart w:id="7240" w:name="why"/>
+      <w:bookmarkEnd w:id="7240"/>
       <w:r>
         <w:t xml:space="preserve">Why?</w:t>
       </w:r>
@@ -263,16 +289,7 @@
     </w:p>
     <w:p>
       <w:r>
-        <w:t xml:space="preserve">This project auto-generates a </w:t>
-      </w:r>
-      <w:r>
-        <w:rPr>
-          <w:b/>
-        </w:rPr>
-        <w:t xml:space="preserve">rich, formatted RTF file</w:t>
-      </w:r>
-      <w:r>
-        <w:t xml:space="preserve"> from your </w:t>
+        <w:t xml:space="preserve">This action auto-generates rich, formatted </w:t>
       </w:r>
       <w:r>
         <w:rPr>
@@ -280,18 +297,51 @@
           <w:sz w:val="20"/>
           <w:shd w:val="clear" w:fill="E6F0FA"/>
         </w:rPr>
+        <w:t xml:space="preserve">.rtf</w:t>
+      </w:r>
+      <w:r>
+        <w:t xml:space="preserve">, </w:t>
+      </w:r>
+      <w:r>
+        <w:rPr>
+          <w:rFonts w:ascii="Consolas" w:hAnsi="Consolas"/>
+          <w:sz w:val="20"/>
+          <w:shd w:val="clear" w:fill="E6F0FA"/>
+        </w:rPr>
+        <w:t xml:space="preserve">.docx</w:t>
+      </w:r>
+      <w:r>
+        <w:t xml:space="preserve">, and </w:t>
+      </w:r>
+      <w:r>
+        <w:rPr>
+          <w:rFonts w:ascii="Consolas" w:hAnsi="Consolas"/>
+          <w:sz w:val="20"/>
+          <w:shd w:val="clear" w:fill="E6F0FA"/>
+        </w:rPr>
+        <w:t xml:space="preserve">.txt</w:t>
+      </w:r>
+      <w:r>
+        <w:t xml:space="preserve"> files from your </w:t>
+      </w:r>
+      <w:r>
+        <w:rPr>
+          <w:rFonts w:ascii="Consolas" w:hAnsi="Consolas"/>
+          <w:sz w:val="20"/>
+          <w:shd w:val="clear" w:fill="E6F0FA"/>
+        </w:rPr>
         <w:t xml:space="preserve">README.md</w:t>
       </w:r>
       <w:r>
-        <w:t xml:space="preserve"> every time you push. The RTF opens in LibreOffice, Word, WordPad, TextEdit — any word processor on any OS.</w:t>
+        <w:t xml:space="preserve"> every time you push. The outputs open in any word processor on any OS — Word, LibreOffice, Google Docs, Pages, WordPad, TextEdit — no browser required.</w:t>
       </w:r>
     </w:p>
     <w:p>
       <w:pPr>
         <w:pStyle w:val="Heading2"/>
       </w:pPr>
-      <w:bookmarkStart w:id="1129" w:name="what-you-get"/>
-      <w:bookmarkEnd w:id="1129"/>
+      <w:bookmarkStart w:id="5945" w:name="what-you-get"/>
+      <w:bookmarkEnd w:id="5945"/>
       <w:r>
         <w:t xml:space="preserve">What You Get</w:t>
       </w:r>
@@ -330,7 +380,33 @@
               <w:rPr>
                 <w:b/>
               </w:rPr>
-              <w:t xml:space="preserve">Status</w:t>
+              <w:t xml:space="preserve">RTF</w:t>
+            </w:r>
+          </w:p>
+        </w:tc>
+        <w:tc>
+          <w:p>
+            <w:pPr>
+              <w:jc w:val="center"/>
+            </w:pPr>
+            <w:r>
+              <w:rPr>
+                <w:b/>
+              </w:rPr>
+              <w:t xml:space="preserve">DOCX</w:t>
+            </w:r>
+          </w:p>
+        </w:tc>
+        <w:tc>
+          <w:p>
+            <w:pPr>
+              <w:jc w:val="center"/>
+            </w:pPr>
+            <w:r>
+              <w:rPr>
+                <w:b/>
+              </w:rPr>
+              <w:t xml:space="preserve">TXT</w:t>
             </w:r>
           </w:p>
         </w:tc>
@@ -339,7 +415,21 @@
         <w:tc>
           <w:p>
             <w:r>
-              <w:t xml:space="preserve">Headings (h1-h6) with sizes</w:t>
+              <w:t xml:space="preserve">Headings (h1–h6) with sized styles</w:t>
+            </w:r>
+          </w:p>
+        </w:tc>
+        <w:tc>
+          <w:p>
+            <w:r>
+              <w:t xml:space="preserve">✅</w:t>
+            </w:r>
+          </w:p>
+        </w:tc>
+        <w:tc>
+          <w:p>
+            <w:r>
+              <w:t xml:space="preserve">✅</w:t>
             </w:r>
           </w:p>
         </w:tc>
@@ -378,12 +468,53 @@
               </w:rPr>
               <w:t xml:space="preserve">strikethrough</w:t>
             </w:r>
+            <w:r>
+              <w:t xml:space="preserve">, </w:t>
+            </w:r>
+            <w:r>
+              <w:rPr>
+                <w:u w:val="single"/>
+              </w:rPr>
+              <w:t xml:space="preserve">underline</w:t>
+            </w:r>
+            <w:r>
+              <w:t xml:space="preserve">, </w:t>
+            </w:r>
+            <w:r>
+              <w:rPr>
+                <w:vertAlign w:val="subscript"/>
+              </w:rPr>
+              <w:t xml:space="preserve">sub</w:t>
+            </w:r>
+            <w:r>
+              <w:t xml:space="preserve">, </w:t>
+            </w:r>
+            <w:r>
+              <w:rPr>
+                <w:vertAlign w:val="superscript"/>
+              </w:rPr>
+              <w:t xml:space="preserve">sup</w:t>
+            </w:r>
           </w:p>
         </w:tc>
         <w:tc>
           <w:p>
             <w:r>
               <w:t xml:space="preserve">✅</w:t>
+            </w:r>
+          </w:p>
+        </w:tc>
+        <w:tc>
+          <w:p>
+            <w:r>
+              <w:t xml:space="preserve">✅</w:t>
+            </w:r>
+          </w:p>
+        </w:tc>
+        <w:tc>
+          <w:p>
+            <w:r>
+              <w:t xml:space="preserve">—</w:t>
             </w:r>
           </w:p>
         </w:tc>
@@ -403,12 +534,70 @@
             </w:r>
           </w:p>
         </w:tc>
+        <w:tc>
+          <w:p>
+            <w:r>
+              <w:t xml:space="preserve">✅</w:t>
+            </w:r>
+          </w:p>
+        </w:tc>
+        <w:tc>
+          <w:p>
+            <w:r>
+              <w:t xml:space="preserve">✅</w:t>
+            </w:r>
+          </w:p>
+        </w:tc>
       </w:tr>
       <w:tr>
         <w:tc>
           <w:p>
             <w:r>
-              <w:t xml:space="preserve">Internal document links (section anchors)</w:t>
+              <w:t xml:space="preserve">Internal section-anchor links (bookmarks)</w:t>
+            </w:r>
+          </w:p>
+        </w:tc>
+        <w:tc>
+          <w:p>
+            <w:r>
+              <w:t xml:space="preserve">✅</w:t>
+            </w:r>
+          </w:p>
+        </w:tc>
+        <w:tc>
+          <w:p>
+            <w:r>
+              <w:t xml:space="preserve">✅</w:t>
+            </w:r>
+          </w:p>
+        </w:tc>
+        <w:tc>
+          <w:p>
+            <w:r>
+              <w:t xml:space="preserve">—</w:t>
+            </w:r>
+          </w:p>
+        </w:tc>
+      </w:tr>
+      <w:tr>
+        <w:tc>
+          <w:p>
+            <w:r>
+              <w:t xml:space="preserve">Relative link resolution to GitHub blob URLs</w:t>
+            </w:r>
+          </w:p>
+        </w:tc>
+        <w:tc>
+          <w:p>
+            <w:r>
+              <w:t xml:space="preserve">✅</w:t>
+            </w:r>
+          </w:p>
+        </w:tc>
+        <w:tc>
+          <w:p>
+            <w:r>
+              <w:t xml:space="preserve">✅</w:t>
             </w:r>
           </w:p>
         </w:tc>
@@ -432,7 +621,7 @@
               <w:t xml:space="preserve">@mention</w:t>
             </w:r>
             <w:r>
-              <w:t xml:space="preserve"> links to GitHub profiles</w:t>
+              <w:t xml:space="preserve"> → GitHub profile links</w:t>
             </w:r>
           </w:p>
         </w:tc>
@@ -440,6 +629,20 @@
           <w:p>
             <w:r>
               <w:t xml:space="preserve">✅</w:t>
+            </w:r>
+          </w:p>
+        </w:tc>
+        <w:tc>
+          <w:p>
+            <w:r>
+              <w:t xml:space="preserve">✅</w:t>
+            </w:r>
+          </w:p>
+        </w:tc>
+        <w:tc>
+          <w:p>
+            <w:r>
+              <w:t xml:space="preserve">—</w:t>
             </w:r>
           </w:p>
         </w:tc>
@@ -456,7 +659,7 @@
               <w:t xml:space="preserve">#issue</w:t>
             </w:r>
             <w:r>
-              <w:t xml:space="preserve"> links to repo issues</w:t>
+              <w:t xml:space="preserve"> → GitHub issue links</w:t>
             </w:r>
           </w:p>
         </w:tc>
@@ -464,6 +667,20 @@
           <w:p>
             <w:r>
               <w:t xml:space="preserve">✅</w:t>
+            </w:r>
+          </w:p>
+        </w:tc>
+        <w:tc>
+          <w:p>
+            <w:r>
+              <w:t xml:space="preserve">✅</w:t>
+            </w:r>
+          </w:p>
+        </w:tc>
+        <w:tc>
+          <w:p>
+            <w:r>
+              <w:t xml:space="preserve">—</w:t>
             </w:r>
           </w:p>
         </w:tc>
@@ -489,6 +706,20 @@
             </w:r>
           </w:p>
         </w:tc>
+        <w:tc>
+          <w:p>
+            <w:r>
+              <w:t xml:space="preserve">✅</w:t>
+            </w:r>
+          </w:p>
+        </w:tc>
+        <w:tc>
+          <w:p>
+            <w:r>
+              <w:t xml:space="preserve">—</w:t>
+            </w:r>
+          </w:p>
+        </w:tc>
       </w:tr>
       <w:tr>
         <w:tc>
@@ -505,6 +736,20 @@
             </w:r>
           </w:p>
         </w:tc>
+        <w:tc>
+          <w:p>
+            <w:r>
+              <w:t xml:space="preserve">✅</w:t>
+            </w:r>
+          </w:p>
+        </w:tc>
+        <w:tc>
+          <w:p>
+            <w:r>
+              <w:t xml:space="preserve">—</w:t>
+            </w:r>
+          </w:p>
+        </w:tc>
       </w:tr>
       <w:tr>
         <w:tc>
@@ -521,6 +766,20 @@
             </w:r>
           </w:p>
         </w:tc>
+        <w:tc>
+          <w:p>
+            <w:r>
+              <w:t xml:space="preserve">✅</w:t>
+            </w:r>
+          </w:p>
+        </w:tc>
+        <w:tc>
+          <w:p>
+            <w:r>
+              <w:t xml:space="preserve">—</w:t>
+            </w:r>
+          </w:p>
+        </w:tc>
       </w:tr>
       <w:tr>
         <w:tc>
@@ -537,12 +796,26 @@
             </w:r>
           </w:p>
         </w:tc>
+        <w:tc>
+          <w:p>
+            <w:r>
+              <w:t xml:space="preserve">✅</w:t>
+            </w:r>
+          </w:p>
+        </w:tc>
+        <w:tc>
+          <w:p>
+            <w:r>
+              <w:t xml:space="preserve">—</w:t>
+            </w:r>
+          </w:p>
+        </w:tc>
       </w:tr>
       <w:tr>
         <w:tc>
           <w:p>
             <w:r>
-              <w:t xml:space="preserve">Tables with borders</w:t>
+              <w:t xml:space="preserve">Tables with borders + column alignment</w:t>
             </w:r>
           </w:p>
         </w:tc>
@@ -550,6 +823,20 @@
           <w:p>
             <w:r>
               <w:t xml:space="preserve">✅</w:t>
+            </w:r>
+          </w:p>
+        </w:tc>
+        <w:tc>
+          <w:p>
+            <w:r>
+              <w:t xml:space="preserve">✅</w:t>
+            </w:r>
+          </w:p>
+        </w:tc>
+        <w:tc>
+          <w:p>
+            <w:r>
+              <w:t xml:space="preserve">—</w:t>
             </w:r>
           </w:p>
         </w:tc>
@@ -569,6 +856,20 @@
             </w:r>
           </w:p>
         </w:tc>
+        <w:tc>
+          <w:p>
+            <w:r>
+              <w:t xml:space="preserve">✅</w:t>
+            </w:r>
+          </w:p>
+        </w:tc>
+        <w:tc>
+          <w:p>
+            <w:r>
+              <w:t xml:space="preserve">—</w:t>
+            </w:r>
+          </w:p>
+        </w:tc>
       </w:tr>
       <w:tr>
         <w:tc>
@@ -585,12 +886,26 @@
             </w:r>
           </w:p>
         </w:tc>
+        <w:tc>
+          <w:p>
+            <w:r>
+              <w:t xml:space="preserve">✅</w:t>
+            </w:r>
+          </w:p>
+        </w:tc>
+        <w:tc>
+          <w:p>
+            <w:r>
+              <w:t xml:space="preserve">—</w:t>
+            </w:r>
+          </w:p>
+        </w:tc>
       </w:tr>
       <w:tr>
         <w:tc>
           <w:p>
             <w:r>
-              <w:t xml:space="preserve">Blockquotes</w:t>
+              <w:t xml:space="preserve">Blockquotes (including nested)</w:t>
             </w:r>
           </w:p>
         </w:tc>
@@ -598,6 +913,20 @@
           <w:p>
             <w:r>
               <w:t xml:space="preserve">✅</w:t>
+            </w:r>
+          </w:p>
+        </w:tc>
+        <w:tc>
+          <w:p>
+            <w:r>
+              <w:t xml:space="preserve">✅</w:t>
+            </w:r>
+          </w:p>
+        </w:tc>
+        <w:tc>
+          <w:p>
+            <w:r>
+              <w:t xml:space="preserve">—</w:t>
             </w:r>
           </w:p>
         </w:tc>
@@ -617,12 +946,37 @@
             </w:r>
           </w:p>
         </w:tc>
+        <w:tc>
+          <w:p>
+            <w:r>
+              <w:t xml:space="preserve">✅</w:t>
+            </w:r>
+          </w:p>
+        </w:tc>
+        <w:tc>
+          <w:p>
+            <w:r>
+              <w:t xml:space="preserve">—</w:t>
+            </w:r>
+          </w:p>
+        </w:tc>
       </w:tr>
       <w:tr>
         <w:tc>
           <w:p>
             <w:r>
-              <w:t xml:space="preserve">Emoji via surrogate pairs</w:t>
+              <w:t xml:space="preserve">Emoji shortcodes (</w:t>
+            </w:r>
+            <w:r>
+              <w:rPr>
+                <w:rFonts w:ascii="Consolas" w:hAnsi="Consolas"/>
+                <w:sz w:val="20"/>
+                <w:shd w:val="clear" w:fill="E6F0FA"/>
+              </w:rPr>
+              <w:t xml:space="preserve">:rocket:</w:t>
+            </w:r>
+            <w:r>
+              <w:t xml:space="preserve"> → 🚀)</w:t>
             </w:r>
           </w:p>
         </w:tc>
@@ -630,6 +984,20 @@
           <w:p>
             <w:r>
               <w:t xml:space="preserve">✅</w:t>
+            </w:r>
+          </w:p>
+        </w:tc>
+        <w:tc>
+          <w:p>
+            <w:r>
+              <w:t xml:space="preserve">✅</w:t>
+            </w:r>
+          </w:p>
+        </w:tc>
+        <w:tc>
+          <w:p>
+            <w:r>
+              <w:t xml:space="preserve">—</w:t>
             </w:r>
           </w:p>
         </w:tc>
@@ -649,14 +1017,33 @@
             </w:r>
           </w:p>
         </w:tc>
+        <w:tc>
+          <w:p>
+            <w:r>
+              <w:t xml:space="preserve">✅</w:t>
+            </w:r>
+          </w:p>
+        </w:tc>
+        <w:tc>
+          <w:p>
+            <w:r>
+              <w:t xml:space="preserve">—</w:t>
+            </w:r>
+          </w:p>
+        </w:tc>
       </w:tr>
     </w:tbl>
     <w:p>
+      <w:r>
+        <w:t xml:space="preserve">TXT output is a link-resolved plain-text render — markdown structure preserved, link targets rewritten, no binary formatting.</w:t>
+      </w:r>
+    </w:p>
+    <w:p>
       <w:pPr>
         <w:pStyle w:val="Heading2"/>
       </w:pPr>
-      <w:bookmarkStart w:id="7782" w:name="quick-start"/>
-      <w:bookmarkEnd w:id="7782"/>
+      <w:bookmarkStart w:id="8230" w:name="quick-start"/>
+      <w:bookmarkEnd w:id="8230"/>
       <w:r>
         <w:t xml:space="preserve">Quick Start</w:t>
       </w:r>
@@ -665,8 +1052,8 @@
       <w:pPr>
         <w:pStyle w:val="Heading3"/>
       </w:pPr>
-      <w:bookmarkStart w:id="6609" w:name="1-copy-the-action-into-your-repo"/>
-      <w:bookmarkEnd w:id="6609"/>
+      <w:bookmarkStart w:id="1762" w:name="1-copy-the-action-into-your-repo"/>
+      <w:bookmarkEnd w:id="1762"/>
       <w:r>
         <w:t xml:space="preserve">1. Copy the action into your repo</w:t>
       </w:r>
@@ -709,7 +1096,7 @@
           <w:rFonts w:ascii="Consolas" w:hAnsi="Consolas"/>
           <w:sz w:val="20"/>
         </w:rPr>
-        <w:t xml:space="preserve">.github/actions/readme-to-rtf</w:t>
+        <w:t xml:space="preserve">.github/actions/gh-readme2rtf-docx-txt</w:t>
       </w:r>
     </w:p>
     <w:p>
@@ -750,7 +1137,7 @@
           <w:rFonts w:ascii="Consolas" w:hAnsi="Consolas"/>
           <w:sz w:val="20"/>
         </w:rPr>
-        <w:t xml:space="preserve">gfm_markdown_to_rtf.py</w:t>
+        <w:t xml:space="preserve">gh-readme2rtf-docx-txt.py</w:t>
       </w:r>
       <w:r>
         <w:rPr>
@@ -777,8 +1164,70 @@
         <w:rPr>
           <w:rFonts w:ascii="Consolas" w:hAnsi="Consolas"/>
           <w:sz w:val="20"/>
-        </w:rPr>
-        <w:t xml:space="preserve">.github/actions/readme-to-rtf/</w:t>
+          <w:color w:val="A31515"/>
+        </w:rPr>
+        <w:t xml:space="preserve">\</w:t>
+      </w:r>
+    </w:p>
+    <w:p>
+      <w:pPr>
+        <w:shd w:val="clear" w:fill="E6F0FA"/>
+        <w:spacing w:after="0" w:line="240" w:lineRule="auto"/>
+      </w:pPr>
+      <w:r>
+        <w:rPr>
+          <w:rFonts w:ascii="Consolas" w:hAnsi="Consolas"/>
+          <w:sz w:val="20"/>
+        </w:rPr>
+        <w:t xml:space="preserve">   </w:t>
+      </w:r>
+      <w:r>
+        <w:rPr>
+          <w:rFonts w:ascii="Consolas" w:hAnsi="Consolas"/>
+          <w:sz w:val="20"/>
+        </w:rPr>
+        <w:t xml:space="preserve">.github/actions/gh-readme2rtf-docx-txt/</w:t>
+      </w:r>
+    </w:p>
+    <w:p>
+      <w:pPr>
+        <w:shd w:val="clear" w:fill="E6F0FA"/>
+        <w:spacing w:after="0" w:line="240" w:lineRule="auto"/>
+      </w:pPr>
+      <w:r>
+        <w:rPr>
+          <w:rFonts w:ascii="Consolas" w:hAnsi="Consolas"/>
+          <w:sz w:val="20"/>
+        </w:rPr>
+        <w:t xml:space="preserve">cp</w:t>
+      </w:r>
+      <w:r>
+        <w:rPr>
+          <w:rFonts w:ascii="Consolas" w:hAnsi="Consolas"/>
+          <w:sz w:val="20"/>
+        </w:rPr>
+        <w:t xml:space="preserve"> </w:t>
+      </w:r>
+      <w:r>
+        <w:rPr>
+          <w:rFonts w:ascii="Consolas" w:hAnsi="Consolas"/>
+          <w:sz w:val="20"/>
+        </w:rPr>
+        <w:t xml:space="preserve">gh-readme2rtf-docx-txt-settings.json</w:t>
+      </w:r>
+      <w:r>
+        <w:rPr>
+          <w:rFonts w:ascii="Consolas" w:hAnsi="Consolas"/>
+          <w:sz w:val="20"/>
+        </w:rPr>
+        <w:t xml:space="preserve"> </w:t>
+      </w:r>
+      <w:r>
+        <w:rPr>
+          <w:rFonts w:ascii="Consolas" w:hAnsi="Consolas"/>
+          <w:sz w:val="20"/>
+        </w:rPr>
+        <w:t xml:space="preserve">.</w:t>
       </w:r>
     </w:p>
     <w:p>
@@ -798,10 +1247,391 @@
       <w:pPr>
         <w:pStyle w:val="Heading3"/>
       </w:pPr>
-      <w:bookmarkStart w:id="2293" w:name="2-add-the-workflow"/>
-      <w:bookmarkEnd w:id="2293"/>
-      <w:r>
-        <w:t xml:space="preserve">2. Add the workflow</w:t>
+      <w:bookmarkStart w:id="2770" w:name="2-configure-which-files-and-formats-to-generate"/>
+      <w:bookmarkEnd w:id="2770"/>
+      <w:r>
+        <w:t xml:space="preserve">2. Configure which files and formats to generate</w:t>
+      </w:r>
+    </w:p>
+    <w:p>
+      <w:r>
+        <w:t xml:space="preserve">Edit </w:t>
+      </w:r>
+      <w:r>
+        <w:rPr>
+          <w:rFonts w:ascii="Consolas" w:hAnsi="Consolas"/>
+          <w:sz w:val="20"/>
+          <w:shd w:val="clear" w:fill="E6F0FA"/>
+        </w:rPr>
+        <w:t xml:space="preserve">gh-readme2rtf-docx-txt-settings.json</w:t>
+      </w:r>
+      <w:r>
+        <w:t xml:space="preserve"> at the repo root:</w:t>
+      </w:r>
+    </w:p>
+    <w:p>
+      <w:pPr>
+        <w:shd w:val="clear" w:fill="E6F0FA"/>
+        <w:spacing w:after="0" w:line="240" w:lineRule="auto"/>
+      </w:pPr>
+      <w:r>
+        <w:rPr>
+          <w:rFonts w:ascii="Consolas" w:hAnsi="Consolas"/>
+          <w:sz w:val="20"/>
+          <w:color w:val="808080"/>
+        </w:rPr>
+        <w:t xml:space="preserve">{</w:t>
+      </w:r>
+    </w:p>
+    <w:p>
+      <w:pPr>
+        <w:shd w:val="clear" w:fill="E6F0FA"/>
+        <w:spacing w:after="0" w:line="240" w:lineRule="auto"/>
+      </w:pPr>
+      <w:r>
+        <w:rPr>
+          <w:rFonts w:ascii="Consolas" w:hAnsi="Consolas"/>
+          <w:sz w:val="20"/>
+        </w:rPr>
+        <w:t xml:space="preserve">  </w:t>
+      </w:r>
+      <w:r>
+        <w:rPr>
+          <w:rFonts w:ascii="Consolas" w:hAnsi="Consolas"/>
+          <w:sz w:val="20"/>
+          <w:color w:val="000080"/>
+        </w:rPr>
+        <w:t xml:space="preserve">"files"</w:t>
+      </w:r>
+      <w:r>
+        <w:rPr>
+          <w:rFonts w:ascii="Consolas" w:hAnsi="Consolas"/>
+          <w:sz w:val="20"/>
+          <w:color w:val="808080"/>
+        </w:rPr>
+        <w:t xml:space="preserve">:</w:t>
+      </w:r>
+      <w:r>
+        <w:rPr>
+          <w:rFonts w:ascii="Consolas" w:hAnsi="Consolas"/>
+          <w:sz w:val="20"/>
+        </w:rPr>
+        <w:t xml:space="preserve"> </w:t>
+      </w:r>
+      <w:r>
+        <w:rPr>
+          <w:rFonts w:ascii="Consolas" w:hAnsi="Consolas"/>
+          <w:sz w:val="20"/>
+          <w:color w:val="808080"/>
+        </w:rPr>
+        <w:t xml:space="preserve">[</w:t>
+      </w:r>
+    </w:p>
+    <w:p>
+      <w:pPr>
+        <w:shd w:val="clear" w:fill="E6F0FA"/>
+        <w:spacing w:after="0" w:line="240" w:lineRule="auto"/>
+      </w:pPr>
+      <w:r>
+        <w:rPr>
+          <w:rFonts w:ascii="Consolas" w:hAnsi="Consolas"/>
+          <w:sz w:val="20"/>
+        </w:rPr>
+        <w:t xml:space="preserve">    </w:t>
+      </w:r>
+      <w:r>
+        <w:rPr>
+          <w:rFonts w:ascii="Consolas" w:hAnsi="Consolas"/>
+          <w:sz w:val="20"/>
+          <w:color w:val="808080"/>
+        </w:rPr>
+        <w:t xml:space="preserve">{</w:t>
+      </w:r>
+    </w:p>
+    <w:p>
+      <w:pPr>
+        <w:shd w:val="clear" w:fill="E6F0FA"/>
+        <w:spacing w:after="0" w:line="240" w:lineRule="auto"/>
+      </w:pPr>
+      <w:r>
+        <w:rPr>
+          <w:rFonts w:ascii="Consolas" w:hAnsi="Consolas"/>
+          <w:sz w:val="20"/>
+        </w:rPr>
+        <w:t xml:space="preserve">      </w:t>
+      </w:r>
+      <w:r>
+        <w:rPr>
+          <w:rFonts w:ascii="Consolas" w:hAnsi="Consolas"/>
+          <w:sz w:val="20"/>
+          <w:color w:val="000080"/>
+        </w:rPr>
+        <w:t xml:space="preserve">"input"</w:t>
+      </w:r>
+      <w:r>
+        <w:rPr>
+          <w:rFonts w:ascii="Consolas" w:hAnsi="Consolas"/>
+          <w:sz w:val="20"/>
+          <w:color w:val="808080"/>
+        </w:rPr>
+        <w:t xml:space="preserve">:</w:t>
+      </w:r>
+      <w:r>
+        <w:rPr>
+          <w:rFonts w:ascii="Consolas" w:hAnsi="Consolas"/>
+          <w:sz w:val="20"/>
+        </w:rPr>
+        <w:t xml:space="preserve"> </w:t>
+      </w:r>
+      <w:r>
+        <w:rPr>
+          <w:rFonts w:ascii="Consolas" w:hAnsi="Consolas"/>
+          <w:sz w:val="20"/>
+          <w:color w:val="A31515"/>
+        </w:rPr>
+        <w:t xml:space="preserve">"README.md"</w:t>
+      </w:r>
+      <w:r>
+        <w:rPr>
+          <w:rFonts w:ascii="Consolas" w:hAnsi="Consolas"/>
+          <w:sz w:val="20"/>
+          <w:color w:val="808080"/>
+        </w:rPr>
+        <w:t xml:space="preserve">,</w:t>
+      </w:r>
+    </w:p>
+    <w:p>
+      <w:pPr>
+        <w:shd w:val="clear" w:fill="E6F0FA"/>
+        <w:spacing w:after="0" w:line="240" w:lineRule="auto"/>
+      </w:pPr>
+      <w:r>
+        <w:rPr>
+          <w:rFonts w:ascii="Consolas" w:hAnsi="Consolas"/>
+          <w:sz w:val="20"/>
+        </w:rPr>
+        <w:t xml:space="preserve">      </w:t>
+      </w:r>
+      <w:r>
+        <w:rPr>
+          <w:rFonts w:ascii="Consolas" w:hAnsi="Consolas"/>
+          <w:sz w:val="20"/>
+          <w:color w:val="000080"/>
+        </w:rPr>
+        <w:t xml:space="preserve">"output_formats"</w:t>
+      </w:r>
+      <w:r>
+        <w:rPr>
+          <w:rFonts w:ascii="Consolas" w:hAnsi="Consolas"/>
+          <w:sz w:val="20"/>
+          <w:color w:val="808080"/>
+        </w:rPr>
+        <w:t xml:space="preserve">:</w:t>
+      </w:r>
+      <w:r>
+        <w:rPr>
+          <w:rFonts w:ascii="Consolas" w:hAnsi="Consolas"/>
+          <w:sz w:val="20"/>
+        </w:rPr>
+        <w:t xml:space="preserve"> </w:t>
+      </w:r>
+      <w:r>
+        <w:rPr>
+          <w:rFonts w:ascii="Consolas" w:hAnsi="Consolas"/>
+          <w:sz w:val="20"/>
+          <w:color w:val="808080"/>
+        </w:rPr>
+        <w:t xml:space="preserve">[</w:t>
+      </w:r>
+      <w:r>
+        <w:rPr>
+          <w:rFonts w:ascii="Consolas" w:hAnsi="Consolas"/>
+          <w:sz w:val="20"/>
+          <w:color w:val="A31515"/>
+        </w:rPr>
+        <w:t xml:space="preserve">"rtf"</w:t>
+      </w:r>
+      <w:r>
+        <w:rPr>
+          <w:rFonts w:ascii="Consolas" w:hAnsi="Consolas"/>
+          <w:sz w:val="20"/>
+          <w:color w:val="808080"/>
+        </w:rPr>
+        <w:t xml:space="preserve">,</w:t>
+      </w:r>
+      <w:r>
+        <w:rPr>
+          <w:rFonts w:ascii="Consolas" w:hAnsi="Consolas"/>
+          <w:sz w:val="20"/>
+        </w:rPr>
+        <w:t xml:space="preserve"> </w:t>
+      </w:r>
+      <w:r>
+        <w:rPr>
+          <w:rFonts w:ascii="Consolas" w:hAnsi="Consolas"/>
+          <w:sz w:val="20"/>
+          <w:color w:val="A31515"/>
+        </w:rPr>
+        <w:t xml:space="preserve">"docx"</w:t>
+      </w:r>
+      <w:r>
+        <w:rPr>
+          <w:rFonts w:ascii="Consolas" w:hAnsi="Consolas"/>
+          <w:sz w:val="20"/>
+          <w:color w:val="808080"/>
+        </w:rPr>
+        <w:t xml:space="preserve">,</w:t>
+      </w:r>
+      <w:r>
+        <w:rPr>
+          <w:rFonts w:ascii="Consolas" w:hAnsi="Consolas"/>
+          <w:sz w:val="20"/>
+        </w:rPr>
+        <w:t xml:space="preserve"> </w:t>
+      </w:r>
+      <w:r>
+        <w:rPr>
+          <w:rFonts w:ascii="Consolas" w:hAnsi="Consolas"/>
+          <w:sz w:val="20"/>
+          <w:color w:val="A31515"/>
+        </w:rPr>
+        <w:t xml:space="preserve">"txt"</w:t>
+      </w:r>
+      <w:r>
+        <w:rPr>
+          <w:rFonts w:ascii="Consolas" w:hAnsi="Consolas"/>
+          <w:sz w:val="20"/>
+          <w:color w:val="808080"/>
+        </w:rPr>
+        <w:t xml:space="preserve">]</w:t>
+      </w:r>
+    </w:p>
+    <w:p>
+      <w:pPr>
+        <w:shd w:val="clear" w:fill="E6F0FA"/>
+        <w:spacing w:after="0" w:line="240" w:lineRule="auto"/>
+      </w:pPr>
+      <w:r>
+        <w:rPr>
+          <w:rFonts w:ascii="Consolas" w:hAnsi="Consolas"/>
+          <w:sz w:val="20"/>
+        </w:rPr>
+        <w:t xml:space="preserve">    </w:t>
+      </w:r>
+      <w:r>
+        <w:rPr>
+          <w:rFonts w:ascii="Consolas" w:hAnsi="Consolas"/>
+          <w:sz w:val="20"/>
+          <w:color w:val="808080"/>
+        </w:rPr>
+        <w:t xml:space="preserve">}</w:t>
+      </w:r>
+    </w:p>
+    <w:p>
+      <w:pPr>
+        <w:shd w:val="clear" w:fill="E6F0FA"/>
+        <w:spacing w:after="0" w:line="240" w:lineRule="auto"/>
+      </w:pPr>
+      <w:r>
+        <w:rPr>
+          <w:rFonts w:ascii="Consolas" w:hAnsi="Consolas"/>
+          <w:sz w:val="20"/>
+        </w:rPr>
+        <w:t xml:space="preserve">  </w:t>
+      </w:r>
+      <w:r>
+        <w:rPr>
+          <w:rFonts w:ascii="Consolas" w:hAnsi="Consolas"/>
+          <w:sz w:val="20"/>
+          <w:color w:val="808080"/>
+        </w:rPr>
+        <w:t xml:space="preserve">]</w:t>
+      </w:r>
+    </w:p>
+    <w:p>
+      <w:pPr>
+        <w:shd w:val="clear" w:fill="E6F0FA"/>
+        <w:spacing w:after="0" w:line="240" w:lineRule="auto"/>
+      </w:pPr>
+      <w:r>
+        <w:rPr>
+          <w:rFonts w:ascii="Consolas" w:hAnsi="Consolas"/>
+          <w:sz w:val="20"/>
+          <w:color w:val="808080"/>
+        </w:rPr>
+        <w:t xml:space="preserve">}</w:t>
+      </w:r>
+    </w:p>
+    <w:p>
+      <w:pPr>
+        <w:shd w:val="clear" w:fill="E6F0FA"/>
+        <w:spacing w:after="0" w:line="240" w:lineRule="auto"/>
+      </w:pPr>
+      <w:r>
+        <w:rPr>
+          <w:rFonts w:ascii="Consolas" w:hAnsi="Consolas"/>
+          <w:sz w:val="20"/>
+        </w:rPr>
+        <w:t xml:space="preserve"/>
+      </w:r>
+    </w:p>
+    <w:p>
+      <w:r>
+        <w:t xml:space="preserve">Each entry picks any combination of </w:t>
+      </w:r>
+      <w:r>
+        <w:rPr>
+          <w:rFonts w:ascii="Consolas" w:hAnsi="Consolas"/>
+          <w:sz w:val="20"/>
+          <w:shd w:val="clear" w:fill="E6F0FA"/>
+        </w:rPr>
+        <w:t xml:space="preserve">rtf</w:t>
+      </w:r>
+      <w:r>
+        <w:t xml:space="preserve">, </w:t>
+      </w:r>
+      <w:r>
+        <w:rPr>
+          <w:rFonts w:ascii="Consolas" w:hAnsi="Consolas"/>
+          <w:sz w:val="20"/>
+          <w:shd w:val="clear" w:fill="E6F0FA"/>
+        </w:rPr>
+        <w:t xml:space="preserve">docx</w:t>
+      </w:r>
+      <w:r>
+        <w:t xml:space="preserve">, </w:t>
+      </w:r>
+      <w:r>
+        <w:rPr>
+          <w:rFonts w:ascii="Consolas" w:hAnsi="Consolas"/>
+          <w:sz w:val="20"/>
+          <w:shd w:val="clear" w:fill="E6F0FA"/>
+        </w:rPr>
+        <w:t xml:space="preserve">txt</w:t>
+      </w:r>
+      <w:r>
+        <w:t xml:space="preserve">. Multiple </w:t>
+      </w:r>
+      <w:r>
+        <w:rPr>
+          <w:rFonts w:ascii="Consolas" w:hAnsi="Consolas"/>
+          <w:sz w:val="20"/>
+          <w:shd w:val="clear" w:fill="E6F0FA"/>
+        </w:rPr>
+        <w:t xml:space="preserve">files</w:t>
+      </w:r>
+      <w:r>
+        <w:t xml:space="preserve"> entries are supported — e.g. a top-level README plus submodule READMEs.</w:t>
+      </w:r>
+    </w:p>
+    <w:p>
+      <w:pPr>
+        <w:pStyle w:val="Heading3"/>
+      </w:pPr>
+      <w:bookmarkStart w:id="1669" w:name="3-add-the-workflow"/>
+      <w:bookmarkEnd w:id="1669"/>
+      <w:r>
+        <w:t xml:space="preserve">3. Add the workflow</w:t>
       </w:r>
     </w:p>
     <w:p>
@@ -814,7 +1644,7 @@
           <w:sz w:val="20"/>
           <w:shd w:val="clear" w:fill="E6F0FA"/>
         </w:rPr>
-        <w:t xml:space="preserve">.github/workflows/readme-to-rtf.yml</w:t>
+        <w:t xml:space="preserve">.github/workflows/gh-readme2rtf-docx-txt.yml</w:t>
       </w:r>
       <w:r>
         <w:t xml:space="preserve">:</w:t>
@@ -895,7 +1725,7 @@
           <w:rFonts w:ascii="Consolas" w:hAnsi="Consolas"/>
           <w:sz w:val="20"/>
         </w:rPr>
-        <w:t xml:space="preserve">RTF</w:t>
+        <w:t xml:space="preserve">RTF/DOCX/TXT</w:t>
       </w:r>
     </w:p>
     <w:p>
@@ -1422,34 +2252,6 @@
         </w:rPr>
         <w:t xml:space="preserve">README</w:t>
       </w:r>
-      <w:r>
-        <w:rPr>
-          <w:rFonts w:ascii="Consolas" w:hAnsi="Consolas"/>
-          <w:sz w:val="20"/>
-        </w:rPr>
-        <w:t xml:space="preserve"> </w:t>
-      </w:r>
-      <w:r>
-        <w:rPr>
-          <w:rFonts w:ascii="Consolas" w:hAnsi="Consolas"/>
-          <w:sz w:val="20"/>
-        </w:rPr>
-        <w:t xml:space="preserve">to</w:t>
-      </w:r>
-      <w:r>
-        <w:rPr>
-          <w:rFonts w:ascii="Consolas" w:hAnsi="Consolas"/>
-          <w:sz w:val="20"/>
-        </w:rPr>
-        <w:t xml:space="preserve"> </w:t>
-      </w:r>
-      <w:r>
-        <w:rPr>
-          <w:rFonts w:ascii="Consolas" w:hAnsi="Consolas"/>
-          <w:sz w:val="20"/>
-        </w:rPr>
-        <w:t xml:space="preserve">RTF</w:t>
-      </w:r>
     </w:p>
     <w:p>
       <w:pPr>
@@ -1491,7 +2293,7 @@
           <w:rFonts w:ascii="Consolas" w:hAnsi="Consolas"/>
           <w:sz w:val="20"/>
         </w:rPr>
-        <w:t xml:space="preserve">./.github/actions/readme-to-rtf</w:t>
+        <w:t xml:space="preserve">./.github/actions/gh-readme2rtf-docx-txt</w:t>
       </w:r>
     </w:p>
     <w:p>
@@ -2016,7 +2818,21 @@
           <w:rFonts w:ascii="Consolas" w:hAnsi="Consolas"/>
           <w:sz w:val="20"/>
         </w:rPr>
-        <w:t xml:space="preserve">RTF</w:t>
+        <w:t xml:space="preserve">generated</w:t>
+      </w:r>
+      <w:r>
+        <w:rPr>
+          <w:rFonts w:ascii="Consolas" w:hAnsi="Consolas"/>
+          <w:sz w:val="20"/>
+        </w:rPr>
+        <w:t xml:space="preserve"> </w:t>
+      </w:r>
+      <w:r>
+        <w:rPr>
+          <w:rFonts w:ascii="Consolas" w:hAnsi="Consolas"/>
+          <w:sz w:val="20"/>
+        </w:rPr>
+        <w:t xml:space="preserve">files</w:t>
       </w:r>
     </w:p>
     <w:p>
@@ -2130,7 +2946,77 @@
           <w:rFonts w:ascii="Consolas" w:hAnsi="Consolas"/>
           <w:sz w:val="20"/>
         </w:rPr>
-        <w:t xml:space="preserve">README.rtf</w:t>
+        <w:t xml:space="preserve">*.rtf</w:t>
+      </w:r>
+      <w:r>
+        <w:rPr>
+          <w:rFonts w:ascii="Consolas" w:hAnsi="Consolas"/>
+          <w:sz w:val="20"/>
+        </w:rPr>
+        <w:t xml:space="preserve"> </w:t>
+      </w:r>
+      <w:r>
+        <w:rPr>
+          <w:rFonts w:ascii="Consolas" w:hAnsi="Consolas"/>
+          <w:sz w:val="20"/>
+        </w:rPr>
+        <w:t xml:space="preserve">*.docx</w:t>
+      </w:r>
+      <w:r>
+        <w:rPr>
+          <w:rFonts w:ascii="Consolas" w:hAnsi="Consolas"/>
+          <w:sz w:val="20"/>
+        </w:rPr>
+        <w:t xml:space="preserve"> </w:t>
+      </w:r>
+      <w:r>
+        <w:rPr>
+          <w:rFonts w:ascii="Consolas" w:hAnsi="Consolas"/>
+          <w:sz w:val="20"/>
+        </w:rPr>
+        <w:t xml:space="preserve">*.txt</w:t>
+      </w:r>
+      <w:r>
+        <w:rPr>
+          <w:rFonts w:ascii="Consolas" w:hAnsi="Consolas"/>
+          <w:sz w:val="20"/>
+        </w:rPr>
+        <w:t xml:space="preserve"> </w:t>
+      </w:r>
+      <w:r>
+        <w:rPr>
+          <w:rFonts w:ascii="Consolas" w:hAnsi="Consolas"/>
+          <w:sz w:val="20"/>
+        </w:rPr>
+        <w:t xml:space="preserve">2&gt;/dev/null</w:t>
+      </w:r>
+      <w:r>
+        <w:rPr>
+          <w:rFonts w:ascii="Consolas" w:hAnsi="Consolas"/>
+          <w:sz w:val="20"/>
+        </w:rPr>
+        <w:t xml:space="preserve"> </w:t>
+      </w:r>
+      <w:r>
+        <w:rPr>
+          <w:rFonts w:ascii="Consolas" w:hAnsi="Consolas"/>
+          <w:sz w:val="20"/>
+        </w:rPr>
+        <w:t xml:space="preserve">||</w:t>
+      </w:r>
+      <w:r>
+        <w:rPr>
+          <w:rFonts w:ascii="Consolas" w:hAnsi="Consolas"/>
+          <w:sz w:val="20"/>
+        </w:rPr>
+        <w:t xml:space="preserve"> </w:t>
+      </w:r>
+      <w:r>
+        <w:rPr>
+          <w:rFonts w:ascii="Consolas" w:hAnsi="Consolas"/>
+          <w:sz w:val="20"/>
+        </w:rPr>
+        <w:t xml:space="preserve">true</w:t>
       </w:r>
     </w:p>
     <w:p>
@@ -2459,7 +3345,7 @@
           <w:sz w:val="20"/>
           <w:color w:val="A31515"/>
         </w:rPr>
-        <w:t xml:space="preserve">README.rtf</w:t>
+        <w:t xml:space="preserve">README</w:t>
       </w:r>
       <w:r>
         <w:rPr>
@@ -2474,14 +3360,7 @@
           <w:sz w:val="20"/>
           <w:color w:val="A31515"/>
         </w:rPr>
-        <w:t xml:space="preserve">from</w:t>
-      </w:r>
-      <w:r>
-        <w:rPr>
-          <w:rFonts w:ascii="Consolas" w:hAnsi="Consolas"/>
-          <w:sz w:val="20"/>
-        </w:rPr>
-        <w:t xml:space="preserve"> </w:t>
+        <w:t xml:space="preserve">documents"</w:t>
       </w:r>
       <w:r>
         <w:rPr>
@@ -2489,14 +3368,6 @@
           <w:sz w:val="20"/>
           <w:color w:val="A31515"/>
         </w:rPr>
-        <w:t xml:space="preserve">README.md"</w:t>
-      </w:r>
-      <w:r>
-        <w:rPr>
-          <w:rFonts w:ascii="Consolas" w:hAnsi="Consolas"/>
-          <w:sz w:val="20"/>
-          <w:color w:val="A31515"/>
-        </w:rPr>
         <w:t xml:space="preserve">'</w:t>
       </w:r>
     </w:p>
@@ -2688,10 +3559,10 @@
       <w:pPr>
         <w:pStyle w:val="Heading3"/>
       </w:pPr>
-      <w:bookmarkStart w:id="1010" w:name="3-push-and-done"/>
-      <w:bookmarkEnd w:id="1010"/>
-      <w:r>
-        <w:t xml:space="preserve">3. Push and done</w:t>
+      <w:bookmarkStart w:id="578" w:name="4-push-and-done"/>
+      <w:bookmarkEnd w:id="578"/>
+      <w:r>
+        <w:t xml:space="preserve">4. Push and done</w:t>
       </w:r>
     </w:p>
     <w:p>
@@ -2707,33 +3578,22 @@
         <w:t xml:space="preserve">README.md</w:t>
       </w:r>
       <w:r>
-        <w:t xml:space="preserve"> changes, the workflow generates a fresh </w:t>
-      </w:r>
-      <w:r>
-        <w:rPr>
-          <w:rFonts w:ascii="Consolas" w:hAnsi="Consolas"/>
-          <w:sz w:val="20"/>
-          <w:shd w:val="clear" w:fill="E6F0FA"/>
-        </w:rPr>
-        <w:t xml:space="preserve">README.rtf</w:t>
-      </w:r>
-      <w:r>
-        <w:t xml:space="preserve"> and commits it to your repo. You can also trigger it manually from the Actions tab.</w:t>
+        <w:t xml:space="preserve"> changes, the workflow regenerates the configured outputs and commits them back. You can also trigger it manually from the Actions tab.</w:t>
       </w:r>
     </w:p>
     <w:p>
       <w:pPr>
         <w:pStyle w:val="Heading2"/>
       </w:pPr>
-      <w:bookmarkStart w:id="3760" w:name="how-it-works"/>
-      <w:bookmarkEnd w:id="3760"/>
+      <w:bookmarkStart w:id="4926" w:name="how-it-works"/>
+      <w:bookmarkEnd w:id="4926"/>
       <w:r>
         <w:t xml:space="preserve">How It Works</w:t>
       </w:r>
     </w:p>
     <w:p>
       <w:r>
-        <w:t xml:space="preserve">Two Python scripts, zero heavy dependencies:</w:t>
+        <w:t xml:space="preserve">Two Python files, zero heavy dependencies:</w:t>
       </w:r>
     </w:p>
     <w:p>
@@ -2751,10 +3611,10 @@
           <w:sz w:val="20"/>
           <w:shd w:val="clear" w:fill="E6F0FA"/>
         </w:rPr>
-        <w:t xml:space="preserve">gfm_markdown_to_rtf.py</w:t>
-      </w:r>
-      <w:r>
-        <w:t xml:space="preserve"> — Parses GitHub-Flavored Markdown and generates RTF with a data-driven rule engine. Uses </w:t>
+        <w:t xml:space="preserve">gh-readme2rtf-docx-txt.py</w:t>
+      </w:r>
+      <w:r>
+        <w:t xml:space="preserve"> — Single converter driven by a data-driven rule engine. Parses GitHub-Flavored Markdown and emits RTF, DOCX, or TXT based on the output extension. Uses </w:t>
       </w:r>
       <w:r>
         <w:fldChar w:fldCharType="begin"/>
@@ -2776,7 +3636,7 @@
         <w:fldChar w:fldCharType="end"/>
       </w:r>
       <w:r>
-        <w:t xml:space="preserve"> for syntax highlighting. Resolves </w:t>
+        <w:t xml:space="preserve"> for syntax highlighting across both RTF and DOCX. Resolves </w:t>
       </w:r>
       <w:r>
         <w:rPr>
@@ -2787,7 +3647,7 @@
         <w:t xml:space="preserve">@mentions</w:t>
       </w:r>
       <w:r>
-        <w:t xml:space="preserve"> and </w:t>
+        <w:t xml:space="preserve">, </w:t>
       </w:r>
       <w:r>
         <w:rPr>
@@ -2798,7 +3658,7 @@
         <w:t xml:space="preserve">#issues</w:t>
       </w:r>
       <w:r>
-        <w:t xml:space="preserve"> to GitHub URLs automatically.</w:t>
+        <w:t xml:space="preserve">, and relative links to GitHub URLs automatically.</w:t>
       </w:r>
     </w:p>
     <w:p>
@@ -2819,7 +3679,7 @@
         <w:t xml:space="preserve">rtf_image_embedder.py</w:t>
       </w:r>
       <w:r>
-        <w:t xml:space="preserve"> — Standalone module that finds </w:t>
+        <w:t xml:space="preserve"> — Post-processor for the RTF path only. Finds </w:t>
       </w:r>
       <w:r>
         <w:rPr>
@@ -2830,7 +3690,7 @@
         <w:t xml:space="preserve">[Image: ...]</w:t>
       </w:r>
       <w:r>
-        <w:t xml:space="preserve"> placeholders in RTF, reads the referenced local images, downscales them to fit page bounds using </w:t>
+        <w:t xml:space="preserve"> placeholders, reads referenced local images, downscales them with </w:t>
       </w:r>
       <w:r>
         <w:fldChar w:fldCharType="begin"/>
@@ -2852,7 +3712,7 @@
         <w:fldChar w:fldCharType="end"/>
       </w:r>
       <w:r>
-        <w:t xml:space="preserve">, and embeds them as hex-encoded </w:t>
+        <w:t xml:space="preserve"> to fit page bounds, and embeds them as hex-encoded </w:t>
       </w:r>
       <w:r>
         <w:rPr>
@@ -2863,15 +3723,42 @@
         <w:t xml:space="preserve">\pict</w:t>
       </w:r>
       <w:r>
-        <w:t xml:space="preserve"> blocks.</w:t>
+        <w:t xml:space="preserve"> blocks. DOCX image embedding is handled inside the main converter using the OOXML package's native image relationships.</w:t>
+      </w:r>
+    </w:p>
+    <w:p>
+      <w:r>
+        <w:t xml:space="preserve">The composite action (</w:t>
+      </w:r>
+      <w:r>
+        <w:rPr>
+          <w:rFonts w:ascii="Consolas" w:hAnsi="Consolas"/>
+          <w:sz w:val="20"/>
+          <w:shd w:val="clear" w:fill="E6F0FA"/>
+        </w:rPr>
+        <w:t xml:space="preserve">action.yml</w:t>
+      </w:r>
+      <w:r>
+        <w:t xml:space="preserve">) reads </w:t>
+      </w:r>
+      <w:r>
+        <w:rPr>
+          <w:rFonts w:ascii="Consolas" w:hAnsi="Consolas"/>
+          <w:sz w:val="20"/>
+          <w:shd w:val="clear" w:fill="E6F0FA"/>
+        </w:rPr>
+        <w:t xml:space="preserve">gh-readme2rtf-docx-txt-settings.json</w:t>
+      </w:r>
+      <w:r>
+        <w:t xml:space="preserve"> and dispatches the converter per file/format.</w:t>
       </w:r>
     </w:p>
     <w:p>
       <w:pPr>
         <w:pStyle w:val="Heading3"/>
       </w:pPr>
-      <w:bookmarkStart w:id="8329" w:name="dependencies"/>
-      <w:bookmarkEnd w:id="8329"/>
+      <w:bookmarkStart w:id="9839" w:name="dependencies"/>
+      <w:bookmarkEnd w:id="9839"/>
       <w:r>
         <w:t xml:space="preserve">Dependencies</w:t>
       </w:r>
@@ -2956,8 +3843,8 @@
       <w:pPr>
         <w:pStyle w:val="Heading3"/>
       </w:pPr>
-      <w:bookmarkStart w:id="7050" w:name="run-locally"/>
-      <w:bookmarkEnd w:id="7050"/>
+      <w:bookmarkStart w:id="512" w:name="run-locally"/>
+      <w:bookmarkEnd w:id="512"/>
       <w:r>
         <w:t xml:space="preserve">Run Locally</w:t>
       </w:r>
@@ -3027,6 +3914,33 @@
           <w:rFonts w:ascii="Consolas" w:hAnsi="Consolas"/>
           <w:sz w:val="20"/>
         </w:rPr>
+        <w:t xml:space="preserve"/>
+      </w:r>
+    </w:p>
+    <w:p>
+      <w:pPr>
+        <w:shd w:val="clear" w:fill="E6F0FA"/>
+        <w:spacing w:after="0" w:line="240" w:lineRule="auto"/>
+      </w:pPr>
+      <w:r>
+        <w:rPr>
+          <w:rFonts w:ascii="Consolas" w:hAnsi="Consolas"/>
+          <w:sz w:val="20"/>
+          <w:color w:val="008000"/>
+        </w:rPr>
+        <w:t xml:space="preserve"># RTF (two steps: convert, then embed images)</w:t>
+      </w:r>
+    </w:p>
+    <w:p>
+      <w:pPr>
+        <w:shd w:val="clear" w:fill="E6F0FA"/>
+        <w:spacing w:after="0" w:line="240" w:lineRule="auto"/>
+      </w:pPr>
+      <w:r>
+        <w:rPr>
+          <w:rFonts w:ascii="Consolas" w:hAnsi="Consolas"/>
+          <w:sz w:val="20"/>
+        </w:rPr>
         <w:t xml:space="preserve">python3</w:t>
       </w:r>
       <w:r>
@@ -3041,7 +3955,7 @@
           <w:rFonts w:ascii="Consolas" w:hAnsi="Consolas"/>
           <w:sz w:val="20"/>
         </w:rPr>
-        <w:t xml:space="preserve">gfm_markdown_to_rtf.py</w:t>
+        <w:t xml:space="preserve">gh-readme2rtf-docx-txt.py</w:t>
       </w:r>
       <w:r>
         <w:rPr>
@@ -3128,10 +4042,174 @@
     </w:p>
     <w:p>
       <w:pPr>
+        <w:shd w:val="clear" w:fill="E6F0FA"/>
+        <w:spacing w:after="0" w:line="240" w:lineRule="auto"/>
+      </w:pPr>
+      <w:r>
+        <w:rPr>
+          <w:rFonts w:ascii="Consolas" w:hAnsi="Consolas"/>
+          <w:sz w:val="20"/>
+          <w:color w:val="008000"/>
+        </w:rPr>
+        <w:t xml:space="preserve"># DOCX (single step — images embedded inline)</w:t>
+      </w:r>
+    </w:p>
+    <w:p>
+      <w:pPr>
+        <w:shd w:val="clear" w:fill="E6F0FA"/>
+        <w:spacing w:after="0" w:line="240" w:lineRule="auto"/>
+      </w:pPr>
+      <w:r>
+        <w:rPr>
+          <w:rFonts w:ascii="Consolas" w:hAnsi="Consolas"/>
+          <w:sz w:val="20"/>
+        </w:rPr>
+        <w:t xml:space="preserve">python3</w:t>
+      </w:r>
+      <w:r>
+        <w:rPr>
+          <w:rFonts w:ascii="Consolas" w:hAnsi="Consolas"/>
+          <w:sz w:val="20"/>
+        </w:rPr>
+        <w:t xml:space="preserve"> </w:t>
+      </w:r>
+      <w:r>
+        <w:rPr>
+          <w:rFonts w:ascii="Consolas" w:hAnsi="Consolas"/>
+          <w:sz w:val="20"/>
+        </w:rPr>
+        <w:t xml:space="preserve">gh-readme2rtf-docx-txt.py</w:t>
+      </w:r>
+      <w:r>
+        <w:rPr>
+          <w:rFonts w:ascii="Consolas" w:hAnsi="Consolas"/>
+          <w:sz w:val="20"/>
+        </w:rPr>
+        <w:t xml:space="preserve"> </w:t>
+      </w:r>
+      <w:r>
+        <w:rPr>
+          <w:rFonts w:ascii="Consolas" w:hAnsi="Consolas"/>
+          <w:sz w:val="20"/>
+        </w:rPr>
+        <w:t xml:space="preserve">README.md</w:t>
+      </w:r>
+      <w:r>
+        <w:rPr>
+          <w:rFonts w:ascii="Consolas" w:hAnsi="Consolas"/>
+          <w:sz w:val="20"/>
+        </w:rPr>
+        <w:t xml:space="preserve"> </w:t>
+      </w:r>
+      <w:r>
+        <w:rPr>
+          <w:rFonts w:ascii="Consolas" w:hAnsi="Consolas"/>
+          <w:sz w:val="20"/>
+        </w:rPr>
+        <w:t xml:space="preserve">README.docx</w:t>
+      </w:r>
+    </w:p>
+    <w:p>
+      <w:pPr>
+        <w:shd w:val="clear" w:fill="E6F0FA"/>
+        <w:spacing w:after="0" w:line="240" w:lineRule="auto"/>
+      </w:pPr>
+      <w:r>
+        <w:rPr>
+          <w:rFonts w:ascii="Consolas" w:hAnsi="Consolas"/>
+          <w:sz w:val="20"/>
+        </w:rPr>
+        <w:t xml:space="preserve"/>
+      </w:r>
+    </w:p>
+    <w:p>
+      <w:pPr>
+        <w:shd w:val="clear" w:fill="E6F0FA"/>
+        <w:spacing w:after="0" w:line="240" w:lineRule="auto"/>
+      </w:pPr>
+      <w:r>
+        <w:rPr>
+          <w:rFonts w:ascii="Consolas" w:hAnsi="Consolas"/>
+          <w:sz w:val="20"/>
+          <w:color w:val="008000"/>
+        </w:rPr>
+        <w:t xml:space="preserve"># TXT (link-resolved plain text)</w:t>
+      </w:r>
+    </w:p>
+    <w:p>
+      <w:pPr>
+        <w:shd w:val="clear" w:fill="E6F0FA"/>
+        <w:spacing w:after="0" w:line="240" w:lineRule="auto"/>
+      </w:pPr>
+      <w:r>
+        <w:rPr>
+          <w:rFonts w:ascii="Consolas" w:hAnsi="Consolas"/>
+          <w:sz w:val="20"/>
+        </w:rPr>
+        <w:t xml:space="preserve">python3</w:t>
+      </w:r>
+      <w:r>
+        <w:rPr>
+          <w:rFonts w:ascii="Consolas" w:hAnsi="Consolas"/>
+          <w:sz w:val="20"/>
+        </w:rPr>
+        <w:t xml:space="preserve"> </w:t>
+      </w:r>
+      <w:r>
+        <w:rPr>
+          <w:rFonts w:ascii="Consolas" w:hAnsi="Consolas"/>
+          <w:sz w:val="20"/>
+        </w:rPr>
+        <w:t xml:space="preserve">gh-readme2rtf-docx-txt.py</w:t>
+      </w:r>
+      <w:r>
+        <w:rPr>
+          <w:rFonts w:ascii="Consolas" w:hAnsi="Consolas"/>
+          <w:sz w:val="20"/>
+        </w:rPr>
+        <w:t xml:space="preserve"> </w:t>
+      </w:r>
+      <w:r>
+        <w:rPr>
+          <w:rFonts w:ascii="Consolas" w:hAnsi="Consolas"/>
+          <w:sz w:val="20"/>
+        </w:rPr>
+        <w:t xml:space="preserve">README.md</w:t>
+      </w:r>
+      <w:r>
+        <w:rPr>
+          <w:rFonts w:ascii="Consolas" w:hAnsi="Consolas"/>
+          <w:sz w:val="20"/>
+        </w:rPr>
+        <w:t xml:space="preserve"> </w:t>
+      </w:r>
+      <w:r>
+        <w:rPr>
+          <w:rFonts w:ascii="Consolas" w:hAnsi="Consolas"/>
+          <w:sz w:val="20"/>
+        </w:rPr>
+        <w:t xml:space="preserve">README.txt</w:t>
+      </w:r>
+    </w:p>
+    <w:p>
+      <w:pPr>
+        <w:shd w:val="clear" w:fill="E6F0FA"/>
+        <w:spacing w:after="0" w:line="240" w:lineRule="auto"/>
+      </w:pPr>
+      <w:r>
+        <w:rPr>
+          <w:rFonts w:ascii="Consolas" w:hAnsi="Consolas"/>
+          <w:sz w:val="20"/>
+        </w:rPr>
+        <w:t xml:space="preserve"/>
+      </w:r>
+    </w:p>
+    <w:p>
+      <w:pPr>
         <w:pStyle w:val="Heading2"/>
       </w:pPr>
-      <w:bookmarkStart w:id="6974" w:name="viewing-tips"/>
-      <w:bookmarkEnd w:id="6974"/>
+      <w:bookmarkStart w:id="6302" w:name="viewing-tips"/>
+      <w:bookmarkEnd w:id="6302"/>
       <w:r>
         <w:t xml:space="preserve">Viewing Tips</w:t>
       </w:r>
@@ -3201,6 +4279,11 @@
           <w:shd w:val="clear" w:fill="E6F0FA"/>
         </w:rPr>
         <w:t xml:space="preserve">Ctrl+Shift+J</w:t>
+      </w:r>
+    </w:p>
+    <w:p>
+      <w:r>
+        <w:t xml:space="preserve">The DOCX opens natively in Microsoft Word, Google Docs, and Pages — no squiggle toggling needed.</w:t>
       </w:r>
     </w:p>
     <w:p>
@@ -3214,8 +4297,8 @@
       <w:pPr>
         <w:pStyle w:val="Heading1"/>
       </w:pPr>
-      <w:bookmarkStart w:id="601" w:name="test_tube-test-content"/>
-      <w:bookmarkEnd w:id="601"/>
+      <w:bookmarkStart w:id="4524" w:name="test_tube-test-content"/>
+      <w:bookmarkEnd w:id="4524"/>
       <w:r>
         <w:t xml:space="preserve">🧪</w:t>
       </w:r>
@@ -3242,15 +4325,37 @@
         <w:t xml:space="preserve">README.rtf</w:t>
       </w:r>
       <w:r>
-        <w:t xml:space="preserve"> in this repo is living proof it all works — open it and compare!</w:t>
+        <w:t xml:space="preserve">, </w:t>
+      </w:r>
+      <w:r>
+        <w:rPr>
+          <w:rFonts w:ascii="Consolas" w:hAnsi="Consolas"/>
+          <w:sz w:val="20"/>
+          <w:shd w:val="clear" w:fill="E6F0FA"/>
+        </w:rPr>
+        <w:t xml:space="preserve">README.docx</w:t>
+      </w:r>
+      <w:r>
+        <w:t xml:space="preserve">, and </w:t>
+      </w:r>
+      <w:r>
+        <w:rPr>
+          <w:rFonts w:ascii="Consolas" w:hAnsi="Consolas"/>
+          <w:sz w:val="20"/>
+          <w:shd w:val="clear" w:fill="E6F0FA"/>
+        </w:rPr>
+        <w:t xml:space="preserve">README.txt</w:t>
+      </w:r>
+      <w:r>
+        <w:t xml:space="preserve"> in this repo are living proof it all works — open any of them and compare!</w:t>
       </w:r>
     </w:p>
     <w:p>
       <w:pPr>
         <w:pStyle w:val="Heading2"/>
       </w:pPr>
-      <w:bookmarkStart w:id="4732" w:name="heading-level-2"/>
-      <w:bookmarkEnd w:id="4732"/>
+      <w:bookmarkStart w:id="6097" w:name="heading-level-2"/>
+      <w:bookmarkEnd w:id="6097"/>
       <w:r>
         <w:t xml:space="preserve">Heading Level 2</w:t>
       </w:r>
@@ -3259,8 +4364,8 @@
       <w:pPr>
         <w:pStyle w:val="Heading3"/>
       </w:pPr>
-      <w:bookmarkStart w:id="5335" w:name="heading-level-3"/>
-      <w:bookmarkEnd w:id="5335"/>
+      <w:bookmarkStart w:id="1533" w:name="heading-level-3"/>
+      <w:bookmarkEnd w:id="1533"/>
       <w:r>
         <w:t xml:space="preserve">Heading Level 3</w:t>
       </w:r>
@@ -3269,8 +4374,8 @@
       <w:pPr>
         <w:pStyle w:val="Heading4"/>
       </w:pPr>
-      <w:bookmarkStart w:id="7991" w:name="heading-level-4"/>
-      <w:bookmarkEnd w:id="7991"/>
+      <w:bookmarkStart w:id="58" w:name="heading-level-4"/>
+      <w:bookmarkEnd w:id="58"/>
       <w:r>
         <w:t xml:space="preserve">Heading Level 4</w:t>
       </w:r>
@@ -3279,8 +4384,8 @@
       <w:pPr>
         <w:pStyle w:val="Heading5"/>
       </w:pPr>
-      <w:bookmarkStart w:id="8828" w:name="heading-level-5"/>
-      <w:bookmarkEnd w:id="8828"/>
+      <w:bookmarkStart w:id="7159" w:name="heading-level-5"/>
+      <w:bookmarkEnd w:id="7159"/>
       <w:r>
         <w:t xml:space="preserve">Heading Level 5</w:t>
       </w:r>
@@ -3289,8 +4394,8 @@
       <w:pPr>
         <w:pStyle w:val="Heading6"/>
       </w:pPr>
-      <w:bookmarkStart w:id="6026" w:name="heading-level-6"/>
-      <w:bookmarkEnd w:id="6026"/>
+      <w:bookmarkStart w:id="7850" w:name="heading-level-6"/>
+      <w:bookmarkEnd w:id="7850"/>
       <w:r>
         <w:t xml:space="preserve">Heading Level 6</w:t>
       </w:r>
@@ -3299,8 +4404,8 @@
       <w:pPr>
         <w:pStyle w:val="Heading2"/>
       </w:pPr>
-      <w:bookmarkStart w:id="190" w:name="text-formatting"/>
-      <w:bookmarkEnd w:id="190"/>
+      <w:bookmarkStart w:id="9325" w:name="text-formatting"/>
+      <w:bookmarkEnd w:id="9325"/>
       <w:r>
         <w:t xml:space="preserve">Text Formatting</w:t>
       </w:r>
@@ -3431,8 +4536,8 @@
       <w:pPr>
         <w:pStyle w:val="Heading2"/>
       </w:pPr>
-      <w:bookmarkStart w:id="2608" w:name="links"/>
-      <w:bookmarkEnd w:id="2608"/>
+      <w:bookmarkStart w:id="1667" w:name="links"/>
+      <w:bookmarkEnd w:id="1667"/>
       <w:r>
         <w:t xml:space="preserve">Links</w:t>
       </w:r>
@@ -3590,8 +4695,8 @@
       <w:pPr>
         <w:pStyle w:val="Heading2"/>
       </w:pPr>
-      <w:bookmarkStart w:id="7079" w:name="images"/>
-      <w:bookmarkEnd w:id="7079"/>
+      <w:bookmarkStart w:id="298" w:name="images"/>
+      <w:bookmarkEnd w:id="298"/>
       <w:r>
         <w:t xml:space="preserve">Images</w:t>
       </w:r>
@@ -3952,8 +5057,8 @@
       <w:pPr>
         <w:pStyle w:val="Heading2"/>
       </w:pPr>
-      <w:bookmarkStart w:id="1562" w:name="blockquotes"/>
-      <w:bookmarkEnd w:id="1562"/>
+      <w:bookmarkStart w:id="1226" w:name="blockquotes"/>
+      <w:bookmarkEnd w:id="1226"/>
       <w:r>
         <w:t xml:space="preserve">Blockquotes</w:t>
       </w:r>
@@ -4003,8 +5108,8 @@
       <w:pPr>
         <w:pStyle w:val="Heading2"/>
       </w:pPr>
-      <w:bookmarkStart w:id="2812" w:name="alerts"/>
-      <w:bookmarkEnd w:id="2812"/>
+      <w:bookmarkStart w:id="9490" w:name="alerts"/>
+      <w:bookmarkEnd w:id="9490"/>
       <w:r>
         <w:t xml:space="preserve">Alerts</w:t>
       </w:r>
@@ -4143,8 +5248,8 @@
       <w:pPr>
         <w:pStyle w:val="Heading2"/>
       </w:pPr>
-      <w:bookmarkStart w:id="544" w:name="unordered-lists"/>
-      <w:bookmarkEnd w:id="544"/>
+      <w:bookmarkStart w:id="743" w:name="unordered-lists"/>
+      <w:bookmarkEnd w:id="743"/>
       <w:r>
         <w:t xml:space="preserve">Unordered Lists</w:t>
       </w:r>
@@ -4278,8 +5383,8 @@
       <w:pPr>
         <w:pStyle w:val="Heading2"/>
       </w:pPr>
-      <w:bookmarkStart w:id="4" w:name="ordered-lists"/>
-      <w:bookmarkEnd w:id="4"/>
+      <w:bookmarkStart w:id="7128" w:name="ordered-lists"/>
+      <w:bookmarkEnd w:id="7128"/>
       <w:r>
         <w:t xml:space="preserve">Ordered Lists</w:t>
       </w:r>
@@ -4348,8 +5453,8 @@
       <w:pPr>
         <w:pStyle w:val="Heading2"/>
       </w:pPr>
-      <w:bookmarkStart w:id="8329" w:name="task-lists"/>
-      <w:bookmarkEnd w:id="8329"/>
+      <w:bookmarkStart w:id="446" w:name="task-lists"/>
+      <w:bookmarkEnd w:id="446"/>
       <w:r>
         <w:t xml:space="preserve">Task Lists</w:t>
       </w:r>
@@ -4418,8 +5523,8 @@
       <w:pPr>
         <w:pStyle w:val="Heading2"/>
       </w:pPr>
-      <w:bookmarkStart w:id="6174" w:name="inline-code"/>
-      <w:bookmarkEnd w:id="6174"/>
+      <w:bookmarkStart w:id="3891" w:name="inline-code"/>
+      <w:bookmarkEnd w:id="3891"/>
       <w:r>
         <w:t xml:space="preserve">Inline Code</w:t>
       </w:r>
@@ -4455,8 +5560,8 @@
       <w:pPr>
         <w:pStyle w:val="Heading2"/>
       </w:pPr>
-      <w:bookmarkStart w:id="2131" w:name="fenced-code-blocks"/>
-      <w:bookmarkEnd w:id="2131"/>
+      <w:bookmarkStart w:id="3378" w:name="fenced-code-blocks"/>
+      <w:bookmarkEnd w:id="3378"/>
       <w:r>
         <w:t xml:space="preserve">Fenced Code Blocks</w:t>
       </w:r>
@@ -4810,8 +5915,8 @@
       <w:pPr>
         <w:pStyle w:val="Heading2"/>
       </w:pPr>
-      <w:bookmarkStart w:id="370" w:name="tables"/>
-      <w:bookmarkEnd w:id="370"/>
+      <w:bookmarkStart w:id="3306" w:name="tables"/>
+      <w:bookmarkEnd w:id="3306"/>
       <w:r>
         <w:t xml:space="preserve">Tables</w:t>
       </w:r>
@@ -5062,8 +6167,8 @@
       <w:pPr>
         <w:pStyle w:val="Heading2"/>
       </w:pPr>
-      <w:bookmarkStart w:id="5997" w:name="horizontal-rules"/>
-      <w:bookmarkEnd w:id="5997"/>
+      <w:bookmarkStart w:id="8144" w:name="horizontal-rules"/>
+      <w:bookmarkEnd w:id="8144"/>
       <w:r>
         <w:t xml:space="preserve">Horizontal Rules</w:t>
       </w:r>
@@ -5093,8 +6198,8 @@
       <w:pPr>
         <w:pStyle w:val="Heading2"/>
       </w:pPr>
-      <w:bookmarkStart w:id="1369" w:name="footnotes"/>
-      <w:bookmarkEnd w:id="1369"/>
+      <w:bookmarkStart w:id="958" w:name="footnotes"/>
+      <w:bookmarkEnd w:id="958"/>
       <w:r>
         <w:t xml:space="preserve">Footnotes</w:t>
       </w:r>
@@ -5154,8 +6259,8 @@
       <w:pPr>
         <w:pStyle w:val="Heading2"/>
       </w:pPr>
-      <w:bookmarkStart w:id="1938" w:name="emoji"/>
-      <w:bookmarkEnd w:id="1938"/>
+      <w:bookmarkStart w:id="1176" w:name="emoji"/>
+      <w:bookmarkEnd w:id="1176"/>
       <w:r>
         <w:t xml:space="preserve">Emoji</w:t>
       </w:r>
@@ -5217,8 +6322,8 @@
       <w:pPr>
         <w:pStyle w:val="Heading2"/>
       </w:pPr>
-      <w:bookmarkStart w:id="737" w:name="color-codes"/>
-      <w:bookmarkEnd w:id="737"/>
+      <w:bookmarkStart w:id="1234" w:name="color-codes"/>
+      <w:bookmarkEnd w:id="1234"/>
       <w:r>
         <w:t xml:space="preserve">Color Codes</w:t>
       </w:r>
@@ -5275,8 +6380,8 @@
       <w:pPr>
         <w:pStyle w:val="Heading2"/>
       </w:pPr>
-      <w:bookmarkStart w:id="2190" w:name="html-comments"/>
-      <w:bookmarkEnd w:id="2190"/>
+      <w:bookmarkStart w:id="3943" w:name="html-comments"/>
+      <w:bookmarkEnd w:id="3943"/>
       <w:r>
         <w:t xml:space="preserve">HTML Comments</w:t>
       </w:r>
@@ -5291,8 +6396,8 @@
       <w:pPr>
         <w:pStyle w:val="Heading2"/>
       </w:pPr>
-      <w:bookmarkStart w:id="9499" w:name="mixed-nesting"/>
-      <w:bookmarkEnd w:id="9499"/>
+      <w:bookmarkStart w:id="4018" w:name="mixed-nesting"/>
+      <w:bookmarkEnd w:id="4018"/>
       <w:r>
         <w:t xml:space="preserve">Mixed Nesting</w:t>
       </w:r>
@@ -5515,8 +6620,8 @@
         <w:ind w:left="360"/>
         <w:spacing w:after="40"/>
       </w:pPr>
-      <w:bookmarkStart w:id="416" w:name="fn-1"/>
-      <w:bookmarkEnd w:id="416"/>
+      <w:bookmarkStart w:id="8644" w:name="fn-1"/>
+      <w:bookmarkEnd w:id="8644"/>
       <w:r>
         <w:rPr>
           <w:b/>
@@ -5537,8 +6642,8 @@
           <w:pgMar w:top="1440" w:right="1440" w:bottom="1440" w:left="1440"/>
         </w:sectPr>
       </w:pPr>
-      <w:bookmarkStart w:id="354" w:name="fn-longnote"/>
-      <w:bookmarkEnd w:id="354"/>
+      <w:bookmarkStart w:id="2690" w:name="fn-longnote"/>
+      <w:bookmarkEnd w:id="2690"/>
       <w:r>
         <w:rPr>
           <w:b/>

--- a/README.docx
+++ b/README.docx
@@ -6,8 +6,8 @@
       <w:pPr>
         <w:pStyle w:val="Heading1"/>
       </w:pPr>
-      <w:bookmarkStart w:id="7053" w:name="rocket-gh-readme2rtf-docx-txt-auto-convert-github-readmes-to-rtf-docx-txt-tada"/>
-      <w:bookmarkEnd w:id="7053"/>
+      <w:bookmarkStart w:id="9439" w:name="rocket-gh-readme2rtf-docx-txt-auto-convert-github-readmes-to-rtf-docx-txt-tada"/>
+      <w:bookmarkEnd w:id="9439"/>
       <w:r>
         <w:t xml:space="preserve">🚀</w:t>
       </w:r>
@@ -171,8 +171,8 @@
       <w:pPr>
         <w:pStyle w:val="Heading2"/>
       </w:pPr>
-      <w:bookmarkStart w:id="7240" w:name="why"/>
-      <w:bookmarkEnd w:id="7240"/>
+      <w:bookmarkStart w:id="2111" w:name="why"/>
+      <w:bookmarkEnd w:id="2111"/>
       <w:r>
         <w:t xml:space="preserve">Why?</w:t>
       </w:r>
@@ -340,8 +340,8 @@
       <w:pPr>
         <w:pStyle w:val="Heading2"/>
       </w:pPr>
-      <w:bookmarkStart w:id="5945" w:name="what-you-get"/>
-      <w:bookmarkEnd w:id="5945"/>
+      <w:bookmarkStart w:id="5450" w:name="what-you-get"/>
+      <w:bookmarkEnd w:id="5450"/>
       <w:r>
         <w:t xml:space="preserve">What You Get</w:t>
       </w:r>
@@ -1042,8 +1042,8 @@
       <w:pPr>
         <w:pStyle w:val="Heading2"/>
       </w:pPr>
-      <w:bookmarkStart w:id="8230" w:name="quick-start"/>
-      <w:bookmarkEnd w:id="8230"/>
+      <w:bookmarkStart w:id="7356" w:name="quick-start"/>
+      <w:bookmarkEnd w:id="7356"/>
       <w:r>
         <w:t xml:space="preserve">Quick Start</w:t>
       </w:r>
@@ -1052,8 +1052,8 @@
       <w:pPr>
         <w:pStyle w:val="Heading3"/>
       </w:pPr>
-      <w:bookmarkStart w:id="1762" w:name="1-copy-the-action-into-your-repo"/>
-      <w:bookmarkEnd w:id="1762"/>
+      <w:bookmarkStart w:id="3653" w:name="1-copy-the-action-into-your-repo"/>
+      <w:bookmarkEnd w:id="3653"/>
       <w:r>
         <w:t xml:space="preserve">1. Copy the action into your repo</w:t>
       </w:r>
@@ -1247,8 +1247,8 @@
       <w:pPr>
         <w:pStyle w:val="Heading3"/>
       </w:pPr>
-      <w:bookmarkStart w:id="2770" w:name="2-configure-which-files-and-formats-to-generate"/>
-      <w:bookmarkEnd w:id="2770"/>
+      <w:bookmarkStart w:id="7468" w:name="2-configure-which-files-and-formats-to-generate"/>
+      <w:bookmarkEnd w:id="7468"/>
       <w:r>
         <w:t xml:space="preserve">2. Configure which files and formats to generate</w:t>
       </w:r>
@@ -1628,8 +1628,8 @@
       <w:pPr>
         <w:pStyle w:val="Heading3"/>
       </w:pPr>
-      <w:bookmarkStart w:id="1669" w:name="3-add-the-workflow"/>
-      <w:bookmarkEnd w:id="1669"/>
+      <w:bookmarkStart w:id="2145" w:name="3-add-the-workflow"/>
+      <w:bookmarkEnd w:id="2145"/>
       <w:r>
         <w:t xml:space="preserve">3. Add the workflow</w:t>
       </w:r>
@@ -3559,8 +3559,8 @@
       <w:pPr>
         <w:pStyle w:val="Heading3"/>
       </w:pPr>
-      <w:bookmarkStart w:id="578" w:name="4-push-and-done"/>
-      <w:bookmarkEnd w:id="578"/>
+      <w:bookmarkStart w:id="1297" w:name="4-push-and-done"/>
+      <w:bookmarkEnd w:id="1297"/>
       <w:r>
         <w:t xml:space="preserve">4. Push and done</w:t>
       </w:r>
@@ -3585,8 +3585,8 @@
       <w:pPr>
         <w:pStyle w:val="Heading2"/>
       </w:pPr>
-      <w:bookmarkStart w:id="4926" w:name="how-it-works"/>
-      <w:bookmarkEnd w:id="4926"/>
+      <w:bookmarkStart w:id="9820" w:name="how-it-works"/>
+      <w:bookmarkEnd w:id="9820"/>
       <w:r>
         <w:t xml:space="preserve">How It Works</w:t>
       </w:r>
@@ -3757,8 +3757,8 @@
       <w:pPr>
         <w:pStyle w:val="Heading3"/>
       </w:pPr>
-      <w:bookmarkStart w:id="9839" w:name="dependencies"/>
-      <w:bookmarkEnd w:id="9839"/>
+      <w:bookmarkStart w:id="3254" w:name="dependencies"/>
+      <w:bookmarkEnd w:id="3254"/>
       <w:r>
         <w:t xml:space="preserve">Dependencies</w:t>
       </w:r>
@@ -3843,8 +3843,8 @@
       <w:pPr>
         <w:pStyle w:val="Heading3"/>
       </w:pPr>
-      <w:bookmarkStart w:id="512" w:name="run-locally"/>
-      <w:bookmarkEnd w:id="512"/>
+      <w:bookmarkStart w:id="2079" w:name="run-locally"/>
+      <w:bookmarkEnd w:id="2079"/>
       <w:r>
         <w:t xml:space="preserve">Run Locally</w:t>
       </w:r>
@@ -4208,8 +4208,2388 @@
       <w:pPr>
         <w:pStyle w:val="Heading2"/>
       </w:pPr>
-      <w:bookmarkStart w:id="6302" w:name="viewing-tips"/>
-      <w:bookmarkEnd w:id="6302"/>
+      <w:bookmarkStart w:id="7451" w:name="architecture-at-a-glance"/>
+      <w:bookmarkEnd w:id="7451"/>
+      <w:r>
+        <w:t xml:space="preserve">Architecture at a Glance</w:t>
+      </w:r>
+    </w:p>
+    <w:p>
+      <w:pPr>
+        <w:shd w:val="clear" w:fill="E6F0FA"/>
+        <w:spacing w:after="0" w:line="240" w:lineRule="auto"/>
+      </w:pPr>
+      <w:r>
+        <w:rPr>
+          <w:rFonts w:ascii="Consolas" w:hAnsi="Consolas"/>
+          <w:sz w:val="20"/>
+        </w:rPr>
+        <w:t xml:space="preserve">README.md  ──▶  [ PARSER ]  ──▶  [ CONVERSION TABLE ]  ──▶  [ FORMAT POST-PASS ]  ──▶  output</w:t>
+      </w:r>
+    </w:p>
+    <w:p>
+      <w:pPr>
+        <w:shd w:val="clear" w:fill="E6F0FA"/>
+        <w:spacing w:after="0" w:line="240" w:lineRule="auto"/>
+      </w:pPr>
+      <w:r>
+        <w:rPr>
+          <w:rFonts w:ascii="Consolas" w:hAnsi="Consolas"/>
+          <w:sz w:val="20"/>
+        </w:rPr>
+        <w:t xml:space="preserve">                 block + inline     GFM element ─┬─▶ rtf       one cleanup pass</w:t>
+      </w:r>
+    </w:p>
+    <w:p>
+      <w:pPr>
+        <w:shd w:val="clear" w:fill="E6F0FA"/>
+        <w:spacing w:after="0" w:line="240" w:lineRule="auto"/>
+      </w:pPr>
+      <w:r>
+        <w:rPr>
+          <w:rFonts w:ascii="Consolas" w:hAnsi="Consolas"/>
+          <w:sz w:val="20"/>
+        </w:rPr>
+        <w:t xml:space="preserve">                 line by line                    ├─▶ docx      per file format</w:t>
+      </w:r>
+    </w:p>
+    <w:p>
+      <w:pPr>
+        <w:shd w:val="clear" w:fill="E6F0FA"/>
+        <w:spacing w:after="0" w:line="240" w:lineRule="auto"/>
+      </w:pPr>
+      <w:r>
+        <w:rPr>
+          <w:rFonts w:ascii="Consolas" w:hAnsi="Consolas"/>
+          <w:sz w:val="20"/>
+        </w:rPr>
+        <w:t xml:space="preserve">                                                 └─▶ txt</w:t>
+      </w:r>
+    </w:p>
+    <w:p>
+      <w:pPr>
+        <w:pStyle w:val="Heading3"/>
+      </w:pPr>
+      <w:bookmarkStart w:id="8636" w:name="1-parsing-read-it-line-by-line"/>
+      <w:bookmarkEnd w:id="8636"/>
+      <w:r>
+        <w:t xml:space="preserve">1. Parsing — read it line by line</w:t>
+      </w:r>
+    </w:p>
+    <w:p>
+      <w:r>
+        <w:t xml:space="preserve">The converter walks </w:t>
+      </w:r>
+      <w:r>
+        <w:rPr>
+          <w:rFonts w:ascii="Consolas" w:hAnsi="Consolas"/>
+          <w:sz w:val="20"/>
+          <w:shd w:val="clear" w:fill="E6F0FA"/>
+        </w:rPr>
+        <w:t xml:space="preserve">README.md</w:t>
+      </w:r>
+      <w:r>
+        <w:t xml:space="preserve"> top-to-bottom. Each line tries the </w:t>
+      </w:r>
+      <w:r>
+        <w:rPr>
+          <w:b/>
+        </w:rPr>
+        <w:t xml:space="preserve">block handlers</w:t>
+      </w:r>
+      <w:r>
+        <w:t xml:space="preserve"> in order (heading, fenced code, table, list, blockquote, footnote-def, paragraph…); first match wins. The matched block's text then flows through the </w:t>
+      </w:r>
+      <w:r>
+        <w:rPr>
+          <w:b/>
+        </w:rPr>
+        <w:t xml:space="preserve">inline conversion table</w:t>
+      </w:r>
+      <w:r>
+        <w:t xml:space="preserve"> for emphasis, links, emoji, </w:t>
+      </w:r>
+      <w:r>
+        <w:rPr>
+          <w:rFonts w:ascii="Consolas" w:hAnsi="Consolas"/>
+          <w:sz w:val="20"/>
+          <w:shd w:val="clear" w:fill="E6F0FA"/>
+        </w:rPr>
+        <w:t xml:space="preserve">@mentions</w:t>
+      </w:r>
+      <w:r>
+        <w:t xml:space="preserve">, and so on.</w:t>
+      </w:r>
+    </w:p>
+    <w:p>
+      <w:pPr>
+        <w:pStyle w:val="Heading3"/>
+      </w:pPr>
+      <w:bookmarkStart w:id="9604" w:name="2-the-conversion-table-strategy-pattern-expressed-as-data"/>
+      <w:bookmarkEnd w:id="9604"/>
+      <w:r>
+        <w:t xml:space="preserve">2. The conversion table — strategy pattern, expressed as data</w:t>
+      </w:r>
+    </w:p>
+    <w:p>
+      <w:r>
+        <w:t xml:space="preserve">Instead of three parallel converters (</w:t>
+      </w:r>
+      <w:r>
+        <w:rPr>
+          <w:rFonts w:ascii="Consolas" w:hAnsi="Consolas"/>
+          <w:sz w:val="20"/>
+          <w:shd w:val="clear" w:fill="E6F0FA"/>
+        </w:rPr>
+        <w:t xml:space="preserve">MarkdownToRtf</w:t>
+      </w:r>
+      <w:r>
+        <w:t xml:space="preserve">, </w:t>
+      </w:r>
+      <w:r>
+        <w:rPr>
+          <w:rFonts w:ascii="Consolas" w:hAnsi="Consolas"/>
+          <w:sz w:val="20"/>
+          <w:shd w:val="clear" w:fill="E6F0FA"/>
+        </w:rPr>
+        <w:t xml:space="preserve">MarkdownToDocx</w:t>
+      </w:r>
+      <w:r>
+        <w:t xml:space="preserve">, </w:t>
+      </w:r>
+      <w:r>
+        <w:rPr>
+          <w:rFonts w:ascii="Consolas" w:hAnsi="Consolas"/>
+          <w:sz w:val="20"/>
+          <w:shd w:val="clear" w:fill="E6F0FA"/>
+        </w:rPr>
+        <w:t xml:space="preserve">MarkdownToTxt</w:t>
+      </w:r>
+      <w:r>
+        <w:t xml:space="preserve">) with overridden methods, the codebase uses </w:t>
+      </w:r>
+      <w:r>
+        <w:rPr>
+          <w:b/>
+        </w:rPr>
+        <w:t xml:space="preserve">one table</w:t>
+      </w:r>
+      <w:r>
+        <w:t xml:space="preserve"> where each row is a GFM element and each column is a pure function that emits that element in one target format:</w:t>
+      </w:r>
+    </w:p>
+    <w:p>
+      <w:pPr>
+        <w:shd w:val="clear" w:fill="E6F0FA"/>
+        <w:spacing w:after="0" w:line="240" w:lineRule="auto"/>
+      </w:pPr>
+      <w:r>
+        <w:rPr>
+          <w:rFonts w:ascii="Consolas" w:hAnsi="Consolas"/>
+          <w:sz w:val="20"/>
+        </w:rPr>
+        <w:t xml:space="preserve">INLINE_RULES</w:t>
+      </w:r>
+      <w:r>
+        <w:rPr>
+          <w:rFonts w:ascii="Consolas" w:hAnsi="Consolas"/>
+          <w:sz w:val="20"/>
+        </w:rPr>
+        <w:t xml:space="preserve"> </w:t>
+      </w:r>
+      <w:r>
+        <w:rPr>
+          <w:rFonts w:ascii="Consolas" w:hAnsi="Consolas"/>
+          <w:sz w:val="20"/>
+          <w:color w:val="000000"/>
+        </w:rPr>
+        <w:t xml:space="preserve">=</w:t>
+      </w:r>
+      <w:r>
+        <w:rPr>
+          <w:rFonts w:ascii="Consolas" w:hAnsi="Consolas"/>
+          <w:sz w:val="20"/>
+        </w:rPr>
+        <w:t xml:space="preserve"> </w:t>
+      </w:r>
+      <w:r>
+        <w:rPr>
+          <w:rFonts w:ascii="Consolas" w:hAnsi="Consolas"/>
+          <w:sz w:val="20"/>
+          <w:color w:val="808080"/>
+        </w:rPr>
+        <w:t xml:space="preserve">[</w:t>
+      </w:r>
+    </w:p>
+    <w:p>
+      <w:pPr>
+        <w:shd w:val="clear" w:fill="E6F0FA"/>
+        <w:spacing w:after="0" w:line="240" w:lineRule="auto"/>
+      </w:pPr>
+      <w:r>
+        <w:rPr>
+          <w:rFonts w:ascii="Consolas" w:hAnsi="Consolas"/>
+          <w:sz w:val="20"/>
+        </w:rPr>
+        <w:t xml:space="preserve">    </w:t>
+      </w:r>
+      <w:r>
+        <w:rPr>
+          <w:rFonts w:ascii="Consolas" w:hAnsi="Consolas"/>
+          <w:sz w:val="20"/>
+          <w:color w:val="008000"/>
+        </w:rPr>
+        <w:t xml:space="preserve"># (name,           (pattern,                    {'rtf': ...,       'docx': ...}))</w:t>
+      </w:r>
+    </w:p>
+    <w:p>
+      <w:pPr>
+        <w:shd w:val="clear" w:fill="E6F0FA"/>
+        <w:spacing w:after="0" w:line="240" w:lineRule="auto"/>
+      </w:pPr>
+      <w:r>
+        <w:rPr>
+          <w:rFonts w:ascii="Consolas" w:hAnsi="Consolas"/>
+          <w:sz w:val="20"/>
+        </w:rPr>
+        <w:t xml:space="preserve">    </w:t>
+      </w:r>
+      <w:r>
+        <w:rPr>
+          <w:rFonts w:ascii="Consolas" w:hAnsi="Consolas"/>
+          <w:sz w:val="20"/>
+          <w:color w:val="808080"/>
+        </w:rPr>
+        <w:t xml:space="preserve">(</w:t>
+      </w:r>
+      <w:r>
+        <w:rPr>
+          <w:rFonts w:ascii="Consolas" w:hAnsi="Consolas"/>
+          <w:sz w:val="20"/>
+          <w:color w:val="A31515"/>
+        </w:rPr>
+        <w:t xml:space="preserve">'</w:t>
+      </w:r>
+      <w:r>
+        <w:rPr>
+          <w:rFonts w:ascii="Consolas" w:hAnsi="Consolas"/>
+          <w:sz w:val="20"/>
+          <w:color w:val="A31515"/>
+        </w:rPr>
+        <w:t xml:space="preserve">bold_star</w:t>
+      </w:r>
+      <w:r>
+        <w:rPr>
+          <w:rFonts w:ascii="Consolas" w:hAnsi="Consolas"/>
+          <w:sz w:val="20"/>
+          <w:color w:val="A31515"/>
+        </w:rPr>
+        <w:t xml:space="preserve">'</w:t>
+      </w:r>
+      <w:r>
+        <w:rPr>
+          <w:rFonts w:ascii="Consolas" w:hAnsi="Consolas"/>
+          <w:sz w:val="20"/>
+          <w:color w:val="808080"/>
+        </w:rPr>
+        <w:t xml:space="preserve">,</w:t>
+      </w:r>
+      <w:r>
+        <w:rPr>
+          <w:rFonts w:ascii="Consolas" w:hAnsi="Consolas"/>
+          <w:sz w:val="20"/>
+        </w:rPr>
+        <w:t xml:space="preserve">      </w:t>
+      </w:r>
+      <w:r>
+        <w:rPr>
+          <w:rFonts w:ascii="Consolas" w:hAnsi="Consolas"/>
+          <w:sz w:val="20"/>
+          <w:color w:val="808080"/>
+        </w:rPr>
+        <w:t xml:space="preserve">(</w:t>
+      </w:r>
+      <w:r>
+        <w:rPr>
+          <w:rFonts w:ascii="Consolas" w:hAnsi="Consolas"/>
+          <w:sz w:val="20"/>
+          <w:color w:val="A31515"/>
+        </w:rPr>
+        <w:t xml:space="preserve">r</w:t>
+      </w:r>
+      <w:r>
+        <w:rPr>
+          <w:rFonts w:ascii="Consolas" w:hAnsi="Consolas"/>
+          <w:sz w:val="20"/>
+          <w:color w:val="A31515"/>
+        </w:rPr>
+        <w:t xml:space="preserve">'</w:t>
+      </w:r>
+      <w:r>
+        <w:rPr>
+          <w:rFonts w:ascii="Consolas" w:hAnsi="Consolas"/>
+          <w:sz w:val="20"/>
+          <w:color w:val="A31515"/>
+        </w:rPr>
+        <w:t xml:space="preserve">\</w:t>
+      </w:r>
+      <w:r>
+        <w:rPr>
+          <w:rFonts w:ascii="Consolas" w:hAnsi="Consolas"/>
+          <w:sz w:val="20"/>
+          <w:color w:val="A31515"/>
+        </w:rPr>
+        <w:t xml:space="preserve">*</w:t>
+      </w:r>
+      <w:r>
+        <w:rPr>
+          <w:rFonts w:ascii="Consolas" w:hAnsi="Consolas"/>
+          <w:sz w:val="20"/>
+          <w:color w:val="A31515"/>
+        </w:rPr>
+        <w:t xml:space="preserve">\</w:t>
+      </w:r>
+      <w:r>
+        <w:rPr>
+          <w:rFonts w:ascii="Consolas" w:hAnsi="Consolas"/>
+          <w:sz w:val="20"/>
+          <w:color w:val="A31515"/>
+        </w:rPr>
+        <w:t xml:space="preserve">*(.+?)</w:t>
+      </w:r>
+      <w:r>
+        <w:rPr>
+          <w:rFonts w:ascii="Consolas" w:hAnsi="Consolas"/>
+          <w:sz w:val="20"/>
+          <w:color w:val="A31515"/>
+        </w:rPr>
+        <w:t xml:space="preserve">\</w:t>
+      </w:r>
+      <w:r>
+        <w:rPr>
+          <w:rFonts w:ascii="Consolas" w:hAnsi="Consolas"/>
+          <w:sz w:val="20"/>
+          <w:color w:val="A31515"/>
+        </w:rPr>
+        <w:t xml:space="preserve">*</w:t>
+      </w:r>
+      <w:r>
+        <w:rPr>
+          <w:rFonts w:ascii="Consolas" w:hAnsi="Consolas"/>
+          <w:sz w:val="20"/>
+          <w:color w:val="A31515"/>
+        </w:rPr>
+        <w:t xml:space="preserve">\</w:t>
+      </w:r>
+      <w:r>
+        <w:rPr>
+          <w:rFonts w:ascii="Consolas" w:hAnsi="Consolas"/>
+          <w:sz w:val="20"/>
+          <w:color w:val="A31515"/>
+        </w:rPr>
+        <w:t xml:space="preserve">*</w:t>
+      </w:r>
+      <w:r>
+        <w:rPr>
+          <w:rFonts w:ascii="Consolas" w:hAnsi="Consolas"/>
+          <w:sz w:val="20"/>
+          <w:color w:val="A31515"/>
+        </w:rPr>
+        <w:t xml:space="preserve">'</w:t>
+      </w:r>
+      <w:r>
+        <w:rPr>
+          <w:rFonts w:ascii="Consolas" w:hAnsi="Consolas"/>
+          <w:sz w:val="20"/>
+          <w:color w:val="808080"/>
+        </w:rPr>
+        <w:t xml:space="preserve">,</w:t>
+      </w:r>
+      <w:r>
+        <w:rPr>
+          <w:rFonts w:ascii="Consolas" w:hAnsi="Consolas"/>
+          <w:sz w:val="20"/>
+        </w:rPr>
+        <w:t xml:space="preserve">           </w:t>
+      </w:r>
+      <w:r>
+        <w:rPr>
+          <w:rFonts w:ascii="Consolas" w:hAnsi="Consolas"/>
+          <w:sz w:val="20"/>
+          <w:color w:val="808080"/>
+        </w:rPr>
+        <w:t xml:space="preserve">{</w:t>
+      </w:r>
+      <w:r>
+        <w:rPr>
+          <w:rFonts w:ascii="Consolas" w:hAnsi="Consolas"/>
+          <w:sz w:val="20"/>
+          <w:color w:val="A31515"/>
+        </w:rPr>
+        <w:t xml:space="preserve">'</w:t>
+      </w:r>
+      <w:r>
+        <w:rPr>
+          <w:rFonts w:ascii="Consolas" w:hAnsi="Consolas"/>
+          <w:sz w:val="20"/>
+          <w:color w:val="A31515"/>
+        </w:rPr>
+        <w:t xml:space="preserve">rtf</w:t>
+      </w:r>
+      <w:r>
+        <w:rPr>
+          <w:rFonts w:ascii="Consolas" w:hAnsi="Consolas"/>
+          <w:sz w:val="20"/>
+          <w:color w:val="A31515"/>
+        </w:rPr>
+        <w:t xml:space="preserve">'</w:t>
+      </w:r>
+      <w:r>
+        <w:rPr>
+          <w:rFonts w:ascii="Consolas" w:hAnsi="Consolas"/>
+          <w:sz w:val="20"/>
+          <w:color w:val="808080"/>
+        </w:rPr>
+        <w:t xml:space="preserve">:</w:t>
+      </w:r>
+      <w:r>
+        <w:rPr>
+          <w:rFonts w:ascii="Consolas" w:hAnsi="Consolas"/>
+          <w:sz w:val="20"/>
+        </w:rPr>
+        <w:t xml:space="preserve"> </w:t>
+      </w:r>
+      <w:r>
+        <w:rPr>
+          <w:rFonts w:ascii="Consolas" w:hAnsi="Consolas"/>
+          <w:sz w:val="20"/>
+          <w:color w:val="A31515"/>
+        </w:rPr>
+        <w:t xml:space="preserve">r</w:t>
+      </w:r>
+      <w:r>
+        <w:rPr>
+          <w:rFonts w:ascii="Consolas" w:hAnsi="Consolas"/>
+          <w:sz w:val="20"/>
+          <w:color w:val="A31515"/>
+        </w:rPr>
+        <w:t xml:space="preserve">'</w:t>
+      </w:r>
+      <w:r>
+        <w:rPr>
+          <w:rFonts w:ascii="Consolas" w:hAnsi="Consolas"/>
+          <w:sz w:val="20"/>
+          <w:color w:val="A31515"/>
+        </w:rPr>
+        <w:t xml:space="preserve">{</w:t>
+      </w:r>
+      <w:r>
+        <w:rPr>
+          <w:rFonts w:ascii="Consolas" w:hAnsi="Consolas"/>
+          <w:sz w:val="20"/>
+          <w:color w:val="A31515"/>
+        </w:rPr>
+        <w:t xml:space="preserve">\</w:t>
+      </w:r>
+      <w:r>
+        <w:rPr>
+          <w:rFonts w:ascii="Consolas" w:hAnsi="Consolas"/>
+          <w:sz w:val="20"/>
+          <w:color w:val="A31515"/>
+        </w:rPr>
+        <w:t xml:space="preserve">b </w:t>
+      </w:r>
+      <w:r>
+        <w:rPr>
+          <w:rFonts w:ascii="Consolas" w:hAnsi="Consolas"/>
+          <w:sz w:val="20"/>
+          <w:color w:val="A31515"/>
+        </w:rPr>
+        <w:t xml:space="preserve">\</w:t>
+      </w:r>
+      <w:r>
+        <w:rPr>
+          <w:rFonts w:ascii="Consolas" w:hAnsi="Consolas"/>
+          <w:sz w:val="20"/>
+          <w:color w:val="A31515"/>
+        </w:rPr>
+        <w:t xml:space="preserve">1}</w:t>
+      </w:r>
+      <w:r>
+        <w:rPr>
+          <w:rFonts w:ascii="Consolas" w:hAnsi="Consolas"/>
+          <w:sz w:val="20"/>
+          <w:color w:val="A31515"/>
+        </w:rPr>
+        <w:t xml:space="preserve">'</w:t>
+      </w:r>
+      <w:r>
+        <w:rPr>
+          <w:rFonts w:ascii="Consolas" w:hAnsi="Consolas"/>
+          <w:sz w:val="20"/>
+          <w:color w:val="808080"/>
+        </w:rPr>
+        <w:t xml:space="preserve">,</w:t>
+      </w:r>
+      <w:r>
+        <w:rPr>
+          <w:rFonts w:ascii="Consolas" w:hAnsi="Consolas"/>
+          <w:sz w:val="20"/>
+        </w:rPr>
+        <w:t xml:space="preserve">       </w:t>
+      </w:r>
+      <w:r>
+        <w:rPr>
+          <w:rFonts w:ascii="Consolas" w:hAnsi="Consolas"/>
+          <w:sz w:val="20"/>
+          <w:color w:val="A31515"/>
+        </w:rPr>
+        <w:t xml:space="preserve">'</w:t>
+      </w:r>
+      <w:r>
+        <w:rPr>
+          <w:rFonts w:ascii="Consolas" w:hAnsi="Consolas"/>
+          <w:sz w:val="20"/>
+          <w:color w:val="A31515"/>
+        </w:rPr>
+        <w:t xml:space="preserve">docx</w:t>
+      </w:r>
+      <w:r>
+        <w:rPr>
+          <w:rFonts w:ascii="Consolas" w:hAnsi="Consolas"/>
+          <w:sz w:val="20"/>
+          <w:color w:val="A31515"/>
+        </w:rPr>
+        <w:t xml:space="preserve">'</w:t>
+      </w:r>
+      <w:r>
+        <w:rPr>
+          <w:rFonts w:ascii="Consolas" w:hAnsi="Consolas"/>
+          <w:sz w:val="20"/>
+          <w:color w:val="808080"/>
+        </w:rPr>
+        <w:t xml:space="preserve">:</w:t>
+      </w:r>
+      <w:r>
+        <w:rPr>
+          <w:rFonts w:ascii="Consolas" w:hAnsi="Consolas"/>
+          <w:sz w:val="20"/>
+        </w:rPr>
+        <w:t xml:space="preserve"> </w:t>
+      </w:r>
+      <w:r>
+        <w:rPr>
+          <w:rFonts w:ascii="Consolas" w:hAnsi="Consolas"/>
+          <w:sz w:val="20"/>
+        </w:rPr>
+        <w:t xml:space="preserve">docx_bold</w:t>
+      </w:r>
+      <w:r>
+        <w:rPr>
+          <w:rFonts w:ascii="Consolas" w:hAnsi="Consolas"/>
+          <w:sz w:val="20"/>
+          <w:color w:val="808080"/>
+        </w:rPr>
+        <w:t xml:space="preserve">}</w:t>
+      </w:r>
+      <w:r>
+        <w:rPr>
+          <w:rFonts w:ascii="Consolas" w:hAnsi="Consolas"/>
+          <w:sz w:val="20"/>
+          <w:color w:val="808080"/>
+        </w:rPr>
+        <w:t xml:space="preserve">)</w:t>
+      </w:r>
+      <w:r>
+        <w:rPr>
+          <w:rFonts w:ascii="Consolas" w:hAnsi="Consolas"/>
+          <w:sz w:val="20"/>
+          <w:color w:val="808080"/>
+        </w:rPr>
+        <w:t xml:space="preserve">)</w:t>
+      </w:r>
+      <w:r>
+        <w:rPr>
+          <w:rFonts w:ascii="Consolas" w:hAnsi="Consolas"/>
+          <w:sz w:val="20"/>
+          <w:color w:val="808080"/>
+        </w:rPr>
+        <w:t xml:space="preserve">,</w:t>
+      </w:r>
+    </w:p>
+    <w:p>
+      <w:pPr>
+        <w:shd w:val="clear" w:fill="E6F0FA"/>
+        <w:spacing w:after="0" w:line="240" w:lineRule="auto"/>
+      </w:pPr>
+      <w:r>
+        <w:rPr>
+          <w:rFonts w:ascii="Consolas" w:hAnsi="Consolas"/>
+          <w:sz w:val="20"/>
+        </w:rPr>
+        <w:t xml:space="preserve">    </w:t>
+      </w:r>
+      <w:r>
+        <w:rPr>
+          <w:rFonts w:ascii="Consolas" w:hAnsi="Consolas"/>
+          <w:sz w:val="20"/>
+          <w:color w:val="808080"/>
+        </w:rPr>
+        <w:t xml:space="preserve">(</w:t>
+      </w:r>
+      <w:r>
+        <w:rPr>
+          <w:rFonts w:ascii="Consolas" w:hAnsi="Consolas"/>
+          <w:sz w:val="20"/>
+          <w:color w:val="A31515"/>
+        </w:rPr>
+        <w:t xml:space="preserve">'</w:t>
+      </w:r>
+      <w:r>
+        <w:rPr>
+          <w:rFonts w:ascii="Consolas" w:hAnsi="Consolas"/>
+          <w:sz w:val="20"/>
+          <w:color w:val="A31515"/>
+        </w:rPr>
+        <w:t xml:space="preserve">md_link</w:t>
+      </w:r>
+      <w:r>
+        <w:rPr>
+          <w:rFonts w:ascii="Consolas" w:hAnsi="Consolas"/>
+          <w:sz w:val="20"/>
+          <w:color w:val="A31515"/>
+        </w:rPr>
+        <w:t xml:space="preserve">'</w:t>
+      </w:r>
+      <w:r>
+        <w:rPr>
+          <w:rFonts w:ascii="Consolas" w:hAnsi="Consolas"/>
+          <w:sz w:val="20"/>
+          <w:color w:val="808080"/>
+        </w:rPr>
+        <w:t xml:space="preserve">,</w:t>
+      </w:r>
+      <w:r>
+        <w:rPr>
+          <w:rFonts w:ascii="Consolas" w:hAnsi="Consolas"/>
+          <w:sz w:val="20"/>
+        </w:rPr>
+        <w:t xml:space="preserve">        </w:t>
+      </w:r>
+      <w:r>
+        <w:rPr>
+          <w:rFonts w:ascii="Consolas" w:hAnsi="Consolas"/>
+          <w:sz w:val="20"/>
+          <w:color w:val="808080"/>
+        </w:rPr>
+        <w:t xml:space="preserve">(</w:t>
+      </w:r>
+      <w:r>
+        <w:rPr>
+          <w:rFonts w:ascii="Consolas" w:hAnsi="Consolas"/>
+          <w:sz w:val="20"/>
+          <w:color w:val="A31515"/>
+        </w:rPr>
+        <w:t xml:space="preserve">r</w:t>
+      </w:r>
+      <w:r>
+        <w:rPr>
+          <w:rFonts w:ascii="Consolas" w:hAnsi="Consolas"/>
+          <w:sz w:val="20"/>
+          <w:color w:val="A31515"/>
+        </w:rPr>
+        <w:t xml:space="preserve">'</w:t>
+      </w:r>
+      <w:r>
+        <w:rPr>
+          <w:rFonts w:ascii="Consolas" w:hAnsi="Consolas"/>
+          <w:sz w:val="20"/>
+          <w:color w:val="A31515"/>
+        </w:rPr>
+        <w:t xml:space="preserve">\</w:t>
+      </w:r>
+      <w:r>
+        <w:rPr>
+          <w:rFonts w:ascii="Consolas" w:hAnsi="Consolas"/>
+          <w:sz w:val="20"/>
+          <w:color w:val="A31515"/>
+        </w:rPr>
+        <w:t xml:space="preserve">[([^</w:t>
+      </w:r>
+      <w:r>
+        <w:rPr>
+          <w:rFonts w:ascii="Consolas" w:hAnsi="Consolas"/>
+          <w:sz w:val="20"/>
+          <w:color w:val="A31515"/>
+        </w:rPr>
+        <w:t xml:space="preserve">\</w:t>
+      </w:r>
+      <w:r>
+        <w:rPr>
+          <w:rFonts w:ascii="Consolas" w:hAnsi="Consolas"/>
+          <w:sz w:val="20"/>
+          <w:color w:val="A31515"/>
+        </w:rPr>
+        <w:t xml:space="preserve">]]+)</w:t>
+      </w:r>
+      <w:r>
+        <w:rPr>
+          <w:rFonts w:ascii="Consolas" w:hAnsi="Consolas"/>
+          <w:sz w:val="20"/>
+          <w:color w:val="A31515"/>
+        </w:rPr>
+        <w:t xml:space="preserve">\</w:t>
+      </w:r>
+      <w:r>
+        <w:rPr>
+          <w:rFonts w:ascii="Consolas" w:hAnsi="Consolas"/>
+          <w:sz w:val="20"/>
+          <w:color w:val="A31515"/>
+        </w:rPr>
+        <w:t xml:space="preserve">]</w:t>
+      </w:r>
+      <w:r>
+        <w:rPr>
+          <w:rFonts w:ascii="Consolas" w:hAnsi="Consolas"/>
+          <w:sz w:val="20"/>
+          <w:color w:val="A31515"/>
+        </w:rPr>
+        <w:t xml:space="preserve">\</w:t>
+      </w:r>
+      <w:r>
+        <w:rPr>
+          <w:rFonts w:ascii="Consolas" w:hAnsi="Consolas"/>
+          <w:sz w:val="20"/>
+          <w:color w:val="A31515"/>
+        </w:rPr>
+        <w:t xml:space="preserve">(([^)]+)</w:t>
+      </w:r>
+      <w:r>
+        <w:rPr>
+          <w:rFonts w:ascii="Consolas" w:hAnsi="Consolas"/>
+          <w:sz w:val="20"/>
+          <w:color w:val="A31515"/>
+        </w:rPr>
+        <w:t xml:space="preserve">\</w:t>
+      </w:r>
+      <w:r>
+        <w:rPr>
+          <w:rFonts w:ascii="Consolas" w:hAnsi="Consolas"/>
+          <w:sz w:val="20"/>
+          <w:color w:val="A31515"/>
+        </w:rPr>
+        <w:t xml:space="preserve">)</w:t>
+      </w:r>
+      <w:r>
+        <w:rPr>
+          <w:rFonts w:ascii="Consolas" w:hAnsi="Consolas"/>
+          <w:sz w:val="20"/>
+          <w:color w:val="A31515"/>
+        </w:rPr>
+        <w:t xml:space="preserve">'</w:t>
+      </w:r>
+      <w:r>
+        <w:rPr>
+          <w:rFonts w:ascii="Consolas" w:hAnsi="Consolas"/>
+          <w:sz w:val="20"/>
+          <w:color w:val="808080"/>
+        </w:rPr>
+        <w:t xml:space="preserve">,</w:t>
+      </w:r>
+      <w:r>
+        <w:rPr>
+          <w:rFonts w:ascii="Consolas" w:hAnsi="Consolas"/>
+          <w:sz w:val="20"/>
+        </w:rPr>
+        <w:t xml:space="preserve"> </w:t>
+      </w:r>
+      <w:r>
+        <w:rPr>
+          <w:rFonts w:ascii="Consolas" w:hAnsi="Consolas"/>
+          <w:sz w:val="20"/>
+          <w:color w:val="808080"/>
+        </w:rPr>
+        <w:t xml:space="preserve">{</w:t>
+      </w:r>
+      <w:r>
+        <w:rPr>
+          <w:rFonts w:ascii="Consolas" w:hAnsi="Consolas"/>
+          <w:sz w:val="20"/>
+          <w:color w:val="A31515"/>
+        </w:rPr>
+        <w:t xml:space="preserve">'</w:t>
+      </w:r>
+      <w:r>
+        <w:rPr>
+          <w:rFonts w:ascii="Consolas" w:hAnsi="Consolas"/>
+          <w:sz w:val="20"/>
+          <w:color w:val="A31515"/>
+        </w:rPr>
+        <w:t xml:space="preserve">rtf</w:t>
+      </w:r>
+      <w:r>
+        <w:rPr>
+          <w:rFonts w:ascii="Consolas" w:hAnsi="Consolas"/>
+          <w:sz w:val="20"/>
+          <w:color w:val="A31515"/>
+        </w:rPr>
+        <w:t xml:space="preserve">'</w:t>
+      </w:r>
+      <w:r>
+        <w:rPr>
+          <w:rFonts w:ascii="Consolas" w:hAnsi="Consolas"/>
+          <w:sz w:val="20"/>
+          <w:color w:val="808080"/>
+        </w:rPr>
+        <w:t xml:space="preserve">:</w:t>
+      </w:r>
+      <w:r>
+        <w:rPr>
+          <w:rFonts w:ascii="Consolas" w:hAnsi="Consolas"/>
+          <w:sz w:val="20"/>
+        </w:rPr>
+        <w:t xml:space="preserve"> </w:t>
+      </w:r>
+      <w:r>
+        <w:rPr>
+          <w:rFonts w:ascii="Consolas" w:hAnsi="Consolas"/>
+          <w:sz w:val="20"/>
+        </w:rPr>
+        <w:t xml:space="preserve">rtf_link</w:t>
+      </w:r>
+      <w:r>
+        <w:rPr>
+          <w:rFonts w:ascii="Consolas" w:hAnsi="Consolas"/>
+          <w:sz w:val="20"/>
+          <w:color w:val="808080"/>
+        </w:rPr>
+        <w:t xml:space="preserve">,</w:t>
+      </w:r>
+      <w:r>
+        <w:rPr>
+          <w:rFonts w:ascii="Consolas" w:hAnsi="Consolas"/>
+          <w:sz w:val="20"/>
+        </w:rPr>
+        <w:t xml:space="preserve">         </w:t>
+      </w:r>
+      <w:r>
+        <w:rPr>
+          <w:rFonts w:ascii="Consolas" w:hAnsi="Consolas"/>
+          <w:sz w:val="20"/>
+          <w:color w:val="A31515"/>
+        </w:rPr>
+        <w:t xml:space="preserve">'</w:t>
+      </w:r>
+      <w:r>
+        <w:rPr>
+          <w:rFonts w:ascii="Consolas" w:hAnsi="Consolas"/>
+          <w:sz w:val="20"/>
+          <w:color w:val="A31515"/>
+        </w:rPr>
+        <w:t xml:space="preserve">docx</w:t>
+      </w:r>
+      <w:r>
+        <w:rPr>
+          <w:rFonts w:ascii="Consolas" w:hAnsi="Consolas"/>
+          <w:sz w:val="20"/>
+          <w:color w:val="A31515"/>
+        </w:rPr>
+        <w:t xml:space="preserve">'</w:t>
+      </w:r>
+      <w:r>
+        <w:rPr>
+          <w:rFonts w:ascii="Consolas" w:hAnsi="Consolas"/>
+          <w:sz w:val="20"/>
+          <w:color w:val="808080"/>
+        </w:rPr>
+        <w:t xml:space="preserve">:</w:t>
+      </w:r>
+      <w:r>
+        <w:rPr>
+          <w:rFonts w:ascii="Consolas" w:hAnsi="Consolas"/>
+          <w:sz w:val="20"/>
+        </w:rPr>
+        <w:t xml:space="preserve"> </w:t>
+      </w:r>
+      <w:r>
+        <w:rPr>
+          <w:rFonts w:ascii="Consolas" w:hAnsi="Consolas"/>
+          <w:sz w:val="20"/>
+        </w:rPr>
+        <w:t xml:space="preserve">docx_link</w:t>
+      </w:r>
+      <w:r>
+        <w:rPr>
+          <w:rFonts w:ascii="Consolas" w:hAnsi="Consolas"/>
+          <w:sz w:val="20"/>
+          <w:color w:val="808080"/>
+        </w:rPr>
+        <w:t xml:space="preserve">}</w:t>
+      </w:r>
+      <w:r>
+        <w:rPr>
+          <w:rFonts w:ascii="Consolas" w:hAnsi="Consolas"/>
+          <w:sz w:val="20"/>
+          <w:color w:val="808080"/>
+        </w:rPr>
+        <w:t xml:space="preserve">)</w:t>
+      </w:r>
+      <w:r>
+        <w:rPr>
+          <w:rFonts w:ascii="Consolas" w:hAnsi="Consolas"/>
+          <w:sz w:val="20"/>
+          <w:color w:val="808080"/>
+        </w:rPr>
+        <w:t xml:space="preserve">)</w:t>
+      </w:r>
+      <w:r>
+        <w:rPr>
+          <w:rFonts w:ascii="Consolas" w:hAnsi="Consolas"/>
+          <w:sz w:val="20"/>
+          <w:color w:val="808080"/>
+        </w:rPr>
+        <w:t xml:space="preserve">,</w:t>
+      </w:r>
+    </w:p>
+    <w:p>
+      <w:pPr>
+        <w:shd w:val="clear" w:fill="E6F0FA"/>
+        <w:spacing w:after="0" w:line="240" w:lineRule="auto"/>
+      </w:pPr>
+      <w:r>
+        <w:rPr>
+          <w:rFonts w:ascii="Consolas" w:hAnsi="Consolas"/>
+          <w:sz w:val="20"/>
+        </w:rPr>
+        <w:t xml:space="preserve">    </w:t>
+      </w:r>
+      <w:r>
+        <w:rPr>
+          <w:rFonts w:ascii="Consolas" w:hAnsi="Consolas"/>
+          <w:sz w:val="20"/>
+          <w:color w:val="808080"/>
+        </w:rPr>
+        <w:t xml:space="preserve">(</w:t>
+      </w:r>
+      <w:r>
+        <w:rPr>
+          <w:rFonts w:ascii="Consolas" w:hAnsi="Consolas"/>
+          <w:sz w:val="20"/>
+          <w:color w:val="A31515"/>
+        </w:rPr>
+        <w:t xml:space="preserve">'</w:t>
+      </w:r>
+      <w:r>
+        <w:rPr>
+          <w:rFonts w:ascii="Consolas" w:hAnsi="Consolas"/>
+          <w:sz w:val="20"/>
+          <w:color w:val="A31515"/>
+        </w:rPr>
+        <w:t xml:space="preserve">emoji</w:t>
+      </w:r>
+      <w:r>
+        <w:rPr>
+          <w:rFonts w:ascii="Consolas" w:hAnsi="Consolas"/>
+          <w:sz w:val="20"/>
+          <w:color w:val="A31515"/>
+        </w:rPr>
+        <w:t xml:space="preserve">'</w:t>
+      </w:r>
+      <w:r>
+        <w:rPr>
+          <w:rFonts w:ascii="Consolas" w:hAnsi="Consolas"/>
+          <w:sz w:val="20"/>
+          <w:color w:val="808080"/>
+        </w:rPr>
+        <w:t xml:space="preserve">,</w:t>
+      </w:r>
+      <w:r>
+        <w:rPr>
+          <w:rFonts w:ascii="Consolas" w:hAnsi="Consolas"/>
+          <w:sz w:val="20"/>
+        </w:rPr>
+        <w:t xml:space="preserve">          </w:t>
+      </w:r>
+      <w:r>
+        <w:rPr>
+          <w:rFonts w:ascii="Consolas" w:hAnsi="Consolas"/>
+          <w:sz w:val="20"/>
+          <w:color w:val="808080"/>
+        </w:rPr>
+        <w:t xml:space="preserve">(</w:t>
+      </w:r>
+      <w:r>
+        <w:rPr>
+          <w:rFonts w:ascii="Consolas" w:hAnsi="Consolas"/>
+          <w:sz w:val="20"/>
+          <w:color w:val="A31515"/>
+        </w:rPr>
+        <w:t xml:space="preserve">r</w:t>
+      </w:r>
+      <w:r>
+        <w:rPr>
+          <w:rFonts w:ascii="Consolas" w:hAnsi="Consolas"/>
+          <w:sz w:val="20"/>
+          <w:color w:val="A31515"/>
+        </w:rPr>
+        <w:t xml:space="preserve">'</w:t>
+      </w:r>
+      <w:r>
+        <w:rPr>
+          <w:rFonts w:ascii="Consolas" w:hAnsi="Consolas"/>
+          <w:sz w:val="20"/>
+          <w:color w:val="A31515"/>
+        </w:rPr>
+        <w:t xml:space="preserve">:</w:t>
+      </w:r>
+      <w:r>
+        <w:rPr>
+          <w:rFonts w:ascii="Consolas" w:hAnsi="Consolas"/>
+          <w:sz w:val="20"/>
+          <w:color w:val="A31515"/>
+        </w:rPr>
+        <w:t xml:space="preserve">\</w:t>
+      </w:r>
+      <w:r>
+        <w:rPr>
+          <w:rFonts w:ascii="Consolas" w:hAnsi="Consolas"/>
+          <w:sz w:val="20"/>
+          <w:color w:val="A31515"/>
+        </w:rPr>
+        <w:t xml:space="preserve">w+:</w:t>
+      </w:r>
+      <w:r>
+        <w:rPr>
+          <w:rFonts w:ascii="Consolas" w:hAnsi="Consolas"/>
+          <w:sz w:val="20"/>
+          <w:color w:val="A31515"/>
+        </w:rPr>
+        <w:t xml:space="preserve">'</w:t>
+      </w:r>
+      <w:r>
+        <w:rPr>
+          <w:rFonts w:ascii="Consolas" w:hAnsi="Consolas"/>
+          <w:sz w:val="20"/>
+          <w:color w:val="808080"/>
+        </w:rPr>
+        <w:t xml:space="preserve">,</w:t>
+      </w:r>
+      <w:r>
+        <w:rPr>
+          <w:rFonts w:ascii="Consolas" w:hAnsi="Consolas"/>
+          <w:sz w:val="20"/>
+        </w:rPr>
+        <w:t xml:space="preserve">                   </w:t>
+      </w:r>
+      <w:r>
+        <w:rPr>
+          <w:rFonts w:ascii="Consolas" w:hAnsi="Consolas"/>
+          <w:sz w:val="20"/>
+          <w:color w:val="808080"/>
+        </w:rPr>
+        <w:t xml:space="preserve">{</w:t>
+      </w:r>
+      <w:r>
+        <w:rPr>
+          <w:rFonts w:ascii="Consolas" w:hAnsi="Consolas"/>
+          <w:sz w:val="20"/>
+          <w:color w:val="A31515"/>
+        </w:rPr>
+        <w:t xml:space="preserve">'</w:t>
+      </w:r>
+      <w:r>
+        <w:rPr>
+          <w:rFonts w:ascii="Consolas" w:hAnsi="Consolas"/>
+          <w:sz w:val="20"/>
+          <w:color w:val="A31515"/>
+        </w:rPr>
+        <w:t xml:space="preserve">rtf</w:t>
+      </w:r>
+      <w:r>
+        <w:rPr>
+          <w:rFonts w:ascii="Consolas" w:hAnsi="Consolas"/>
+          <w:sz w:val="20"/>
+          <w:color w:val="A31515"/>
+        </w:rPr>
+        <w:t xml:space="preserve">'</w:t>
+      </w:r>
+      <w:r>
+        <w:rPr>
+          <w:rFonts w:ascii="Consolas" w:hAnsi="Consolas"/>
+          <w:sz w:val="20"/>
+          <w:color w:val="808080"/>
+        </w:rPr>
+        <w:t xml:space="preserve">:</w:t>
+      </w:r>
+      <w:r>
+        <w:rPr>
+          <w:rFonts w:ascii="Consolas" w:hAnsi="Consolas"/>
+          <w:sz w:val="20"/>
+        </w:rPr>
+        <w:t xml:space="preserve"> </w:t>
+      </w:r>
+      <w:r>
+        <w:rPr>
+          <w:rFonts w:ascii="Consolas" w:hAnsi="Consolas"/>
+          <w:sz w:val="20"/>
+        </w:rPr>
+        <w:t xml:space="preserve">rtf_emoji</w:t>
+      </w:r>
+      <w:r>
+        <w:rPr>
+          <w:rFonts w:ascii="Consolas" w:hAnsi="Consolas"/>
+          <w:sz w:val="20"/>
+          <w:color w:val="808080"/>
+        </w:rPr>
+        <w:t xml:space="preserve">,</w:t>
+      </w:r>
+      <w:r>
+        <w:rPr>
+          <w:rFonts w:ascii="Consolas" w:hAnsi="Consolas"/>
+          <w:sz w:val="20"/>
+        </w:rPr>
+        <w:t xml:space="preserve">        </w:t>
+      </w:r>
+      <w:r>
+        <w:rPr>
+          <w:rFonts w:ascii="Consolas" w:hAnsi="Consolas"/>
+          <w:sz w:val="20"/>
+          <w:color w:val="A31515"/>
+        </w:rPr>
+        <w:t xml:space="preserve">'</w:t>
+      </w:r>
+      <w:r>
+        <w:rPr>
+          <w:rFonts w:ascii="Consolas" w:hAnsi="Consolas"/>
+          <w:sz w:val="20"/>
+          <w:color w:val="A31515"/>
+        </w:rPr>
+        <w:t xml:space="preserve">docx</w:t>
+      </w:r>
+      <w:r>
+        <w:rPr>
+          <w:rFonts w:ascii="Consolas" w:hAnsi="Consolas"/>
+          <w:sz w:val="20"/>
+          <w:color w:val="A31515"/>
+        </w:rPr>
+        <w:t xml:space="preserve">'</w:t>
+      </w:r>
+      <w:r>
+        <w:rPr>
+          <w:rFonts w:ascii="Consolas" w:hAnsi="Consolas"/>
+          <w:sz w:val="20"/>
+          <w:color w:val="808080"/>
+        </w:rPr>
+        <w:t xml:space="preserve">:</w:t>
+      </w:r>
+      <w:r>
+        <w:rPr>
+          <w:rFonts w:ascii="Consolas" w:hAnsi="Consolas"/>
+          <w:sz w:val="20"/>
+        </w:rPr>
+        <w:t xml:space="preserve"> </w:t>
+      </w:r>
+      <w:r>
+        <w:rPr>
+          <w:rFonts w:ascii="Consolas" w:hAnsi="Consolas"/>
+          <w:sz w:val="20"/>
+        </w:rPr>
+        <w:t xml:space="preserve">docx_emoji</w:t>
+      </w:r>
+      <w:r>
+        <w:rPr>
+          <w:rFonts w:ascii="Consolas" w:hAnsi="Consolas"/>
+          <w:sz w:val="20"/>
+          <w:color w:val="808080"/>
+        </w:rPr>
+        <w:t xml:space="preserve">}</w:t>
+      </w:r>
+      <w:r>
+        <w:rPr>
+          <w:rFonts w:ascii="Consolas" w:hAnsi="Consolas"/>
+          <w:sz w:val="20"/>
+          <w:color w:val="808080"/>
+        </w:rPr>
+        <w:t xml:space="preserve">)</w:t>
+      </w:r>
+      <w:r>
+        <w:rPr>
+          <w:rFonts w:ascii="Consolas" w:hAnsi="Consolas"/>
+          <w:sz w:val="20"/>
+          <w:color w:val="808080"/>
+        </w:rPr>
+        <w:t xml:space="preserve">)</w:t>
+      </w:r>
+      <w:r>
+        <w:rPr>
+          <w:rFonts w:ascii="Consolas" w:hAnsi="Consolas"/>
+          <w:sz w:val="20"/>
+          <w:color w:val="808080"/>
+        </w:rPr>
+        <w:t xml:space="preserve">,</w:t>
+      </w:r>
+    </w:p>
+    <w:p>
+      <w:pPr>
+        <w:shd w:val="clear" w:fill="E6F0FA"/>
+        <w:spacing w:after="0" w:line="240" w:lineRule="auto"/>
+      </w:pPr>
+      <w:r>
+        <w:rPr>
+          <w:rFonts w:ascii="Consolas" w:hAnsi="Consolas"/>
+          <w:sz w:val="20"/>
+        </w:rPr>
+        <w:t xml:space="preserve">    </w:t>
+      </w:r>
+      <w:r>
+        <w:rPr>
+          <w:rFonts w:ascii="Consolas" w:hAnsi="Consolas"/>
+          <w:sz w:val="20"/>
+          <w:color w:val="808080"/>
+        </w:rPr>
+        <w:t xml:space="preserve">(</w:t>
+      </w:r>
+      <w:r>
+        <w:rPr>
+          <w:rFonts w:ascii="Consolas" w:hAnsi="Consolas"/>
+          <w:sz w:val="20"/>
+          <w:color w:val="A31515"/>
+        </w:rPr>
+        <w:t xml:space="preserve">'</w:t>
+      </w:r>
+      <w:r>
+        <w:rPr>
+          <w:rFonts w:ascii="Consolas" w:hAnsi="Consolas"/>
+          <w:sz w:val="20"/>
+          <w:color w:val="A31515"/>
+        </w:rPr>
+        <w:t xml:space="preserve">footnote_ref</w:t>
+      </w:r>
+      <w:r>
+        <w:rPr>
+          <w:rFonts w:ascii="Consolas" w:hAnsi="Consolas"/>
+          <w:sz w:val="20"/>
+          <w:color w:val="A31515"/>
+        </w:rPr>
+        <w:t xml:space="preserve">'</w:t>
+      </w:r>
+      <w:r>
+        <w:rPr>
+          <w:rFonts w:ascii="Consolas" w:hAnsi="Consolas"/>
+          <w:sz w:val="20"/>
+          <w:color w:val="808080"/>
+        </w:rPr>
+        <w:t xml:space="preserve">,</w:t>
+      </w:r>
+      <w:r>
+        <w:rPr>
+          <w:rFonts w:ascii="Consolas" w:hAnsi="Consolas"/>
+          <w:sz w:val="20"/>
+        </w:rPr>
+        <w:t xml:space="preserve">   </w:t>
+      </w:r>
+      <w:r>
+        <w:rPr>
+          <w:rFonts w:ascii="Consolas" w:hAnsi="Consolas"/>
+          <w:sz w:val="20"/>
+          <w:color w:val="808080"/>
+        </w:rPr>
+        <w:t xml:space="preserve">(</w:t>
+      </w:r>
+      <w:r>
+        <w:rPr>
+          <w:rFonts w:ascii="Consolas" w:hAnsi="Consolas"/>
+          <w:sz w:val="20"/>
+          <w:color w:val="A31515"/>
+        </w:rPr>
+        <w:t xml:space="preserve">r</w:t>
+      </w:r>
+      <w:r>
+        <w:rPr>
+          <w:rFonts w:ascii="Consolas" w:hAnsi="Consolas"/>
+          <w:sz w:val="20"/>
+          <w:color w:val="A31515"/>
+        </w:rPr>
+        <w:t xml:space="preserve">'</w:t>
+      </w:r>
+      <w:r>
+        <w:rPr>
+          <w:rFonts w:ascii="Consolas" w:hAnsi="Consolas"/>
+          <w:sz w:val="20"/>
+          <w:color w:val="A31515"/>
+        </w:rPr>
+        <w:t xml:space="preserve">\</w:t>
+      </w:r>
+      <w:r>
+        <w:rPr>
+          <w:rFonts w:ascii="Consolas" w:hAnsi="Consolas"/>
+          <w:sz w:val="20"/>
+          <w:color w:val="A31515"/>
+        </w:rPr>
+        <w:t xml:space="preserve">[</w:t>
+      </w:r>
+      <w:r>
+        <w:rPr>
+          <w:rFonts w:ascii="Consolas" w:hAnsi="Consolas"/>
+          <w:sz w:val="20"/>
+          <w:color w:val="A31515"/>
+        </w:rPr>
+        <w:t xml:space="preserve">\</w:t>
+      </w:r>
+      <w:r>
+        <w:rPr>
+          <w:rFonts w:ascii="Consolas" w:hAnsi="Consolas"/>
+          <w:sz w:val="20"/>
+          <w:color w:val="A31515"/>
+        </w:rPr>
+        <w:t xml:space="preserve">^([^</w:t>
+      </w:r>
+      <w:r>
+        <w:rPr>
+          <w:rFonts w:ascii="Consolas" w:hAnsi="Consolas"/>
+          <w:sz w:val="20"/>
+          <w:color w:val="A31515"/>
+        </w:rPr>
+        <w:t xml:space="preserve">\</w:t>
+      </w:r>
+      <w:r>
+        <w:rPr>
+          <w:rFonts w:ascii="Consolas" w:hAnsi="Consolas"/>
+          <w:sz w:val="20"/>
+          <w:color w:val="A31515"/>
+        </w:rPr>
+        <w:t xml:space="preserve">]]+)</w:t>
+      </w:r>
+      <w:r>
+        <w:rPr>
+          <w:rFonts w:ascii="Consolas" w:hAnsi="Consolas"/>
+          <w:sz w:val="20"/>
+          <w:color w:val="A31515"/>
+        </w:rPr>
+        <w:t xml:space="preserve">\</w:t>
+      </w:r>
+      <w:r>
+        <w:rPr>
+          <w:rFonts w:ascii="Consolas" w:hAnsi="Consolas"/>
+          <w:sz w:val="20"/>
+          <w:color w:val="A31515"/>
+        </w:rPr>
+        <w:t xml:space="preserve">]</w:t>
+      </w:r>
+      <w:r>
+        <w:rPr>
+          <w:rFonts w:ascii="Consolas" w:hAnsi="Consolas"/>
+          <w:sz w:val="20"/>
+          <w:color w:val="A31515"/>
+        </w:rPr>
+        <w:t xml:space="preserve">'</w:t>
+      </w:r>
+      <w:r>
+        <w:rPr>
+          <w:rFonts w:ascii="Consolas" w:hAnsi="Consolas"/>
+          <w:sz w:val="20"/>
+          <w:color w:val="808080"/>
+        </w:rPr>
+        <w:t xml:space="preserve">,</w:t>
+      </w:r>
+      <w:r>
+        <w:rPr>
+          <w:rFonts w:ascii="Consolas" w:hAnsi="Consolas"/>
+          <w:sz w:val="20"/>
+        </w:rPr>
+        <w:t xml:space="preserve">          </w:t>
+      </w:r>
+      <w:r>
+        <w:rPr>
+          <w:rFonts w:ascii="Consolas" w:hAnsi="Consolas"/>
+          <w:sz w:val="20"/>
+          <w:color w:val="808080"/>
+        </w:rPr>
+        <w:t xml:space="preserve">{</w:t>
+      </w:r>
+      <w:r>
+        <w:rPr>
+          <w:rFonts w:ascii="Consolas" w:hAnsi="Consolas"/>
+          <w:sz w:val="20"/>
+          <w:color w:val="A31515"/>
+        </w:rPr>
+        <w:t xml:space="preserve">'</w:t>
+      </w:r>
+      <w:r>
+        <w:rPr>
+          <w:rFonts w:ascii="Consolas" w:hAnsi="Consolas"/>
+          <w:sz w:val="20"/>
+          <w:color w:val="A31515"/>
+        </w:rPr>
+        <w:t xml:space="preserve">rtf</w:t>
+      </w:r>
+      <w:r>
+        <w:rPr>
+          <w:rFonts w:ascii="Consolas" w:hAnsi="Consolas"/>
+          <w:sz w:val="20"/>
+          <w:color w:val="A31515"/>
+        </w:rPr>
+        <w:t xml:space="preserve">'</w:t>
+      </w:r>
+      <w:r>
+        <w:rPr>
+          <w:rFonts w:ascii="Consolas" w:hAnsi="Consolas"/>
+          <w:sz w:val="20"/>
+          <w:color w:val="808080"/>
+        </w:rPr>
+        <w:t xml:space="preserve">:</w:t>
+      </w:r>
+      <w:r>
+        <w:rPr>
+          <w:rFonts w:ascii="Consolas" w:hAnsi="Consolas"/>
+          <w:sz w:val="20"/>
+        </w:rPr>
+        <w:t xml:space="preserve"> </w:t>
+      </w:r>
+      <w:r>
+        <w:rPr>
+          <w:rFonts w:ascii="Consolas" w:hAnsi="Consolas"/>
+          <w:sz w:val="20"/>
+        </w:rPr>
+        <w:t xml:space="preserve">rtf_footnote_ref</w:t>
+      </w:r>
+      <w:r>
+        <w:rPr>
+          <w:rFonts w:ascii="Consolas" w:hAnsi="Consolas"/>
+          <w:sz w:val="20"/>
+          <w:color w:val="808080"/>
+        </w:rPr>
+        <w:t xml:space="preserve">,</w:t>
+      </w:r>
+      <w:r>
+        <w:rPr>
+          <w:rFonts w:ascii="Consolas" w:hAnsi="Consolas"/>
+          <w:sz w:val="20"/>
+        </w:rPr>
+        <w:t xml:space="preserve"> </w:t>
+      </w:r>
+      <w:r>
+        <w:rPr>
+          <w:rFonts w:ascii="Consolas" w:hAnsi="Consolas"/>
+          <w:sz w:val="20"/>
+          <w:color w:val="A31515"/>
+        </w:rPr>
+        <w:t xml:space="preserve">'</w:t>
+      </w:r>
+      <w:r>
+        <w:rPr>
+          <w:rFonts w:ascii="Consolas" w:hAnsi="Consolas"/>
+          <w:sz w:val="20"/>
+          <w:color w:val="A31515"/>
+        </w:rPr>
+        <w:t xml:space="preserve">docx</w:t>
+      </w:r>
+      <w:r>
+        <w:rPr>
+          <w:rFonts w:ascii="Consolas" w:hAnsi="Consolas"/>
+          <w:sz w:val="20"/>
+          <w:color w:val="A31515"/>
+        </w:rPr>
+        <w:t xml:space="preserve">'</w:t>
+      </w:r>
+      <w:r>
+        <w:rPr>
+          <w:rFonts w:ascii="Consolas" w:hAnsi="Consolas"/>
+          <w:sz w:val="20"/>
+          <w:color w:val="808080"/>
+        </w:rPr>
+        <w:t xml:space="preserve">:</w:t>
+      </w:r>
+      <w:r>
+        <w:rPr>
+          <w:rFonts w:ascii="Consolas" w:hAnsi="Consolas"/>
+          <w:sz w:val="20"/>
+        </w:rPr>
+        <w:t xml:space="preserve"> </w:t>
+      </w:r>
+      <w:r>
+        <w:rPr>
+          <w:rFonts w:ascii="Consolas" w:hAnsi="Consolas"/>
+          <w:sz w:val="20"/>
+        </w:rPr>
+        <w:t xml:space="preserve">docx_footnote_ref</w:t>
+      </w:r>
+      <w:r>
+        <w:rPr>
+          <w:rFonts w:ascii="Consolas" w:hAnsi="Consolas"/>
+          <w:sz w:val="20"/>
+          <w:color w:val="808080"/>
+        </w:rPr>
+        <w:t xml:space="preserve">}</w:t>
+      </w:r>
+      <w:r>
+        <w:rPr>
+          <w:rFonts w:ascii="Consolas" w:hAnsi="Consolas"/>
+          <w:sz w:val="20"/>
+          <w:color w:val="808080"/>
+        </w:rPr>
+        <w:t xml:space="preserve">)</w:t>
+      </w:r>
+      <w:r>
+        <w:rPr>
+          <w:rFonts w:ascii="Consolas" w:hAnsi="Consolas"/>
+          <w:sz w:val="20"/>
+          <w:color w:val="808080"/>
+        </w:rPr>
+        <w:t xml:space="preserve">)</w:t>
+      </w:r>
+      <w:r>
+        <w:rPr>
+          <w:rFonts w:ascii="Consolas" w:hAnsi="Consolas"/>
+          <w:sz w:val="20"/>
+          <w:color w:val="808080"/>
+        </w:rPr>
+        <w:t xml:space="preserve">,</w:t>
+      </w:r>
+    </w:p>
+    <w:p>
+      <w:pPr>
+        <w:shd w:val="clear" w:fill="E6F0FA"/>
+        <w:spacing w:after="0" w:line="240" w:lineRule="auto"/>
+      </w:pPr>
+      <w:r>
+        <w:rPr>
+          <w:rFonts w:ascii="Consolas" w:hAnsi="Consolas"/>
+          <w:sz w:val="20"/>
+        </w:rPr>
+        <w:t xml:space="preserve">    </w:t>
+      </w:r>
+      <w:r>
+        <w:rPr>
+          <w:rFonts w:ascii="Consolas" w:hAnsi="Consolas"/>
+          <w:sz w:val="20"/>
+          <w:color w:val="008000"/>
+        </w:rPr>
+        <w:t xml:space="preserve"># ...</w:t>
+      </w:r>
+    </w:p>
+    <w:p>
+      <w:pPr>
+        <w:shd w:val="clear" w:fill="E6F0FA"/>
+        <w:spacing w:after="0" w:line="240" w:lineRule="auto"/>
+      </w:pPr>
+      <w:r>
+        <w:rPr>
+          <w:rFonts w:ascii="Consolas" w:hAnsi="Consolas"/>
+          <w:sz w:val="20"/>
+          <w:color w:val="808080"/>
+        </w:rPr>
+        <w:t xml:space="preserve">]</w:t>
+      </w:r>
+    </w:p>
+    <w:p>
+      <w:pPr>
+        <w:shd w:val="clear" w:fill="E6F0FA"/>
+        <w:spacing w:after="0" w:line="240" w:lineRule="auto"/>
+      </w:pPr>
+      <w:r>
+        <w:rPr>
+          <w:rFonts w:ascii="Consolas" w:hAnsi="Consolas"/>
+          <w:sz w:val="20"/>
+        </w:rPr>
+        <w:t xml:space="preserve"/>
+      </w:r>
+    </w:p>
+    <w:p>
+      <w:pPr>
+        <w:shd w:val="clear" w:fill="E6F0FA"/>
+        <w:spacing w:after="0" w:line="240" w:lineRule="auto"/>
+      </w:pPr>
+      <w:r>
+        <w:rPr>
+          <w:rFonts w:ascii="Consolas" w:hAnsi="Consolas"/>
+          <w:sz w:val="20"/>
+        </w:rPr>
+        <w:t xml:space="preserve">BLOCK_RULES</w:t>
+      </w:r>
+      <w:r>
+        <w:rPr>
+          <w:rFonts w:ascii="Consolas" w:hAnsi="Consolas"/>
+          <w:sz w:val="20"/>
+        </w:rPr>
+        <w:t xml:space="preserve"> </w:t>
+      </w:r>
+      <w:r>
+        <w:rPr>
+          <w:rFonts w:ascii="Consolas" w:hAnsi="Consolas"/>
+          <w:sz w:val="20"/>
+          <w:color w:val="000000"/>
+        </w:rPr>
+        <w:t xml:space="preserve">=</w:t>
+      </w:r>
+      <w:r>
+        <w:rPr>
+          <w:rFonts w:ascii="Consolas" w:hAnsi="Consolas"/>
+          <w:sz w:val="20"/>
+        </w:rPr>
+        <w:t xml:space="preserve"> </w:t>
+      </w:r>
+      <w:r>
+        <w:rPr>
+          <w:rFonts w:ascii="Consolas" w:hAnsi="Consolas"/>
+          <w:sz w:val="20"/>
+          <w:color w:val="808080"/>
+        </w:rPr>
+        <w:t xml:space="preserve">{</w:t>
+      </w:r>
+    </w:p>
+    <w:p>
+      <w:pPr>
+        <w:shd w:val="clear" w:fill="E6F0FA"/>
+        <w:spacing w:after="0" w:line="240" w:lineRule="auto"/>
+      </w:pPr>
+      <w:r>
+        <w:rPr>
+          <w:rFonts w:ascii="Consolas" w:hAnsi="Consolas"/>
+          <w:sz w:val="20"/>
+        </w:rPr>
+        <w:t xml:space="preserve">    </w:t>
+      </w:r>
+      <w:r>
+        <w:rPr>
+          <w:rFonts w:ascii="Consolas" w:hAnsi="Consolas"/>
+          <w:sz w:val="20"/>
+          <w:color w:val="A31515"/>
+        </w:rPr>
+        <w:t xml:space="preserve">'</w:t>
+      </w:r>
+      <w:r>
+        <w:rPr>
+          <w:rFonts w:ascii="Consolas" w:hAnsi="Consolas"/>
+          <w:sz w:val="20"/>
+          <w:color w:val="A31515"/>
+        </w:rPr>
+        <w:t xml:space="preserve">rtf</w:t>
+      </w:r>
+      <w:r>
+        <w:rPr>
+          <w:rFonts w:ascii="Consolas" w:hAnsi="Consolas"/>
+          <w:sz w:val="20"/>
+          <w:color w:val="A31515"/>
+        </w:rPr>
+        <w:t xml:space="preserve">'</w:t>
+      </w:r>
+      <w:r>
+        <w:rPr>
+          <w:rFonts w:ascii="Consolas" w:hAnsi="Consolas"/>
+          <w:sz w:val="20"/>
+          <w:color w:val="808080"/>
+        </w:rPr>
+        <w:t xml:space="preserve">:</w:t>
+      </w:r>
+      <w:r>
+        <w:rPr>
+          <w:rFonts w:ascii="Consolas" w:hAnsi="Consolas"/>
+          <w:sz w:val="20"/>
+        </w:rPr>
+        <w:t xml:space="preserve">  </w:t>
+      </w:r>
+      <w:r>
+        <w:rPr>
+          <w:rFonts w:ascii="Consolas" w:hAnsi="Consolas"/>
+          <w:sz w:val="20"/>
+          <w:color w:val="808080"/>
+        </w:rPr>
+        <w:t xml:space="preserve">[</w:t>
+      </w:r>
+      <w:r>
+        <w:rPr>
+          <w:rFonts w:ascii="Consolas" w:hAnsi="Consolas"/>
+          <w:sz w:val="20"/>
+        </w:rPr>
+        <w:t xml:space="preserve">block_heading</w:t>
+      </w:r>
+      <w:r>
+        <w:rPr>
+          <w:rFonts w:ascii="Consolas" w:hAnsi="Consolas"/>
+          <w:sz w:val="20"/>
+          <w:color w:val="808080"/>
+        </w:rPr>
+        <w:t xml:space="preserve">,</w:t>
+      </w:r>
+      <w:r>
+        <w:rPr>
+          <w:rFonts w:ascii="Consolas" w:hAnsi="Consolas"/>
+          <w:sz w:val="20"/>
+        </w:rPr>
+        <w:t xml:space="preserve"> </w:t>
+      </w:r>
+      <w:r>
+        <w:rPr>
+          <w:rFonts w:ascii="Consolas" w:hAnsi="Consolas"/>
+          <w:sz w:val="20"/>
+        </w:rPr>
+        <w:t xml:space="preserve">block_fenced_code</w:t>
+      </w:r>
+      <w:r>
+        <w:rPr>
+          <w:rFonts w:ascii="Consolas" w:hAnsi="Consolas"/>
+          <w:sz w:val="20"/>
+          <w:color w:val="808080"/>
+        </w:rPr>
+        <w:t xml:space="preserve">,</w:t>
+      </w:r>
+      <w:r>
+        <w:rPr>
+          <w:rFonts w:ascii="Consolas" w:hAnsi="Consolas"/>
+          <w:sz w:val="20"/>
+        </w:rPr>
+        <w:t xml:space="preserve"> </w:t>
+      </w:r>
+      <w:r>
+        <w:rPr>
+          <w:rFonts w:ascii="Consolas" w:hAnsi="Consolas"/>
+          <w:sz w:val="20"/>
+        </w:rPr>
+        <w:t xml:space="preserve">block_table</w:t>
+      </w:r>
+      <w:r>
+        <w:rPr>
+          <w:rFonts w:ascii="Consolas" w:hAnsi="Consolas"/>
+          <w:sz w:val="20"/>
+          <w:color w:val="808080"/>
+        </w:rPr>
+        <w:t xml:space="preserve">,</w:t>
+      </w:r>
+      <w:r>
+        <w:rPr>
+          <w:rFonts w:ascii="Consolas" w:hAnsi="Consolas"/>
+          <w:sz w:val="20"/>
+        </w:rPr>
+        <w:t xml:space="preserve"> </w:t>
+      </w:r>
+      <w:r>
+        <w:rPr>
+          <w:rFonts w:ascii="Consolas" w:hAnsi="Consolas"/>
+          <w:sz w:val="20"/>
+        </w:rPr>
+        <w:t xml:space="preserve">block_list</w:t>
+      </w:r>
+      <w:r>
+        <w:rPr>
+          <w:rFonts w:ascii="Consolas" w:hAnsi="Consolas"/>
+          <w:sz w:val="20"/>
+          <w:color w:val="808080"/>
+        </w:rPr>
+        <w:t xml:space="preserve">,</w:t>
+      </w:r>
+      <w:r>
+        <w:rPr>
+          <w:rFonts w:ascii="Consolas" w:hAnsi="Consolas"/>
+          <w:sz w:val="20"/>
+        </w:rPr>
+        <w:t xml:space="preserve"> </w:t>
+      </w:r>
+      <w:r>
+        <w:rPr>
+          <w:rFonts w:ascii="Consolas" w:hAnsi="Consolas"/>
+          <w:sz w:val="20"/>
+          <w:color w:val="000000"/>
+        </w:rPr>
+        <w:t xml:space="preserve">.</w:t>
+      </w:r>
+      <w:r>
+        <w:rPr>
+          <w:rFonts w:ascii="Consolas" w:hAnsi="Consolas"/>
+          <w:sz w:val="20"/>
+          <w:color w:val="000000"/>
+        </w:rPr>
+        <w:t xml:space="preserve">.</w:t>
+      </w:r>
+      <w:r>
+        <w:rPr>
+          <w:rFonts w:ascii="Consolas" w:hAnsi="Consolas"/>
+          <w:sz w:val="20"/>
+          <w:color w:val="000000"/>
+        </w:rPr>
+        <w:t xml:space="preserve">.</w:t>
+      </w:r>
+      <w:r>
+        <w:rPr>
+          <w:rFonts w:ascii="Consolas" w:hAnsi="Consolas"/>
+          <w:sz w:val="20"/>
+          <w:color w:val="808080"/>
+        </w:rPr>
+        <w:t xml:space="preserve">]</w:t>
+      </w:r>
+      <w:r>
+        <w:rPr>
+          <w:rFonts w:ascii="Consolas" w:hAnsi="Consolas"/>
+          <w:sz w:val="20"/>
+          <w:color w:val="808080"/>
+        </w:rPr>
+        <w:t xml:space="preserve">,</w:t>
+      </w:r>
+    </w:p>
+    <w:p>
+      <w:pPr>
+        <w:shd w:val="clear" w:fill="E6F0FA"/>
+        <w:spacing w:after="0" w:line="240" w:lineRule="auto"/>
+      </w:pPr>
+      <w:r>
+        <w:rPr>
+          <w:rFonts w:ascii="Consolas" w:hAnsi="Consolas"/>
+          <w:sz w:val="20"/>
+        </w:rPr>
+        <w:t xml:space="preserve">    </w:t>
+      </w:r>
+      <w:r>
+        <w:rPr>
+          <w:rFonts w:ascii="Consolas" w:hAnsi="Consolas"/>
+          <w:sz w:val="20"/>
+          <w:color w:val="A31515"/>
+        </w:rPr>
+        <w:t xml:space="preserve">'</w:t>
+      </w:r>
+      <w:r>
+        <w:rPr>
+          <w:rFonts w:ascii="Consolas" w:hAnsi="Consolas"/>
+          <w:sz w:val="20"/>
+          <w:color w:val="A31515"/>
+        </w:rPr>
+        <w:t xml:space="preserve">docx</w:t>
+      </w:r>
+      <w:r>
+        <w:rPr>
+          <w:rFonts w:ascii="Consolas" w:hAnsi="Consolas"/>
+          <w:sz w:val="20"/>
+          <w:color w:val="A31515"/>
+        </w:rPr>
+        <w:t xml:space="preserve">'</w:t>
+      </w:r>
+      <w:r>
+        <w:rPr>
+          <w:rFonts w:ascii="Consolas" w:hAnsi="Consolas"/>
+          <w:sz w:val="20"/>
+          <w:color w:val="808080"/>
+        </w:rPr>
+        <w:t xml:space="preserve">:</w:t>
+      </w:r>
+      <w:r>
+        <w:rPr>
+          <w:rFonts w:ascii="Consolas" w:hAnsi="Consolas"/>
+          <w:sz w:val="20"/>
+        </w:rPr>
+        <w:t xml:space="preserve"> </w:t>
+      </w:r>
+      <w:r>
+        <w:rPr>
+          <w:rFonts w:ascii="Consolas" w:hAnsi="Consolas"/>
+          <w:sz w:val="20"/>
+          <w:color w:val="808080"/>
+        </w:rPr>
+        <w:t xml:space="preserve">[</w:t>
+      </w:r>
+      <w:r>
+        <w:rPr>
+          <w:rFonts w:ascii="Consolas" w:hAnsi="Consolas"/>
+          <w:sz w:val="20"/>
+        </w:rPr>
+        <w:t xml:space="preserve">docx_block_heading</w:t>
+      </w:r>
+      <w:r>
+        <w:rPr>
+          <w:rFonts w:ascii="Consolas" w:hAnsi="Consolas"/>
+          <w:sz w:val="20"/>
+          <w:color w:val="808080"/>
+        </w:rPr>
+        <w:t xml:space="preserve">,</w:t>
+      </w:r>
+      <w:r>
+        <w:rPr>
+          <w:rFonts w:ascii="Consolas" w:hAnsi="Consolas"/>
+          <w:sz w:val="20"/>
+        </w:rPr>
+        <w:t xml:space="preserve"> </w:t>
+      </w:r>
+      <w:r>
+        <w:rPr>
+          <w:rFonts w:ascii="Consolas" w:hAnsi="Consolas"/>
+          <w:sz w:val="20"/>
+        </w:rPr>
+        <w:t xml:space="preserve">docx_block_fenced_code</w:t>
+      </w:r>
+      <w:r>
+        <w:rPr>
+          <w:rFonts w:ascii="Consolas" w:hAnsi="Consolas"/>
+          <w:sz w:val="20"/>
+          <w:color w:val="808080"/>
+        </w:rPr>
+        <w:t xml:space="preserve">,</w:t>
+      </w:r>
+      <w:r>
+        <w:rPr>
+          <w:rFonts w:ascii="Consolas" w:hAnsi="Consolas"/>
+          <w:sz w:val="20"/>
+        </w:rPr>
+        <w:t xml:space="preserve"> </w:t>
+      </w:r>
+      <w:r>
+        <w:rPr>
+          <w:rFonts w:ascii="Consolas" w:hAnsi="Consolas"/>
+          <w:sz w:val="20"/>
+        </w:rPr>
+        <w:t xml:space="preserve">docx_block_table</w:t>
+      </w:r>
+      <w:r>
+        <w:rPr>
+          <w:rFonts w:ascii="Consolas" w:hAnsi="Consolas"/>
+          <w:sz w:val="20"/>
+          <w:color w:val="808080"/>
+        </w:rPr>
+        <w:t xml:space="preserve">,</w:t>
+      </w:r>
+      <w:r>
+        <w:rPr>
+          <w:rFonts w:ascii="Consolas" w:hAnsi="Consolas"/>
+          <w:sz w:val="20"/>
+        </w:rPr>
+        <w:t xml:space="preserve"> </w:t>
+      </w:r>
+      <w:r>
+        <w:rPr>
+          <w:rFonts w:ascii="Consolas" w:hAnsi="Consolas"/>
+          <w:sz w:val="20"/>
+          <w:color w:val="000000"/>
+        </w:rPr>
+        <w:t xml:space="preserve">.</w:t>
+      </w:r>
+      <w:r>
+        <w:rPr>
+          <w:rFonts w:ascii="Consolas" w:hAnsi="Consolas"/>
+          <w:sz w:val="20"/>
+          <w:color w:val="000000"/>
+        </w:rPr>
+        <w:t xml:space="preserve">.</w:t>
+      </w:r>
+      <w:r>
+        <w:rPr>
+          <w:rFonts w:ascii="Consolas" w:hAnsi="Consolas"/>
+          <w:sz w:val="20"/>
+          <w:color w:val="000000"/>
+        </w:rPr>
+        <w:t xml:space="preserve">.</w:t>
+      </w:r>
+      <w:r>
+        <w:rPr>
+          <w:rFonts w:ascii="Consolas" w:hAnsi="Consolas"/>
+          <w:sz w:val="20"/>
+          <w:color w:val="808080"/>
+        </w:rPr>
+        <w:t xml:space="preserve">]</w:t>
+      </w:r>
+      <w:r>
+        <w:rPr>
+          <w:rFonts w:ascii="Consolas" w:hAnsi="Consolas"/>
+          <w:sz w:val="20"/>
+          <w:color w:val="808080"/>
+        </w:rPr>
+        <w:t xml:space="preserve">,</w:t>
+      </w:r>
+    </w:p>
+    <w:p>
+      <w:pPr>
+        <w:shd w:val="clear" w:fill="E6F0FA"/>
+        <w:spacing w:after="0" w:line="240" w:lineRule="auto"/>
+      </w:pPr>
+      <w:r>
+        <w:rPr>
+          <w:rFonts w:ascii="Consolas" w:hAnsi="Consolas"/>
+          <w:sz w:val="20"/>
+          <w:color w:val="808080"/>
+        </w:rPr>
+        <w:t xml:space="preserve">}</w:t>
+      </w:r>
+    </w:p>
+    <w:p>
+      <w:pPr>
+        <w:shd w:val="clear" w:fill="E6F0FA"/>
+        <w:spacing w:after="0" w:line="240" w:lineRule="auto"/>
+      </w:pPr>
+      <w:r>
+        <w:rPr>
+          <w:rFonts w:ascii="Consolas" w:hAnsi="Consolas"/>
+          <w:sz w:val="20"/>
+        </w:rPr>
+        <w:t xml:space="preserve"/>
+      </w:r>
+    </w:p>
+    <w:p>
+      <w:r>
+        <w:t xml:space="preserve">The dispatcher is four lines: </w:t>
+      </w:r>
+      <w:r>
+        <w:rPr>
+          <w:b/>
+        </w:rPr>
+        <w:t xml:space="preserve">look up the active format in the row's dict, call the function (or substitute the string), move on</w:t>
+      </w:r>
+      <w:r>
+        <w:t xml:space="preserve">. That's the </w:t>
+      </w:r>
+      <w:r>
+        <w:rPr>
+          <w:b/>
+        </w:rPr>
+        <w:t xml:space="preserve">strategy pattern implemented functionally</w:t>
+      </w:r>
+      <w:r>
+        <w:t xml:space="preserve"> — each strategy is a small pure function (or an </w:t>
+      </w:r>
+      <w:r>
+        <w:rPr>
+          <w:rFonts w:ascii="Consolas" w:hAnsi="Consolas"/>
+          <w:sz w:val="20"/>
+          <w:shd w:val="clear" w:fill="E6F0FA"/>
+        </w:rPr>
+        <w:t xml:space="preserve">re.sub</w:t>
+      </w:r>
+      <w:r>
+        <w:t xml:space="preserve"> replacement string), chosen by dict key at runtime. No base class, no subclass hierarchy, no visitor.</w:t>
+      </w:r>
+    </w:p>
+    <w:p>
+      <w:r>
+        <w:t xml:space="preserve">What this feels like when you edit the code:</w:t>
+      </w:r>
+    </w:p>
+    <w:p>
+      <w:pPr>
+        <w:ind w:left="720"/>
+        <w:spacing w:after="40"/>
+      </w:pPr>
+      <w:r>
+        <w:t xml:space="preserve">• </w:t>
+      </w:r>
+      <w:r>
+        <w:rPr>
+          <w:b/>
+        </w:rPr>
+        <w:t xml:space="preserve">Add a markdown feature</w:t>
+      </w:r>
+      <w:r>
+        <w:t xml:space="preserve"> → add one row. (This is how </w:t>
+      </w:r>
+      <w:r>
+        <w:rPr>
+          <w:rFonts w:ascii="Consolas" w:hAnsi="Consolas"/>
+          <w:sz w:val="20"/>
+          <w:shd w:val="clear" w:fill="E6F0FA"/>
+        </w:rPr>
+        <w:t xml:space="preserve">&lt;sub&gt;</w:t>
+      </w:r>
+      <w:r>
+        <w:t xml:space="preserve">, </w:t>
+      </w:r>
+      <w:r>
+        <w:rPr>
+          <w:rFonts w:ascii="Consolas" w:hAnsi="Consolas"/>
+          <w:sz w:val="20"/>
+          <w:shd w:val="clear" w:fill="E6F0FA"/>
+        </w:rPr>
+        <w:t xml:space="preserve">&lt;sup&gt;</w:t>
+      </w:r>
+      <w:r>
+        <w:t xml:space="preserve">, </w:t>
+      </w:r>
+      <w:r>
+        <w:rPr>
+          <w:rFonts w:ascii="Consolas" w:hAnsi="Consolas"/>
+          <w:sz w:val="20"/>
+          <w:shd w:val="clear" w:fill="E6F0FA"/>
+        </w:rPr>
+        <w:t xml:space="preserve">&lt;ins&gt;</w:t>
+      </w:r>
+      <w:r>
+        <w:t xml:space="preserve">, and the emoji shortcode map were added.)</w:t>
+      </w:r>
+    </w:p>
+    <w:p>
+      <w:pPr>
+        <w:ind w:left="720"/>
+        <w:spacing w:after="40"/>
+      </w:pPr>
+      <w:r>
+        <w:t xml:space="preserve">• </w:t>
+      </w:r>
+      <w:r>
+        <w:rPr>
+          <w:b/>
+        </w:rPr>
+        <w:t xml:space="preserve">Add a new output format</w:t>
+      </w:r>
+      <w:r>
+        <w:t xml:space="preserve"> → add one key to every row. Dispatcher doesn't change.</w:t>
+      </w:r>
+    </w:p>
+    <w:p>
+      <w:pPr>
+        <w:ind w:left="720"/>
+        <w:spacing w:after="40"/>
+      </w:pPr>
+      <w:r>
+        <w:t xml:space="preserve">• </w:t>
+      </w:r>
+      <w:r>
+        <w:rPr>
+          <w:b/>
+        </w:rPr>
+        <w:t xml:space="preserve">Tweak how bold renders in DOCX</w:t>
+      </w:r>
+      <w:r>
+        <w:t xml:space="preserve"> → edit one cell. Other formats untouched.</w:t>
+      </w:r>
+    </w:p>
+    <w:p>
+      <w:pPr>
+        <w:ind w:left="720"/>
+        <w:spacing w:after="40"/>
+      </w:pPr>
+      <w:r>
+        <w:t xml:space="preserve">• </w:t>
+      </w:r>
+      <w:r>
+        <w:t xml:space="preserve">Rules run in </w:t>
+      </w:r>
+      <w:r>
+        <w:rPr>
+          <w:b/>
+        </w:rPr>
+        <w:t xml:space="preserve">phases</w:t>
+      </w:r>
+      <w:r>
+        <w:t xml:space="preserve"> (HTML strip → escapes → links/images → inline code stash → GitHub refs → formatting), so later rows can assume earlier phases have already happened.</w:t>
+      </w:r>
+    </w:p>
+    <w:p>
+      <w:pPr>
+        <w:pStyle w:val="Heading3"/>
+      </w:pPr>
+      <w:bookmarkStart w:id="5706" w:name="3-post-cleanup-per-doc-type"/>
+      <w:bookmarkEnd w:id="5706"/>
+      <w:r>
+        <w:t xml:space="preserve">3. Post-cleanup per doc type</w:t>
+      </w:r>
+    </w:p>
+    <w:p>
+      <w:r>
+        <w:t xml:space="preserve">The conversion table handles </w:t>
+      </w:r>
+      <w:r>
+        <w:rPr>
+          <w:i/>
+        </w:rPr>
+        <w:t xml:space="preserve">content</w:t>
+      </w:r>
+      <w:r>
+        <w:t xml:space="preserve">. Format-specific </w:t>
+      </w:r>
+      <w:r>
+        <w:rPr>
+          <w:i/>
+        </w:rPr>
+        <w:t xml:space="preserve">plumbing</w:t>
+      </w:r>
+      <w:r>
+        <w:t xml:space="preserve"> lives in a small post-pass so the core stays format-agnostic:</w:t>
+      </w:r>
+    </w:p>
+    <w:tbl>
+      <w:tblPr>
+        <w:tblBorders>
+          <w:top w:val="single" w:sz="4" w:space="0" w:color="auto"/>
+          <w:left w:val="single" w:sz="4" w:space="0" w:color="auto"/>
+          <w:bottom w:val="single" w:sz="4" w:space="0" w:color="auto"/>
+          <w:right w:val="single" w:sz="4" w:space="0" w:color="auto"/>
+          <w:insideH w:val="single" w:sz="4" w:space="0" w:color="auto"/>
+          <w:insideV w:val="single" w:sz="4" w:space="0" w:color="auto"/>
+        </w:tblBorders>
+      </w:tblPr>
+      <w:tr>
+        <w:tc>
+          <w:p>
+            <w:pPr>
+              <w:jc w:val="center"/>
+            </w:pPr>
+            <w:r>
+              <w:rPr>
+                <w:b/>
+              </w:rPr>
+              <w:t xml:space="preserve">Format</w:t>
+            </w:r>
+          </w:p>
+        </w:tc>
+        <w:tc>
+          <w:p>
+            <w:pPr>
+              <w:jc w:val="center"/>
+            </w:pPr>
+            <w:r>
+              <w:rPr>
+                <w:b/>
+              </w:rPr>
+              <w:t xml:space="preserve">Post-pass</w:t>
+            </w:r>
+          </w:p>
+        </w:tc>
+        <w:tc>
+          <w:p>
+            <w:pPr>
+              <w:jc w:val="center"/>
+            </w:pPr>
+            <w:r>
+              <w:rPr>
+                <w:b/>
+              </w:rPr>
+              <w:t xml:space="preserve">Why</w:t>
+            </w:r>
+          </w:p>
+        </w:tc>
+      </w:tr>
+      <w:tr>
+        <w:tc>
+          <w:p>
+            <w:r>
+              <w:rPr>
+                <w:b/>
+              </w:rPr>
+              <w:t xml:space="preserve">RTF</w:t>
+            </w:r>
+          </w:p>
+        </w:tc>
+        <w:tc>
+          <w:p>
+            <w:r>
+              <w:rPr>
+                <w:rFonts w:ascii="Consolas" w:hAnsi="Consolas"/>
+                <w:sz w:val="20"/>
+                <w:shd w:val="clear" w:fill="E6F0FA"/>
+              </w:rPr>
+              <w:t xml:space="preserve">rtf_image_embedder.py</w:t>
+            </w:r>
+            <w:r>
+              <w:t xml:space="preserve"> swaps </w:t>
+            </w:r>
+            <w:r>
+              <w:rPr>
+                <w:rFonts w:ascii="Consolas" w:hAnsi="Consolas"/>
+                <w:sz w:val="20"/>
+                <w:shd w:val="clear" w:fill="E6F0FA"/>
+              </w:rPr>
+              <w:t xml:space="preserve">[Image: ...]</w:t>
+            </w:r>
+            <w:r>
+              <w:t xml:space="preserve"> markers for hex-encoded </w:t>
+            </w:r>
+            <w:r>
+              <w:rPr>
+                <w:rFonts w:ascii="Consolas" w:hAnsi="Consolas"/>
+                <w:sz w:val="20"/>
+                <w:shd w:val="clear" w:fill="E6F0FA"/>
+              </w:rPr>
+              <w:t xml:space="preserve">\pict</w:t>
+            </w:r>
+            <w:r>
+              <w:t xml:space="preserve"> blocks</w:t>
+            </w:r>
+          </w:p>
+        </w:tc>
+        <w:tc>
+          <w:p>
+            <w:r>
+              <w:t xml:space="preserve">Images get sized against page bounds only after layout is known</w:t>
+            </w:r>
+          </w:p>
+        </w:tc>
+      </w:tr>
+      <w:tr>
+        <w:tc>
+          <w:p>
+            <w:r>
+              <w:rPr>
+                <w:b/>
+              </w:rPr>
+              <w:t xml:space="preserve">DOCX</w:t>
+            </w:r>
+          </w:p>
+        </w:tc>
+        <w:tc>
+          <w:p>
+            <w:r>
+              <w:rPr>
+                <w:rFonts w:ascii="Consolas" w:hAnsi="Consolas"/>
+                <w:sz w:val="20"/>
+                <w:shd w:val="clear" w:fill="E6F0FA"/>
+              </w:rPr>
+              <w:t xml:space="preserve">&lt;w:sectPr&gt;</w:t>
+            </w:r>
+            <w:r>
+              <w:t xml:space="preserve"> gets injected into the last paragraph's </w:t>
+            </w:r>
+            <w:r>
+              <w:rPr>
+                <w:rFonts w:ascii="Consolas" w:hAnsi="Consolas"/>
+                <w:sz w:val="20"/>
+                <w:shd w:val="clear" w:fill="E6F0FA"/>
+              </w:rPr>
+              <w:t xml:space="preserve">&lt;w:pPr&gt;</w:t>
+            </w:r>
+          </w:p>
+        </w:tc>
+        <w:tc>
+          <w:p>
+            <w:r>
+              <w:t xml:space="preserve">A body-level sectPr makes Word render a ghost trailing blank page</w:t>
+            </w:r>
+          </w:p>
+        </w:tc>
+      </w:tr>
+      <w:tr>
+        <w:tc>
+          <w:p>
+            <w:r>
+              <w:rPr>
+                <w:b/>
+              </w:rPr>
+              <w:t xml:space="preserve">TXT</w:t>
+            </w:r>
+          </w:p>
+        </w:tc>
+        <w:tc>
+          <w:p>
+            <w:r>
+              <w:rPr>
+                <w:rFonts w:ascii="Consolas" w:hAnsi="Consolas"/>
+                <w:sz w:val="20"/>
+                <w:shd w:val="clear" w:fill="E6F0FA"/>
+              </w:rPr>
+              <w:t xml:space="preserve">_txt_resolve_relative_links_only</w:t>
+            </w:r>
+            <w:r>
+              <w:t xml:space="preserve"> rewrites relative links to full GitHub URLs</w:t>
+            </w:r>
+          </w:p>
+        </w:tc>
+        <w:tc>
+          <w:p>
+            <w:r>
+              <w:t xml:space="preserve">Plain text has nothing else to process</w:t>
+            </w:r>
+          </w:p>
+        </w:tc>
+      </w:tr>
+    </w:tbl>
+    <w:p>
+      <w:pPr>
+        <w:pStyle w:val="Heading2"/>
+      </w:pPr>
+      <w:bookmarkStart w:id="9915" w:name="viewing-tips"/>
+      <w:bookmarkEnd w:id="9915"/>
       <w:r>
         <w:t xml:space="preserve">Viewing Tips</w:t>
       </w:r>
@@ -4297,8 +6677,8 @@
       <w:pPr>
         <w:pStyle w:val="Heading1"/>
       </w:pPr>
-      <w:bookmarkStart w:id="4524" w:name="test_tube-test-content"/>
-      <w:bookmarkEnd w:id="4524"/>
+      <w:bookmarkStart w:id="1358" w:name="test_tube-test-content"/>
+      <w:bookmarkEnd w:id="1358"/>
       <w:r>
         <w:t xml:space="preserve">🧪</w:t>
       </w:r>
@@ -4354,8 +6734,8 @@
       <w:pPr>
         <w:pStyle w:val="Heading2"/>
       </w:pPr>
-      <w:bookmarkStart w:id="6097" w:name="heading-level-2"/>
-      <w:bookmarkEnd w:id="6097"/>
+      <w:bookmarkStart w:id="4019" w:name="heading-level-2"/>
+      <w:bookmarkEnd w:id="4019"/>
       <w:r>
         <w:t xml:space="preserve">Heading Level 2</w:t>
       </w:r>
@@ -4364,8 +6744,8 @@
       <w:pPr>
         <w:pStyle w:val="Heading3"/>
       </w:pPr>
-      <w:bookmarkStart w:id="1533" w:name="heading-level-3"/>
-      <w:bookmarkEnd w:id="1533"/>
+      <w:bookmarkStart w:id="9656" w:name="heading-level-3"/>
+      <w:bookmarkEnd w:id="9656"/>
       <w:r>
         <w:t xml:space="preserve">Heading Level 3</w:t>
       </w:r>
@@ -4374,8 +6754,8 @@
       <w:pPr>
         <w:pStyle w:val="Heading4"/>
       </w:pPr>
-      <w:bookmarkStart w:id="58" w:name="heading-level-4"/>
-      <w:bookmarkEnd w:id="58"/>
+      <w:bookmarkStart w:id="8386" w:name="heading-level-4"/>
+      <w:bookmarkEnd w:id="8386"/>
       <w:r>
         <w:t xml:space="preserve">Heading Level 4</w:t>
       </w:r>
@@ -4384,8 +6764,8 @@
       <w:pPr>
         <w:pStyle w:val="Heading5"/>
       </w:pPr>
-      <w:bookmarkStart w:id="7159" w:name="heading-level-5"/>
-      <w:bookmarkEnd w:id="7159"/>
+      <w:bookmarkStart w:id="8172" w:name="heading-level-5"/>
+      <w:bookmarkEnd w:id="8172"/>
       <w:r>
         <w:t xml:space="preserve">Heading Level 5</w:t>
       </w:r>
@@ -4394,8 +6774,8 @@
       <w:pPr>
         <w:pStyle w:val="Heading6"/>
       </w:pPr>
-      <w:bookmarkStart w:id="7850" w:name="heading-level-6"/>
-      <w:bookmarkEnd w:id="7850"/>
+      <w:bookmarkStart w:id="7760" w:name="heading-level-6"/>
+      <w:bookmarkEnd w:id="7760"/>
       <w:r>
         <w:t xml:space="preserve">Heading Level 6</w:t>
       </w:r>
@@ -4404,8 +6784,8 @@
       <w:pPr>
         <w:pStyle w:val="Heading2"/>
       </w:pPr>
-      <w:bookmarkStart w:id="9325" w:name="text-formatting"/>
-      <w:bookmarkEnd w:id="9325"/>
+      <w:bookmarkStart w:id="5192" w:name="text-formatting"/>
+      <w:bookmarkEnd w:id="5192"/>
       <w:r>
         <w:t xml:space="preserve">Text Formatting</w:t>
       </w:r>
@@ -4536,8 +6916,8 @@
       <w:pPr>
         <w:pStyle w:val="Heading2"/>
       </w:pPr>
-      <w:bookmarkStart w:id="1667" w:name="links"/>
-      <w:bookmarkEnd w:id="1667"/>
+      <w:bookmarkStart w:id="4239" w:name="links"/>
+      <w:bookmarkEnd w:id="4239"/>
       <w:r>
         <w:t xml:space="preserve">Links</w:t>
       </w:r>
@@ -4695,8 +7075,8 @@
       <w:pPr>
         <w:pStyle w:val="Heading2"/>
       </w:pPr>
-      <w:bookmarkStart w:id="298" w:name="images"/>
-      <w:bookmarkEnd w:id="298"/>
+      <w:bookmarkStart w:id="7970" w:name="images"/>
+      <w:bookmarkEnd w:id="7970"/>
       <w:r>
         <w:t xml:space="preserve">Images</w:t>
       </w:r>
@@ -5057,8 +7437,8 @@
       <w:pPr>
         <w:pStyle w:val="Heading2"/>
       </w:pPr>
-      <w:bookmarkStart w:id="1226" w:name="blockquotes"/>
-      <w:bookmarkEnd w:id="1226"/>
+      <w:bookmarkStart w:id="9712" w:name="blockquotes"/>
+      <w:bookmarkEnd w:id="9712"/>
       <w:r>
         <w:t xml:space="preserve">Blockquotes</w:t>
       </w:r>
@@ -5108,8 +7488,8 @@
       <w:pPr>
         <w:pStyle w:val="Heading2"/>
       </w:pPr>
-      <w:bookmarkStart w:id="9490" w:name="alerts"/>
-      <w:bookmarkEnd w:id="9490"/>
+      <w:bookmarkStart w:id="1400" w:name="alerts"/>
+      <w:bookmarkEnd w:id="1400"/>
       <w:r>
         <w:t xml:space="preserve">Alerts</w:t>
       </w:r>
@@ -5248,8 +7628,8 @@
       <w:pPr>
         <w:pStyle w:val="Heading2"/>
       </w:pPr>
-      <w:bookmarkStart w:id="743" w:name="unordered-lists"/>
-      <w:bookmarkEnd w:id="743"/>
+      <w:bookmarkStart w:id="5779" w:name="unordered-lists"/>
+      <w:bookmarkEnd w:id="5779"/>
       <w:r>
         <w:t xml:space="preserve">Unordered Lists</w:t>
       </w:r>
@@ -5383,8 +7763,8 @@
       <w:pPr>
         <w:pStyle w:val="Heading2"/>
       </w:pPr>
-      <w:bookmarkStart w:id="7128" w:name="ordered-lists"/>
-      <w:bookmarkEnd w:id="7128"/>
+      <w:bookmarkStart w:id="3818" w:name="ordered-lists"/>
+      <w:bookmarkEnd w:id="3818"/>
       <w:r>
         <w:t xml:space="preserve">Ordered Lists</w:t>
       </w:r>
@@ -5453,8 +7833,8 @@
       <w:pPr>
         <w:pStyle w:val="Heading2"/>
       </w:pPr>
-      <w:bookmarkStart w:id="446" w:name="task-lists"/>
-      <w:bookmarkEnd w:id="446"/>
+      <w:bookmarkStart w:id="3468" w:name="task-lists"/>
+      <w:bookmarkEnd w:id="3468"/>
       <w:r>
         <w:t xml:space="preserve">Task Lists</w:t>
       </w:r>
@@ -5523,8 +7903,8 @@
       <w:pPr>
         <w:pStyle w:val="Heading2"/>
       </w:pPr>
-      <w:bookmarkStart w:id="3891" w:name="inline-code"/>
-      <w:bookmarkEnd w:id="3891"/>
+      <w:bookmarkStart w:id="1482" w:name="inline-code"/>
+      <w:bookmarkEnd w:id="1482"/>
       <w:r>
         <w:t xml:space="preserve">Inline Code</w:t>
       </w:r>
@@ -5560,8 +7940,8 @@
       <w:pPr>
         <w:pStyle w:val="Heading2"/>
       </w:pPr>
-      <w:bookmarkStart w:id="3378" w:name="fenced-code-blocks"/>
-      <w:bookmarkEnd w:id="3378"/>
+      <w:bookmarkStart w:id="6502" w:name="fenced-code-blocks"/>
+      <w:bookmarkEnd w:id="6502"/>
       <w:r>
         <w:t xml:space="preserve">Fenced Code Blocks</w:t>
       </w:r>
@@ -5915,8 +8295,8 @@
       <w:pPr>
         <w:pStyle w:val="Heading2"/>
       </w:pPr>
-      <w:bookmarkStart w:id="3306" w:name="tables"/>
-      <w:bookmarkEnd w:id="3306"/>
+      <w:bookmarkStart w:id="4390" w:name="tables"/>
+      <w:bookmarkEnd w:id="4390"/>
       <w:r>
         <w:t xml:space="preserve">Tables</w:t>
       </w:r>
@@ -6167,8 +8547,8 @@
       <w:pPr>
         <w:pStyle w:val="Heading2"/>
       </w:pPr>
-      <w:bookmarkStart w:id="8144" w:name="horizontal-rules"/>
-      <w:bookmarkEnd w:id="8144"/>
+      <w:bookmarkStart w:id="2869" w:name="horizontal-rules"/>
+      <w:bookmarkEnd w:id="2869"/>
       <w:r>
         <w:t xml:space="preserve">Horizontal Rules</w:t>
       </w:r>
@@ -6198,8 +8578,8 @@
       <w:pPr>
         <w:pStyle w:val="Heading2"/>
       </w:pPr>
-      <w:bookmarkStart w:id="958" w:name="footnotes"/>
-      <w:bookmarkEnd w:id="958"/>
+      <w:bookmarkStart w:id="4783" w:name="footnotes"/>
+      <w:bookmarkEnd w:id="4783"/>
       <w:r>
         <w:t xml:space="preserve">Footnotes</w:t>
       </w:r>
@@ -6259,8 +8639,8 @@
       <w:pPr>
         <w:pStyle w:val="Heading2"/>
       </w:pPr>
-      <w:bookmarkStart w:id="1176" w:name="emoji"/>
-      <w:bookmarkEnd w:id="1176"/>
+      <w:bookmarkStart w:id="847" w:name="emoji"/>
+      <w:bookmarkEnd w:id="847"/>
       <w:r>
         <w:t xml:space="preserve">Emoji</w:t>
       </w:r>
@@ -6322,8 +8702,8 @@
       <w:pPr>
         <w:pStyle w:val="Heading2"/>
       </w:pPr>
-      <w:bookmarkStart w:id="1234" w:name="color-codes"/>
-      <w:bookmarkEnd w:id="1234"/>
+      <w:bookmarkStart w:id="5272" w:name="color-codes"/>
+      <w:bookmarkEnd w:id="5272"/>
       <w:r>
         <w:t xml:space="preserve">Color Codes</w:t>
       </w:r>
@@ -6380,8 +8760,8 @@
       <w:pPr>
         <w:pStyle w:val="Heading2"/>
       </w:pPr>
-      <w:bookmarkStart w:id="3943" w:name="html-comments"/>
-      <w:bookmarkEnd w:id="3943"/>
+      <w:bookmarkStart w:id="4013" w:name="html-comments"/>
+      <w:bookmarkEnd w:id="4013"/>
       <w:r>
         <w:t xml:space="preserve">HTML Comments</w:t>
       </w:r>
@@ -6396,8 +8776,8 @@
       <w:pPr>
         <w:pStyle w:val="Heading2"/>
       </w:pPr>
-      <w:bookmarkStart w:id="4018" w:name="mixed-nesting"/>
-      <w:bookmarkEnd w:id="4018"/>
+      <w:bookmarkStart w:id="8183" w:name="mixed-nesting"/>
+      <w:bookmarkEnd w:id="8183"/>
       <w:r>
         <w:t xml:space="preserve">Mixed Nesting</w:t>
       </w:r>
@@ -6620,8 +9000,8 @@
         <w:ind w:left="360"/>
         <w:spacing w:after="40"/>
       </w:pPr>
-      <w:bookmarkStart w:id="8644" w:name="fn-1"/>
-      <w:bookmarkEnd w:id="8644"/>
+      <w:bookmarkStart w:id="7841" w:name="fn-1"/>
+      <w:bookmarkEnd w:id="7841"/>
       <w:r>
         <w:rPr>
           <w:b/>
@@ -6642,8 +9022,8 @@
           <w:pgMar w:top="1440" w:right="1440" w:bottom="1440" w:left="1440"/>
         </w:sectPr>
       </w:pPr>
-      <w:bookmarkStart w:id="2690" w:name="fn-longnote"/>
-      <w:bookmarkEnd w:id="2690"/>
+      <w:bookmarkStart w:id="3293" w:name="fn-longnote"/>
+      <w:bookmarkEnd w:id="3293"/>
       <w:r>
         <w:rPr>
           <w:b/>

--- a/README.docx
+++ b/README.docx
@@ -6,8 +6,8 @@
       <w:pPr>
         <w:pStyle w:val="Heading1"/>
       </w:pPr>
-      <w:bookmarkStart w:id="5654" w:name="rocket-gh-readme2rtf-docx-txt-auto-convert-github-readmes-to-rtf-docx-txt-tada"/>
-      <w:bookmarkEnd w:id="5654"/>
+      <w:bookmarkStart w:id="629" w:name="rocket-gh-readme2rtf-docx-txt-auto-convert-github-readmes-to-rtf-docx-txt-tada"/>
+      <w:bookmarkEnd w:id="629"/>
       <w:r>
         <w:t xml:space="preserve">🚀</w:t>
       </w:r>
@@ -171,8 +171,8 @@
       <w:pPr>
         <w:pStyle w:val="Heading2"/>
       </w:pPr>
-      <w:bookmarkStart w:id="6782" w:name="why"/>
-      <w:bookmarkEnd w:id="6782"/>
+      <w:bookmarkStart w:id="4315" w:name="why"/>
+      <w:bookmarkEnd w:id="4315"/>
       <w:r>
         <w:t xml:space="preserve">Why?</w:t>
       </w:r>
@@ -340,8 +340,8 @@
       <w:pPr>
         <w:pStyle w:val="Heading2"/>
       </w:pPr>
-      <w:bookmarkStart w:id="2290" w:name="what-you-get"/>
-      <w:bookmarkEnd w:id="2290"/>
+      <w:bookmarkStart w:id="6514" w:name="what-you-get"/>
+      <w:bookmarkEnd w:id="6514"/>
       <w:r>
         <w:t xml:space="preserve">What You Get</w:t>
       </w:r>
@@ -1042,8 +1042,8 @@
       <w:pPr>
         <w:pStyle w:val="Heading2"/>
       </w:pPr>
-      <w:bookmarkStart w:id="391" w:name="quick-start"/>
-      <w:bookmarkEnd w:id="391"/>
+      <w:bookmarkStart w:id="3357" w:name="quick-start"/>
+      <w:bookmarkEnd w:id="3357"/>
       <w:r>
         <w:t xml:space="preserve">Quick Start</w:t>
       </w:r>
@@ -1052,532 +1052,210 @@
       <w:pPr>
         <w:pStyle w:val="Heading3"/>
       </w:pPr>
-      <w:bookmarkStart w:id="5943" w:name="1-copy-the-action-into-your-repo"/>
-      <w:bookmarkEnd w:id="5943"/>
-      <w:r>
-        <w:t xml:space="preserve">1. Copy the action into your repo</w:t>
-      </w:r>
-    </w:p>
-    <w:p>
-      <w:pPr>
-        <w:shd w:val="clear" w:fill="E6F0FA"/>
-        <w:spacing w:after="0" w:line="240" w:lineRule="auto"/>
-      </w:pPr>
-      <w:r>
-        <w:rPr>
-          <w:rFonts w:ascii="Consolas" w:hAnsi="Consolas"/>
-          <w:sz w:val="20"/>
-        </w:rPr>
-        <w:t xml:space="preserve">mkdir</w:t>
-      </w:r>
-      <w:r>
-        <w:rPr>
-          <w:rFonts w:ascii="Consolas" w:hAnsi="Consolas"/>
-          <w:sz w:val="20"/>
-        </w:rPr>
-        <w:t xml:space="preserve"> </w:t>
-      </w:r>
-      <w:r>
-        <w:rPr>
-          <w:rFonts w:ascii="Consolas" w:hAnsi="Consolas"/>
-          <w:sz w:val="20"/>
-        </w:rPr>
-        <w:t xml:space="preserve">-p</w:t>
-      </w:r>
-      <w:r>
-        <w:rPr>
-          <w:rFonts w:ascii="Consolas" w:hAnsi="Consolas"/>
-          <w:sz w:val="20"/>
-        </w:rPr>
-        <w:t xml:space="preserve"> </w:t>
-      </w:r>
-      <w:r>
-        <w:rPr>
-          <w:rFonts w:ascii="Consolas" w:hAnsi="Consolas"/>
-          <w:sz w:val="20"/>
-        </w:rPr>
-        <w:t xml:space="preserve">.github/actions/gh-readme2rtf-docx-txt</w:t>
-      </w:r>
-    </w:p>
-    <w:p>
-      <w:pPr>
-        <w:shd w:val="clear" w:fill="E6F0FA"/>
-        <w:spacing w:after="0" w:line="240" w:lineRule="auto"/>
-      </w:pPr>
-      <w:r>
-        <w:rPr>
-          <w:rFonts w:ascii="Consolas" w:hAnsi="Consolas"/>
-          <w:sz w:val="20"/>
-        </w:rPr>
-        <w:t xml:space="preserve">cp</w:t>
-      </w:r>
-      <w:r>
-        <w:rPr>
-          <w:rFonts w:ascii="Consolas" w:hAnsi="Consolas"/>
-          <w:sz w:val="20"/>
-        </w:rPr>
-        <w:t xml:space="preserve"> </w:t>
-      </w:r>
-      <w:r>
-        <w:rPr>
-          <w:rFonts w:ascii="Consolas" w:hAnsi="Consolas"/>
-          <w:sz w:val="20"/>
-        </w:rPr>
-        <w:t xml:space="preserve">action.yml</w:t>
-      </w:r>
-      <w:r>
-        <w:rPr>
-          <w:rFonts w:ascii="Consolas" w:hAnsi="Consolas"/>
-          <w:sz w:val="20"/>
-        </w:rPr>
-        <w:t xml:space="preserve"> </w:t>
-      </w:r>
-      <w:r>
-        <w:rPr>
-          <w:rFonts w:ascii="Consolas" w:hAnsi="Consolas"/>
-          <w:sz w:val="20"/>
-        </w:rPr>
-        <w:t xml:space="preserve">gh-readme2rtf-docx-txt.py</w:t>
-      </w:r>
-      <w:r>
-        <w:rPr>
-          <w:rFonts w:ascii="Consolas" w:hAnsi="Consolas"/>
-          <w:sz w:val="20"/>
-        </w:rPr>
-        <w:t xml:space="preserve"> </w:t>
-      </w:r>
-      <w:r>
-        <w:rPr>
-          <w:rFonts w:ascii="Consolas" w:hAnsi="Consolas"/>
-          <w:sz w:val="20"/>
-        </w:rPr>
-        <w:t xml:space="preserve">rtf_image_embedder.py</w:t>
-      </w:r>
-      <w:r>
-        <w:rPr>
-          <w:rFonts w:ascii="Consolas" w:hAnsi="Consolas"/>
-          <w:sz w:val="20"/>
-        </w:rPr>
-        <w:t xml:space="preserve"> </w:t>
-      </w:r>
-      <w:r>
-        <w:rPr>
-          <w:rFonts w:ascii="Consolas" w:hAnsi="Consolas"/>
-          <w:sz w:val="20"/>
-          <w:color w:val="A31515"/>
-        </w:rPr>
-        <w:t xml:space="preserve">\</w:t>
-      </w:r>
-    </w:p>
-    <w:p>
-      <w:pPr>
-        <w:shd w:val="clear" w:fill="E6F0FA"/>
-        <w:spacing w:after="0" w:line="240" w:lineRule="auto"/>
-      </w:pPr>
-      <w:r>
-        <w:rPr>
-          <w:rFonts w:ascii="Consolas" w:hAnsi="Consolas"/>
-          <w:sz w:val="20"/>
-        </w:rPr>
-        <w:t xml:space="preserve">   </w:t>
-      </w:r>
-      <w:r>
-        <w:rPr>
-          <w:rFonts w:ascii="Consolas" w:hAnsi="Consolas"/>
-          <w:sz w:val="20"/>
-        </w:rPr>
-        <w:t xml:space="preserve">.github/actions/gh-readme2rtf-docx-txt/</w:t>
-      </w:r>
-    </w:p>
-    <w:p>
-      <w:pPr>
-        <w:shd w:val="clear" w:fill="E6F0FA"/>
-        <w:spacing w:after="0" w:line="240" w:lineRule="auto"/>
-      </w:pPr>
-      <w:r>
-        <w:rPr>
-          <w:rFonts w:ascii="Consolas" w:hAnsi="Consolas"/>
-          <w:sz w:val="20"/>
-        </w:rPr>
-        <w:t xml:space="preserve">cp</w:t>
-      </w:r>
-      <w:r>
-        <w:rPr>
-          <w:rFonts w:ascii="Consolas" w:hAnsi="Consolas"/>
-          <w:sz w:val="20"/>
-        </w:rPr>
-        <w:t xml:space="preserve"> </w:t>
-      </w:r>
-      <w:r>
-        <w:rPr>
-          <w:rFonts w:ascii="Consolas" w:hAnsi="Consolas"/>
-          <w:sz w:val="20"/>
-        </w:rPr>
-        <w:t xml:space="preserve">gh-readme2rtf-docx-txt-settings.json</w:t>
-      </w:r>
-      <w:r>
-        <w:rPr>
-          <w:rFonts w:ascii="Consolas" w:hAnsi="Consolas"/>
-          <w:sz w:val="20"/>
-        </w:rPr>
-        <w:t xml:space="preserve"> </w:t>
-      </w:r>
-      <w:r>
-        <w:rPr>
-          <w:rFonts w:ascii="Consolas" w:hAnsi="Consolas"/>
-          <w:sz w:val="20"/>
-        </w:rPr>
-        <w:t xml:space="preserve">.</w:t>
-      </w:r>
-    </w:p>
-    <w:p>
-      <w:pPr>
-        <w:shd w:val="clear" w:fill="E6F0FA"/>
-        <w:spacing w:after="0" w:line="240" w:lineRule="auto"/>
-      </w:pPr>
-      <w:r>
-        <w:rPr>
-          <w:rFonts w:ascii="Consolas" w:hAnsi="Consolas"/>
-          <w:sz w:val="20"/>
-        </w:rPr>
-        <w:t xml:space="preserve"/>
-      </w:r>
-    </w:p>
-    <w:p>
-      <w:pPr>
-        <w:pStyle w:val="Heading3"/>
-      </w:pPr>
-      <w:bookmarkStart w:id="8726" w:name="2-configure-which-files-and-formats-to-generate"/>
-      <w:bookmarkEnd w:id="8726"/>
-      <w:r>
-        <w:t xml:space="preserve">2. Configure which files and formats to generate</w:t>
-      </w:r>
-    </w:p>
-    <w:p>
-      <w:r>
-        <w:t xml:space="preserve">Edit </w:t>
-      </w:r>
-      <w:r>
-        <w:rPr>
+      <w:bookmarkStart w:id="2948" w:name="1-files-you-need-download-the-zip-from-releases-and-extract-at-your-repo-root"/>
+      <w:bookmarkEnd w:id="2948"/>
+      <w:r>
+        <w:t xml:space="preserve">1. Files you need — download the zip from Releases and extract at your repo root</w:t>
+      </w:r>
+    </w:p>
+    <w:p>
+      <w:r>
+        <w:t xml:space="preserve">Grab the latest </w:t>
+      </w:r>
+      <w:r>
+        <w:rPr>
+          <w:b/>
           <w:rFonts w:ascii="Consolas" w:hAnsi="Consolas"/>
           <w:sz w:val="20"/>
           <w:shd w:val="clear" w:fill="E6F0FA"/>
         </w:rPr>
-        <w:t xml:space="preserve">gh-readme2rtf-docx-txt-settings.json</w:t>
-      </w:r>
-      <w:r>
-        <w:t xml:space="preserve"> at the repo root:</w:t>
-      </w:r>
-    </w:p>
-    <w:p>
-      <w:pPr>
-        <w:shd w:val="clear" w:fill="E6F0FA"/>
-        <w:spacing w:after="0" w:line="240" w:lineRule="auto"/>
-      </w:pPr>
-      <w:r>
-        <w:rPr>
-          <w:rFonts w:ascii="Consolas" w:hAnsi="Consolas"/>
-          <w:sz w:val="20"/>
-          <w:color w:val="808080"/>
-        </w:rPr>
-        <w:t xml:space="preserve">{</w:t>
-      </w:r>
-    </w:p>
-    <w:p>
-      <w:pPr>
-        <w:shd w:val="clear" w:fill="E6F0FA"/>
-        <w:spacing w:after="0" w:line="240" w:lineRule="auto"/>
-      </w:pPr>
-      <w:r>
-        <w:rPr>
-          <w:rFonts w:ascii="Consolas" w:hAnsi="Consolas"/>
-          <w:sz w:val="20"/>
-        </w:rPr>
-        <w:t xml:space="preserve">  </w:t>
-      </w:r>
-      <w:r>
-        <w:rPr>
-          <w:rFonts w:ascii="Consolas" w:hAnsi="Consolas"/>
-          <w:sz w:val="20"/>
-          <w:color w:val="000080"/>
-        </w:rPr>
-        <w:t xml:space="preserve">"files"</w:t>
-      </w:r>
-      <w:r>
-        <w:rPr>
-          <w:rFonts w:ascii="Consolas" w:hAnsi="Consolas"/>
-          <w:sz w:val="20"/>
-          <w:color w:val="808080"/>
-        </w:rPr>
-        <w:t xml:space="preserve">:</w:t>
-      </w:r>
-      <w:r>
-        <w:rPr>
-          <w:rFonts w:ascii="Consolas" w:hAnsi="Consolas"/>
-          <w:sz w:val="20"/>
-        </w:rPr>
-        <w:t xml:space="preserve"> </w:t>
-      </w:r>
-      <w:r>
-        <w:rPr>
-          <w:rFonts w:ascii="Consolas" w:hAnsi="Consolas"/>
-          <w:sz w:val="20"/>
-          <w:color w:val="808080"/>
-        </w:rPr>
-        <w:t xml:space="preserve">[</w:t>
-      </w:r>
-    </w:p>
-    <w:p>
-      <w:pPr>
-        <w:shd w:val="clear" w:fill="E6F0FA"/>
-        <w:spacing w:after="0" w:line="240" w:lineRule="auto"/>
-      </w:pPr>
-      <w:r>
-        <w:rPr>
-          <w:rFonts w:ascii="Consolas" w:hAnsi="Consolas"/>
-          <w:sz w:val="20"/>
-        </w:rPr>
-        <w:t xml:space="preserve">    </w:t>
-      </w:r>
-      <w:r>
-        <w:rPr>
-          <w:rFonts w:ascii="Consolas" w:hAnsi="Consolas"/>
-          <w:sz w:val="20"/>
-          <w:color w:val="808080"/>
-        </w:rPr>
-        <w:t xml:space="preserve">{</w:t>
-      </w:r>
-    </w:p>
-    <w:p>
-      <w:pPr>
-        <w:shd w:val="clear" w:fill="E6F0FA"/>
-        <w:spacing w:after="0" w:line="240" w:lineRule="auto"/>
-      </w:pPr>
-      <w:r>
-        <w:rPr>
-          <w:rFonts w:ascii="Consolas" w:hAnsi="Consolas"/>
-          <w:sz w:val="20"/>
-        </w:rPr>
-        <w:t xml:space="preserve">      </w:t>
-      </w:r>
-      <w:r>
-        <w:rPr>
-          <w:rFonts w:ascii="Consolas" w:hAnsi="Consolas"/>
-          <w:sz w:val="20"/>
-          <w:color w:val="000080"/>
-        </w:rPr>
-        <w:t xml:space="preserve">"input"</w:t>
-      </w:r>
-      <w:r>
-        <w:rPr>
-          <w:rFonts w:ascii="Consolas" w:hAnsi="Consolas"/>
-          <w:sz w:val="20"/>
-          <w:color w:val="808080"/>
-        </w:rPr>
-        <w:t xml:space="preserve">:</w:t>
-      </w:r>
-      <w:r>
-        <w:rPr>
-          <w:rFonts w:ascii="Consolas" w:hAnsi="Consolas"/>
-          <w:sz w:val="20"/>
-        </w:rPr>
-        <w:t xml:space="preserve"> </w:t>
-      </w:r>
-      <w:r>
-        <w:rPr>
-          <w:rFonts w:ascii="Consolas" w:hAnsi="Consolas"/>
-          <w:sz w:val="20"/>
-          <w:color w:val="A31515"/>
-        </w:rPr>
-        <w:t xml:space="preserve">"README.md"</w:t>
-      </w:r>
-      <w:r>
-        <w:rPr>
-          <w:rFonts w:ascii="Consolas" w:hAnsi="Consolas"/>
-          <w:sz w:val="20"/>
-          <w:color w:val="808080"/>
-        </w:rPr>
-        <w:t xml:space="preserve">,</w:t>
-      </w:r>
-    </w:p>
-    <w:p>
-      <w:pPr>
-        <w:shd w:val="clear" w:fill="E6F0FA"/>
-        <w:spacing w:after="0" w:line="240" w:lineRule="auto"/>
-      </w:pPr>
-      <w:r>
-        <w:rPr>
-          <w:rFonts w:ascii="Consolas" w:hAnsi="Consolas"/>
-          <w:sz w:val="20"/>
-        </w:rPr>
-        <w:t xml:space="preserve">      </w:t>
-      </w:r>
-      <w:r>
-        <w:rPr>
-          <w:rFonts w:ascii="Consolas" w:hAnsi="Consolas"/>
-          <w:sz w:val="20"/>
-          <w:color w:val="000080"/>
-        </w:rPr>
-        <w:t xml:space="preserve">"output_formats"</w:t>
-      </w:r>
-      <w:r>
-        <w:rPr>
-          <w:rFonts w:ascii="Consolas" w:hAnsi="Consolas"/>
-          <w:sz w:val="20"/>
-          <w:color w:val="808080"/>
-        </w:rPr>
-        <w:t xml:space="preserve">:</w:t>
-      </w:r>
-      <w:r>
-        <w:rPr>
-          <w:rFonts w:ascii="Consolas" w:hAnsi="Consolas"/>
-          <w:sz w:val="20"/>
-        </w:rPr>
-        <w:t xml:space="preserve"> </w:t>
-      </w:r>
-      <w:r>
-        <w:rPr>
-          <w:rFonts w:ascii="Consolas" w:hAnsi="Consolas"/>
-          <w:sz w:val="20"/>
-          <w:color w:val="808080"/>
-        </w:rPr>
-        <w:t xml:space="preserve">[</w:t>
-      </w:r>
-      <w:r>
-        <w:rPr>
-          <w:rFonts w:ascii="Consolas" w:hAnsi="Consolas"/>
-          <w:sz w:val="20"/>
-          <w:color w:val="A31515"/>
-        </w:rPr>
-        <w:t xml:space="preserve">"rtf"</w:t>
-      </w:r>
-      <w:r>
-        <w:rPr>
-          <w:rFonts w:ascii="Consolas" w:hAnsi="Consolas"/>
-          <w:sz w:val="20"/>
-          <w:color w:val="808080"/>
-        </w:rPr>
-        <w:t xml:space="preserve">,</w:t>
-      </w:r>
-      <w:r>
-        <w:rPr>
-          <w:rFonts w:ascii="Consolas" w:hAnsi="Consolas"/>
-          <w:sz w:val="20"/>
-        </w:rPr>
-        <w:t xml:space="preserve"> </w:t>
-      </w:r>
-      <w:r>
-        <w:rPr>
-          <w:rFonts w:ascii="Consolas" w:hAnsi="Consolas"/>
-          <w:sz w:val="20"/>
-          <w:color w:val="A31515"/>
-        </w:rPr>
-        <w:t xml:space="preserve">"docx"</w:t>
-      </w:r>
-      <w:r>
-        <w:rPr>
-          <w:rFonts w:ascii="Consolas" w:hAnsi="Consolas"/>
-          <w:sz w:val="20"/>
-          <w:color w:val="808080"/>
-        </w:rPr>
-        <w:t xml:space="preserve">,</w:t>
-      </w:r>
-      <w:r>
-        <w:rPr>
-          <w:rFonts w:ascii="Consolas" w:hAnsi="Consolas"/>
-          <w:sz w:val="20"/>
-        </w:rPr>
-        <w:t xml:space="preserve"> </w:t>
-      </w:r>
-      <w:r>
-        <w:rPr>
-          <w:rFonts w:ascii="Consolas" w:hAnsi="Consolas"/>
-          <w:sz w:val="20"/>
-          <w:color w:val="A31515"/>
-        </w:rPr>
-        <w:t xml:space="preserve">"txt"</w:t>
-      </w:r>
-      <w:r>
-        <w:rPr>
-          <w:rFonts w:ascii="Consolas" w:hAnsi="Consolas"/>
-          <w:sz w:val="20"/>
-          <w:color w:val="808080"/>
-        </w:rPr>
-        <w:t xml:space="preserve">]</w:t>
-      </w:r>
-    </w:p>
-    <w:p>
-      <w:pPr>
-        <w:shd w:val="clear" w:fill="E6F0FA"/>
-        <w:spacing w:after="0" w:line="240" w:lineRule="auto"/>
-      </w:pPr>
-      <w:r>
-        <w:rPr>
-          <w:rFonts w:ascii="Consolas" w:hAnsi="Consolas"/>
-          <w:sz w:val="20"/>
-        </w:rPr>
-        <w:t xml:space="preserve">    </w:t>
-      </w:r>
-      <w:r>
-        <w:rPr>
-          <w:rFonts w:ascii="Consolas" w:hAnsi="Consolas"/>
-          <w:sz w:val="20"/>
-          <w:color w:val="808080"/>
-        </w:rPr>
-        <w:t xml:space="preserve">}</w:t>
-      </w:r>
-    </w:p>
-    <w:p>
-      <w:pPr>
-        <w:shd w:val="clear" w:fill="E6F0FA"/>
-        <w:spacing w:after="0" w:line="240" w:lineRule="auto"/>
-      </w:pPr>
-      <w:r>
-        <w:rPr>
-          <w:rFonts w:ascii="Consolas" w:hAnsi="Consolas"/>
-          <w:sz w:val="20"/>
-        </w:rPr>
-        <w:t xml:space="preserve">  </w:t>
-      </w:r>
-      <w:r>
-        <w:rPr>
-          <w:rFonts w:ascii="Consolas" w:hAnsi="Consolas"/>
-          <w:sz w:val="20"/>
-          <w:color w:val="808080"/>
-        </w:rPr>
-        <w:t xml:space="preserve">]</w:t>
-      </w:r>
-    </w:p>
-    <w:p>
-      <w:pPr>
-        <w:shd w:val="clear" w:fill="E6F0FA"/>
-        <w:spacing w:after="0" w:line="240" w:lineRule="auto"/>
-      </w:pPr>
-      <w:r>
-        <w:rPr>
-          <w:rFonts w:ascii="Consolas" w:hAnsi="Consolas"/>
-          <w:sz w:val="20"/>
-          <w:color w:val="808080"/>
-        </w:rPr>
-        <w:t xml:space="preserve">}</w:t>
-      </w:r>
-    </w:p>
-    <w:p>
-      <w:pPr>
-        <w:shd w:val="clear" w:fill="E6F0FA"/>
-        <w:spacing w:after="0" w:line="240" w:lineRule="auto"/>
-      </w:pPr>
-      <w:r>
-        <w:rPr>
-          <w:rFonts w:ascii="Consolas" w:hAnsi="Consolas"/>
-          <w:sz w:val="20"/>
-        </w:rPr>
-        <w:t xml:space="preserve"/>
-      </w:r>
-    </w:p>
-    <w:p>
-      <w:r>
-        <w:t xml:space="preserve">Each entry picks any combination of </w:t>
+        <w:t xml:space="preserve">gh-readme2rtf-docx-txt-install.zip</w:t>
+      </w:r>
+      <w:r>
+        <w:t xml:space="preserve"> from the </w:t>
+      </w:r>
+      <w:r>
+        <w:fldChar w:fldCharType="begin"/>
+      </w:r>
+      <w:r>
+        <w:instrText xml:space="preserve"> HYPERLINK "../../releases" </w:instrText>
+      </w:r>
+      <w:r>
+        <w:fldChar w:fldCharType="separate"/>
+      </w:r>
+      <w:r>
+        <w:rPr>
+          <w:color w:val="365F91"/>
+          <w:u w:val="single"/>
+        </w:rPr>
+        <w:t xml:space="preserve">Releases</w:t>
+      </w:r>
+      <w:r>
+        <w:fldChar w:fldCharType="end"/>
+      </w:r>
+      <w:r>
+        <w:t xml:space="preserve"> page and unzip it at the root of your project. The zip mirrors the final install layout, so extraction drops everything into the correct place:</w:t>
+      </w:r>
+    </w:p>
+    <w:p>
+      <w:pPr>
+        <w:shd w:val="clear" w:fill="E6F0FA"/>
+        <w:spacing w:after="0" w:line="240" w:lineRule="auto"/>
+      </w:pPr>
+      <w:r>
+        <w:rPr>
+          <w:rFonts w:ascii="Consolas" w:hAnsi="Consolas"/>
+          <w:sz w:val="20"/>
+        </w:rPr>
+        <w:t xml:space="preserve">your-repo/</w:t>
+      </w:r>
+    </w:p>
+    <w:p>
+      <w:pPr>
+        <w:shd w:val="clear" w:fill="E6F0FA"/>
+        <w:spacing w:after="0" w:line="240" w:lineRule="auto"/>
+      </w:pPr>
+      <w:r>
+        <w:rPr>
+          <w:rFonts w:ascii="Consolas" w:hAnsi="Consolas"/>
+          <w:sz w:val="20"/>
+        </w:rPr>
+        <w:t xml:space="preserve">├── gh-readme2rtf-docx-txt-settings.json    ◄── the only file at your repo root</w:t>
+      </w:r>
+    </w:p>
+    <w:p>
+      <w:pPr>
+        <w:shd w:val="clear" w:fill="E6F0FA"/>
+        <w:spacing w:after="0" w:line="240" w:lineRule="auto"/>
+      </w:pPr>
+      <w:r>
+        <w:rPr>
+          <w:rFonts w:ascii="Consolas" w:hAnsi="Consolas"/>
+          <w:sz w:val="20"/>
+        </w:rPr>
+        <w:t xml:space="preserve">│</w:t>
+      </w:r>
+    </w:p>
+    <w:p>
+      <w:pPr>
+        <w:shd w:val="clear" w:fill="E6F0FA"/>
+        <w:spacing w:after="0" w:line="240" w:lineRule="auto"/>
+      </w:pPr>
+      <w:r>
+        <w:rPr>
+          <w:rFonts w:ascii="Consolas" w:hAnsi="Consolas"/>
+          <w:sz w:val="20"/>
+        </w:rPr>
+        <w:t xml:space="preserve">└── .github/</w:t>
+      </w:r>
+    </w:p>
+    <w:p>
+      <w:pPr>
+        <w:shd w:val="clear" w:fill="E6F0FA"/>
+        <w:spacing w:after="0" w:line="240" w:lineRule="auto"/>
+      </w:pPr>
+      <w:r>
+        <w:rPr>
+          <w:rFonts w:ascii="Consolas" w:hAnsi="Consolas"/>
+          <w:sz w:val="20"/>
+        </w:rPr>
+        <w:t xml:space="preserve">    ├── workflows/</w:t>
+      </w:r>
+    </w:p>
+    <w:p>
+      <w:pPr>
+        <w:shd w:val="clear" w:fill="E6F0FA"/>
+        <w:spacing w:after="0" w:line="240" w:lineRule="auto"/>
+      </w:pPr>
+      <w:r>
+        <w:rPr>
+          <w:rFonts w:ascii="Consolas" w:hAnsi="Consolas"/>
+          <w:sz w:val="20"/>
+        </w:rPr>
+        <w:t xml:space="preserve">    │   └── gh-readme2rtf-docx-txt.yml      ◄── the workflow GitHub Actions discovers</w:t>
+      </w:r>
+    </w:p>
+    <w:p>
+      <w:pPr>
+        <w:shd w:val="clear" w:fill="E6F0FA"/>
+        <w:spacing w:after="0" w:line="240" w:lineRule="auto"/>
+      </w:pPr>
+      <w:r>
+        <w:rPr>
+          <w:rFonts w:ascii="Consolas" w:hAnsi="Consolas"/>
+          <w:sz w:val="20"/>
+        </w:rPr>
+        <w:t xml:space="preserve">    │</w:t>
+      </w:r>
+    </w:p>
+    <w:p>
+      <w:pPr>
+        <w:shd w:val="clear" w:fill="E6F0FA"/>
+        <w:spacing w:after="0" w:line="240" w:lineRule="auto"/>
+      </w:pPr>
+      <w:r>
+        <w:rPr>
+          <w:rFonts w:ascii="Consolas" w:hAnsi="Consolas"/>
+          <w:sz w:val="20"/>
+        </w:rPr>
+        <w:t xml:space="preserve">    └── actions/</w:t>
+      </w:r>
+    </w:p>
+    <w:p>
+      <w:pPr>
+        <w:shd w:val="clear" w:fill="E6F0FA"/>
+        <w:spacing w:after="0" w:line="240" w:lineRule="auto"/>
+      </w:pPr>
+      <w:r>
+        <w:rPr>
+          <w:rFonts w:ascii="Consolas" w:hAnsi="Consolas"/>
+          <w:sz w:val="20"/>
+        </w:rPr>
+        <w:t xml:space="preserve">        └── gh-readme2rtf-docx-txt/</w:t>
+      </w:r>
+    </w:p>
+    <w:p>
+      <w:pPr>
+        <w:shd w:val="clear" w:fill="E6F0FA"/>
+        <w:spacing w:after="0" w:line="240" w:lineRule="auto"/>
+      </w:pPr>
+      <w:r>
+        <w:rPr>
+          <w:rFonts w:ascii="Consolas" w:hAnsi="Consolas"/>
+          <w:sz w:val="20"/>
+        </w:rPr>
+        <w:t xml:space="preserve">            ├── action.yml                  ◄── composite action definition</w:t>
+      </w:r>
+    </w:p>
+    <w:p>
+      <w:pPr>
+        <w:shd w:val="clear" w:fill="E6F0FA"/>
+        <w:spacing w:after="0" w:line="240" w:lineRule="auto"/>
+      </w:pPr>
+      <w:r>
+        <w:rPr>
+          <w:rFonts w:ascii="Consolas" w:hAnsi="Consolas"/>
+          <w:sz w:val="20"/>
+        </w:rPr>
+        <w:t xml:space="preserve">            ├── gh-readme2rtf-docx-txt.py   ◄── the converter (GFM → RTF/DOCX/TXT)</w:t>
+      </w:r>
+    </w:p>
+    <w:p>
+      <w:pPr>
+        <w:shd w:val="clear" w:fill="E6F0FA"/>
+        <w:spacing w:after="0" w:line="240" w:lineRule="auto"/>
+      </w:pPr>
+      <w:r>
+        <w:rPr>
+          <w:rFonts w:ascii="Consolas" w:hAnsi="Consolas"/>
+          <w:sz w:val="20"/>
+        </w:rPr>
+        <w:t xml:space="preserve">            └── rtf_image_embedder.py       ◄── RTF image post-processor</w:t>
+      </w:r>
+    </w:p>
+    <w:p>
+      <w:r>
+        <w:t xml:space="preserve">The zip also includes </w:t>
       </w:r>
       <w:r>
         <w:rPr>
@@ -1585,43 +1263,10 @@
           <w:sz w:val="20"/>
           <w:shd w:val="clear" w:fill="E6F0FA"/>
         </w:rPr>
-        <w:t xml:space="preserve">rtf</w:t>
-      </w:r>
-      <w:r>
-        <w:t xml:space="preserve">, </w:t>
-      </w:r>
-      <w:r>
-        <w:rPr>
-          <w:rFonts w:ascii="Consolas" w:hAnsi="Consolas"/>
-          <w:sz w:val="20"/>
-          <w:shd w:val="clear" w:fill="E6F0FA"/>
-        </w:rPr>
-        <w:t xml:space="preserve">docx</w:t>
-      </w:r>
-      <w:r>
-        <w:t xml:space="preserve">, </w:t>
-      </w:r>
-      <w:r>
-        <w:rPr>
-          <w:rFonts w:ascii="Consolas" w:hAnsi="Consolas"/>
-          <w:sz w:val="20"/>
-          <w:shd w:val="clear" w:fill="E6F0FA"/>
-        </w:rPr>
-        <w:t xml:space="preserve">txt</w:t>
-      </w:r>
-      <w:r>
-        <w:t xml:space="preserve">. Multiple </w:t>
-      </w:r>
-      <w:r>
-        <w:rPr>
-          <w:rFonts w:ascii="Consolas" w:hAnsi="Consolas"/>
-          <w:sz w:val="20"/>
-          <w:shd w:val="clear" w:fill="E6F0FA"/>
-        </w:rPr>
-        <w:t xml:space="preserve">files</w:t>
-      </w:r>
-      <w:r>
-        <w:t xml:space="preserve"> entries are supported — e.g. a top-level README plus submodule READMEs.</w:t>
+        <w:t xml:space="preserve">gh-readme2rtf-docx-txt.rtf</w:t>
+      </w:r>
+      <w:r>
+        <w:t xml:space="preserve"> (a renamed copy of this README rendered to RTF) so you can see a working example of the tool's output right next to the files.</w:t>
       </w:r>
     </w:p>
     <w:p>
@@ -1635,6 +1280,426 @@
         <w:rPr>
           <w:b/>
         </w:rPr>
+        <w:t xml:space="preserve">Why this layout?</w:t>
+      </w:r>
+      <w:r>
+        <w:t xml:space="preserve"> The workflow YAML must live directly in </w:t>
+      </w:r>
+      <w:r>
+        <w:rPr>
+          <w:rFonts w:ascii="Consolas" w:hAnsi="Consolas"/>
+          <w:sz w:val="20"/>
+          <w:shd w:val="clear" w:fill="E6F0FA"/>
+        </w:rPr>
+        <w:t xml:space="preserve">.github/workflows/</w:t>
+      </w:r>
+      <w:r>
+        <w:t xml:space="preserve"> — GitHub only discovers workflows at that exact path. Everything else (the composite action, Python scripts) is consolidated into one sibling folder, </w:t>
+      </w:r>
+      <w:r>
+        <w:rPr>
+          <w:rFonts w:ascii="Consolas" w:hAnsi="Consolas"/>
+          <w:sz w:val="20"/>
+          <w:shd w:val="clear" w:fill="E6F0FA"/>
+        </w:rPr>
+        <w:t xml:space="preserve">.github/actions/gh-readme2rtf-docx-txt/</w:t>
+      </w:r>
+      <w:r>
+        <w:t xml:space="preserve">. The settings file sits at the repo root so it's easy to find and edit.</w:t>
+      </w:r>
+    </w:p>
+    <w:p>
+      <w:pPr>
+        <w:pStyle w:val="Heading3"/>
+      </w:pPr>
+      <w:bookmarkStart w:id="4003" w:name="2-configure-which-files-and-formats-to-generate"/>
+      <w:bookmarkEnd w:id="4003"/>
+      <w:r>
+        <w:t xml:space="preserve">2. Configure which files and formats to generate</w:t>
+      </w:r>
+    </w:p>
+    <w:p>
+      <w:r>
+        <w:t xml:space="preserve">Edit </w:t>
+      </w:r>
+      <w:r>
+        <w:rPr>
+          <w:rFonts w:ascii="Consolas" w:hAnsi="Consolas"/>
+          <w:sz w:val="20"/>
+          <w:shd w:val="clear" w:fill="E6F0FA"/>
+        </w:rPr>
+        <w:t xml:space="preserve">gh-readme2rtf-docx-txt-settings.json</w:t>
+      </w:r>
+      <w:r>
+        <w:t xml:space="preserve"> at the repo root:</w:t>
+      </w:r>
+    </w:p>
+    <w:p>
+      <w:pPr>
+        <w:shd w:val="clear" w:fill="E6F0FA"/>
+        <w:spacing w:after="0" w:line="240" w:lineRule="auto"/>
+      </w:pPr>
+      <w:r>
+        <w:rPr>
+          <w:rFonts w:ascii="Consolas" w:hAnsi="Consolas"/>
+          <w:sz w:val="20"/>
+          <w:color w:val="808080"/>
+        </w:rPr>
+        <w:t xml:space="preserve">{</w:t>
+      </w:r>
+    </w:p>
+    <w:p>
+      <w:pPr>
+        <w:shd w:val="clear" w:fill="E6F0FA"/>
+        <w:spacing w:after="0" w:line="240" w:lineRule="auto"/>
+      </w:pPr>
+      <w:r>
+        <w:rPr>
+          <w:rFonts w:ascii="Consolas" w:hAnsi="Consolas"/>
+          <w:sz w:val="20"/>
+        </w:rPr>
+        <w:t xml:space="preserve">  </w:t>
+      </w:r>
+      <w:r>
+        <w:rPr>
+          <w:rFonts w:ascii="Consolas" w:hAnsi="Consolas"/>
+          <w:sz w:val="20"/>
+          <w:color w:val="000080"/>
+        </w:rPr>
+        <w:t xml:space="preserve">"files"</w:t>
+      </w:r>
+      <w:r>
+        <w:rPr>
+          <w:rFonts w:ascii="Consolas" w:hAnsi="Consolas"/>
+          <w:sz w:val="20"/>
+          <w:color w:val="808080"/>
+        </w:rPr>
+        <w:t xml:space="preserve">:</w:t>
+      </w:r>
+      <w:r>
+        <w:rPr>
+          <w:rFonts w:ascii="Consolas" w:hAnsi="Consolas"/>
+          <w:sz w:val="20"/>
+        </w:rPr>
+        <w:t xml:space="preserve"> </w:t>
+      </w:r>
+      <w:r>
+        <w:rPr>
+          <w:rFonts w:ascii="Consolas" w:hAnsi="Consolas"/>
+          <w:sz w:val="20"/>
+          <w:color w:val="808080"/>
+        </w:rPr>
+        <w:t xml:space="preserve">[</w:t>
+      </w:r>
+    </w:p>
+    <w:p>
+      <w:pPr>
+        <w:shd w:val="clear" w:fill="E6F0FA"/>
+        <w:spacing w:after="0" w:line="240" w:lineRule="auto"/>
+      </w:pPr>
+      <w:r>
+        <w:rPr>
+          <w:rFonts w:ascii="Consolas" w:hAnsi="Consolas"/>
+          <w:sz w:val="20"/>
+        </w:rPr>
+        <w:t xml:space="preserve">    </w:t>
+      </w:r>
+      <w:r>
+        <w:rPr>
+          <w:rFonts w:ascii="Consolas" w:hAnsi="Consolas"/>
+          <w:sz w:val="20"/>
+          <w:color w:val="808080"/>
+        </w:rPr>
+        <w:t xml:space="preserve">{</w:t>
+      </w:r>
+    </w:p>
+    <w:p>
+      <w:pPr>
+        <w:shd w:val="clear" w:fill="E6F0FA"/>
+        <w:spacing w:after="0" w:line="240" w:lineRule="auto"/>
+      </w:pPr>
+      <w:r>
+        <w:rPr>
+          <w:rFonts w:ascii="Consolas" w:hAnsi="Consolas"/>
+          <w:sz w:val="20"/>
+        </w:rPr>
+        <w:t xml:space="preserve">      </w:t>
+      </w:r>
+      <w:r>
+        <w:rPr>
+          <w:rFonts w:ascii="Consolas" w:hAnsi="Consolas"/>
+          <w:sz w:val="20"/>
+          <w:color w:val="000080"/>
+        </w:rPr>
+        <w:t xml:space="preserve">"input"</w:t>
+      </w:r>
+      <w:r>
+        <w:rPr>
+          <w:rFonts w:ascii="Consolas" w:hAnsi="Consolas"/>
+          <w:sz w:val="20"/>
+          <w:color w:val="808080"/>
+        </w:rPr>
+        <w:t xml:space="preserve">:</w:t>
+      </w:r>
+      <w:r>
+        <w:rPr>
+          <w:rFonts w:ascii="Consolas" w:hAnsi="Consolas"/>
+          <w:sz w:val="20"/>
+        </w:rPr>
+        <w:t xml:space="preserve"> </w:t>
+      </w:r>
+      <w:r>
+        <w:rPr>
+          <w:rFonts w:ascii="Consolas" w:hAnsi="Consolas"/>
+          <w:sz w:val="20"/>
+          <w:color w:val="A31515"/>
+        </w:rPr>
+        <w:t xml:space="preserve">"README.md"</w:t>
+      </w:r>
+      <w:r>
+        <w:rPr>
+          <w:rFonts w:ascii="Consolas" w:hAnsi="Consolas"/>
+          <w:sz w:val="20"/>
+          <w:color w:val="808080"/>
+        </w:rPr>
+        <w:t xml:space="preserve">,</w:t>
+      </w:r>
+    </w:p>
+    <w:p>
+      <w:pPr>
+        <w:shd w:val="clear" w:fill="E6F0FA"/>
+        <w:spacing w:after="0" w:line="240" w:lineRule="auto"/>
+      </w:pPr>
+      <w:r>
+        <w:rPr>
+          <w:rFonts w:ascii="Consolas" w:hAnsi="Consolas"/>
+          <w:sz w:val="20"/>
+        </w:rPr>
+        <w:t xml:space="preserve">      </w:t>
+      </w:r>
+      <w:r>
+        <w:rPr>
+          <w:rFonts w:ascii="Consolas" w:hAnsi="Consolas"/>
+          <w:sz w:val="20"/>
+          <w:color w:val="000080"/>
+        </w:rPr>
+        <w:t xml:space="preserve">"output_formats"</w:t>
+      </w:r>
+      <w:r>
+        <w:rPr>
+          <w:rFonts w:ascii="Consolas" w:hAnsi="Consolas"/>
+          <w:sz w:val="20"/>
+          <w:color w:val="808080"/>
+        </w:rPr>
+        <w:t xml:space="preserve">:</w:t>
+      </w:r>
+      <w:r>
+        <w:rPr>
+          <w:rFonts w:ascii="Consolas" w:hAnsi="Consolas"/>
+          <w:sz w:val="20"/>
+        </w:rPr>
+        <w:t xml:space="preserve"> </w:t>
+      </w:r>
+      <w:r>
+        <w:rPr>
+          <w:rFonts w:ascii="Consolas" w:hAnsi="Consolas"/>
+          <w:sz w:val="20"/>
+          <w:color w:val="808080"/>
+        </w:rPr>
+        <w:t xml:space="preserve">[</w:t>
+      </w:r>
+      <w:r>
+        <w:rPr>
+          <w:rFonts w:ascii="Consolas" w:hAnsi="Consolas"/>
+          <w:sz w:val="20"/>
+          <w:color w:val="A31515"/>
+        </w:rPr>
+        <w:t xml:space="preserve">"rtf"</w:t>
+      </w:r>
+      <w:r>
+        <w:rPr>
+          <w:rFonts w:ascii="Consolas" w:hAnsi="Consolas"/>
+          <w:sz w:val="20"/>
+          <w:color w:val="808080"/>
+        </w:rPr>
+        <w:t xml:space="preserve">,</w:t>
+      </w:r>
+      <w:r>
+        <w:rPr>
+          <w:rFonts w:ascii="Consolas" w:hAnsi="Consolas"/>
+          <w:sz w:val="20"/>
+        </w:rPr>
+        <w:t xml:space="preserve"> </w:t>
+      </w:r>
+      <w:r>
+        <w:rPr>
+          <w:rFonts w:ascii="Consolas" w:hAnsi="Consolas"/>
+          <w:sz w:val="20"/>
+          <w:color w:val="A31515"/>
+        </w:rPr>
+        <w:t xml:space="preserve">"docx"</w:t>
+      </w:r>
+      <w:r>
+        <w:rPr>
+          <w:rFonts w:ascii="Consolas" w:hAnsi="Consolas"/>
+          <w:sz w:val="20"/>
+          <w:color w:val="808080"/>
+        </w:rPr>
+        <w:t xml:space="preserve">,</w:t>
+      </w:r>
+      <w:r>
+        <w:rPr>
+          <w:rFonts w:ascii="Consolas" w:hAnsi="Consolas"/>
+          <w:sz w:val="20"/>
+        </w:rPr>
+        <w:t xml:space="preserve"> </w:t>
+      </w:r>
+      <w:r>
+        <w:rPr>
+          <w:rFonts w:ascii="Consolas" w:hAnsi="Consolas"/>
+          <w:sz w:val="20"/>
+          <w:color w:val="A31515"/>
+        </w:rPr>
+        <w:t xml:space="preserve">"txt"</w:t>
+      </w:r>
+      <w:r>
+        <w:rPr>
+          <w:rFonts w:ascii="Consolas" w:hAnsi="Consolas"/>
+          <w:sz w:val="20"/>
+          <w:color w:val="808080"/>
+        </w:rPr>
+        <w:t xml:space="preserve">]</w:t>
+      </w:r>
+    </w:p>
+    <w:p>
+      <w:pPr>
+        <w:shd w:val="clear" w:fill="E6F0FA"/>
+        <w:spacing w:after="0" w:line="240" w:lineRule="auto"/>
+      </w:pPr>
+      <w:r>
+        <w:rPr>
+          <w:rFonts w:ascii="Consolas" w:hAnsi="Consolas"/>
+          <w:sz w:val="20"/>
+        </w:rPr>
+        <w:t xml:space="preserve">    </w:t>
+      </w:r>
+      <w:r>
+        <w:rPr>
+          <w:rFonts w:ascii="Consolas" w:hAnsi="Consolas"/>
+          <w:sz w:val="20"/>
+          <w:color w:val="808080"/>
+        </w:rPr>
+        <w:t xml:space="preserve">}</w:t>
+      </w:r>
+    </w:p>
+    <w:p>
+      <w:pPr>
+        <w:shd w:val="clear" w:fill="E6F0FA"/>
+        <w:spacing w:after="0" w:line="240" w:lineRule="auto"/>
+      </w:pPr>
+      <w:r>
+        <w:rPr>
+          <w:rFonts w:ascii="Consolas" w:hAnsi="Consolas"/>
+          <w:sz w:val="20"/>
+        </w:rPr>
+        <w:t xml:space="preserve">  </w:t>
+      </w:r>
+      <w:r>
+        <w:rPr>
+          <w:rFonts w:ascii="Consolas" w:hAnsi="Consolas"/>
+          <w:sz w:val="20"/>
+          <w:color w:val="808080"/>
+        </w:rPr>
+        <w:t xml:space="preserve">]</w:t>
+      </w:r>
+    </w:p>
+    <w:p>
+      <w:pPr>
+        <w:shd w:val="clear" w:fill="E6F0FA"/>
+        <w:spacing w:after="0" w:line="240" w:lineRule="auto"/>
+      </w:pPr>
+      <w:r>
+        <w:rPr>
+          <w:rFonts w:ascii="Consolas" w:hAnsi="Consolas"/>
+          <w:sz w:val="20"/>
+          <w:color w:val="808080"/>
+        </w:rPr>
+        <w:t xml:space="preserve">}</w:t>
+      </w:r>
+    </w:p>
+    <w:p>
+      <w:pPr>
+        <w:shd w:val="clear" w:fill="E6F0FA"/>
+        <w:spacing w:after="0" w:line="240" w:lineRule="auto"/>
+      </w:pPr>
+      <w:r>
+        <w:rPr>
+          <w:rFonts w:ascii="Consolas" w:hAnsi="Consolas"/>
+          <w:sz w:val="20"/>
+        </w:rPr>
+        <w:t xml:space="preserve"/>
+      </w:r>
+    </w:p>
+    <w:p>
+      <w:r>
+        <w:t xml:space="preserve">Each entry picks any combination of </w:t>
+      </w:r>
+      <w:r>
+        <w:rPr>
+          <w:rFonts w:ascii="Consolas" w:hAnsi="Consolas"/>
+          <w:sz w:val="20"/>
+          <w:shd w:val="clear" w:fill="E6F0FA"/>
+        </w:rPr>
+        <w:t xml:space="preserve">rtf</w:t>
+      </w:r>
+      <w:r>
+        <w:t xml:space="preserve">, </w:t>
+      </w:r>
+      <w:r>
+        <w:rPr>
+          <w:rFonts w:ascii="Consolas" w:hAnsi="Consolas"/>
+          <w:sz w:val="20"/>
+          <w:shd w:val="clear" w:fill="E6F0FA"/>
+        </w:rPr>
+        <w:t xml:space="preserve">docx</w:t>
+      </w:r>
+      <w:r>
+        <w:t xml:space="preserve">, </w:t>
+      </w:r>
+      <w:r>
+        <w:rPr>
+          <w:rFonts w:ascii="Consolas" w:hAnsi="Consolas"/>
+          <w:sz w:val="20"/>
+          <w:shd w:val="clear" w:fill="E6F0FA"/>
+        </w:rPr>
+        <w:t xml:space="preserve">txt</w:t>
+      </w:r>
+      <w:r>
+        <w:t xml:space="preserve">. Multiple </w:t>
+      </w:r>
+      <w:r>
+        <w:rPr>
+          <w:rFonts w:ascii="Consolas" w:hAnsi="Consolas"/>
+          <w:sz w:val="20"/>
+          <w:shd w:val="clear" w:fill="E6F0FA"/>
+        </w:rPr>
+        <w:t xml:space="preserve">files</w:t>
+      </w:r>
+      <w:r>
+        <w:t xml:space="preserve"> entries are supported — e.g. a top-level README plus submodule READMEs.</w:t>
+      </w:r>
+    </w:p>
+    <w:p>
+      <w:pPr>
+        <w:ind w:left="720"/>
+        <w:pBdr>
+          <w:left w:val="single" w:sz="12" w:space="4" w:color="CCCCCC"/>
+        </w:pBdr>
+      </w:pPr>
+      <w:r>
+        <w:rPr>
+          <w:b/>
+        </w:rPr>
         <w:t xml:space="preserve">Settings location note:</w:t>
       </w:r>
       <w:r>
@@ -1698,8 +1763,8 @@
       <w:pPr>
         <w:pStyle w:val="Heading3"/>
       </w:pPr>
-      <w:bookmarkStart w:id="3912" w:name="3-add-the-workflow"/>
-      <w:bookmarkEnd w:id="3912"/>
+      <w:bookmarkStart w:id="7992" w:name="3-add-the-workflow"/>
+      <w:bookmarkEnd w:id="7992"/>
       <w:r>
         <w:t xml:space="preserve">3. Add the workflow</w:t>
       </w:r>
@@ -2557,8 +2622,8 @@
       <w:pPr>
         <w:pStyle w:val="Heading3"/>
       </w:pPr>
-      <w:bookmarkStart w:id="1601" w:name="4-push-and-done"/>
-      <w:bookmarkEnd w:id="1601"/>
+      <w:bookmarkStart w:id="9275" w:name="4-push-and-done"/>
+      <w:bookmarkEnd w:id="9275"/>
       <w:r>
         <w:t xml:space="preserve">4. Push and done</w:t>
       </w:r>
@@ -2639,8 +2704,8 @@
       <w:pPr>
         <w:pStyle w:val="Heading2"/>
       </w:pPr>
-      <w:bookmarkStart w:id="9797" w:name="how-it-works"/>
-      <w:bookmarkEnd w:id="9797"/>
+      <w:bookmarkStart w:id="6977" w:name="how-it-works"/>
+      <w:bookmarkEnd w:id="6977"/>
       <w:r>
         <w:t xml:space="preserve">How It Works</w:t>
       </w:r>
@@ -2811,8 +2876,8 @@
       <w:pPr>
         <w:pStyle w:val="Heading3"/>
       </w:pPr>
-      <w:bookmarkStart w:id="3887" w:name="dependencies"/>
-      <w:bookmarkEnd w:id="3887"/>
+      <w:bookmarkStart w:id="2434" w:name="dependencies"/>
+      <w:bookmarkEnd w:id="2434"/>
       <w:r>
         <w:t xml:space="preserve">Dependencies</w:t>
       </w:r>
@@ -2897,8 +2962,8 @@
       <w:pPr>
         <w:pStyle w:val="Heading3"/>
       </w:pPr>
-      <w:bookmarkStart w:id="7151" w:name="run-locally"/>
-      <w:bookmarkEnd w:id="7151"/>
+      <w:bookmarkStart w:id="9876" w:name="run-locally"/>
+      <w:bookmarkEnd w:id="9876"/>
       <w:r>
         <w:t xml:space="preserve">Run Locally</w:t>
       </w:r>
@@ -3262,8 +3327,8 @@
       <w:pPr>
         <w:pStyle w:val="Heading2"/>
       </w:pPr>
-      <w:bookmarkStart w:id="8089" w:name="architecture-at-a-glance"/>
-      <w:bookmarkEnd w:id="8089"/>
+      <w:bookmarkStart w:id="9862" w:name="architecture-at-a-glance"/>
+      <w:bookmarkEnd w:id="9862"/>
       <w:r>
         <w:t xml:space="preserve">Architecture at a Glance</w:t>
       </w:r>
@@ -3324,8 +3389,8 @@
       <w:pPr>
         <w:pStyle w:val="Heading3"/>
       </w:pPr>
-      <w:bookmarkStart w:id="5660" w:name="1-parsing-read-it-line-by-line"/>
-      <w:bookmarkEnd w:id="5660"/>
+      <w:bookmarkStart w:id="2831" w:name="1-parsing-read-it-line-by-line"/>
+      <w:bookmarkEnd w:id="2831"/>
       <w:r>
         <w:t xml:space="preserve">1. Parsing — read it line by line</w:t>
       </w:r>
@@ -3379,8 +3444,8 @@
       <w:pPr>
         <w:pStyle w:val="Heading3"/>
       </w:pPr>
-      <w:bookmarkStart w:id="9192" w:name="2-the-conversion-table-strategy-pattern-expressed-as-data"/>
-      <w:bookmarkEnd w:id="9192"/>
+      <w:bookmarkStart w:id="1394" w:name="2-the-conversion-table-strategy-pattern-expressed-as-data"/>
+      <w:bookmarkEnd w:id="1394"/>
       <w:r>
         <w:t xml:space="preserve">2. The conversion table — strategy pattern, expressed as data</w:t>
       </w:r>
@@ -5424,8 +5489,8 @@
       <w:pPr>
         <w:pStyle w:val="Heading3"/>
       </w:pPr>
-      <w:bookmarkStart w:id="3602" w:name="3-post-cleanup-per-doc-type"/>
-      <w:bookmarkEnd w:id="3602"/>
+      <w:bookmarkStart w:id="973" w:name="3-post-cleanup-per-doc-type"/>
+      <w:bookmarkEnd w:id="973"/>
       <w:r>
         <w:t xml:space="preserve">3. Post-cleanup per doc type</w:t>
       </w:r>
@@ -5642,8 +5707,8 @@
       <w:pPr>
         <w:pStyle w:val="Heading2"/>
       </w:pPr>
-      <w:bookmarkStart w:id="8589" w:name="viewing-tips"/>
-      <w:bookmarkEnd w:id="8589"/>
+      <w:bookmarkStart w:id="7739" w:name="viewing-tips"/>
+      <w:bookmarkEnd w:id="7739"/>
       <w:r>
         <w:t xml:space="preserve">Viewing Tips</w:t>
       </w:r>
@@ -5731,8 +5796,8 @@
       <w:pPr>
         <w:pStyle w:val="Heading1"/>
       </w:pPr>
-      <w:bookmarkStart w:id="9765" w:name="test_tube-test-content"/>
-      <w:bookmarkEnd w:id="9765"/>
+      <w:bookmarkStart w:id="953" w:name="test_tube-test-content"/>
+      <w:bookmarkEnd w:id="953"/>
       <w:r>
         <w:t xml:space="preserve">🧪</w:t>
       </w:r>
@@ -5788,8 +5853,8 @@
       <w:pPr>
         <w:pStyle w:val="Heading2"/>
       </w:pPr>
-      <w:bookmarkStart w:id="4147" w:name="heading-level-2"/>
-      <w:bookmarkEnd w:id="4147"/>
+      <w:bookmarkStart w:id="4467" w:name="heading-level-2"/>
+      <w:bookmarkEnd w:id="4467"/>
       <w:r>
         <w:t xml:space="preserve">Heading Level 2</w:t>
       </w:r>
@@ -5798,8 +5863,8 @@
       <w:pPr>
         <w:pStyle w:val="Heading3"/>
       </w:pPr>
-      <w:bookmarkStart w:id="5811" w:name="heading-level-3"/>
-      <w:bookmarkEnd w:id="5811"/>
+      <w:bookmarkStart w:id="9818" w:name="heading-level-3"/>
+      <w:bookmarkEnd w:id="9818"/>
       <w:r>
         <w:t xml:space="preserve">Heading Level 3</w:t>
       </w:r>
@@ -5808,8 +5873,8 @@
       <w:pPr>
         <w:pStyle w:val="Heading4"/>
       </w:pPr>
-      <w:bookmarkStart w:id="9259" w:name="heading-level-4"/>
-      <w:bookmarkEnd w:id="9259"/>
+      <w:bookmarkStart w:id="6906" w:name="heading-level-4"/>
+      <w:bookmarkEnd w:id="6906"/>
       <w:r>
         <w:t xml:space="preserve">Heading Level 4</w:t>
       </w:r>
@@ -5818,8 +5883,8 @@
       <w:pPr>
         <w:pStyle w:val="Heading5"/>
       </w:pPr>
-      <w:bookmarkStart w:id="1416" w:name="heading-level-5"/>
-      <w:bookmarkEnd w:id="1416"/>
+      <w:bookmarkStart w:id="7759" w:name="heading-level-5"/>
+      <w:bookmarkEnd w:id="7759"/>
       <w:r>
         <w:t xml:space="preserve">Heading Level 5</w:t>
       </w:r>
@@ -5828,8 +5893,8 @@
       <w:pPr>
         <w:pStyle w:val="Heading6"/>
       </w:pPr>
-      <w:bookmarkStart w:id="7205" w:name="heading-level-6"/>
-      <w:bookmarkEnd w:id="7205"/>
+      <w:bookmarkStart w:id="8041" w:name="heading-level-6"/>
+      <w:bookmarkEnd w:id="8041"/>
       <w:r>
         <w:t xml:space="preserve">Heading Level 6</w:t>
       </w:r>
@@ -5838,8 +5903,8 @@
       <w:pPr>
         <w:pStyle w:val="Heading2"/>
       </w:pPr>
-      <w:bookmarkStart w:id="5108" w:name="text-formatting"/>
-      <w:bookmarkEnd w:id="5108"/>
+      <w:bookmarkStart w:id="8538" w:name="text-formatting"/>
+      <w:bookmarkEnd w:id="8538"/>
       <w:r>
         <w:t xml:space="preserve">Text Formatting</w:t>
       </w:r>
@@ -5970,8 +6035,8 @@
       <w:pPr>
         <w:pStyle w:val="Heading2"/>
       </w:pPr>
-      <w:bookmarkStart w:id="7118" w:name="links"/>
-      <w:bookmarkEnd w:id="7118"/>
+      <w:bookmarkStart w:id="5959" w:name="links"/>
+      <w:bookmarkEnd w:id="5959"/>
       <w:r>
         <w:t xml:space="preserve">Links</w:t>
       </w:r>
@@ -6129,8 +6194,8 @@
       <w:pPr>
         <w:pStyle w:val="Heading2"/>
       </w:pPr>
-      <w:bookmarkStart w:id="5645" w:name="images"/>
-      <w:bookmarkEnd w:id="5645"/>
+      <w:bookmarkStart w:id="4677" w:name="images"/>
+      <w:bookmarkEnd w:id="4677"/>
       <w:r>
         <w:t xml:space="preserve">Images</w:t>
       </w:r>
@@ -6491,8 +6556,8 @@
       <w:pPr>
         <w:pStyle w:val="Heading2"/>
       </w:pPr>
-      <w:bookmarkStart w:id="7149" w:name="blockquotes"/>
-      <w:bookmarkEnd w:id="7149"/>
+      <w:bookmarkStart w:id="6474" w:name="blockquotes"/>
+      <w:bookmarkEnd w:id="6474"/>
       <w:r>
         <w:t xml:space="preserve">Blockquotes</w:t>
       </w:r>
@@ -6542,8 +6607,8 @@
       <w:pPr>
         <w:pStyle w:val="Heading2"/>
       </w:pPr>
-      <w:bookmarkStart w:id="4965" w:name="alerts"/>
-      <w:bookmarkEnd w:id="4965"/>
+      <w:bookmarkStart w:id="582" w:name="alerts"/>
+      <w:bookmarkEnd w:id="582"/>
       <w:r>
         <w:t xml:space="preserve">Alerts</w:t>
       </w:r>
@@ -6682,8 +6747,8 @@
       <w:pPr>
         <w:pStyle w:val="Heading2"/>
       </w:pPr>
-      <w:bookmarkStart w:id="9930" w:name="unordered-lists"/>
-      <w:bookmarkEnd w:id="9930"/>
+      <w:bookmarkStart w:id="9321" w:name="unordered-lists"/>
+      <w:bookmarkEnd w:id="9321"/>
       <w:r>
         <w:t xml:space="preserve">Unordered Lists</w:t>
       </w:r>
@@ -6817,8 +6882,8 @@
       <w:pPr>
         <w:pStyle w:val="Heading2"/>
       </w:pPr>
-      <w:bookmarkStart w:id="119" w:name="ordered-lists"/>
-      <w:bookmarkEnd w:id="119"/>
+      <w:bookmarkStart w:id="616" w:name="ordered-lists"/>
+      <w:bookmarkEnd w:id="616"/>
       <w:r>
         <w:t xml:space="preserve">Ordered Lists</w:t>
       </w:r>
@@ -6887,8 +6952,8 @@
       <w:pPr>
         <w:pStyle w:val="Heading2"/>
       </w:pPr>
-      <w:bookmarkStart w:id="9529" w:name="task-lists"/>
-      <w:bookmarkEnd w:id="9529"/>
+      <w:bookmarkStart w:id="1697" w:name="task-lists"/>
+      <w:bookmarkEnd w:id="1697"/>
       <w:r>
         <w:t xml:space="preserve">Task Lists</w:t>
       </w:r>
@@ -6957,8 +7022,8 @@
       <w:pPr>
         <w:pStyle w:val="Heading2"/>
       </w:pPr>
-      <w:bookmarkStart w:id="4615" w:name="inline-code"/>
-      <w:bookmarkEnd w:id="4615"/>
+      <w:bookmarkStart w:id="1994" w:name="inline-code"/>
+      <w:bookmarkEnd w:id="1994"/>
       <w:r>
         <w:t xml:space="preserve">Inline Code</w:t>
       </w:r>
@@ -6994,8 +7059,8 @@
       <w:pPr>
         <w:pStyle w:val="Heading2"/>
       </w:pPr>
-      <w:bookmarkStart w:id="5947" w:name="fenced-code-blocks"/>
-      <w:bookmarkEnd w:id="5947"/>
+      <w:bookmarkStart w:id="9043" w:name="fenced-code-blocks"/>
+      <w:bookmarkEnd w:id="9043"/>
       <w:r>
         <w:t xml:space="preserve">Fenced Code Blocks</w:t>
       </w:r>
@@ -7349,8 +7414,8 @@
       <w:pPr>
         <w:pStyle w:val="Heading2"/>
       </w:pPr>
-      <w:bookmarkStart w:id="8739" w:name="tables"/>
-      <w:bookmarkEnd w:id="8739"/>
+      <w:bookmarkStart w:id="6948" w:name="tables"/>
+      <w:bookmarkEnd w:id="6948"/>
       <w:r>
         <w:t xml:space="preserve">Tables</w:t>
       </w:r>
@@ -7601,8 +7666,8 @@
       <w:pPr>
         <w:pStyle w:val="Heading2"/>
       </w:pPr>
-      <w:bookmarkStart w:id="9100" w:name="horizontal-rules"/>
-      <w:bookmarkEnd w:id="9100"/>
+      <w:bookmarkStart w:id="3049" w:name="horizontal-rules"/>
+      <w:bookmarkEnd w:id="3049"/>
       <w:r>
         <w:t xml:space="preserve">Horizontal Rules</w:t>
       </w:r>
@@ -7632,8 +7697,8 @@
       <w:pPr>
         <w:pStyle w:val="Heading2"/>
       </w:pPr>
-      <w:bookmarkStart w:id="3474" w:name="footnotes"/>
-      <w:bookmarkEnd w:id="3474"/>
+      <w:bookmarkStart w:id="7526" w:name="footnotes"/>
+      <w:bookmarkEnd w:id="7526"/>
       <w:r>
         <w:t xml:space="preserve">Footnotes</w:t>
       </w:r>
@@ -7693,8 +7758,8 @@
       <w:pPr>
         <w:pStyle w:val="Heading2"/>
       </w:pPr>
-      <w:bookmarkStart w:id="6422" w:name="emoji"/>
-      <w:bookmarkEnd w:id="6422"/>
+      <w:bookmarkStart w:id="7181" w:name="emoji"/>
+      <w:bookmarkEnd w:id="7181"/>
       <w:r>
         <w:t xml:space="preserve">Emoji</w:t>
       </w:r>
@@ -7756,8 +7821,8 @@
       <w:pPr>
         <w:pStyle w:val="Heading2"/>
       </w:pPr>
-      <w:bookmarkStart w:id="1368" w:name="color-codes"/>
-      <w:bookmarkEnd w:id="1368"/>
+      <w:bookmarkStart w:id="2458" w:name="color-codes"/>
+      <w:bookmarkEnd w:id="2458"/>
       <w:r>
         <w:t xml:space="preserve">Color Codes</w:t>
       </w:r>
@@ -7814,8 +7879,8 @@
       <w:pPr>
         <w:pStyle w:val="Heading2"/>
       </w:pPr>
-      <w:bookmarkStart w:id="8889" w:name="html-comments"/>
-      <w:bookmarkEnd w:id="8889"/>
+      <w:bookmarkStart w:id="2223" w:name="html-comments"/>
+      <w:bookmarkEnd w:id="2223"/>
       <w:r>
         <w:t xml:space="preserve">HTML Comments</w:t>
       </w:r>
@@ -7830,8 +7895,8 @@
       <w:pPr>
         <w:pStyle w:val="Heading2"/>
       </w:pPr>
-      <w:bookmarkStart w:id="6090" w:name="mixed-nesting"/>
-      <w:bookmarkEnd w:id="6090"/>
+      <w:bookmarkStart w:id="6517" w:name="mixed-nesting"/>
+      <w:bookmarkEnd w:id="6517"/>
       <w:r>
         <w:t xml:space="preserve">Mixed Nesting</w:t>
       </w:r>
@@ -8054,8 +8119,8 @@
         <w:ind w:left="360"/>
         <w:spacing w:after="40"/>
       </w:pPr>
-      <w:bookmarkStart w:id="6993" w:name="fn-1"/>
-      <w:bookmarkEnd w:id="6993"/>
+      <w:bookmarkStart w:id="1425" w:name="fn-1"/>
+      <w:bookmarkEnd w:id="1425"/>
       <w:r>
         <w:rPr>
           <w:b/>
@@ -8076,8 +8141,8 @@
           <w:pgMar w:top="1440" w:right="1440" w:bottom="1440" w:left="1440"/>
         </w:sectPr>
       </w:pPr>
-      <w:bookmarkStart w:id="2790" w:name="fn-longnote"/>
-      <w:bookmarkEnd w:id="2790"/>
+      <w:bookmarkStart w:id="8506" w:name="fn-longnote"/>
+      <w:bookmarkEnd w:id="8506"/>
       <w:r>
         <w:rPr>
           <w:b/>

--- a/README.docx
+++ b/README.docx
@@ -6,8 +6,8 @@
       <w:pPr>
         <w:pStyle w:val="Heading1"/>
       </w:pPr>
-      <w:bookmarkStart w:id="5781" w:name="rocket-gh-readme2rtf-docx-txt-auto-convert-github-readmes-to-rtf-docx-txt-tada"/>
-      <w:bookmarkEnd w:id="5781"/>
+      <w:bookmarkStart w:id="5623" w:name="rocket-gh-readme2rtf-docx-txt-auto-convert-github-readmes-to-rtf-docx-txt-tada"/>
+      <w:bookmarkEnd w:id="5623"/>
       <w:r>
         <w:t xml:space="preserve">🚀</w:t>
       </w:r>
@@ -171,8 +171,8 @@
       <w:pPr>
         <w:pStyle w:val="Heading2"/>
       </w:pPr>
-      <w:bookmarkStart w:id="2158" w:name="why"/>
-      <w:bookmarkEnd w:id="2158"/>
+      <w:bookmarkStart w:id="7146" w:name="why"/>
+      <w:bookmarkEnd w:id="7146"/>
       <w:r>
         <w:t xml:space="preserve">Why?</w:t>
       </w:r>
@@ -340,8 +340,8 @@
       <w:pPr>
         <w:pStyle w:val="Heading2"/>
       </w:pPr>
-      <w:bookmarkStart w:id="9906" w:name="what-you-get"/>
-      <w:bookmarkEnd w:id="9906"/>
+      <w:bookmarkStart w:id="9710" w:name="what-you-get"/>
+      <w:bookmarkEnd w:id="9710"/>
       <w:r>
         <w:t xml:space="preserve">What You Get</w:t>
       </w:r>
@@ -436,7 +436,7 @@
         <w:tc>
           <w:p>
             <w:r>
-              <w:t xml:space="preserve">✅</w:t>
+              <w:t xml:space="preserve">—</w:t>
             </w:r>
           </w:p>
         </w:tc>
@@ -544,7 +544,7 @@
         <w:tc>
           <w:p>
             <w:r>
-              <w:t xml:space="preserve">✅</w:t>
+              <w:t xml:space="preserve">—</w:t>
             </w:r>
           </w:p>
         </w:tc>
@@ -642,7 +642,7 @@
         <w:tc>
           <w:p>
             <w:r>
-              <w:t xml:space="preserve">—</w:t>
+              <w:t xml:space="preserve">✅</w:t>
             </w:r>
           </w:p>
         </w:tc>
@@ -680,7 +680,7 @@
         <w:tc>
           <w:p>
             <w:r>
-              <w:t xml:space="preserve">—</w:t>
+              <w:t xml:space="preserve">✅</w:t>
             </w:r>
           </w:p>
         </w:tc>
@@ -1035,15 +1035,48 @@
     </w:tbl>
     <w:p>
       <w:r>
-        <w:t xml:space="preserve">TXT output is a link-resolved plain-text render — markdown structure preserved, link targets rewritten, no binary formatting.</w:t>
+        <w:t xml:space="preserve">TXT output is a link-resolved plain-text render — markdown structure preserved, with relative </w:t>
+      </w:r>
+      <w:r>
+        <w:rPr>
+          <w:rFonts w:ascii="Consolas" w:hAnsi="Consolas"/>
+          <w:sz w:val="20"/>
+          <w:shd w:val="clear" w:fill="E6F0FA"/>
+        </w:rPr>
+        <w:t xml:space="preserve">&lt;w:r&gt;&lt;w:fldChar w:fldCharType="begin"/&gt;&lt;/w:r&gt;&lt;w:r&gt;&lt;w:instrText xml:space="preserve"&gt; HYPERLINK "path" &lt;/w:instrText&gt;&lt;/w:r&gt;&lt;w:r&gt;&lt;w:fldChar w:fldCharType="separate"/&gt;&lt;/w:r&gt;&lt;w:r&gt;&lt;w:rPr&gt;&lt;w:color w:val="365F91"/&gt;&lt;w:u w:val="single"/&gt;&lt;/w:rPr&gt;&lt;w:t xml:space="preserve"&gt;text&lt;/w:t&gt;&lt;/w:r&gt;&lt;w:r&gt;&lt;w:fldChar w:fldCharType="end"/&gt;&lt;/w:r&gt;</w:t>
+      </w:r>
+      <w:r>
+        <w:t xml:space="preserve"> links, </w:t>
+      </w:r>
+      <w:r>
+        <w:rPr>
+          <w:rFonts w:ascii="Consolas" w:hAnsi="Consolas"/>
+          <w:sz w:val="20"/>
+          <w:shd w:val="clear" w:fill="E6F0FA"/>
+        </w:rPr>
+        <w:t xml:space="preserve">@mentions</w:t>
+      </w:r>
+      <w:r>
+        <w:t xml:space="preserve">, and </w:t>
+      </w:r>
+      <w:r>
+        <w:rPr>
+          <w:rFonts w:ascii="Consolas" w:hAnsi="Consolas"/>
+          <w:sz w:val="20"/>
+          <w:shd w:val="clear" w:fill="E6F0FA"/>
+        </w:rPr>
+        <w:t xml:space="preserve">#issue</w:t>
+      </w:r>
+      <w:r>
+        <w:t xml:space="preserve"> refs all rewritten to full GitHub URLs. No binary formatting.</w:t>
       </w:r>
     </w:p>
     <w:p>
       <w:pPr>
         <w:pStyle w:val="Heading2"/>
       </w:pPr>
-      <w:bookmarkStart w:id="572" w:name="quick-start"/>
-      <w:bookmarkEnd w:id="572"/>
+      <w:bookmarkStart w:id="4227" w:name="quick-start"/>
+      <w:bookmarkEnd w:id="4227"/>
       <w:r>
         <w:t xml:space="preserve">Quick Start</w:t>
       </w:r>
@@ -1052,8 +1085,8 @@
       <w:pPr>
         <w:pStyle w:val="Heading3"/>
       </w:pPr>
-      <w:bookmarkStart w:id="7059" w:name="1-files-you-need-download-the-zip-from-releases-and-extract-at-your-repo-root"/>
-      <w:bookmarkEnd w:id="7059"/>
+      <w:bookmarkStart w:id="2221" w:name="1-files-you-need-download-the-zip-from-releases-and-extract-at-your-repo-root"/>
+      <w:bookmarkEnd w:id="2221"/>
       <w:r>
         <w:t xml:space="preserve">1. Files you need — download the zip from Releases and extract at your repo root</w:t>
       </w:r>
@@ -1530,8 +1563,8 @@
       <w:pPr>
         <w:pStyle w:val="Heading3"/>
       </w:pPr>
-      <w:bookmarkStart w:id="3542" w:name="2-configure-which-files-and-formats-to-generate"/>
-      <w:bookmarkEnd w:id="3542"/>
+      <w:bookmarkStart w:id="8211" w:name="2-configure-which-files-and-formats-to-generate"/>
+      <w:bookmarkEnd w:id="8211"/>
       <w:r>
         <w:t xml:space="preserve">2. Configure which files and formats to generate</w:t>
       </w:r>
@@ -2304,8 +2337,8 @@
       <w:pPr>
         <w:pStyle w:val="Heading3"/>
       </w:pPr>
-      <w:bookmarkStart w:id="5590" w:name="3-add-the-workflow"/>
-      <w:bookmarkEnd w:id="5590"/>
+      <w:bookmarkStart w:id="7510" w:name="3-add-the-workflow"/>
+      <w:bookmarkEnd w:id="7510"/>
       <w:r>
         <w:t xml:space="preserve">3. Add the workflow</w:t>
       </w:r>
@@ -3163,8 +3196,8 @@
       <w:pPr>
         <w:pStyle w:val="Heading3"/>
       </w:pPr>
-      <w:bookmarkStart w:id="6208" w:name="4-push-and-done"/>
-      <w:bookmarkEnd w:id="6208"/>
+      <w:bookmarkStart w:id="5699" w:name="4-push-and-done"/>
+      <w:bookmarkEnd w:id="5699"/>
       <w:r>
         <w:t xml:space="preserve">4. Push and done</w:t>
       </w:r>
@@ -3245,8 +3278,8 @@
       <w:pPr>
         <w:pStyle w:val="Heading2"/>
       </w:pPr>
-      <w:bookmarkStart w:id="8734" w:name="how-it-works"/>
-      <w:bookmarkEnd w:id="8734"/>
+      <w:bookmarkStart w:id="3775" w:name="how-it-works"/>
+      <w:bookmarkEnd w:id="3775"/>
       <w:r>
         <w:t xml:space="preserve">How It Works</w:t>
       </w:r>
@@ -3417,8 +3450,8 @@
       <w:pPr>
         <w:pStyle w:val="Heading3"/>
       </w:pPr>
-      <w:bookmarkStart w:id="3609" w:name="dependencies"/>
-      <w:bookmarkEnd w:id="3609"/>
+      <w:bookmarkStart w:id="5046" w:name="dependencies"/>
+      <w:bookmarkEnd w:id="5046"/>
       <w:r>
         <w:t xml:space="preserve">Dependencies</w:t>
       </w:r>
@@ -3503,8 +3536,8 @@
       <w:pPr>
         <w:pStyle w:val="Heading3"/>
       </w:pPr>
-      <w:bookmarkStart w:id="1571" w:name="run-locally"/>
-      <w:bookmarkEnd w:id="1571"/>
+      <w:bookmarkStart w:id="6097" w:name="run-locally"/>
+      <w:bookmarkEnd w:id="6097"/>
       <w:r>
         <w:t xml:space="preserve">Run Locally</w:t>
       </w:r>
@@ -3868,8 +3901,8 @@
       <w:pPr>
         <w:pStyle w:val="Heading2"/>
       </w:pPr>
-      <w:bookmarkStart w:id="5570" w:name="architecture-at-a-glance"/>
-      <w:bookmarkEnd w:id="5570"/>
+      <w:bookmarkStart w:id="1457" w:name="architecture-at-a-glance"/>
+      <w:bookmarkEnd w:id="1457"/>
       <w:r>
         <w:t xml:space="preserve">Architecture at a Glance</w:t>
       </w:r>
@@ -3930,8 +3963,8 @@
       <w:pPr>
         <w:pStyle w:val="Heading3"/>
       </w:pPr>
-      <w:bookmarkStart w:id="5017" w:name="1-parsing-read-it-line-by-line"/>
-      <w:bookmarkEnd w:id="5017"/>
+      <w:bookmarkStart w:id="7111" w:name="1-parsing-read-it-line-by-line"/>
+      <w:bookmarkEnd w:id="7111"/>
       <w:r>
         <w:t xml:space="preserve">1. Parsing — read it line by line</w:t>
       </w:r>
@@ -3985,8 +4018,8 @@
       <w:pPr>
         <w:pStyle w:val="Heading3"/>
       </w:pPr>
-      <w:bookmarkStart w:id="1715" w:name="2-the-conversion-table-strategy-pattern-expressed-as-data"/>
-      <w:bookmarkEnd w:id="1715"/>
+      <w:bookmarkStart w:id="243" w:name="2-the-conversion-table-strategy-pattern-expressed-as-data"/>
+      <w:bookmarkEnd w:id="243"/>
       <w:r>
         <w:t xml:space="preserve">2. The conversion table — strategy pattern, expressed as data</w:t>
       </w:r>
@@ -6030,8 +6063,8 @@
       <w:pPr>
         <w:pStyle w:val="Heading3"/>
       </w:pPr>
-      <w:bookmarkStart w:id="6425" w:name="3-post-cleanup-per-doc-type"/>
-      <w:bookmarkEnd w:id="6425"/>
+      <w:bookmarkStart w:id="9971" w:name="3-post-cleanup-per-doc-type"/>
+      <w:bookmarkEnd w:id="9971"/>
       <w:r>
         <w:t xml:space="preserve">3. Post-cleanup per doc type</w:t>
       </w:r>
@@ -6228,17 +6261,50 @@
                 <w:sz w:val="20"/>
                 <w:shd w:val="clear" w:fill="E6F0FA"/>
               </w:rPr>
-              <w:t xml:space="preserve">_txt_resolve_relative_links_only</w:t>
-            </w:r>
-            <w:r>
-              <w:t xml:space="preserve"> rewrites relative links to full GitHub URLs</w:t>
-            </w:r>
-          </w:p>
-        </w:tc>
-        <w:tc>
-          <w:p>
-            <w:r>
-              <w:t xml:space="preserve">Plain text has nothing else to process</w:t>
+              <w:t xml:space="preserve">convert_markdown_to_txt</w:t>
+            </w:r>
+            <w:r>
+              <w:t xml:space="preserve"> rewrites relative links, </w:t>
+            </w:r>
+            <w:r>
+              <w:rPr>
+                <w:rFonts w:ascii="Consolas" w:hAnsi="Consolas"/>
+                <w:sz w:val="20"/>
+                <w:shd w:val="clear" w:fill="E6F0FA"/>
+              </w:rPr>
+              <w:t xml:space="preserve">@mentions</w:t>
+            </w:r>
+            <w:r>
+              <w:t xml:space="preserve">, and </w:t>
+            </w:r>
+            <w:r>
+              <w:rPr>
+                <w:rFonts w:ascii="Consolas" w:hAnsi="Consolas"/>
+                <w:sz w:val="20"/>
+                <w:shd w:val="clear" w:fill="E6F0FA"/>
+              </w:rPr>
+              <w:t xml:space="preserve">#issue</w:t>
+            </w:r>
+            <w:r>
+              <w:t xml:space="preserve"> refs to full GitHub URLs</w:t>
+            </w:r>
+          </w:p>
+        </w:tc>
+        <w:tc>
+          <w:p>
+            <w:r>
+              <w:t xml:space="preserve">Plain text carries URLs as markdown links (</w:t>
+            </w:r>
+            <w:r>
+              <w:rPr>
+                <w:rFonts w:ascii="Consolas" w:hAnsi="Consolas"/>
+                <w:sz w:val="20"/>
+                <w:shd w:val="clear" w:fill="E6F0FA"/>
+              </w:rPr>
+              <w:t xml:space="preserve">&lt;w:r&gt;&lt;w:fldChar w:fldCharType="begin"/&gt;&lt;/w:r&gt;&lt;w:r&gt;&lt;w:instrText xml:space="preserve"&gt; HYPERLINK "url" &lt;/w:instrText&gt;&lt;/w:r&gt;&lt;w:r&gt;&lt;w:fldChar w:fldCharType="separate"/&gt;&lt;/w:r&gt;&lt;w:r&gt;&lt;w:rPr&gt;&lt;w:color w:val="365F91"/&gt;&lt;w:u w:val="single"/&gt;&lt;/w:rPr&gt;&lt;w:t xml:space="preserve"&gt;@name&lt;/w:t&gt;&lt;/w:r&gt;&lt;w:r&gt;&lt;w:fldChar w:fldCharType="end"/&gt;&lt;/w:r&gt;</w:t>
+            </w:r>
+            <w:r>
+              <w:t xml:space="preserve">) so tokens stay human-readable and tool-reprocessable</w:t>
             </w:r>
           </w:p>
         </w:tc>
@@ -6248,8 +6314,8 @@
       <w:pPr>
         <w:pStyle w:val="Heading2"/>
       </w:pPr>
-      <w:bookmarkStart w:id="1952" w:name="viewing-tips"/>
-      <w:bookmarkEnd w:id="1952"/>
+      <w:bookmarkStart w:id="1158" w:name="viewing-tips"/>
+      <w:bookmarkEnd w:id="1158"/>
       <w:r>
         <w:t xml:space="preserve">Viewing Tips</w:t>
       </w:r>
@@ -6337,8 +6403,8 @@
       <w:pPr>
         <w:pStyle w:val="Heading1"/>
       </w:pPr>
-      <w:bookmarkStart w:id="1233" w:name="test_tube-test-content"/>
-      <w:bookmarkEnd w:id="1233"/>
+      <w:bookmarkStart w:id="3594" w:name="test_tube-test-content"/>
+      <w:bookmarkEnd w:id="3594"/>
       <w:r>
         <w:t xml:space="preserve">🧪</w:t>
       </w:r>
@@ -6394,8 +6460,8 @@
       <w:pPr>
         <w:pStyle w:val="Heading2"/>
       </w:pPr>
-      <w:bookmarkStart w:id="5660" w:name="heading-level-2"/>
-      <w:bookmarkEnd w:id="5660"/>
+      <w:bookmarkStart w:id="3291" w:name="heading-level-2"/>
+      <w:bookmarkEnd w:id="3291"/>
       <w:r>
         <w:t xml:space="preserve">Heading Level 2</w:t>
       </w:r>
@@ -6404,8 +6470,8 @@
       <w:pPr>
         <w:pStyle w:val="Heading3"/>
       </w:pPr>
-      <w:bookmarkStart w:id="3796" w:name="heading-level-3"/>
-      <w:bookmarkEnd w:id="3796"/>
+      <w:bookmarkStart w:id="64" w:name="heading-level-3"/>
+      <w:bookmarkEnd w:id="64"/>
       <w:r>
         <w:t xml:space="preserve">Heading Level 3</w:t>
       </w:r>
@@ -6414,8 +6480,8 @@
       <w:pPr>
         <w:pStyle w:val="Heading4"/>
       </w:pPr>
-      <w:bookmarkStart w:id="3568" w:name="heading-level-4"/>
-      <w:bookmarkEnd w:id="3568"/>
+      <w:bookmarkStart w:id="6836" w:name="heading-level-4"/>
+      <w:bookmarkEnd w:id="6836"/>
       <w:r>
         <w:t xml:space="preserve">Heading Level 4</w:t>
       </w:r>
@@ -6424,8 +6490,8 @@
       <w:pPr>
         <w:pStyle w:val="Heading5"/>
       </w:pPr>
-      <w:bookmarkStart w:id="2077" w:name="heading-level-5"/>
-      <w:bookmarkEnd w:id="2077"/>
+      <w:bookmarkStart w:id="7348" w:name="heading-level-5"/>
+      <w:bookmarkEnd w:id="7348"/>
       <w:r>
         <w:t xml:space="preserve">Heading Level 5</w:t>
       </w:r>
@@ -6434,8 +6500,8 @@
       <w:pPr>
         <w:pStyle w:val="Heading6"/>
       </w:pPr>
-      <w:bookmarkStart w:id="6812" w:name="heading-level-6"/>
-      <w:bookmarkEnd w:id="6812"/>
+      <w:bookmarkStart w:id="1285" w:name="heading-level-6"/>
+      <w:bookmarkEnd w:id="1285"/>
       <w:r>
         <w:t xml:space="preserve">Heading Level 6</w:t>
       </w:r>
@@ -6444,8 +6510,8 @@
       <w:pPr>
         <w:pStyle w:val="Heading2"/>
       </w:pPr>
-      <w:bookmarkStart w:id="2908" w:name="text-formatting"/>
-      <w:bookmarkEnd w:id="2908"/>
+      <w:bookmarkStart w:id="15" w:name="text-formatting"/>
+      <w:bookmarkEnd w:id="15"/>
       <w:r>
         <w:t xml:space="preserve">Text Formatting</w:t>
       </w:r>
@@ -6576,8 +6642,8 @@
       <w:pPr>
         <w:pStyle w:val="Heading2"/>
       </w:pPr>
-      <w:bookmarkStart w:id="5455" w:name="links"/>
-      <w:bookmarkEnd w:id="5455"/>
+      <w:bookmarkStart w:id="7213" w:name="links"/>
+      <w:bookmarkEnd w:id="7213"/>
       <w:r>
         <w:t xml:space="preserve">Links</w:t>
       </w:r>
@@ -6735,8 +6801,8 @@
       <w:pPr>
         <w:pStyle w:val="Heading2"/>
       </w:pPr>
-      <w:bookmarkStart w:id="6927" w:name="images"/>
-      <w:bookmarkEnd w:id="6927"/>
+      <w:bookmarkStart w:id="7866" w:name="images"/>
+      <w:bookmarkEnd w:id="7866"/>
       <w:r>
         <w:t xml:space="preserve">Images</w:t>
       </w:r>
@@ -7097,8 +7163,8 @@
       <w:pPr>
         <w:pStyle w:val="Heading2"/>
       </w:pPr>
-      <w:bookmarkStart w:id="8403" w:name="blockquotes"/>
-      <w:bookmarkEnd w:id="8403"/>
+      <w:bookmarkStart w:id="8379" w:name="blockquotes"/>
+      <w:bookmarkEnd w:id="8379"/>
       <w:r>
         <w:t xml:space="preserve">Blockquotes</w:t>
       </w:r>
@@ -7148,8 +7214,8 @@
       <w:pPr>
         <w:pStyle w:val="Heading2"/>
       </w:pPr>
-      <w:bookmarkStart w:id="3132" w:name="alerts"/>
-      <w:bookmarkEnd w:id="3132"/>
+      <w:bookmarkStart w:id="7309" w:name="alerts"/>
+      <w:bookmarkEnd w:id="7309"/>
       <w:r>
         <w:t xml:space="preserve">Alerts</w:t>
       </w:r>
@@ -7288,8 +7354,8 @@
       <w:pPr>
         <w:pStyle w:val="Heading2"/>
       </w:pPr>
-      <w:bookmarkStart w:id="8217" w:name="unordered-lists"/>
-      <w:bookmarkEnd w:id="8217"/>
+      <w:bookmarkStart w:id="5378" w:name="unordered-lists"/>
+      <w:bookmarkEnd w:id="5378"/>
       <w:r>
         <w:t xml:space="preserve">Unordered Lists</w:t>
       </w:r>
@@ -7423,8 +7489,8 @@
       <w:pPr>
         <w:pStyle w:val="Heading2"/>
       </w:pPr>
-      <w:bookmarkStart w:id="1333" w:name="ordered-lists"/>
-      <w:bookmarkEnd w:id="1333"/>
+      <w:bookmarkStart w:id="3627" w:name="ordered-lists"/>
+      <w:bookmarkEnd w:id="3627"/>
       <w:r>
         <w:t xml:space="preserve">Ordered Lists</w:t>
       </w:r>
@@ -7493,8 +7559,8 @@
       <w:pPr>
         <w:pStyle w:val="Heading2"/>
       </w:pPr>
-      <w:bookmarkStart w:id="4424" w:name="task-lists"/>
-      <w:bookmarkEnd w:id="4424"/>
+      <w:bookmarkStart w:id="2069" w:name="task-lists"/>
+      <w:bookmarkEnd w:id="2069"/>
       <w:r>
         <w:t xml:space="preserve">Task Lists</w:t>
       </w:r>
@@ -7563,8 +7629,8 @@
       <w:pPr>
         <w:pStyle w:val="Heading2"/>
       </w:pPr>
-      <w:bookmarkStart w:id="7267" w:name="inline-code"/>
-      <w:bookmarkEnd w:id="7267"/>
+      <w:bookmarkStart w:id="3193" w:name="inline-code"/>
+      <w:bookmarkEnd w:id="3193"/>
       <w:r>
         <w:t xml:space="preserve">Inline Code</w:t>
       </w:r>
@@ -7600,8 +7666,8 @@
       <w:pPr>
         <w:pStyle w:val="Heading2"/>
       </w:pPr>
-      <w:bookmarkStart w:id="3801" w:name="fenced-code-blocks"/>
-      <w:bookmarkEnd w:id="3801"/>
+      <w:bookmarkStart w:id="3135" w:name="fenced-code-blocks"/>
+      <w:bookmarkEnd w:id="3135"/>
       <w:r>
         <w:t xml:space="preserve">Fenced Code Blocks</w:t>
       </w:r>
@@ -7955,8 +8021,8 @@
       <w:pPr>
         <w:pStyle w:val="Heading2"/>
       </w:pPr>
-      <w:bookmarkStart w:id="912" w:name="tables"/>
-      <w:bookmarkEnd w:id="912"/>
+      <w:bookmarkStart w:id="1809" w:name="tables"/>
+      <w:bookmarkEnd w:id="1809"/>
       <w:r>
         <w:t xml:space="preserve">Tables</w:t>
       </w:r>
@@ -8207,8 +8273,8 @@
       <w:pPr>
         <w:pStyle w:val="Heading2"/>
       </w:pPr>
-      <w:bookmarkStart w:id="9916" w:name="horizontal-rules"/>
-      <w:bookmarkEnd w:id="9916"/>
+      <w:bookmarkStart w:id="9305" w:name="horizontal-rules"/>
+      <w:bookmarkEnd w:id="9305"/>
       <w:r>
         <w:t xml:space="preserve">Horizontal Rules</w:t>
       </w:r>
@@ -8238,8 +8304,8 @@
       <w:pPr>
         <w:pStyle w:val="Heading2"/>
       </w:pPr>
-      <w:bookmarkStart w:id="1560" w:name="footnotes"/>
-      <w:bookmarkEnd w:id="1560"/>
+      <w:bookmarkStart w:id="7993" w:name="footnotes"/>
+      <w:bookmarkEnd w:id="7993"/>
       <w:r>
         <w:t xml:space="preserve">Footnotes</w:t>
       </w:r>
@@ -8299,8 +8365,8 @@
       <w:pPr>
         <w:pStyle w:val="Heading2"/>
       </w:pPr>
-      <w:bookmarkStart w:id="1930" w:name="emoji"/>
-      <w:bookmarkEnd w:id="1930"/>
+      <w:bookmarkStart w:id="3120" w:name="emoji"/>
+      <w:bookmarkEnd w:id="3120"/>
       <w:r>
         <w:t xml:space="preserve">Emoji</w:t>
       </w:r>
@@ -8362,8 +8428,8 @@
       <w:pPr>
         <w:pStyle w:val="Heading2"/>
       </w:pPr>
-      <w:bookmarkStart w:id="9755" w:name="color-codes"/>
-      <w:bookmarkEnd w:id="9755"/>
+      <w:bookmarkStart w:id="3008" w:name="color-codes"/>
+      <w:bookmarkEnd w:id="3008"/>
       <w:r>
         <w:t xml:space="preserve">Color Codes</w:t>
       </w:r>
@@ -8420,8 +8486,8 @@
       <w:pPr>
         <w:pStyle w:val="Heading2"/>
       </w:pPr>
-      <w:bookmarkStart w:id="7655" w:name="html-comments"/>
-      <w:bookmarkEnd w:id="7655"/>
+      <w:bookmarkStart w:id="4458" w:name="html-comments"/>
+      <w:bookmarkEnd w:id="4458"/>
       <w:r>
         <w:t xml:space="preserve">HTML Comments</w:t>
       </w:r>
@@ -8436,8 +8502,8 @@
       <w:pPr>
         <w:pStyle w:val="Heading2"/>
       </w:pPr>
-      <w:bookmarkStart w:id="3584" w:name="mixed-nesting"/>
-      <w:bookmarkEnd w:id="3584"/>
+      <w:bookmarkStart w:id="1588" w:name="mixed-nesting"/>
+      <w:bookmarkEnd w:id="1588"/>
       <w:r>
         <w:t xml:space="preserve">Mixed Nesting</w:t>
       </w:r>
@@ -8660,8 +8726,8 @@
         <w:ind w:left="360"/>
         <w:spacing w:after="40"/>
       </w:pPr>
-      <w:bookmarkStart w:id="8064" w:name="fn-1"/>
-      <w:bookmarkEnd w:id="8064"/>
+      <w:bookmarkStart w:id="9321" w:name="fn-1"/>
+      <w:bookmarkEnd w:id="9321"/>
       <w:r>
         <w:rPr>
           <w:b/>
@@ -8682,8 +8748,8 @@
           <w:pgMar w:top="1440" w:right="1440" w:bottom="1440" w:left="1440"/>
         </w:sectPr>
       </w:pPr>
-      <w:bookmarkStart w:id="3404" w:name="fn-longnote"/>
-      <w:bookmarkEnd w:id="3404"/>
+      <w:bookmarkStart w:id="1981" w:name="fn-longnote"/>
+      <w:bookmarkEnd w:id="1981"/>
       <w:r>
         <w:rPr>
           <w:b/>
